--- a/discoverer-neo/docs/user-guide/manual/Discoverer-Neo-ADMIN-Guide-Quick-fr-FR.docx
+++ b/discoverer-neo/docs/user-guide/manual/Discoverer-Neo-ADMIN-Guide-Quick-fr-FR.docx
@@ -54,7 +54,7 @@
           <w:sz w:val="22"/>
           <w:szCs w:val="22"/>
         </w:rPr>
-        <w:t>Version 2.0.0</w:t>
+        <w:t>Version 2.0.1</w:t>
       </w:r>
     </w:p>
     <w:p>
@@ -74,7 +74,7 @@
     <w:sdt>
       <w:sdtPr>
         <w:alias w:val="Sommaire"/>
-        <w:id w:val="-1975819930"/>
+        <w:id w:val="-1073340907"/>
       </w:sdtPr>
       <w:sdtEndPr/>
       <w:sdtContent>
@@ -102,7 +102,7 @@
           <w:r>
             <w:fldChar w:fldCharType="separate"/>
           </w:r>
-          <w:hyperlink w:anchor="_Toc241668414" w:history="1">
+          <w:hyperlink w:anchor="_Toc241670945" w:history="1">
             <w:r>
               <w:rPr>
                 <w:rStyle w:val="Hiperligao"/>
@@ -126,7 +126,7 @@
               <w:rPr>
                 <w:noProof/>
               </w:rPr>
-              <w:instrText xml:space="preserve"> PAGEREF _Toc241668414 \h </w:instrText>
+              <w:instrText xml:space="preserve"> PAGEREF _Toc241670945 \h </w:instrText>
             </w:r>
             <w:r>
               <w:rPr>
@@ -168,7 +168,7 @@
               <w14:ligatures w14:val="standardContextual"/>
             </w:rPr>
           </w:pPr>
-          <w:hyperlink w:anchor="_Toc241668415" w:history="1">
+          <w:hyperlink w:anchor="_Toc241670946" w:history="1">
             <w:r>
               <w:rPr>
                 <w:rStyle w:val="Hiperligao"/>
@@ -192,7 +192,7 @@
               <w:rPr>
                 <w:noProof/>
               </w:rPr>
-              <w:instrText xml:space="preserve"> PAGEREF _Toc241668415 \h </w:instrText>
+              <w:instrText xml:space="preserve"> PAGEREF _Toc241670946 \h </w:instrText>
             </w:r>
             <w:r>
               <w:rPr>
@@ -234,7 +234,7 @@
               <w14:ligatures w14:val="standardContextual"/>
             </w:rPr>
           </w:pPr>
-          <w:hyperlink w:anchor="_Toc241668416" w:history="1">
+          <w:hyperlink w:anchor="_Toc241670947" w:history="1">
             <w:r>
               <w:rPr>
                 <w:rStyle w:val="Hiperligao"/>
@@ -258,7 +258,7 @@
               <w:rPr>
                 <w:noProof/>
               </w:rPr>
-              <w:instrText xml:space="preserve"> PAGEREF _Toc241668416 \h </w:instrText>
+              <w:instrText xml:space="preserve"> PAGEREF _Toc241670947 \h </w:instrText>
             </w:r>
             <w:r>
               <w:rPr>
@@ -300,7 +300,7 @@
               <w14:ligatures w14:val="standardContextual"/>
             </w:rPr>
           </w:pPr>
-          <w:hyperlink w:anchor="_Toc241668417" w:history="1">
+          <w:hyperlink w:anchor="_Toc241670948" w:history="1">
             <w:r>
               <w:rPr>
                 <w:rStyle w:val="Hiperligao"/>
@@ -324,7 +324,7 @@
               <w:rPr>
                 <w:noProof/>
               </w:rPr>
-              <w:instrText xml:space="preserve"> PAGEREF _Toc241668417 \h </w:instrText>
+              <w:instrText xml:space="preserve"> PAGEREF _Toc241670948 \h </w:instrText>
             </w:r>
             <w:r>
               <w:rPr>
@@ -366,7 +366,7 @@
               <w14:ligatures w14:val="standardContextual"/>
             </w:rPr>
           </w:pPr>
-          <w:hyperlink w:anchor="_Toc241668418" w:history="1">
+          <w:hyperlink w:anchor="_Toc241670949" w:history="1">
             <w:r>
               <w:rPr>
                 <w:rStyle w:val="Hiperligao"/>
@@ -390,7 +390,7 @@
               <w:rPr>
                 <w:noProof/>
               </w:rPr>
-              <w:instrText xml:space="preserve"> PAGEREF _Toc241668418 \h </w:instrText>
+              <w:instrText xml:space="preserve"> PAGEREF _Toc241670949 \h </w:instrText>
             </w:r>
             <w:r>
               <w:rPr>
@@ -432,7 +432,7 @@
               <w14:ligatures w14:val="standardContextual"/>
             </w:rPr>
           </w:pPr>
-          <w:hyperlink w:anchor="_Toc241668419" w:history="1">
+          <w:hyperlink w:anchor="_Toc241670950" w:history="1">
             <w:r>
               <w:rPr>
                 <w:rStyle w:val="Hiperligao"/>
@@ -456,7 +456,7 @@
               <w:rPr>
                 <w:noProof/>
               </w:rPr>
-              <w:instrText xml:space="preserve"> PAGEREF _Toc241668419 \h </w:instrText>
+              <w:instrText xml:space="preserve"> PAGEREF _Toc241670950 \h </w:instrText>
             </w:r>
             <w:r>
               <w:rPr>
@@ -498,7 +498,7 @@
               <w14:ligatures w14:val="standardContextual"/>
             </w:rPr>
           </w:pPr>
-          <w:hyperlink w:anchor="_Toc241668420" w:history="1">
+          <w:hyperlink w:anchor="_Toc241670951" w:history="1">
             <w:r>
               <w:rPr>
                 <w:rStyle w:val="Hiperligao"/>
@@ -522,7 +522,7 @@
               <w:rPr>
                 <w:noProof/>
               </w:rPr>
-              <w:instrText xml:space="preserve"> PAGEREF _Toc241668420 \h </w:instrText>
+              <w:instrText xml:space="preserve"> PAGEREF _Toc241670951 \h </w:instrText>
             </w:r>
             <w:r>
               <w:rPr>
@@ -564,7 +564,7 @@
               <w14:ligatures w14:val="standardContextual"/>
             </w:rPr>
           </w:pPr>
-          <w:hyperlink w:anchor="_Toc241668421" w:history="1">
+          <w:hyperlink w:anchor="_Toc241670952" w:history="1">
             <w:r>
               <w:rPr>
                 <w:rStyle w:val="Hiperligao"/>
@@ -588,7 +588,7 @@
               <w:rPr>
                 <w:noProof/>
               </w:rPr>
-              <w:instrText xml:space="preserve"> PAGEREF _Toc241668421 \h </w:instrText>
+              <w:instrText xml:space="preserve"> PAGEREF _Toc241670952 \h </w:instrText>
             </w:r>
             <w:r>
               <w:rPr>
@@ -630,7 +630,7 @@
               <w14:ligatures w14:val="standardContextual"/>
             </w:rPr>
           </w:pPr>
-          <w:hyperlink w:anchor="_Toc241668422" w:history="1">
+          <w:hyperlink w:anchor="_Toc241670953" w:history="1">
             <w:r>
               <w:rPr>
                 <w:rStyle w:val="Hiperligao"/>
@@ -654,7 +654,7 @@
               <w:rPr>
                 <w:noProof/>
               </w:rPr>
-              <w:instrText xml:space="preserve"> PAGEREF _Toc241668422 \h </w:instrText>
+              <w:instrText xml:space="preserve"> PAGEREF _Toc241670953 \h </w:instrText>
             </w:r>
             <w:r>
               <w:rPr>
@@ -696,7 +696,7 @@
               <w14:ligatures w14:val="standardContextual"/>
             </w:rPr>
           </w:pPr>
-          <w:hyperlink w:anchor="_Toc241668423" w:history="1">
+          <w:hyperlink w:anchor="_Toc241670954" w:history="1">
             <w:r>
               <w:rPr>
                 <w:rStyle w:val="Hiperligao"/>
@@ -720,7 +720,7 @@
               <w:rPr>
                 <w:noProof/>
               </w:rPr>
-              <w:instrText xml:space="preserve"> PAGEREF _Toc241668423 \h </w:instrText>
+              <w:instrText xml:space="preserve"> PAGEREF _Toc241670954 \h </w:instrText>
             </w:r>
             <w:r>
               <w:rPr>
@@ -768,7 +768,7 @@
       <w:pPr>
         <w:pStyle w:val="Ttulo1"/>
       </w:pPr>
-      <w:bookmarkStart w:id="0" w:name="_Toc241668414"/>
+      <w:bookmarkStart w:id="0" w:name="_Toc241670945"/>
       <w:r>
         <w:lastRenderedPageBreak/>
         <w:t>Votre rôle en une page</w:t>
@@ -1415,7 +1415,7 @@
           <w:noProof/>
         </w:rPr>
         <w:drawing>
-          <wp:inline distT="0" distB="0" distL="0" distR="0" wp14:anchorId="0607C728" wp14:editId="73700851">
+          <wp:inline distT="0" distB="0" distL="0" distR="0" wp14:anchorId="15E6CA1B" wp14:editId="51E43E0E">
             <wp:extent cx="5715000" cy="3571875"/>
             <wp:effectExtent l="0" t="0" r="0" b="0"/>
             <wp:docPr id="187" name="01-login.png" descr="La page de connexion avec E-mail, Mot de passe, Rester connecté et le bouton Se connecter." title="La page de connexion avec E-mail, Mot de passe, Rester connecté et le bouton Se connecter."/>
@@ -1468,7 +1468,7 @@
         <w:pStyle w:val="Ttulo1"/>
         <w:pageBreakBefore/>
       </w:pPr>
-      <w:bookmarkStart w:id="1" w:name="_Toc241668415"/>
+      <w:bookmarkStart w:id="1" w:name="_Toc241670946"/>
       <w:r>
         <w:lastRenderedPageBreak/>
         <w:t>Tableau de bord et cartes</w:t>
@@ -1511,7 +1511,7 @@
           <w:noProof/>
         </w:rPr>
         <w:drawing>
-          <wp:inline distT="0" distB="0" distL="0" distR="0" wp14:anchorId="2BFC13DF" wp14:editId="00932303">
+          <wp:inline distT="0" distB="0" distL="0" distR="0" wp14:anchorId="3C2D8D88" wp14:editId="3A9B6A35">
             <wp:extent cx="5715000" cy="3429000"/>
             <wp:effectExtent l="0" t="0" r="0" b="0"/>
             <wp:docPr id="188" name="02-maps-all.png" descr="La liste Cartes, onglet Tous, avec toutes les icônes de ligne et la section Classeurs au-dessus." title="La liste Cartes, onglet Tous, avec toutes les icônes de ligne et la section Classeurs au-dessus."/>
@@ -2040,7 +2040,7 @@
         <w:pStyle w:val="Ttulo1"/>
         <w:pageBreakBefore/>
       </w:pPr>
-      <w:bookmarkStart w:id="2" w:name="_Toc241668416"/>
+      <w:bookmarkStart w:id="2" w:name="_Toc241670947"/>
       <w:r>
         <w:lastRenderedPageBreak/>
         <w:t>Créateur de cartes et visionneuse</w:t>
@@ -2063,7 +2063,7 @@
           <w:noProof/>
         </w:rPr>
         <w:drawing>
-          <wp:inline distT="0" distB="0" distL="0" distR="0" wp14:anchorId="27B2EB21" wp14:editId="15F31DF2">
+          <wp:inline distT="0" distB="0" distL="0" distR="0" wp14:anchorId="774637E3" wp14:editId="5BDAE7FD">
             <wp:extent cx="5715000" cy="3571875"/>
             <wp:effectExtent l="0" t="0" r="0" b="0"/>
             <wp:docPr id="189" name="03-viewer-results.png" descr="Les résultats d'exécution avec les boutons SQL et Plan à côté des boutons Excel, CSV et PDF." title="Les résultats d'exécution avec les boutons SQL et Plan à côté des boutons Excel, CSV et PDF."/>
@@ -2695,7 +2695,7 @@
         <w:pStyle w:val="Ttulo1"/>
         <w:pageBreakBefore/>
       </w:pPr>
-      <w:bookmarkStart w:id="3" w:name="_Toc241668417"/>
+      <w:bookmarkStart w:id="3" w:name="_Toc241670948"/>
       <w:r>
         <w:lastRenderedPageBreak/>
         <w:t>Exécutions, exportations et planifications</w:t>
@@ -2748,7 +2748,7 @@
           <w:noProof/>
         </w:rPr>
         <w:drawing>
-          <wp:inline distT="0" distB="0" distL="0" distR="0" wp14:anchorId="2AD07A6F" wp14:editId="1AF5C849">
+          <wp:inline distT="0" distB="0" distL="0" distR="0" wp14:anchorId="7802BDBB" wp14:editId="1C35B38F">
             <wp:extent cx="5715000" cy="3571875"/>
             <wp:effectExtent l="0" t="0" r="0" b="0"/>
             <wp:docPr id="190" name="04-runs-every-user.png" descr="La page Exécutions avec les exécutions de tous les utilisateurs affichées." title="La page Exécutions avec les exécutions de tous les utilisateurs affichées."/>
@@ -3358,7 +3358,7 @@
         <w:pStyle w:val="Ttulo1"/>
         <w:pageBreakBefore/>
       </w:pPr>
-      <w:bookmarkStart w:id="4" w:name="_Toc241668418"/>
+      <w:bookmarkStart w:id="4" w:name="_Toc241670949"/>
       <w:r>
         <w:lastRenderedPageBreak/>
         <w:t>Domaines d'activité et accès</w:t>
@@ -3391,7 +3391,7 @@
           <w:noProof/>
         </w:rPr>
         <w:drawing>
-          <wp:inline distT="0" distB="0" distL="0" distR="0" wp14:anchorId="62114D14" wp14:editId="4CC6F56F">
+          <wp:inline distT="0" distB="0" distL="0" distR="0" wp14:anchorId="53363BE8" wp14:editId="62A50DA5">
             <wp:extent cx="5715000" cy="3571875"/>
             <wp:effectExtent l="0" t="0" r="0" b="0"/>
             <wp:docPr id="191" name="09-business-areas-grants-permission.png" descr="La boîte de dialogue Gérer les accès avec la liste Autorisation ouverte." title="La boîte de dialogue Gérer les accès avec la liste Autorisation ouverte."/>
@@ -3986,7 +3986,7 @@
         <w:pStyle w:val="Ttulo1"/>
         <w:pageBreakBefore/>
       </w:pPr>
-      <w:bookmarkStart w:id="5" w:name="_Toc241668419"/>
+      <w:bookmarkStart w:id="5" w:name="_Toc241670950"/>
       <w:r>
         <w:lastRenderedPageBreak/>
         <w:t>Dossiers, éléments, jointures, hiérarchies</w:t>
@@ -4049,7 +4049,7 @@
           <w:noProof/>
         </w:rPr>
         <w:drawing>
-          <wp:inline distT="0" distB="0" distL="0" distR="0" wp14:anchorId="07C27A8B" wp14:editId="4AE3EA75">
+          <wp:inline distT="0" distB="0" distL="0" distR="0" wp14:anchorId="71094F07" wp14:editId="0D29A274">
             <wp:extent cx="2495550" cy="5905500"/>
             <wp:effectExtent l="0" t="0" r="0" b="0"/>
             <wp:docPr id="192" name="14-folders-discovered.png" descr="La boîte de dialogue Nouveau dossier après Découvrir les tables, listant les tables trouvées." title="La boîte de dialogue Nouveau dossier après Découvrir les tables, listant les tables trouvées."/>
@@ -4618,7 +4618,7 @@
         <w:pStyle w:val="Ttulo1"/>
         <w:pageBreakBefore/>
       </w:pPr>
-      <w:bookmarkStart w:id="6" w:name="_Toc241668420"/>
+      <w:bookmarkStart w:id="6" w:name="_Toc241670951"/>
       <w:r>
         <w:lastRenderedPageBreak/>
         <w:t>Fonctions personnalisées et sources de données</w:t>
@@ -4661,7 +4661,7 @@
           <w:noProof/>
         </w:rPr>
         <w:drawing>
-          <wp:inline distT="0" distB="0" distL="0" distR="0" wp14:anchorId="24A65AAE" wp14:editId="1CF18653">
+          <wp:inline distT="0" distB="0" distL="0" distR="0" wp14:anchorId="1149E6A1" wp14:editId="5B216197">
             <wp:extent cx="5715000" cy="3571875"/>
             <wp:effectExtent l="0" t="0" r="0" b="0"/>
             <wp:docPr id="193" name="30-data-sources.png" descr="La page Sources de données avec un tableau de connexions et cinq icônes de ligne." title="La page Sources de données avec un tableau de connexions et cinq icônes de ligne."/>
@@ -5221,7 +5221,7 @@
         <w:pStyle w:val="Ttulo1"/>
         <w:pageBreakBefore/>
       </w:pPr>
-      <w:bookmarkStart w:id="7" w:name="_Toc241668421"/>
+      <w:bookmarkStart w:id="7" w:name="_Toc241670952"/>
       <w:r>
         <w:lastRenderedPageBreak/>
         <w:t>Utilisateurs</w:t>
@@ -5244,7 +5244,7 @@
           <w:noProof/>
         </w:rPr>
         <w:drawing>
-          <wp:inline distT="0" distB="0" distL="0" distR="0" wp14:anchorId="78BAF212" wp14:editId="36E5872A">
+          <wp:inline distT="0" distB="0" distL="0" distR="0" wp14:anchorId="2AA9B30D" wp14:editId="4B46C15B">
             <wp:extent cx="5715000" cy="3571875"/>
             <wp:effectExtent l="0" t="0" r="0" b="0"/>
             <wp:docPr id="194" name="35-users.png" descr="La page Utilisateurs avec les boutons Fichier d'identifiants et Nouvel utilisateur et les icônes de ligne." title="La page Utilisateurs avec les boutons Fichier d'identifiants et Nouvel utilisateur et les icônes de ligne."/>
@@ -5940,7 +5940,7 @@
         <w:pStyle w:val="Ttulo1"/>
         <w:pageBreakBefore/>
       </w:pPr>
-      <w:bookmarkStart w:id="8" w:name="_Toc241668422"/>
+      <w:bookmarkStart w:id="8" w:name="_Toc241670953"/>
       <w:r>
         <w:lastRenderedPageBreak/>
         <w:t>Stratégies de sécurité et journal d'audit</w:t>
@@ -5983,7 +5983,7 @@
           <w:noProof/>
         </w:rPr>
         <w:drawing>
-          <wp:inline distT="0" distB="0" distL="0" distR="0" wp14:anchorId="1E7F1C05" wp14:editId="0D62A36B">
+          <wp:inline distT="0" distB="0" distL="0" distR="0" wp14:anchorId="74748C68" wp14:editId="363B7582">
             <wp:extent cx="3324225" cy="4676775"/>
             <wp:effectExtent l="0" t="0" r="0" b="0"/>
             <wp:docPr id="195" name="44-security-new-dialog.png" descr="La boîte de dialogue Nouvelle stratégie avec un nom, une description et une règle." title="La boîte de dialogue Nouvelle stratégie avec un nom, une description et une règle."/>
@@ -6347,7 +6347,7 @@
         <w:pStyle w:val="Ttulo1"/>
         <w:pageBreakBefore/>
       </w:pPr>
-      <w:bookmarkStart w:id="9" w:name="_Toc241668423"/>
+      <w:bookmarkStart w:id="9" w:name="_Toc241670954"/>
       <w:r>
         <w:lastRenderedPageBreak/>
         <w:t>Migration</w:t>
@@ -6380,7 +6380,7 @@
           <w:noProof/>
         </w:rPr>
         <w:drawing>
-          <wp:inline distT="0" distB="0" distL="0" distR="0" wp14:anchorId="1C23EACF" wp14:editId="28F3BDC0">
+          <wp:inline distT="0" distB="0" distL="0" distR="0" wp14:anchorId="2217BC4B" wp14:editId="039F4857">
             <wp:extent cx="5715000" cy="3571875"/>
             <wp:effectExtent l="0" t="0" r="0" b="0"/>
             <wp:docPr id="196" name="50-migration.png" descr="La page Migration avec la carte Source, ses boutons et son texte d'aide." title="La page Migration avec la carte Source, ses boutons et son texte d'aide."/>
@@ -7074,7 +7074,7 @@
         <w:sz w:val="16"/>
         <w:szCs w:val="16"/>
       </w:rPr>
-      <w:t>Discoverer Neo 2.0.0 · Guide rapide · ADMIN</w:t>
+      <w:t>Discoverer Neo 2.0.1 · Guide rapide · ADMIN</w:t>
     </w:r>
   </w:p>
 </w:hdr>
@@ -7083,10 +7083,96 @@
 <file path=word/numbering.xml><?xml version="1.0" encoding="utf-8"?>
 <w:numbering xmlns:wpc="http://schemas.microsoft.com/office/word/2010/wordprocessingCanvas" xmlns:cx="http://schemas.microsoft.com/office/drawing/2014/chartex" xmlns:cx1="http://schemas.microsoft.com/office/drawing/2015/9/8/chartex" xmlns:cx2="http://schemas.microsoft.com/office/drawing/2015/10/21/chartex" xmlns:cx3="http://schemas.microsoft.com/office/drawing/2016/5/9/chartex" xmlns:cx4="http://schemas.microsoft.com/office/drawing/2016/5/10/chartex" xmlns:cx5="http://schemas.microsoft.com/office/drawing/2016/5/11/chartex" xmlns:cx6="http://schemas.microsoft.com/office/drawing/2016/5/12/chartex" xmlns:cx7="http://schemas.microsoft.com/office/drawing/2016/5/13/chartex" xmlns:cx8="http://schemas.microsoft.com/office/drawing/2016/5/14/chartex" xmlns:mc="http://schemas.openxmlformats.org/markup-compatibility/2006" xmlns:aink="http://schemas.microsoft.com/office/drawing/2016/ink" xmlns:am3d="http://schemas.microsoft.com/office/drawing/2017/model3d" xmlns:o="urn:schemas-microsoft-com:office:office" xmlns:oel="http://schemas.microsoft.com/office/2019/extlst" xmlns:r="http://schemas.openxmlformats.org/officeDocument/2006/relationships" xmlns:m="http://schemas.openxmlformats.org/officeDocument/2006/math" xmlns:v="urn:schemas-microsoft-com:vml" xmlns:wp14="http://schemas.microsoft.com/office/word/2010/wordprocessingDrawing" xmlns:wp="http://schemas.openxmlformats.org/drawingml/2006/wordprocessingDrawing" xmlns:w10="urn:schemas-microsoft-com:office:word" xmlns:w="http://schemas.openxmlformats.org/wordprocessingml/2006/main" xmlns:w14="http://schemas.microsoft.com/office/word/2010/wordml" xmlns:w15="http://schemas.microsoft.com/office/word/2012/wordml" xmlns:w16cex="http://schemas.microsoft.com/office/word/2018/wordml/cex" xmlns:w16cid="http://schemas.microsoft.com/office/word/2016/wordml/cid" xmlns:w16="http://schemas.microsoft.com/office/word/2018/wordml" xmlns:w16sdtdh="http://schemas.microsoft.com/office/word/2020/wordml/sdtdatahash" xmlns:w16se="http://schemas.microsoft.com/office/word/2015/wordml/symex" xmlns:wpg="http://schemas.microsoft.com/office/word/2010/wordprocessingGroup" xmlns:wpi="http://schemas.microsoft.com/office/word/2010/wordprocessingInk" xmlns:wne="http://schemas.microsoft.com/office/word/2006/wordml" xmlns:wps="http://schemas.microsoft.com/office/word/2010/wordprocessingShape" mc:Ignorable="w14 w15 w16se w16cid w16 w16cex w16sdtdh wp14">
   <w:abstractNum w:abstractNumId="0" w15:restartNumberingAfterBreak="0">
-    <w:nsid w:val="02CB5BA4"/>
+    <w:nsid w:val="0B236C8A"/>
     <w:multiLevelType w:val="hybridMultilevel"/>
-    <w:tmpl w:val="FE5A6BCA"/>
-    <w:lvl w:ilvl="0" w:tplc="A0A2054A">
+    <w:tmpl w:val="8A50A198"/>
+    <w:lvl w:ilvl="0" w:tplc="D20477C0" w:tentative="1">
+      <w:start w:val="1"/>
+      <w:numFmt w:val="bullet"/>
+      <w:lvlText w:val="●"/>
+      <w:lvlJc w:val="left"/>
+      <w:pPr>
+        <w:ind w:left="720" w:hanging="360"/>
+      </w:pPr>
+    </w:lvl>
+    <w:lvl w:ilvl="1" w:tplc="75DE2B4A" w:tentative="1">
+      <w:start w:val="1"/>
+      <w:numFmt w:val="bullet"/>
+      <w:lvlText w:val="○"/>
+      <w:lvlJc w:val="left"/>
+      <w:pPr>
+        <w:ind w:left="1440" w:hanging="360"/>
+      </w:pPr>
+    </w:lvl>
+    <w:lvl w:ilvl="2" w:tplc="3BC8CE90" w:tentative="1">
+      <w:start w:val="1"/>
+      <w:numFmt w:val="bullet"/>
+      <w:lvlText w:val="■"/>
+      <w:lvlJc w:val="left"/>
+      <w:pPr>
+        <w:ind w:left="2160" w:hanging="360"/>
+      </w:pPr>
+    </w:lvl>
+    <w:lvl w:ilvl="3" w:tplc="05F8471A" w:tentative="1">
+      <w:start w:val="1"/>
+      <w:numFmt w:val="bullet"/>
+      <w:lvlText w:val="●"/>
+      <w:lvlJc w:val="left"/>
+      <w:pPr>
+        <w:ind w:left="2880" w:hanging="360"/>
+      </w:pPr>
+    </w:lvl>
+    <w:lvl w:ilvl="4" w:tplc="22881D70" w:tentative="1">
+      <w:start w:val="1"/>
+      <w:numFmt w:val="bullet"/>
+      <w:lvlText w:val="○"/>
+      <w:lvlJc w:val="left"/>
+      <w:pPr>
+        <w:ind w:left="3600" w:hanging="360"/>
+      </w:pPr>
+    </w:lvl>
+    <w:lvl w:ilvl="5" w:tplc="9318A5F6" w:tentative="1">
+      <w:start w:val="1"/>
+      <w:numFmt w:val="bullet"/>
+      <w:lvlText w:val="■"/>
+      <w:lvlJc w:val="left"/>
+      <w:pPr>
+        <w:ind w:left="4320" w:hanging="360"/>
+      </w:pPr>
+    </w:lvl>
+    <w:lvl w:ilvl="6" w:tplc="56EE6722" w:tentative="1">
+      <w:start w:val="1"/>
+      <w:numFmt w:val="bullet"/>
+      <w:lvlText w:val="●"/>
+      <w:lvlJc w:val="left"/>
+      <w:pPr>
+        <w:ind w:left="5040" w:hanging="360"/>
+      </w:pPr>
+    </w:lvl>
+    <w:lvl w:ilvl="7" w:tplc="210050DE" w:tentative="1">
+      <w:start w:val="1"/>
+      <w:numFmt w:val="bullet"/>
+      <w:lvlText w:val="●"/>
+      <w:lvlJc w:val="left"/>
+      <w:pPr>
+        <w:ind w:left="5760" w:hanging="360"/>
+      </w:pPr>
+    </w:lvl>
+    <w:lvl w:ilvl="8" w:tplc="B8E0F850" w:tentative="1">
+      <w:start w:val="1"/>
+      <w:numFmt w:val="bullet"/>
+      <w:lvlText w:val="●"/>
+      <w:lvlJc w:val="left"/>
+      <w:pPr>
+        <w:ind w:left="6480" w:hanging="360"/>
+      </w:pPr>
+    </w:lvl>
+  </w:abstractNum>
+  <w:abstractNum w:abstractNumId="1" w15:restartNumberingAfterBreak="0">
+    <w:nsid w:val="1DE5089A"/>
+    <w:multiLevelType w:val="hybridMultilevel"/>
+    <w:tmpl w:val="7368E104"/>
+    <w:lvl w:ilvl="0" w:tplc="DA2C4804">
       <w:start w:val="1"/>
       <w:numFmt w:val="decimal"/>
       <w:lvlText w:val="%1."/>
@@ -7095,7 +7181,7 @@
         <w:ind w:left="360" w:hanging="300"/>
       </w:pPr>
     </w:lvl>
-    <w:lvl w:ilvl="1" w:tplc="354ACB0E" w:tentative="1">
+    <w:lvl w:ilvl="1" w:tplc="2610A96E" w:tentative="1">
       <w:start w:val="1"/>
       <w:numFmt w:val="lowerLetter"/>
       <w:lvlText w:val="%2."/>
@@ -7104,47 +7190,47 @@
         <w:ind w:left="720" w:hanging="300"/>
       </w:pPr>
     </w:lvl>
-    <w:lvl w:ilvl="2" w:tplc="6230416A">
+    <w:lvl w:ilvl="2" w:tplc="7D64C8FE">
       <w:numFmt w:val="decimal"/>
       <w:lvlText w:val=""/>
       <w:lvlJc w:val="left"/>
     </w:lvl>
-    <w:lvl w:ilvl="3" w:tplc="0DC6DF70">
+    <w:lvl w:ilvl="3" w:tplc="4E5C94BA">
       <w:numFmt w:val="decimal"/>
       <w:lvlText w:val=""/>
       <w:lvlJc w:val="left"/>
     </w:lvl>
-    <w:lvl w:ilvl="4" w:tplc="8F14916C">
+    <w:lvl w:ilvl="4" w:tplc="2F0656D8">
       <w:numFmt w:val="decimal"/>
       <w:lvlText w:val=""/>
       <w:lvlJc w:val="left"/>
     </w:lvl>
-    <w:lvl w:ilvl="5" w:tplc="5EFEB3AA">
+    <w:lvl w:ilvl="5" w:tplc="F6EE9CE4">
       <w:numFmt w:val="decimal"/>
       <w:lvlText w:val=""/>
       <w:lvlJc w:val="left"/>
     </w:lvl>
-    <w:lvl w:ilvl="6" w:tplc="36D4AE5A">
+    <w:lvl w:ilvl="6" w:tplc="434C0B68">
       <w:numFmt w:val="decimal"/>
       <w:lvlText w:val=""/>
       <w:lvlJc w:val="left"/>
     </w:lvl>
-    <w:lvl w:ilvl="7" w:tplc="45620BC8">
+    <w:lvl w:ilvl="7" w:tplc="E2BAA0DA">
       <w:numFmt w:val="decimal"/>
       <w:lvlText w:val=""/>
       <w:lvlJc w:val="left"/>
     </w:lvl>
-    <w:lvl w:ilvl="8" w:tplc="79F2B518">
+    <w:lvl w:ilvl="8" w:tplc="7A6E6564">
       <w:numFmt w:val="decimal"/>
       <w:lvlText w:val=""/>
       <w:lvlJc w:val="left"/>
     </w:lvl>
   </w:abstractNum>
-  <w:abstractNum w:abstractNumId="1" w15:restartNumberingAfterBreak="0">
-    <w:nsid w:val="099D01CB"/>
+  <w:abstractNum w:abstractNumId="2" w15:restartNumberingAfterBreak="0">
+    <w:nsid w:val="2A831186"/>
     <w:multiLevelType w:val="hybridMultilevel"/>
-    <w:tmpl w:val="D3B0B6B0"/>
-    <w:lvl w:ilvl="0" w:tplc="037CE752">
+    <w:tmpl w:val="DF36D162"/>
+    <w:lvl w:ilvl="0" w:tplc="2F7609FE">
       <w:start w:val="1"/>
       <w:numFmt w:val="decimal"/>
       <w:lvlText w:val="%1."/>
@@ -7153,7 +7239,7 @@
         <w:ind w:left="360" w:hanging="300"/>
       </w:pPr>
     </w:lvl>
-    <w:lvl w:ilvl="1" w:tplc="C8DE8D5E" w:tentative="1">
+    <w:lvl w:ilvl="1" w:tplc="AF0AC0BC" w:tentative="1">
       <w:start w:val="1"/>
       <w:numFmt w:val="lowerLetter"/>
       <w:lvlText w:val="%2."/>
@@ -7162,47 +7248,47 @@
         <w:ind w:left="720" w:hanging="300"/>
       </w:pPr>
     </w:lvl>
-    <w:lvl w:ilvl="2" w:tplc="F3187476">
+    <w:lvl w:ilvl="2" w:tplc="951012DC">
       <w:numFmt w:val="decimal"/>
       <w:lvlText w:val=""/>
       <w:lvlJc w:val="left"/>
     </w:lvl>
-    <w:lvl w:ilvl="3" w:tplc="71A8C0BE">
+    <w:lvl w:ilvl="3" w:tplc="F1422F4E">
       <w:numFmt w:val="decimal"/>
       <w:lvlText w:val=""/>
       <w:lvlJc w:val="left"/>
     </w:lvl>
-    <w:lvl w:ilvl="4" w:tplc="DF4CE15A">
+    <w:lvl w:ilvl="4" w:tplc="522AAFF8">
       <w:numFmt w:val="decimal"/>
       <w:lvlText w:val=""/>
       <w:lvlJc w:val="left"/>
     </w:lvl>
-    <w:lvl w:ilvl="5" w:tplc="BAD0767E">
+    <w:lvl w:ilvl="5" w:tplc="50D8DF22">
       <w:numFmt w:val="decimal"/>
       <w:lvlText w:val=""/>
       <w:lvlJc w:val="left"/>
     </w:lvl>
-    <w:lvl w:ilvl="6" w:tplc="4F18D54C">
+    <w:lvl w:ilvl="6" w:tplc="C78E2A20">
       <w:numFmt w:val="decimal"/>
       <w:lvlText w:val=""/>
       <w:lvlJc w:val="left"/>
     </w:lvl>
-    <w:lvl w:ilvl="7" w:tplc="6D48C192">
+    <w:lvl w:ilvl="7" w:tplc="9446D29C">
       <w:numFmt w:val="decimal"/>
       <w:lvlText w:val=""/>
       <w:lvlJc w:val="left"/>
     </w:lvl>
-    <w:lvl w:ilvl="8" w:tplc="9C7227E4">
+    <w:lvl w:ilvl="8" w:tplc="3B162518">
       <w:numFmt w:val="decimal"/>
       <w:lvlText w:val=""/>
       <w:lvlJc w:val="left"/>
     </w:lvl>
   </w:abstractNum>
-  <w:abstractNum w:abstractNumId="2" w15:restartNumberingAfterBreak="0">
-    <w:nsid w:val="0B5D1EF6"/>
+  <w:abstractNum w:abstractNumId="3" w15:restartNumberingAfterBreak="0">
+    <w:nsid w:val="42CF4775"/>
     <w:multiLevelType w:val="hybridMultilevel"/>
-    <w:tmpl w:val="03925B52"/>
-    <w:lvl w:ilvl="0" w:tplc="CD04AB14">
+    <w:tmpl w:val="4DC4D22C"/>
+    <w:lvl w:ilvl="0" w:tplc="937EAE16">
       <w:start w:val="1"/>
       <w:numFmt w:val="decimal"/>
       <w:lvlText w:val="%1."/>
@@ -7211,7 +7297,7 @@
         <w:ind w:left="360" w:hanging="300"/>
       </w:pPr>
     </w:lvl>
-    <w:lvl w:ilvl="1" w:tplc="C72C82D2" w:tentative="1">
+    <w:lvl w:ilvl="1" w:tplc="F99681A2" w:tentative="1">
       <w:start w:val="1"/>
       <w:numFmt w:val="lowerLetter"/>
       <w:lvlText w:val="%2."/>
@@ -7220,47 +7306,47 @@
         <w:ind w:left="720" w:hanging="300"/>
       </w:pPr>
     </w:lvl>
-    <w:lvl w:ilvl="2" w:tplc="20A237F6">
+    <w:lvl w:ilvl="2" w:tplc="C53E716C">
       <w:numFmt w:val="decimal"/>
       <w:lvlText w:val=""/>
       <w:lvlJc w:val="left"/>
     </w:lvl>
-    <w:lvl w:ilvl="3" w:tplc="26A27EFE">
+    <w:lvl w:ilvl="3" w:tplc="B4A0E800">
       <w:numFmt w:val="decimal"/>
       <w:lvlText w:val=""/>
       <w:lvlJc w:val="left"/>
     </w:lvl>
-    <w:lvl w:ilvl="4" w:tplc="7ABC1FD4">
+    <w:lvl w:ilvl="4" w:tplc="C3C271E6">
       <w:numFmt w:val="decimal"/>
       <w:lvlText w:val=""/>
       <w:lvlJc w:val="left"/>
     </w:lvl>
-    <w:lvl w:ilvl="5" w:tplc="8D9C45C2">
+    <w:lvl w:ilvl="5" w:tplc="F7066C46">
       <w:numFmt w:val="decimal"/>
       <w:lvlText w:val=""/>
       <w:lvlJc w:val="left"/>
     </w:lvl>
-    <w:lvl w:ilvl="6" w:tplc="A2F08282">
+    <w:lvl w:ilvl="6" w:tplc="1F205E7C">
       <w:numFmt w:val="decimal"/>
       <w:lvlText w:val=""/>
       <w:lvlJc w:val="left"/>
     </w:lvl>
-    <w:lvl w:ilvl="7" w:tplc="5E02F64C">
+    <w:lvl w:ilvl="7" w:tplc="3F644514">
       <w:numFmt w:val="decimal"/>
       <w:lvlText w:val=""/>
       <w:lvlJc w:val="left"/>
     </w:lvl>
-    <w:lvl w:ilvl="8" w:tplc="699E6502">
+    <w:lvl w:ilvl="8" w:tplc="A2423364">
       <w:numFmt w:val="decimal"/>
       <w:lvlText w:val=""/>
       <w:lvlJc w:val="left"/>
     </w:lvl>
   </w:abstractNum>
-  <w:abstractNum w:abstractNumId="3" w15:restartNumberingAfterBreak="0">
-    <w:nsid w:val="12805B72"/>
+  <w:abstractNum w:abstractNumId="4" w15:restartNumberingAfterBreak="0">
+    <w:nsid w:val="4B3E5073"/>
     <w:multiLevelType w:val="hybridMultilevel"/>
-    <w:tmpl w:val="CAF238EE"/>
-    <w:lvl w:ilvl="0" w:tplc="873CAE92">
+    <w:tmpl w:val="36723652"/>
+    <w:lvl w:ilvl="0" w:tplc="39804826">
       <w:start w:val="1"/>
       <w:numFmt w:val="decimal"/>
       <w:lvlText w:val="%1."/>
@@ -7269,7 +7355,7 @@
         <w:ind w:left="360" w:hanging="300"/>
       </w:pPr>
     </w:lvl>
-    <w:lvl w:ilvl="1" w:tplc="B300B57E" w:tentative="1">
+    <w:lvl w:ilvl="1" w:tplc="54D0424E" w:tentative="1">
       <w:start w:val="1"/>
       <w:numFmt w:val="lowerLetter"/>
       <w:lvlText w:val="%2."/>
@@ -7278,47 +7364,47 @@
         <w:ind w:left="720" w:hanging="300"/>
       </w:pPr>
     </w:lvl>
-    <w:lvl w:ilvl="2" w:tplc="2F621B88">
+    <w:lvl w:ilvl="2" w:tplc="2D2AF9C2">
       <w:numFmt w:val="decimal"/>
       <w:lvlText w:val=""/>
       <w:lvlJc w:val="left"/>
     </w:lvl>
-    <w:lvl w:ilvl="3" w:tplc="83E8BE98">
+    <w:lvl w:ilvl="3" w:tplc="297A8C7E">
       <w:numFmt w:val="decimal"/>
       <w:lvlText w:val=""/>
       <w:lvlJc w:val="left"/>
     </w:lvl>
-    <w:lvl w:ilvl="4" w:tplc="4A503FD0">
+    <w:lvl w:ilvl="4" w:tplc="514E896C">
       <w:numFmt w:val="decimal"/>
       <w:lvlText w:val=""/>
       <w:lvlJc w:val="left"/>
     </w:lvl>
-    <w:lvl w:ilvl="5" w:tplc="6DA01E38">
+    <w:lvl w:ilvl="5" w:tplc="5804EAA8">
       <w:numFmt w:val="decimal"/>
       <w:lvlText w:val=""/>
       <w:lvlJc w:val="left"/>
     </w:lvl>
-    <w:lvl w:ilvl="6" w:tplc="D19008BC">
+    <w:lvl w:ilvl="6" w:tplc="B5F4DFCA">
       <w:numFmt w:val="decimal"/>
       <w:lvlText w:val=""/>
       <w:lvlJc w:val="left"/>
     </w:lvl>
-    <w:lvl w:ilvl="7" w:tplc="5F6E522C">
+    <w:lvl w:ilvl="7" w:tplc="D1C2BD8A">
       <w:numFmt w:val="decimal"/>
       <w:lvlText w:val=""/>
       <w:lvlJc w:val="left"/>
     </w:lvl>
-    <w:lvl w:ilvl="8" w:tplc="D7A67E12">
+    <w:lvl w:ilvl="8" w:tplc="CA48C19C">
       <w:numFmt w:val="decimal"/>
       <w:lvlText w:val=""/>
       <w:lvlJc w:val="left"/>
     </w:lvl>
   </w:abstractNum>
-  <w:abstractNum w:abstractNumId="4" w15:restartNumberingAfterBreak="0">
-    <w:nsid w:val="19091DDA"/>
+  <w:abstractNum w:abstractNumId="5" w15:restartNumberingAfterBreak="0">
+    <w:nsid w:val="4DA741EA"/>
     <w:multiLevelType w:val="hybridMultilevel"/>
-    <w:tmpl w:val="BB1E219E"/>
-    <w:lvl w:ilvl="0" w:tplc="22DE2876">
+    <w:tmpl w:val="E02458D2"/>
+    <w:lvl w:ilvl="0" w:tplc="D5A6EC04">
       <w:start w:val="1"/>
       <w:numFmt w:val="decimal"/>
       <w:lvlText w:val="%1."/>
@@ -7327,7 +7413,7 @@
         <w:ind w:left="360" w:hanging="300"/>
       </w:pPr>
     </w:lvl>
-    <w:lvl w:ilvl="1" w:tplc="8206AA9E" w:tentative="1">
+    <w:lvl w:ilvl="1" w:tplc="0D8285D2" w:tentative="1">
       <w:start w:val="1"/>
       <w:numFmt w:val="lowerLetter"/>
       <w:lvlText w:val="%2."/>
@@ -7336,47 +7422,47 @@
         <w:ind w:left="720" w:hanging="300"/>
       </w:pPr>
     </w:lvl>
-    <w:lvl w:ilvl="2" w:tplc="E196B200">
+    <w:lvl w:ilvl="2" w:tplc="3BE2CDF4">
       <w:numFmt w:val="decimal"/>
       <w:lvlText w:val=""/>
       <w:lvlJc w:val="left"/>
     </w:lvl>
-    <w:lvl w:ilvl="3" w:tplc="1EEE0A70">
+    <w:lvl w:ilvl="3" w:tplc="C032F2D6">
       <w:numFmt w:val="decimal"/>
       <w:lvlText w:val=""/>
       <w:lvlJc w:val="left"/>
     </w:lvl>
-    <w:lvl w:ilvl="4" w:tplc="D13CA35C">
+    <w:lvl w:ilvl="4" w:tplc="BDE238E6">
       <w:numFmt w:val="decimal"/>
       <w:lvlText w:val=""/>
       <w:lvlJc w:val="left"/>
     </w:lvl>
-    <w:lvl w:ilvl="5" w:tplc="ABFA14CA">
+    <w:lvl w:ilvl="5" w:tplc="519654E6">
       <w:numFmt w:val="decimal"/>
       <w:lvlText w:val=""/>
       <w:lvlJc w:val="left"/>
     </w:lvl>
-    <w:lvl w:ilvl="6" w:tplc="017686A6">
+    <w:lvl w:ilvl="6" w:tplc="5B7C0842">
       <w:numFmt w:val="decimal"/>
       <w:lvlText w:val=""/>
       <w:lvlJc w:val="left"/>
     </w:lvl>
-    <w:lvl w:ilvl="7" w:tplc="272AFC3E">
+    <w:lvl w:ilvl="7" w:tplc="264232D8">
       <w:numFmt w:val="decimal"/>
       <w:lvlText w:val=""/>
       <w:lvlJc w:val="left"/>
     </w:lvl>
-    <w:lvl w:ilvl="8" w:tplc="83D29C06">
+    <w:lvl w:ilvl="8" w:tplc="E2BE5136">
       <w:numFmt w:val="decimal"/>
       <w:lvlText w:val=""/>
       <w:lvlJc w:val="left"/>
     </w:lvl>
   </w:abstractNum>
-  <w:abstractNum w:abstractNumId="5" w15:restartNumberingAfterBreak="0">
-    <w:nsid w:val="26AB31F0"/>
+  <w:abstractNum w:abstractNumId="6" w15:restartNumberingAfterBreak="0">
+    <w:nsid w:val="58027FDB"/>
     <w:multiLevelType w:val="hybridMultilevel"/>
-    <w:tmpl w:val="272C50F6"/>
-    <w:lvl w:ilvl="0" w:tplc="75C45AAC">
+    <w:tmpl w:val="6D442E7E"/>
+    <w:lvl w:ilvl="0" w:tplc="FD681470">
       <w:start w:val="1"/>
       <w:numFmt w:val="decimal"/>
       <w:lvlText w:val="%1."/>
@@ -7385,7 +7471,7 @@
         <w:ind w:left="360" w:hanging="300"/>
       </w:pPr>
     </w:lvl>
-    <w:lvl w:ilvl="1" w:tplc="E38863CC" w:tentative="1">
+    <w:lvl w:ilvl="1" w:tplc="60262BF0" w:tentative="1">
       <w:start w:val="1"/>
       <w:numFmt w:val="lowerLetter"/>
       <w:lvlText w:val="%2."/>
@@ -7394,47 +7480,163 @@
         <w:ind w:left="720" w:hanging="300"/>
       </w:pPr>
     </w:lvl>
-    <w:lvl w:ilvl="2" w:tplc="EF122C7A">
+    <w:lvl w:ilvl="2" w:tplc="F82E87B0">
       <w:numFmt w:val="decimal"/>
       <w:lvlText w:val=""/>
       <w:lvlJc w:val="left"/>
     </w:lvl>
-    <w:lvl w:ilvl="3" w:tplc="D0E45046">
+    <w:lvl w:ilvl="3" w:tplc="05AC1B24">
       <w:numFmt w:val="decimal"/>
       <w:lvlText w:val=""/>
       <w:lvlJc w:val="left"/>
     </w:lvl>
-    <w:lvl w:ilvl="4" w:tplc="1BE68C3C">
+    <w:lvl w:ilvl="4" w:tplc="82EC0582">
       <w:numFmt w:val="decimal"/>
       <w:lvlText w:val=""/>
       <w:lvlJc w:val="left"/>
     </w:lvl>
-    <w:lvl w:ilvl="5" w:tplc="720A779A">
+    <w:lvl w:ilvl="5" w:tplc="CCFA3B4C">
       <w:numFmt w:val="decimal"/>
       <w:lvlText w:val=""/>
       <w:lvlJc w:val="left"/>
     </w:lvl>
-    <w:lvl w:ilvl="6" w:tplc="DFCC38B0">
+    <w:lvl w:ilvl="6" w:tplc="448627E2">
       <w:numFmt w:val="decimal"/>
       <w:lvlText w:val=""/>
       <w:lvlJc w:val="left"/>
     </w:lvl>
-    <w:lvl w:ilvl="7" w:tplc="00564F56">
+    <w:lvl w:ilvl="7" w:tplc="631CA996">
       <w:numFmt w:val="decimal"/>
       <w:lvlText w:val=""/>
       <w:lvlJc w:val="left"/>
     </w:lvl>
-    <w:lvl w:ilvl="8" w:tplc="220CA5D0">
+    <w:lvl w:ilvl="8" w:tplc="6396D300">
       <w:numFmt w:val="decimal"/>
       <w:lvlText w:val=""/>
       <w:lvlJc w:val="left"/>
     </w:lvl>
   </w:abstractNum>
-  <w:abstractNum w:abstractNumId="6" w15:restartNumberingAfterBreak="0">
-    <w:nsid w:val="305970F1"/>
+  <w:abstractNum w:abstractNumId="7" w15:restartNumberingAfterBreak="0">
+    <w:nsid w:val="587E266F"/>
     <w:multiLevelType w:val="hybridMultilevel"/>
-    <w:tmpl w:val="4CB2DA78"/>
-    <w:lvl w:ilvl="0" w:tplc="CC9AB448" w:tentative="1">
+    <w:tmpl w:val="5FB6488E"/>
+    <w:lvl w:ilvl="0" w:tplc="FD5A165E">
+      <w:start w:val="1"/>
+      <w:numFmt w:val="decimal"/>
+      <w:lvlText w:val="%1."/>
+      <w:lvlJc w:val="left"/>
+      <w:pPr>
+        <w:ind w:left="360" w:hanging="300"/>
+      </w:pPr>
+    </w:lvl>
+    <w:lvl w:ilvl="1" w:tplc="6DB2DF88" w:tentative="1">
+      <w:start w:val="1"/>
+      <w:numFmt w:val="lowerLetter"/>
+      <w:lvlText w:val="%2."/>
+      <w:lvlJc w:val="left"/>
+      <w:pPr>
+        <w:ind w:left="720" w:hanging="300"/>
+      </w:pPr>
+    </w:lvl>
+    <w:lvl w:ilvl="2" w:tplc="E95AA4D0">
+      <w:numFmt w:val="decimal"/>
+      <w:lvlText w:val=""/>
+      <w:lvlJc w:val="left"/>
+    </w:lvl>
+    <w:lvl w:ilvl="3" w:tplc="5FFA850E">
+      <w:numFmt w:val="decimal"/>
+      <w:lvlText w:val=""/>
+      <w:lvlJc w:val="left"/>
+    </w:lvl>
+    <w:lvl w:ilvl="4" w:tplc="CE7AB646">
+      <w:numFmt w:val="decimal"/>
+      <w:lvlText w:val=""/>
+      <w:lvlJc w:val="left"/>
+    </w:lvl>
+    <w:lvl w:ilvl="5" w:tplc="15C21882">
+      <w:numFmt w:val="decimal"/>
+      <w:lvlText w:val=""/>
+      <w:lvlJc w:val="left"/>
+    </w:lvl>
+    <w:lvl w:ilvl="6" w:tplc="77E863DE">
+      <w:numFmt w:val="decimal"/>
+      <w:lvlText w:val=""/>
+      <w:lvlJc w:val="left"/>
+    </w:lvl>
+    <w:lvl w:ilvl="7" w:tplc="DA1051CC">
+      <w:numFmt w:val="decimal"/>
+      <w:lvlText w:val=""/>
+      <w:lvlJc w:val="left"/>
+    </w:lvl>
+    <w:lvl w:ilvl="8" w:tplc="546663C2">
+      <w:numFmt w:val="decimal"/>
+      <w:lvlText w:val=""/>
+      <w:lvlJc w:val="left"/>
+    </w:lvl>
+  </w:abstractNum>
+  <w:abstractNum w:abstractNumId="8" w15:restartNumberingAfterBreak="0">
+    <w:nsid w:val="5CD061DA"/>
+    <w:multiLevelType w:val="hybridMultilevel"/>
+    <w:tmpl w:val="4356B96A"/>
+    <w:lvl w:ilvl="0" w:tplc="9D96F93A">
+      <w:start w:val="1"/>
+      <w:numFmt w:val="decimal"/>
+      <w:lvlText w:val="%1."/>
+      <w:lvlJc w:val="left"/>
+      <w:pPr>
+        <w:ind w:left="360" w:hanging="300"/>
+      </w:pPr>
+    </w:lvl>
+    <w:lvl w:ilvl="1" w:tplc="AC20F71C" w:tentative="1">
+      <w:start w:val="1"/>
+      <w:numFmt w:val="lowerLetter"/>
+      <w:lvlText w:val="%2."/>
+      <w:lvlJc w:val="left"/>
+      <w:pPr>
+        <w:ind w:left="720" w:hanging="300"/>
+      </w:pPr>
+    </w:lvl>
+    <w:lvl w:ilvl="2" w:tplc="A384A36C">
+      <w:numFmt w:val="decimal"/>
+      <w:lvlText w:val=""/>
+      <w:lvlJc w:val="left"/>
+    </w:lvl>
+    <w:lvl w:ilvl="3" w:tplc="EC4E232A">
+      <w:numFmt w:val="decimal"/>
+      <w:lvlText w:val=""/>
+      <w:lvlJc w:val="left"/>
+    </w:lvl>
+    <w:lvl w:ilvl="4" w:tplc="893677F0">
+      <w:numFmt w:val="decimal"/>
+      <w:lvlText w:val=""/>
+      <w:lvlJc w:val="left"/>
+    </w:lvl>
+    <w:lvl w:ilvl="5" w:tplc="C8F86D46">
+      <w:numFmt w:val="decimal"/>
+      <w:lvlText w:val=""/>
+      <w:lvlJc w:val="left"/>
+    </w:lvl>
+    <w:lvl w:ilvl="6" w:tplc="A484F82A">
+      <w:numFmt w:val="decimal"/>
+      <w:lvlText w:val=""/>
+      <w:lvlJc w:val="left"/>
+    </w:lvl>
+    <w:lvl w:ilvl="7" w:tplc="2B9ECA86">
+      <w:numFmt w:val="decimal"/>
+      <w:lvlText w:val=""/>
+      <w:lvlJc w:val="left"/>
+    </w:lvl>
+    <w:lvl w:ilvl="8" w:tplc="03D2FB64">
+      <w:numFmt w:val="decimal"/>
+      <w:lvlText w:val=""/>
+      <w:lvlJc w:val="left"/>
+    </w:lvl>
+  </w:abstractNum>
+  <w:abstractNum w:abstractNumId="9" w15:restartNumberingAfterBreak="0">
+    <w:nsid w:val="5CE44EF1"/>
+    <w:multiLevelType w:val="hybridMultilevel"/>
+    <w:tmpl w:val="7432250A"/>
+    <w:lvl w:ilvl="0" w:tplc="3DF8E7DE" w:tentative="1">
       <w:start w:val="1"/>
       <w:numFmt w:val="bullet"/>
       <w:lvlText w:val="•"/>
@@ -7443,7 +7645,7 @@
         <w:ind w:left="360" w:hanging="260"/>
       </w:pPr>
     </w:lvl>
-    <w:lvl w:ilvl="1" w:tplc="C902E620" w:tentative="1">
+    <w:lvl w:ilvl="1" w:tplc="D8AAA7B4" w:tentative="1">
       <w:start w:val="1"/>
       <w:numFmt w:val="bullet"/>
       <w:lvlText w:val="–"/>
@@ -7452,47 +7654,47 @@
         <w:ind w:left="720" w:hanging="260"/>
       </w:pPr>
     </w:lvl>
-    <w:lvl w:ilvl="2" w:tplc="10AE4EE6">
+    <w:lvl w:ilvl="2" w:tplc="2320F578">
       <w:numFmt w:val="decimal"/>
       <w:lvlText w:val=""/>
       <w:lvlJc w:val="left"/>
     </w:lvl>
-    <w:lvl w:ilvl="3" w:tplc="2A4C0CF0">
+    <w:lvl w:ilvl="3" w:tplc="8C4A7E0A">
       <w:numFmt w:val="decimal"/>
       <w:lvlText w:val=""/>
       <w:lvlJc w:val="left"/>
     </w:lvl>
-    <w:lvl w:ilvl="4" w:tplc="CB14385E">
+    <w:lvl w:ilvl="4" w:tplc="DA824894">
       <w:numFmt w:val="decimal"/>
       <w:lvlText w:val=""/>
       <w:lvlJc w:val="left"/>
     </w:lvl>
-    <w:lvl w:ilvl="5" w:tplc="BF3845C8">
+    <w:lvl w:ilvl="5" w:tplc="BE926F78">
       <w:numFmt w:val="decimal"/>
       <w:lvlText w:val=""/>
       <w:lvlJc w:val="left"/>
     </w:lvl>
-    <w:lvl w:ilvl="6" w:tplc="642E9938">
+    <w:lvl w:ilvl="6" w:tplc="D556BE3E">
       <w:numFmt w:val="decimal"/>
       <w:lvlText w:val=""/>
       <w:lvlJc w:val="left"/>
     </w:lvl>
-    <w:lvl w:ilvl="7" w:tplc="9E3260C2">
+    <w:lvl w:ilvl="7" w:tplc="DBE8F828">
       <w:numFmt w:val="decimal"/>
       <w:lvlText w:val=""/>
       <w:lvlJc w:val="left"/>
     </w:lvl>
-    <w:lvl w:ilvl="8" w:tplc="4A864ECC">
+    <w:lvl w:ilvl="8" w:tplc="CBAC07C4">
       <w:numFmt w:val="decimal"/>
       <w:lvlText w:val=""/>
       <w:lvlJc w:val="left"/>
     </w:lvl>
   </w:abstractNum>
-  <w:abstractNum w:abstractNumId="7" w15:restartNumberingAfterBreak="0">
-    <w:nsid w:val="4C675E82"/>
+  <w:abstractNum w:abstractNumId="10" w15:restartNumberingAfterBreak="0">
+    <w:nsid w:val="68DB66F4"/>
     <w:multiLevelType w:val="hybridMultilevel"/>
-    <w:tmpl w:val="C06EE486"/>
-    <w:lvl w:ilvl="0" w:tplc="9BE8789E">
+    <w:tmpl w:val="E09C7596"/>
+    <w:lvl w:ilvl="0" w:tplc="744E3ADC">
       <w:start w:val="1"/>
       <w:numFmt w:val="decimal"/>
       <w:lvlText w:val="%1."/>
@@ -7501,7 +7703,7 @@
         <w:ind w:left="360" w:hanging="300"/>
       </w:pPr>
     </w:lvl>
-    <w:lvl w:ilvl="1" w:tplc="A296F35E" w:tentative="1">
+    <w:lvl w:ilvl="1" w:tplc="532AFBD6" w:tentative="1">
       <w:start w:val="1"/>
       <w:numFmt w:val="lowerLetter"/>
       <w:lvlText w:val="%2."/>
@@ -7510,300 +7712,98 @@
         <w:ind w:left="720" w:hanging="300"/>
       </w:pPr>
     </w:lvl>
-    <w:lvl w:ilvl="2" w:tplc="17AEF5AA">
+    <w:lvl w:ilvl="2" w:tplc="00A89348">
       <w:numFmt w:val="decimal"/>
       <w:lvlText w:val=""/>
       <w:lvlJc w:val="left"/>
     </w:lvl>
-    <w:lvl w:ilvl="3" w:tplc="3BCC931E">
+    <w:lvl w:ilvl="3" w:tplc="D83899A8">
       <w:numFmt w:val="decimal"/>
       <w:lvlText w:val=""/>
       <w:lvlJc w:val="left"/>
     </w:lvl>
-    <w:lvl w:ilvl="4" w:tplc="9474BF86">
+    <w:lvl w:ilvl="4" w:tplc="4B740C02">
       <w:numFmt w:val="decimal"/>
       <w:lvlText w:val=""/>
       <w:lvlJc w:val="left"/>
     </w:lvl>
-    <w:lvl w:ilvl="5" w:tplc="29307D80">
+    <w:lvl w:ilvl="5" w:tplc="269ED7E4">
       <w:numFmt w:val="decimal"/>
       <w:lvlText w:val=""/>
       <w:lvlJc w:val="left"/>
     </w:lvl>
-    <w:lvl w:ilvl="6" w:tplc="1F42809E">
+    <w:lvl w:ilvl="6" w:tplc="F50081C4">
       <w:numFmt w:val="decimal"/>
       <w:lvlText w:val=""/>
       <w:lvlJc w:val="left"/>
     </w:lvl>
-    <w:lvl w:ilvl="7" w:tplc="A394DD80">
+    <w:lvl w:ilvl="7" w:tplc="B9F68E94">
       <w:numFmt w:val="decimal"/>
       <w:lvlText w:val=""/>
       <w:lvlJc w:val="left"/>
     </w:lvl>
-    <w:lvl w:ilvl="8" w:tplc="171CD48E">
+    <w:lvl w:ilvl="8" w:tplc="434084A2">
       <w:numFmt w:val="decimal"/>
       <w:lvlText w:val=""/>
       <w:lvlJc w:val="left"/>
     </w:lvl>
   </w:abstractNum>
-  <w:abstractNum w:abstractNumId="8" w15:restartNumberingAfterBreak="0">
-    <w:nsid w:val="620514FC"/>
-    <w:multiLevelType w:val="hybridMultilevel"/>
-    <w:tmpl w:val="7C22937C"/>
-    <w:lvl w:ilvl="0" w:tplc="927C1C7C">
-      <w:start w:val="1"/>
-      <w:numFmt w:val="decimal"/>
-      <w:lvlText w:val="%1."/>
-      <w:lvlJc w:val="left"/>
-      <w:pPr>
-        <w:ind w:left="360" w:hanging="300"/>
-      </w:pPr>
-    </w:lvl>
-    <w:lvl w:ilvl="1" w:tplc="27DA2F20" w:tentative="1">
-      <w:start w:val="1"/>
-      <w:numFmt w:val="lowerLetter"/>
-      <w:lvlText w:val="%2."/>
-      <w:lvlJc w:val="left"/>
-      <w:pPr>
-        <w:ind w:left="720" w:hanging="300"/>
-      </w:pPr>
-    </w:lvl>
-    <w:lvl w:ilvl="2" w:tplc="42B80378">
-      <w:numFmt w:val="decimal"/>
-      <w:lvlText w:val=""/>
-      <w:lvlJc w:val="left"/>
-    </w:lvl>
-    <w:lvl w:ilvl="3" w:tplc="76DEAB82">
-      <w:numFmt w:val="decimal"/>
-      <w:lvlText w:val=""/>
-      <w:lvlJc w:val="left"/>
-    </w:lvl>
-    <w:lvl w:ilvl="4" w:tplc="2FC028C4">
-      <w:numFmt w:val="decimal"/>
-      <w:lvlText w:val=""/>
-      <w:lvlJc w:val="left"/>
-    </w:lvl>
-    <w:lvl w:ilvl="5" w:tplc="2E6C2CB2">
-      <w:numFmt w:val="decimal"/>
-      <w:lvlText w:val=""/>
-      <w:lvlJc w:val="left"/>
-    </w:lvl>
-    <w:lvl w:ilvl="6" w:tplc="1D689B3C">
-      <w:numFmt w:val="decimal"/>
-      <w:lvlText w:val=""/>
-      <w:lvlJc w:val="left"/>
-    </w:lvl>
-    <w:lvl w:ilvl="7" w:tplc="CF987742">
-      <w:numFmt w:val="decimal"/>
-      <w:lvlText w:val=""/>
-      <w:lvlJc w:val="left"/>
-    </w:lvl>
-    <w:lvl w:ilvl="8" w:tplc="888E227A">
-      <w:numFmt w:val="decimal"/>
-      <w:lvlText w:val=""/>
-      <w:lvlJc w:val="left"/>
-    </w:lvl>
-  </w:abstractNum>
-  <w:abstractNum w:abstractNumId="9" w15:restartNumberingAfterBreak="0">
-    <w:nsid w:val="6F5B5804"/>
-    <w:multiLevelType w:val="hybridMultilevel"/>
-    <w:tmpl w:val="A566E368"/>
-    <w:lvl w:ilvl="0" w:tplc="A1DABBC6" w:tentative="1">
-      <w:start w:val="1"/>
-      <w:numFmt w:val="bullet"/>
-      <w:lvlText w:val="●"/>
-      <w:lvlJc w:val="left"/>
-      <w:pPr>
-        <w:ind w:left="720" w:hanging="360"/>
-      </w:pPr>
-    </w:lvl>
-    <w:lvl w:ilvl="1" w:tplc="2272CBAC" w:tentative="1">
-      <w:start w:val="1"/>
-      <w:numFmt w:val="bullet"/>
-      <w:lvlText w:val="○"/>
-      <w:lvlJc w:val="left"/>
-      <w:pPr>
-        <w:ind w:left="1440" w:hanging="360"/>
-      </w:pPr>
-    </w:lvl>
-    <w:lvl w:ilvl="2" w:tplc="0AC8D622" w:tentative="1">
-      <w:start w:val="1"/>
-      <w:numFmt w:val="bullet"/>
-      <w:lvlText w:val="■"/>
-      <w:lvlJc w:val="left"/>
-      <w:pPr>
-        <w:ind w:left="2160" w:hanging="360"/>
-      </w:pPr>
-    </w:lvl>
-    <w:lvl w:ilvl="3" w:tplc="8F0C3D98" w:tentative="1">
-      <w:start w:val="1"/>
-      <w:numFmt w:val="bullet"/>
-      <w:lvlText w:val="●"/>
-      <w:lvlJc w:val="left"/>
-      <w:pPr>
-        <w:ind w:left="2880" w:hanging="360"/>
-      </w:pPr>
-    </w:lvl>
-    <w:lvl w:ilvl="4" w:tplc="56741C76" w:tentative="1">
-      <w:start w:val="1"/>
-      <w:numFmt w:val="bullet"/>
-      <w:lvlText w:val="○"/>
-      <w:lvlJc w:val="left"/>
-      <w:pPr>
-        <w:ind w:left="3600" w:hanging="360"/>
-      </w:pPr>
-    </w:lvl>
-    <w:lvl w:ilvl="5" w:tplc="2810781A" w:tentative="1">
-      <w:start w:val="1"/>
-      <w:numFmt w:val="bullet"/>
-      <w:lvlText w:val="■"/>
-      <w:lvlJc w:val="left"/>
-      <w:pPr>
-        <w:ind w:left="4320" w:hanging="360"/>
-      </w:pPr>
-    </w:lvl>
-    <w:lvl w:ilvl="6" w:tplc="DDE076E6" w:tentative="1">
-      <w:start w:val="1"/>
-      <w:numFmt w:val="bullet"/>
-      <w:lvlText w:val="●"/>
-      <w:lvlJc w:val="left"/>
-      <w:pPr>
-        <w:ind w:left="5040" w:hanging="360"/>
-      </w:pPr>
-    </w:lvl>
-    <w:lvl w:ilvl="7" w:tplc="B1569D56" w:tentative="1">
-      <w:start w:val="1"/>
-      <w:numFmt w:val="bullet"/>
-      <w:lvlText w:val="●"/>
-      <w:lvlJc w:val="left"/>
-      <w:pPr>
-        <w:ind w:left="5760" w:hanging="360"/>
-      </w:pPr>
-    </w:lvl>
-    <w:lvl w:ilvl="8" w:tplc="7A966052" w:tentative="1">
-      <w:start w:val="1"/>
-      <w:numFmt w:val="bullet"/>
-      <w:lvlText w:val="●"/>
-      <w:lvlJc w:val="left"/>
-      <w:pPr>
-        <w:ind w:left="6480" w:hanging="360"/>
-      </w:pPr>
-    </w:lvl>
-  </w:abstractNum>
-  <w:abstractNum w:abstractNumId="10" w15:restartNumberingAfterBreak="0">
-    <w:nsid w:val="742C1A70"/>
-    <w:multiLevelType w:val="hybridMultilevel"/>
-    <w:tmpl w:val="D572F40C"/>
-    <w:lvl w:ilvl="0" w:tplc="EFDC6A64">
-      <w:start w:val="1"/>
-      <w:numFmt w:val="decimal"/>
-      <w:lvlText w:val="%1."/>
-      <w:lvlJc w:val="left"/>
-      <w:pPr>
-        <w:ind w:left="360" w:hanging="300"/>
-      </w:pPr>
-    </w:lvl>
-    <w:lvl w:ilvl="1" w:tplc="159E9228" w:tentative="1">
-      <w:start w:val="1"/>
-      <w:numFmt w:val="lowerLetter"/>
-      <w:lvlText w:val="%2."/>
-      <w:lvlJc w:val="left"/>
-      <w:pPr>
-        <w:ind w:left="720" w:hanging="300"/>
-      </w:pPr>
-    </w:lvl>
-    <w:lvl w:ilvl="2" w:tplc="725472D8">
-      <w:numFmt w:val="decimal"/>
-      <w:lvlText w:val=""/>
-      <w:lvlJc w:val="left"/>
-    </w:lvl>
-    <w:lvl w:ilvl="3" w:tplc="3F8C4052">
-      <w:numFmt w:val="decimal"/>
-      <w:lvlText w:val=""/>
-      <w:lvlJc w:val="left"/>
-    </w:lvl>
-    <w:lvl w:ilvl="4" w:tplc="FA5435E2">
-      <w:numFmt w:val="decimal"/>
-      <w:lvlText w:val=""/>
-      <w:lvlJc w:val="left"/>
-    </w:lvl>
-    <w:lvl w:ilvl="5" w:tplc="8FE4AFBE">
-      <w:numFmt w:val="decimal"/>
-      <w:lvlText w:val=""/>
-      <w:lvlJc w:val="left"/>
-    </w:lvl>
-    <w:lvl w:ilvl="6" w:tplc="AB44F700">
-      <w:numFmt w:val="decimal"/>
-      <w:lvlText w:val=""/>
-      <w:lvlJc w:val="left"/>
-    </w:lvl>
-    <w:lvl w:ilvl="7" w:tplc="80AA9484">
-      <w:numFmt w:val="decimal"/>
-      <w:lvlText w:val=""/>
-      <w:lvlJc w:val="left"/>
-    </w:lvl>
-    <w:lvl w:ilvl="8" w:tplc="31F8700E">
-      <w:numFmt w:val="decimal"/>
-      <w:lvlText w:val=""/>
-      <w:lvlJc w:val="left"/>
-    </w:lvl>
-  </w:abstractNum>
-  <w:num w:numId="1" w16cid:durableId="514154566">
-    <w:abstractNumId w:val="9"/>
+  <w:num w:numId="1" w16cid:durableId="220487423">
+    <w:abstractNumId w:val="0"/>
     <w:lvlOverride w:ilvl="0">
       <w:startOverride w:val="1"/>
     </w:lvlOverride>
   </w:num>
-  <w:num w:numId="2" w16cid:durableId="1552187010">
+  <w:num w:numId="2" w16cid:durableId="1051616737">
+    <w:abstractNumId w:val="1"/>
+    <w:lvlOverride w:ilvl="0">
+      <w:startOverride w:val="1"/>
+    </w:lvlOverride>
+  </w:num>
+  <w:num w:numId="3" w16cid:durableId="477958000">
     <w:abstractNumId w:val="8"/>
     <w:lvlOverride w:ilvl="0">
       <w:startOverride w:val="1"/>
     </w:lvlOverride>
   </w:num>
-  <w:num w:numId="3" w16cid:durableId="538975706">
+  <w:num w:numId="4" w16cid:durableId="136345450">
     <w:abstractNumId w:val="7"/>
     <w:lvlOverride w:ilvl="0">
       <w:startOverride w:val="1"/>
     </w:lvlOverride>
   </w:num>
-  <w:num w:numId="4" w16cid:durableId="730886732">
+  <w:num w:numId="5" w16cid:durableId="880094945">
+    <w:abstractNumId w:val="4"/>
+    <w:lvlOverride w:ilvl="0">
+      <w:startOverride w:val="1"/>
+    </w:lvlOverride>
+  </w:num>
+  <w:num w:numId="6" w16cid:durableId="1706246000">
+    <w:abstractNumId w:val="3"/>
+    <w:lvlOverride w:ilvl="0">
+      <w:startOverride w:val="1"/>
+    </w:lvlOverride>
+  </w:num>
+  <w:num w:numId="7" w16cid:durableId="380440032">
+    <w:abstractNumId w:val="2"/>
+    <w:lvlOverride w:ilvl="0">
+      <w:startOverride w:val="1"/>
+    </w:lvlOverride>
+  </w:num>
+  <w:num w:numId="8" w16cid:durableId="871922971">
     <w:abstractNumId w:val="5"/>
     <w:lvlOverride w:ilvl="0">
       <w:startOverride w:val="1"/>
     </w:lvlOverride>
   </w:num>
-  <w:num w:numId="5" w16cid:durableId="1318798639">
-    <w:abstractNumId w:val="0"/>
-    <w:lvlOverride w:ilvl="0">
-      <w:startOverride w:val="1"/>
-    </w:lvlOverride>
-  </w:num>
-  <w:num w:numId="6" w16cid:durableId="2059164673">
+  <w:num w:numId="9" w16cid:durableId="673923463">
     <w:abstractNumId w:val="10"/>
     <w:lvlOverride w:ilvl="0">
       <w:startOverride w:val="1"/>
     </w:lvlOverride>
   </w:num>
-  <w:num w:numId="7" w16cid:durableId="462231593">
-    <w:abstractNumId w:val="4"/>
-    <w:lvlOverride w:ilvl="0">
-      <w:startOverride w:val="1"/>
-    </w:lvlOverride>
-  </w:num>
-  <w:num w:numId="8" w16cid:durableId="1667778517">
-    <w:abstractNumId w:val="3"/>
-    <w:lvlOverride w:ilvl="0">
-      <w:startOverride w:val="1"/>
-    </w:lvlOverride>
-  </w:num>
-  <w:num w:numId="9" w16cid:durableId="364019609">
-    <w:abstractNumId w:val="1"/>
-    <w:lvlOverride w:ilvl="0">
-      <w:startOverride w:val="1"/>
-    </w:lvlOverride>
-  </w:num>
-  <w:num w:numId="10" w16cid:durableId="1020618972">
-    <w:abstractNumId w:val="2"/>
+  <w:num w:numId="10" w16cid:durableId="1143233856">
+    <w:abstractNumId w:val="6"/>
     <w:lvlOverride w:ilvl="0">
       <w:startOverride w:val="1"/>
     </w:lvlOverride>
@@ -8484,7 +8484,7 @@
     <w:autoRedefine/>
     <w:uiPriority w:val="39"/>
     <w:unhideWhenUsed/>
-    <w:rsid w:val="003745BA"/>
+    <w:rsid w:val="00770B5C"/>
     <w:pPr>
       <w:spacing w:after="100"/>
     </w:pPr>

--- a/discoverer-neo/docs/user-guide/manual/Discoverer-Neo-ADMIN-Guide-Quick-fr-FR.docx
+++ b/discoverer-neo/docs/user-guide/manual/Discoverer-Neo-ADMIN-Guide-Quick-fr-FR.docx
@@ -74,7 +74,7 @@
     <w:sdt>
       <w:sdtPr>
         <w:alias w:val="Sommaire"/>
-        <w:id w:val="-1073340907"/>
+        <w:id w:val="1281845211"/>
       </w:sdtPr>
       <w:sdtEndPr/>
       <w:sdtContent>
@@ -102,7 +102,7 @@
           <w:r>
             <w:fldChar w:fldCharType="separate"/>
           </w:r>
-          <w:hyperlink w:anchor="_Toc241670945" w:history="1">
+          <w:hyperlink w:anchor="_Toc241692486" w:history="1">
             <w:r>
               <w:rPr>
                 <w:rStyle w:val="Hiperligao"/>
@@ -126,7 +126,7 @@
               <w:rPr>
                 <w:noProof/>
               </w:rPr>
-              <w:instrText xml:space="preserve"> PAGEREF _Toc241670945 \h </w:instrText>
+              <w:instrText xml:space="preserve"> PAGEREF _Toc241692486 \h </w:instrText>
             </w:r>
             <w:r>
               <w:rPr>
@@ -168,7 +168,7 @@
               <w14:ligatures w14:val="standardContextual"/>
             </w:rPr>
           </w:pPr>
-          <w:hyperlink w:anchor="_Toc241670946" w:history="1">
+          <w:hyperlink w:anchor="_Toc241692487" w:history="1">
             <w:r>
               <w:rPr>
                 <w:rStyle w:val="Hiperligao"/>
@@ -192,7 +192,7 @@
               <w:rPr>
                 <w:noProof/>
               </w:rPr>
-              <w:instrText xml:space="preserve"> PAGEREF _Toc241670946 \h </w:instrText>
+              <w:instrText xml:space="preserve"> PAGEREF _Toc241692487 \h </w:instrText>
             </w:r>
             <w:r>
               <w:rPr>
@@ -234,7 +234,7 @@
               <w14:ligatures w14:val="standardContextual"/>
             </w:rPr>
           </w:pPr>
-          <w:hyperlink w:anchor="_Toc241670947" w:history="1">
+          <w:hyperlink w:anchor="_Toc241692488" w:history="1">
             <w:r>
               <w:rPr>
                 <w:rStyle w:val="Hiperligao"/>
@@ -258,7 +258,7 @@
               <w:rPr>
                 <w:noProof/>
               </w:rPr>
-              <w:instrText xml:space="preserve"> PAGEREF _Toc241670947 \h </w:instrText>
+              <w:instrText xml:space="preserve"> PAGEREF _Toc241692488 \h </w:instrText>
             </w:r>
             <w:r>
               <w:rPr>
@@ -300,7 +300,7 @@
               <w14:ligatures w14:val="standardContextual"/>
             </w:rPr>
           </w:pPr>
-          <w:hyperlink w:anchor="_Toc241670948" w:history="1">
+          <w:hyperlink w:anchor="_Toc241692489" w:history="1">
             <w:r>
               <w:rPr>
                 <w:rStyle w:val="Hiperligao"/>
@@ -324,7 +324,7 @@
               <w:rPr>
                 <w:noProof/>
               </w:rPr>
-              <w:instrText xml:space="preserve"> PAGEREF _Toc241670948 \h </w:instrText>
+              <w:instrText xml:space="preserve"> PAGEREF _Toc241692489 \h </w:instrText>
             </w:r>
             <w:r>
               <w:rPr>
@@ -366,7 +366,7 @@
               <w14:ligatures w14:val="standardContextual"/>
             </w:rPr>
           </w:pPr>
-          <w:hyperlink w:anchor="_Toc241670949" w:history="1">
+          <w:hyperlink w:anchor="_Toc241692490" w:history="1">
             <w:r>
               <w:rPr>
                 <w:rStyle w:val="Hiperligao"/>
@@ -390,7 +390,7 @@
               <w:rPr>
                 <w:noProof/>
               </w:rPr>
-              <w:instrText xml:space="preserve"> PAGEREF _Toc241670949 \h </w:instrText>
+              <w:instrText xml:space="preserve"> PAGEREF _Toc241692490 \h </w:instrText>
             </w:r>
             <w:r>
               <w:rPr>
@@ -432,7 +432,7 @@
               <w14:ligatures w14:val="standardContextual"/>
             </w:rPr>
           </w:pPr>
-          <w:hyperlink w:anchor="_Toc241670950" w:history="1">
+          <w:hyperlink w:anchor="_Toc241692491" w:history="1">
             <w:r>
               <w:rPr>
                 <w:rStyle w:val="Hiperligao"/>
@@ -456,7 +456,7 @@
               <w:rPr>
                 <w:noProof/>
               </w:rPr>
-              <w:instrText xml:space="preserve"> PAGEREF _Toc241670950 \h </w:instrText>
+              <w:instrText xml:space="preserve"> PAGEREF _Toc241692491 \h </w:instrText>
             </w:r>
             <w:r>
               <w:rPr>
@@ -498,7 +498,7 @@
               <w14:ligatures w14:val="standardContextual"/>
             </w:rPr>
           </w:pPr>
-          <w:hyperlink w:anchor="_Toc241670951" w:history="1">
+          <w:hyperlink w:anchor="_Toc241692492" w:history="1">
             <w:r>
               <w:rPr>
                 <w:rStyle w:val="Hiperligao"/>
@@ -522,7 +522,7 @@
               <w:rPr>
                 <w:noProof/>
               </w:rPr>
-              <w:instrText xml:space="preserve"> PAGEREF _Toc241670951 \h </w:instrText>
+              <w:instrText xml:space="preserve"> PAGEREF _Toc241692492 \h </w:instrText>
             </w:r>
             <w:r>
               <w:rPr>
@@ -564,7 +564,7 @@
               <w14:ligatures w14:val="standardContextual"/>
             </w:rPr>
           </w:pPr>
-          <w:hyperlink w:anchor="_Toc241670952" w:history="1">
+          <w:hyperlink w:anchor="_Toc241692493" w:history="1">
             <w:r>
               <w:rPr>
                 <w:rStyle w:val="Hiperligao"/>
@@ -588,7 +588,7 @@
               <w:rPr>
                 <w:noProof/>
               </w:rPr>
-              <w:instrText xml:space="preserve"> PAGEREF _Toc241670952 \h </w:instrText>
+              <w:instrText xml:space="preserve"> PAGEREF _Toc241692493 \h </w:instrText>
             </w:r>
             <w:r>
               <w:rPr>
@@ -630,7 +630,7 @@
               <w14:ligatures w14:val="standardContextual"/>
             </w:rPr>
           </w:pPr>
-          <w:hyperlink w:anchor="_Toc241670953" w:history="1">
+          <w:hyperlink w:anchor="_Toc241692494" w:history="1">
             <w:r>
               <w:rPr>
                 <w:rStyle w:val="Hiperligao"/>
@@ -654,7 +654,7 @@
               <w:rPr>
                 <w:noProof/>
               </w:rPr>
-              <w:instrText xml:space="preserve"> PAGEREF _Toc241670953 \h </w:instrText>
+              <w:instrText xml:space="preserve"> PAGEREF _Toc241692494 \h </w:instrText>
             </w:r>
             <w:r>
               <w:rPr>
@@ -696,7 +696,7 @@
               <w14:ligatures w14:val="standardContextual"/>
             </w:rPr>
           </w:pPr>
-          <w:hyperlink w:anchor="_Toc241670954" w:history="1">
+          <w:hyperlink w:anchor="_Toc241692495" w:history="1">
             <w:r>
               <w:rPr>
                 <w:rStyle w:val="Hiperligao"/>
@@ -720,7 +720,7 @@
               <w:rPr>
                 <w:noProof/>
               </w:rPr>
-              <w:instrText xml:space="preserve"> PAGEREF _Toc241670954 \h </w:instrText>
+              <w:instrText xml:space="preserve"> PAGEREF _Toc241692495 \h </w:instrText>
             </w:r>
             <w:r>
               <w:rPr>
@@ -768,7 +768,7 @@
       <w:pPr>
         <w:pStyle w:val="Ttulo1"/>
       </w:pPr>
-      <w:bookmarkStart w:id="0" w:name="_Toc241670945"/>
+      <w:bookmarkStart w:id="0" w:name="_Toc241692486"/>
       <w:r>
         <w:lastRenderedPageBreak/>
         <w:t>Votre rôle en une page</w:t>
@@ -825,7 +825,7 @@
           <w:left w:w="10" w:type="dxa"/>
           <w:right w:w="10" w:type="dxa"/>
         </w:tblCellMar>
-        <w:tblLook w:val="04A0" w:firstRow="1" w:lastRow="0" w:firstColumn="1" w:lastColumn="0" w:noHBand="0" w:noVBand="1"/>
+        <w:tblLook w:val="0000" w:firstRow="0" w:lastRow="0" w:firstColumn="0" w:lastColumn="0" w:noHBand="0" w:noVBand="0"/>
       </w:tblPr>
       <w:tblGrid>
         <w:gridCol w:w="5225"/>
@@ -1415,7 +1415,7 @@
           <w:noProof/>
         </w:rPr>
         <w:drawing>
-          <wp:inline distT="0" distB="0" distL="0" distR="0" wp14:anchorId="15E6CA1B" wp14:editId="51E43E0E">
+          <wp:inline distT="0" distB="0" distL="0" distR="0" wp14:anchorId="0884DCE2" wp14:editId="6C1A72B6">
             <wp:extent cx="5715000" cy="3571875"/>
             <wp:effectExtent l="0" t="0" r="0" b="0"/>
             <wp:docPr id="187" name="01-login.png" descr="La page de connexion avec E-mail, Mot de passe, Rester connecté et le bouton Se connecter." title="La page de connexion avec E-mail, Mot de passe, Rester connecté et le bouton Se connecter."/>
@@ -1468,7 +1468,7 @@
         <w:pStyle w:val="Ttulo1"/>
         <w:pageBreakBefore/>
       </w:pPr>
-      <w:bookmarkStart w:id="1" w:name="_Toc241670946"/>
+      <w:bookmarkStart w:id="1" w:name="_Toc241692487"/>
       <w:r>
         <w:lastRenderedPageBreak/>
         <w:t>Tableau de bord et cartes</w:t>
@@ -1511,7 +1511,7 @@
           <w:noProof/>
         </w:rPr>
         <w:drawing>
-          <wp:inline distT="0" distB="0" distL="0" distR="0" wp14:anchorId="3C2D8D88" wp14:editId="3A9B6A35">
+          <wp:inline distT="0" distB="0" distL="0" distR="0" wp14:anchorId="4DAF9B30" wp14:editId="64E17001">
             <wp:extent cx="5715000" cy="3429000"/>
             <wp:effectExtent l="0" t="0" r="0" b="0"/>
             <wp:docPr id="188" name="02-maps-all.png" descr="La liste Cartes, onglet Tous, avec toutes les icônes de ligne et la section Classeurs au-dessus." title="La liste Cartes, onglet Tous, avec toutes les icônes de ligne et la section Classeurs au-dessus."/>
@@ -1694,7 +1694,7 @@
           <w:left w:w="10" w:type="dxa"/>
           <w:right w:w="10" w:type="dxa"/>
         </w:tblCellMar>
-        <w:tblLook w:val="04A0" w:firstRow="1" w:lastRow="0" w:firstColumn="1" w:lastColumn="0" w:noHBand="0" w:noVBand="1"/>
+        <w:tblLook w:val="0000" w:firstRow="0" w:lastRow="0" w:firstColumn="0" w:lastColumn="0" w:noHBand="0" w:noVBand="0"/>
       </w:tblPr>
       <w:tblGrid>
         <w:gridCol w:w="3438"/>
@@ -2040,7 +2040,7 @@
         <w:pStyle w:val="Ttulo1"/>
         <w:pageBreakBefore/>
       </w:pPr>
-      <w:bookmarkStart w:id="2" w:name="_Toc241670947"/>
+      <w:bookmarkStart w:id="2" w:name="_Toc241692488"/>
       <w:r>
         <w:lastRenderedPageBreak/>
         <w:t>Créateur de cartes et visionneuse</w:t>
@@ -2063,7 +2063,7 @@
           <w:noProof/>
         </w:rPr>
         <w:drawing>
-          <wp:inline distT="0" distB="0" distL="0" distR="0" wp14:anchorId="774637E3" wp14:editId="5BDAE7FD">
+          <wp:inline distT="0" distB="0" distL="0" distR="0" wp14:anchorId="3792C1F6" wp14:editId="1427CDEA">
             <wp:extent cx="5715000" cy="3571875"/>
             <wp:effectExtent l="0" t="0" r="0" b="0"/>
             <wp:docPr id="189" name="03-viewer-results.png" descr="Les résultats d'exécution avec les boutons SQL et Plan à côté des boutons Excel, CSV et PDF." title="Les résultats d'exécution avec les boutons SQL et Plan à côté des boutons Excel, CSV et PDF."/>
@@ -2339,7 +2339,7 @@
           <w:left w:w="10" w:type="dxa"/>
           <w:right w:w="10" w:type="dxa"/>
         </w:tblCellMar>
-        <w:tblLook w:val="04A0" w:firstRow="1" w:lastRow="0" w:firstColumn="1" w:lastColumn="0" w:noHBand="0" w:noVBand="1"/>
+        <w:tblLook w:val="0000" w:firstRow="0" w:lastRow="0" w:firstColumn="0" w:lastColumn="0" w:noHBand="0" w:noVBand="0"/>
       </w:tblPr>
       <w:tblGrid>
         <w:gridCol w:w="3438"/>
@@ -2695,7 +2695,7 @@
         <w:pStyle w:val="Ttulo1"/>
         <w:pageBreakBefore/>
       </w:pPr>
-      <w:bookmarkStart w:id="3" w:name="_Toc241670948"/>
+      <w:bookmarkStart w:id="3" w:name="_Toc241692489"/>
       <w:r>
         <w:lastRenderedPageBreak/>
         <w:t>Exécutions, exportations et planifications</w:t>
@@ -2748,7 +2748,7 @@
           <w:noProof/>
         </w:rPr>
         <w:drawing>
-          <wp:inline distT="0" distB="0" distL="0" distR="0" wp14:anchorId="7802BDBB" wp14:editId="1C35B38F">
+          <wp:inline distT="0" distB="0" distL="0" distR="0" wp14:anchorId="561351CA" wp14:editId="3E358CAC">
             <wp:extent cx="5715000" cy="3571875"/>
             <wp:effectExtent l="0" t="0" r="0" b="0"/>
             <wp:docPr id="190" name="04-runs-every-user.png" descr="La page Exécutions avec les exécutions de tous les utilisateurs affichées." title="La page Exécutions avec les exécutions de tous les utilisateurs affichées."/>
@@ -3021,7 +3021,7 @@
           <w:left w:w="10" w:type="dxa"/>
           <w:right w:w="10" w:type="dxa"/>
         </w:tblCellMar>
-        <w:tblLook w:val="04A0" w:firstRow="1" w:lastRow="0" w:firstColumn="1" w:lastColumn="0" w:noHBand="0" w:noVBand="1"/>
+        <w:tblLook w:val="0000" w:firstRow="0" w:lastRow="0" w:firstColumn="0" w:lastColumn="0" w:noHBand="0" w:noVBand="0"/>
       </w:tblPr>
       <w:tblGrid>
         <w:gridCol w:w="3438"/>
@@ -3358,7 +3358,7 @@
         <w:pStyle w:val="Ttulo1"/>
         <w:pageBreakBefore/>
       </w:pPr>
-      <w:bookmarkStart w:id="4" w:name="_Toc241670949"/>
+      <w:bookmarkStart w:id="4" w:name="_Toc241692490"/>
       <w:r>
         <w:lastRenderedPageBreak/>
         <w:t>Domaines d'activité et accès</w:t>
@@ -3391,7 +3391,7 @@
           <w:noProof/>
         </w:rPr>
         <w:drawing>
-          <wp:inline distT="0" distB="0" distL="0" distR="0" wp14:anchorId="53363BE8" wp14:editId="62A50DA5">
+          <wp:inline distT="0" distB="0" distL="0" distR="0" wp14:anchorId="2762779B" wp14:editId="079335FA">
             <wp:extent cx="5715000" cy="3571875"/>
             <wp:effectExtent l="0" t="0" r="0" b="0"/>
             <wp:docPr id="191" name="09-business-areas-grants-permission.png" descr="La boîte de dialogue Gérer les accès avec la liste Autorisation ouverte." title="La boîte de dialogue Gérer les accès avec la liste Autorisation ouverte."/>
@@ -3591,7 +3591,7 @@
           <w:left w:w="10" w:type="dxa"/>
           <w:right w:w="10" w:type="dxa"/>
         </w:tblCellMar>
-        <w:tblLook w:val="04A0" w:firstRow="1" w:lastRow="0" w:firstColumn="1" w:lastColumn="0" w:noHBand="0" w:noVBand="1"/>
+        <w:tblLook w:val="0000" w:firstRow="0" w:lastRow="0" w:firstColumn="0" w:lastColumn="0" w:noHBand="0" w:noVBand="0"/>
       </w:tblPr>
       <w:tblGrid>
         <w:gridCol w:w="3438"/>
@@ -3983,10 +3983,20 @@
     </w:tbl>
     <w:p>
       <w:pPr>
+        <w:spacing w:after="60"/>
+      </w:pPr>
+    </w:p>
+    <w:p>
+      <w:r>
+        <w:t>Un Manager ne modifie jamais le modèle. Pour un Manager, CREATE et au-dessus lui permettent seulement de créer des cartes.</w:t>
+      </w:r>
+    </w:p>
+    <w:p>
+      <w:pPr>
         <w:pStyle w:val="Ttulo1"/>
         <w:pageBreakBefore/>
       </w:pPr>
-      <w:bookmarkStart w:id="5" w:name="_Toc241670950"/>
+      <w:bookmarkStart w:id="5" w:name="_Toc241692491"/>
       <w:r>
         <w:lastRenderedPageBreak/>
         <w:t>Dossiers, éléments, jointures, hiérarchies</w:t>
@@ -4049,7 +4059,7 @@
           <w:noProof/>
         </w:rPr>
         <w:drawing>
-          <wp:inline distT="0" distB="0" distL="0" distR="0" wp14:anchorId="71094F07" wp14:editId="0D29A274">
+          <wp:inline distT="0" distB="0" distL="0" distR="0" wp14:anchorId="358A61EE" wp14:editId="18DBC473">
             <wp:extent cx="2495550" cy="5905500"/>
             <wp:effectExtent l="0" t="0" r="0" b="0"/>
             <wp:docPr id="192" name="14-folders-discovered.png" descr="La boîte de dialogue Nouveau dossier après Découvrir les tables, listant les tables trouvées." title="La boîte de dialogue Nouveau dossier après Découvrir les tables, listant les tables trouvées."/>
@@ -4335,7 +4345,7 @@
           <w:left w:w="10" w:type="dxa"/>
           <w:right w:w="10" w:type="dxa"/>
         </w:tblCellMar>
-        <w:tblLook w:val="04A0" w:firstRow="1" w:lastRow="0" w:firstColumn="1" w:lastColumn="0" w:noHBand="0" w:noVBand="1"/>
+        <w:tblLook w:val="0000" w:firstRow="0" w:lastRow="0" w:firstColumn="0" w:lastColumn="0" w:noHBand="0" w:noVBand="0"/>
       </w:tblPr>
       <w:tblGrid>
         <w:gridCol w:w="3438"/>
@@ -4618,7 +4628,7 @@
         <w:pStyle w:val="Ttulo1"/>
         <w:pageBreakBefore/>
       </w:pPr>
-      <w:bookmarkStart w:id="6" w:name="_Toc241670951"/>
+      <w:bookmarkStart w:id="6" w:name="_Toc241692492"/>
       <w:r>
         <w:lastRenderedPageBreak/>
         <w:t>Fonctions personnalisées et sources de données</w:t>
@@ -4661,7 +4671,7 @@
           <w:noProof/>
         </w:rPr>
         <w:drawing>
-          <wp:inline distT="0" distB="0" distL="0" distR="0" wp14:anchorId="1149E6A1" wp14:editId="5B216197">
+          <wp:inline distT="0" distB="0" distL="0" distR="0" wp14:anchorId="420C3337" wp14:editId="69158ABD">
             <wp:extent cx="5715000" cy="3571875"/>
             <wp:effectExtent l="0" t="0" r="0" b="0"/>
             <wp:docPr id="193" name="30-data-sources.png" descr="La page Sources de données avec un tableau de connexions et cinq icônes de ligne." title="La page Sources de données avec un tableau de connexions et cinq icônes de ligne."/>
@@ -4921,7 +4931,7 @@
           <w:left w:w="10" w:type="dxa"/>
           <w:right w:w="10" w:type="dxa"/>
         </w:tblCellMar>
-        <w:tblLook w:val="04A0" w:firstRow="1" w:lastRow="0" w:firstColumn="1" w:lastColumn="0" w:noHBand="0" w:noVBand="1"/>
+        <w:tblLook w:val="0000" w:firstRow="0" w:lastRow="0" w:firstColumn="0" w:lastColumn="0" w:noHBand="0" w:noVBand="0"/>
       </w:tblPr>
       <w:tblGrid>
         <w:gridCol w:w="3438"/>
@@ -5221,7 +5231,7 @@
         <w:pStyle w:val="Ttulo1"/>
         <w:pageBreakBefore/>
       </w:pPr>
-      <w:bookmarkStart w:id="7" w:name="_Toc241670952"/>
+      <w:bookmarkStart w:id="7" w:name="_Toc241692493"/>
       <w:r>
         <w:lastRenderedPageBreak/>
         <w:t>Utilisateurs</w:t>
@@ -5244,7 +5254,7 @@
           <w:noProof/>
         </w:rPr>
         <w:drawing>
-          <wp:inline distT="0" distB="0" distL="0" distR="0" wp14:anchorId="2AA9B30D" wp14:editId="4B46C15B">
+          <wp:inline distT="0" distB="0" distL="0" distR="0" wp14:anchorId="7A78529E" wp14:editId="75066F0E">
             <wp:extent cx="5715000" cy="3571875"/>
             <wp:effectExtent l="0" t="0" r="0" b="0"/>
             <wp:docPr id="194" name="35-users.png" descr="La page Utilisateurs avec les boutons Fichier d'identifiants et Nouvel utilisateur et les icônes de ligne." title="La page Utilisateurs avec les boutons Fichier d'identifiants et Nouvel utilisateur et les icônes de ligne."/>
@@ -5474,7 +5484,7 @@
           <w:left w:w="10" w:type="dxa"/>
           <w:right w:w="10" w:type="dxa"/>
         </w:tblCellMar>
-        <w:tblLook w:val="04A0" w:firstRow="1" w:lastRow="0" w:firstColumn="1" w:lastColumn="0" w:noHBand="0" w:noVBand="1"/>
+        <w:tblLook w:val="0000" w:firstRow="0" w:lastRow="0" w:firstColumn="0" w:lastColumn="0" w:noHBand="0" w:noVBand="0"/>
       </w:tblPr>
       <w:tblGrid>
         <w:gridCol w:w="3438"/>
@@ -5673,7 +5683,7 @@
               <w:spacing w:after="0"/>
             </w:pPr>
             <w:r>
-              <w:t>Voit, exécute, exporte, planifie et partage toutes les cartes. Ne modélise les données que là où un accès est accordé.</w:t>
+              <w:t>Voit, exécute, exporte, planifie et partage toutes les cartes. Ne modifie jamais le modèle de données.</w:t>
             </w:r>
           </w:p>
         </w:tc>
@@ -5940,7 +5950,7 @@
         <w:pStyle w:val="Ttulo1"/>
         <w:pageBreakBefore/>
       </w:pPr>
-      <w:bookmarkStart w:id="8" w:name="_Toc241670953"/>
+      <w:bookmarkStart w:id="8" w:name="_Toc241692494"/>
       <w:r>
         <w:lastRenderedPageBreak/>
         <w:t>Stratégies de sécurité et journal d'audit</w:t>
@@ -5983,7 +5993,7 @@
           <w:noProof/>
         </w:rPr>
         <w:drawing>
-          <wp:inline distT="0" distB="0" distL="0" distR="0" wp14:anchorId="74748C68" wp14:editId="363B7582">
+          <wp:inline distT="0" distB="0" distL="0" distR="0" wp14:anchorId="12DF6F70" wp14:editId="20C2DF33">
             <wp:extent cx="3324225" cy="4676775"/>
             <wp:effectExtent l="0" t="0" r="0" b="0"/>
             <wp:docPr id="195" name="44-security-new-dialog.png" descr="La boîte de dialogue Nouvelle stratégie avec un nom, une description et une règle." title="La boîte de dialogue Nouvelle stratégie avec un nom, une description et une règle."/>
@@ -6347,7 +6357,7 @@
         <w:pStyle w:val="Ttulo1"/>
         <w:pageBreakBefore/>
       </w:pPr>
-      <w:bookmarkStart w:id="9" w:name="_Toc241670954"/>
+      <w:bookmarkStart w:id="9" w:name="_Toc241692495"/>
       <w:r>
         <w:lastRenderedPageBreak/>
         <w:t>Migration</w:t>
@@ -6380,7 +6390,7 @@
           <w:noProof/>
         </w:rPr>
         <w:drawing>
-          <wp:inline distT="0" distB="0" distL="0" distR="0" wp14:anchorId="2217BC4B" wp14:editId="039F4857">
+          <wp:inline distT="0" distB="0" distL="0" distR="0" wp14:anchorId="6EF97440" wp14:editId="72EDBB73">
             <wp:extent cx="5715000" cy="3571875"/>
             <wp:effectExtent l="0" t="0" r="0" b="0"/>
             <wp:docPr id="196" name="50-migration.png" descr="La page Migration avec la carte Source, ses boutons et son texte d'aide." title="La page Migration avec la carte Source, ses boutons et son texte d'aide."/>
@@ -6636,7 +6646,7 @@
           <w:left w:w="10" w:type="dxa"/>
           <w:right w:w="10" w:type="dxa"/>
         </w:tblCellMar>
-        <w:tblLook w:val="04A0" w:firstRow="1" w:lastRow="0" w:firstColumn="1" w:lastColumn="0" w:noHBand="0" w:noVBand="1"/>
+        <w:tblLook w:val="0000" w:firstRow="0" w:lastRow="0" w:firstColumn="0" w:lastColumn="0" w:noHBand="0" w:noVBand="0"/>
       </w:tblPr>
       <w:tblGrid>
         <w:gridCol w:w="3438"/>
@@ -7083,10 +7093,126 @@
 <file path=word/numbering.xml><?xml version="1.0" encoding="utf-8"?>
 <w:numbering xmlns:wpc="http://schemas.microsoft.com/office/word/2010/wordprocessingCanvas" xmlns:cx="http://schemas.microsoft.com/office/drawing/2014/chartex" xmlns:cx1="http://schemas.microsoft.com/office/drawing/2015/9/8/chartex" xmlns:cx2="http://schemas.microsoft.com/office/drawing/2015/10/21/chartex" xmlns:cx3="http://schemas.microsoft.com/office/drawing/2016/5/9/chartex" xmlns:cx4="http://schemas.microsoft.com/office/drawing/2016/5/10/chartex" xmlns:cx5="http://schemas.microsoft.com/office/drawing/2016/5/11/chartex" xmlns:cx6="http://schemas.microsoft.com/office/drawing/2016/5/12/chartex" xmlns:cx7="http://schemas.microsoft.com/office/drawing/2016/5/13/chartex" xmlns:cx8="http://schemas.microsoft.com/office/drawing/2016/5/14/chartex" xmlns:mc="http://schemas.openxmlformats.org/markup-compatibility/2006" xmlns:aink="http://schemas.microsoft.com/office/drawing/2016/ink" xmlns:am3d="http://schemas.microsoft.com/office/drawing/2017/model3d" xmlns:o="urn:schemas-microsoft-com:office:office" xmlns:oel="http://schemas.microsoft.com/office/2019/extlst" xmlns:r="http://schemas.openxmlformats.org/officeDocument/2006/relationships" xmlns:m="http://schemas.openxmlformats.org/officeDocument/2006/math" xmlns:v="urn:schemas-microsoft-com:vml" xmlns:wp14="http://schemas.microsoft.com/office/word/2010/wordprocessingDrawing" xmlns:wp="http://schemas.openxmlformats.org/drawingml/2006/wordprocessingDrawing" xmlns:w10="urn:schemas-microsoft-com:office:word" xmlns:w="http://schemas.openxmlformats.org/wordprocessingml/2006/main" xmlns:w14="http://schemas.microsoft.com/office/word/2010/wordml" xmlns:w15="http://schemas.microsoft.com/office/word/2012/wordml" xmlns:w16cex="http://schemas.microsoft.com/office/word/2018/wordml/cex" xmlns:w16cid="http://schemas.microsoft.com/office/word/2016/wordml/cid" xmlns:w16="http://schemas.microsoft.com/office/word/2018/wordml" xmlns:w16sdtdh="http://schemas.microsoft.com/office/word/2020/wordml/sdtdatahash" xmlns:w16se="http://schemas.microsoft.com/office/word/2015/wordml/symex" xmlns:wpg="http://schemas.microsoft.com/office/word/2010/wordprocessingGroup" xmlns:wpi="http://schemas.microsoft.com/office/word/2010/wordprocessingInk" xmlns:wne="http://schemas.microsoft.com/office/word/2006/wordml" xmlns:wps="http://schemas.microsoft.com/office/word/2010/wordprocessingShape" mc:Ignorable="w14 w15 w16se w16cid w16 w16cex w16sdtdh wp14">
   <w:abstractNum w:abstractNumId="0" w15:restartNumberingAfterBreak="0">
-    <w:nsid w:val="0B236C8A"/>
+    <w:nsid w:val="112E33D4"/>
     <w:multiLevelType w:val="hybridMultilevel"/>
-    <w:tmpl w:val="8A50A198"/>
-    <w:lvl w:ilvl="0" w:tplc="D20477C0" w:tentative="1">
+    <w:tmpl w:val="34CAB418"/>
+    <w:lvl w:ilvl="0" w:tplc="9CC26D6E">
+      <w:start w:val="1"/>
+      <w:numFmt w:val="decimal"/>
+      <w:lvlText w:val="%1."/>
+      <w:lvlJc w:val="left"/>
+      <w:pPr>
+        <w:ind w:left="360" w:hanging="300"/>
+      </w:pPr>
+    </w:lvl>
+    <w:lvl w:ilvl="1" w:tplc="B64889FC" w:tentative="1">
+      <w:start w:val="1"/>
+      <w:numFmt w:val="lowerLetter"/>
+      <w:lvlText w:val="%2."/>
+      <w:lvlJc w:val="left"/>
+      <w:pPr>
+        <w:ind w:left="720" w:hanging="300"/>
+      </w:pPr>
+    </w:lvl>
+    <w:lvl w:ilvl="2" w:tplc="287EE1A4">
+      <w:numFmt w:val="decimal"/>
+      <w:lvlText w:val=""/>
+      <w:lvlJc w:val="left"/>
+    </w:lvl>
+    <w:lvl w:ilvl="3" w:tplc="14844B26">
+      <w:numFmt w:val="decimal"/>
+      <w:lvlText w:val=""/>
+      <w:lvlJc w:val="left"/>
+    </w:lvl>
+    <w:lvl w:ilvl="4" w:tplc="840086EE">
+      <w:numFmt w:val="decimal"/>
+      <w:lvlText w:val=""/>
+      <w:lvlJc w:val="left"/>
+    </w:lvl>
+    <w:lvl w:ilvl="5" w:tplc="D6A04B76">
+      <w:numFmt w:val="decimal"/>
+      <w:lvlText w:val=""/>
+      <w:lvlJc w:val="left"/>
+    </w:lvl>
+    <w:lvl w:ilvl="6" w:tplc="7542E846">
+      <w:numFmt w:val="decimal"/>
+      <w:lvlText w:val=""/>
+      <w:lvlJc w:val="left"/>
+    </w:lvl>
+    <w:lvl w:ilvl="7" w:tplc="79BA37E0">
+      <w:numFmt w:val="decimal"/>
+      <w:lvlText w:val=""/>
+      <w:lvlJc w:val="left"/>
+    </w:lvl>
+    <w:lvl w:ilvl="8" w:tplc="1666860E">
+      <w:numFmt w:val="decimal"/>
+      <w:lvlText w:val=""/>
+      <w:lvlJc w:val="left"/>
+    </w:lvl>
+  </w:abstractNum>
+  <w:abstractNum w:abstractNumId="1" w15:restartNumberingAfterBreak="0">
+    <w:nsid w:val="1B646F85"/>
+    <w:multiLevelType w:val="hybridMultilevel"/>
+    <w:tmpl w:val="2068BE78"/>
+    <w:lvl w:ilvl="0" w:tplc="AE683744">
+      <w:start w:val="1"/>
+      <w:numFmt w:val="decimal"/>
+      <w:lvlText w:val="%1."/>
+      <w:lvlJc w:val="left"/>
+      <w:pPr>
+        <w:ind w:left="360" w:hanging="300"/>
+      </w:pPr>
+    </w:lvl>
+    <w:lvl w:ilvl="1" w:tplc="9E42F534" w:tentative="1">
+      <w:start w:val="1"/>
+      <w:numFmt w:val="lowerLetter"/>
+      <w:lvlText w:val="%2."/>
+      <w:lvlJc w:val="left"/>
+      <w:pPr>
+        <w:ind w:left="720" w:hanging="300"/>
+      </w:pPr>
+    </w:lvl>
+    <w:lvl w:ilvl="2" w:tplc="90022318">
+      <w:numFmt w:val="decimal"/>
+      <w:lvlText w:val=""/>
+      <w:lvlJc w:val="left"/>
+    </w:lvl>
+    <w:lvl w:ilvl="3" w:tplc="D58C00B2">
+      <w:numFmt w:val="decimal"/>
+      <w:lvlText w:val=""/>
+      <w:lvlJc w:val="left"/>
+    </w:lvl>
+    <w:lvl w:ilvl="4" w:tplc="0668378A">
+      <w:numFmt w:val="decimal"/>
+      <w:lvlText w:val=""/>
+      <w:lvlJc w:val="left"/>
+    </w:lvl>
+    <w:lvl w:ilvl="5" w:tplc="2AD0E02C">
+      <w:numFmt w:val="decimal"/>
+      <w:lvlText w:val=""/>
+      <w:lvlJc w:val="left"/>
+    </w:lvl>
+    <w:lvl w:ilvl="6" w:tplc="7C9E5EBC">
+      <w:numFmt w:val="decimal"/>
+      <w:lvlText w:val=""/>
+      <w:lvlJc w:val="left"/>
+    </w:lvl>
+    <w:lvl w:ilvl="7" w:tplc="BF84DFC0">
+      <w:numFmt w:val="decimal"/>
+      <w:lvlText w:val=""/>
+      <w:lvlJc w:val="left"/>
+    </w:lvl>
+    <w:lvl w:ilvl="8" w:tplc="7136C04C">
+      <w:numFmt w:val="decimal"/>
+      <w:lvlText w:val=""/>
+      <w:lvlJc w:val="left"/>
+    </w:lvl>
+  </w:abstractNum>
+  <w:abstractNum w:abstractNumId="2" w15:restartNumberingAfterBreak="0">
+    <w:nsid w:val="20FB6E83"/>
+    <w:multiLevelType w:val="hybridMultilevel"/>
+    <w:tmpl w:val="DE9A659A"/>
+    <w:lvl w:ilvl="0" w:tplc="2A0C9180" w:tentative="1">
       <w:start w:val="1"/>
       <w:numFmt w:val="bullet"/>
       <w:lvlText w:val="●"/>
@@ -7095,7 +7221,7 @@
         <w:ind w:left="720" w:hanging="360"/>
       </w:pPr>
     </w:lvl>
-    <w:lvl w:ilvl="1" w:tplc="75DE2B4A" w:tentative="1">
+    <w:lvl w:ilvl="1" w:tplc="74B6EA82" w:tentative="1">
       <w:start w:val="1"/>
       <w:numFmt w:val="bullet"/>
       <w:lvlText w:val="○"/>
@@ -7104,7 +7230,7 @@
         <w:ind w:left="1440" w:hanging="360"/>
       </w:pPr>
     </w:lvl>
-    <w:lvl w:ilvl="2" w:tplc="3BC8CE90" w:tentative="1">
+    <w:lvl w:ilvl="2" w:tplc="36E674FA" w:tentative="1">
       <w:start w:val="1"/>
       <w:numFmt w:val="bullet"/>
       <w:lvlText w:val="■"/>
@@ -7113,7 +7239,7 @@
         <w:ind w:left="2160" w:hanging="360"/>
       </w:pPr>
     </w:lvl>
-    <w:lvl w:ilvl="3" w:tplc="05F8471A" w:tentative="1">
+    <w:lvl w:ilvl="3" w:tplc="065A107E" w:tentative="1">
       <w:start w:val="1"/>
       <w:numFmt w:val="bullet"/>
       <w:lvlText w:val="●"/>
@@ -7122,7 +7248,7 @@
         <w:ind w:left="2880" w:hanging="360"/>
       </w:pPr>
     </w:lvl>
-    <w:lvl w:ilvl="4" w:tplc="22881D70" w:tentative="1">
+    <w:lvl w:ilvl="4" w:tplc="EE3CF804" w:tentative="1">
       <w:start w:val="1"/>
       <w:numFmt w:val="bullet"/>
       <w:lvlText w:val="○"/>
@@ -7131,7 +7257,7 @@
         <w:ind w:left="3600" w:hanging="360"/>
       </w:pPr>
     </w:lvl>
-    <w:lvl w:ilvl="5" w:tplc="9318A5F6" w:tentative="1">
+    <w:lvl w:ilvl="5" w:tplc="4FE69E5E" w:tentative="1">
       <w:start w:val="1"/>
       <w:numFmt w:val="bullet"/>
       <w:lvlText w:val="■"/>
@@ -7140,7 +7266,7 @@
         <w:ind w:left="4320" w:hanging="360"/>
       </w:pPr>
     </w:lvl>
-    <w:lvl w:ilvl="6" w:tplc="56EE6722" w:tentative="1">
+    <w:lvl w:ilvl="6" w:tplc="18641E74" w:tentative="1">
       <w:start w:val="1"/>
       <w:numFmt w:val="bullet"/>
       <w:lvlText w:val="●"/>
@@ -7149,7 +7275,7 @@
         <w:ind w:left="5040" w:hanging="360"/>
       </w:pPr>
     </w:lvl>
-    <w:lvl w:ilvl="7" w:tplc="210050DE" w:tentative="1">
+    <w:lvl w:ilvl="7" w:tplc="9D4AB6C2" w:tentative="1">
       <w:start w:val="1"/>
       <w:numFmt w:val="bullet"/>
       <w:lvlText w:val="●"/>
@@ -7158,7 +7284,7 @@
         <w:ind w:left="5760" w:hanging="360"/>
       </w:pPr>
     </w:lvl>
-    <w:lvl w:ilvl="8" w:tplc="B8E0F850" w:tentative="1">
+    <w:lvl w:ilvl="8" w:tplc="E968D1FC" w:tentative="1">
       <w:start w:val="1"/>
       <w:numFmt w:val="bullet"/>
       <w:lvlText w:val="●"/>
@@ -7168,11 +7294,11 @@
       </w:pPr>
     </w:lvl>
   </w:abstractNum>
-  <w:abstractNum w:abstractNumId="1" w15:restartNumberingAfterBreak="0">
-    <w:nsid w:val="1DE5089A"/>
+  <w:abstractNum w:abstractNumId="3" w15:restartNumberingAfterBreak="0">
+    <w:nsid w:val="3E0F7CF9"/>
     <w:multiLevelType w:val="hybridMultilevel"/>
-    <w:tmpl w:val="7368E104"/>
-    <w:lvl w:ilvl="0" w:tplc="DA2C4804">
+    <w:tmpl w:val="5B4AAA68"/>
+    <w:lvl w:ilvl="0" w:tplc="DCE276B4">
       <w:start w:val="1"/>
       <w:numFmt w:val="decimal"/>
       <w:lvlText w:val="%1."/>
@@ -7181,7 +7307,7 @@
         <w:ind w:left="360" w:hanging="300"/>
       </w:pPr>
     </w:lvl>
-    <w:lvl w:ilvl="1" w:tplc="2610A96E" w:tentative="1">
+    <w:lvl w:ilvl="1" w:tplc="3842ABEE" w:tentative="1">
       <w:start w:val="1"/>
       <w:numFmt w:val="lowerLetter"/>
       <w:lvlText w:val="%2."/>
@@ -7190,47 +7316,47 @@
         <w:ind w:left="720" w:hanging="300"/>
       </w:pPr>
     </w:lvl>
-    <w:lvl w:ilvl="2" w:tplc="7D64C8FE">
+    <w:lvl w:ilvl="2" w:tplc="36442C14">
       <w:numFmt w:val="decimal"/>
       <w:lvlText w:val=""/>
       <w:lvlJc w:val="left"/>
     </w:lvl>
-    <w:lvl w:ilvl="3" w:tplc="4E5C94BA">
+    <w:lvl w:ilvl="3" w:tplc="5C56CDAA">
       <w:numFmt w:val="decimal"/>
       <w:lvlText w:val=""/>
       <w:lvlJc w:val="left"/>
     </w:lvl>
-    <w:lvl w:ilvl="4" w:tplc="2F0656D8">
+    <w:lvl w:ilvl="4" w:tplc="767858D4">
       <w:numFmt w:val="decimal"/>
       <w:lvlText w:val=""/>
       <w:lvlJc w:val="left"/>
     </w:lvl>
-    <w:lvl w:ilvl="5" w:tplc="F6EE9CE4">
+    <w:lvl w:ilvl="5" w:tplc="274CFFEA">
       <w:numFmt w:val="decimal"/>
       <w:lvlText w:val=""/>
       <w:lvlJc w:val="left"/>
     </w:lvl>
-    <w:lvl w:ilvl="6" w:tplc="434C0B68">
+    <w:lvl w:ilvl="6" w:tplc="78AA8FDA">
       <w:numFmt w:val="decimal"/>
       <w:lvlText w:val=""/>
       <w:lvlJc w:val="left"/>
     </w:lvl>
-    <w:lvl w:ilvl="7" w:tplc="E2BAA0DA">
+    <w:lvl w:ilvl="7" w:tplc="218EA706">
       <w:numFmt w:val="decimal"/>
       <w:lvlText w:val=""/>
       <w:lvlJc w:val="left"/>
     </w:lvl>
-    <w:lvl w:ilvl="8" w:tplc="7A6E6564">
+    <w:lvl w:ilvl="8" w:tplc="43C64F32">
       <w:numFmt w:val="decimal"/>
       <w:lvlText w:val=""/>
       <w:lvlJc w:val="left"/>
     </w:lvl>
   </w:abstractNum>
-  <w:abstractNum w:abstractNumId="2" w15:restartNumberingAfterBreak="0">
-    <w:nsid w:val="2A831186"/>
+  <w:abstractNum w:abstractNumId="4" w15:restartNumberingAfterBreak="0">
+    <w:nsid w:val="428A798B"/>
     <w:multiLevelType w:val="hybridMultilevel"/>
-    <w:tmpl w:val="DF36D162"/>
-    <w:lvl w:ilvl="0" w:tplc="2F7609FE">
+    <w:tmpl w:val="1C5E8E66"/>
+    <w:lvl w:ilvl="0" w:tplc="56D48122">
       <w:start w:val="1"/>
       <w:numFmt w:val="decimal"/>
       <w:lvlText w:val="%1."/>
@@ -7239,7 +7365,7 @@
         <w:ind w:left="360" w:hanging="300"/>
       </w:pPr>
     </w:lvl>
-    <w:lvl w:ilvl="1" w:tplc="AF0AC0BC" w:tentative="1">
+    <w:lvl w:ilvl="1" w:tplc="70968D4E" w:tentative="1">
       <w:start w:val="1"/>
       <w:numFmt w:val="lowerLetter"/>
       <w:lvlText w:val="%2."/>
@@ -7248,47 +7374,47 @@
         <w:ind w:left="720" w:hanging="300"/>
       </w:pPr>
     </w:lvl>
-    <w:lvl w:ilvl="2" w:tplc="951012DC">
+    <w:lvl w:ilvl="2" w:tplc="5142DD10">
       <w:numFmt w:val="decimal"/>
       <w:lvlText w:val=""/>
       <w:lvlJc w:val="left"/>
     </w:lvl>
-    <w:lvl w:ilvl="3" w:tplc="F1422F4E">
+    <w:lvl w:ilvl="3" w:tplc="3BB619B2">
       <w:numFmt w:val="decimal"/>
       <w:lvlText w:val=""/>
       <w:lvlJc w:val="left"/>
     </w:lvl>
-    <w:lvl w:ilvl="4" w:tplc="522AAFF8">
+    <w:lvl w:ilvl="4" w:tplc="286E65F0">
       <w:numFmt w:val="decimal"/>
       <w:lvlText w:val=""/>
       <w:lvlJc w:val="left"/>
     </w:lvl>
-    <w:lvl w:ilvl="5" w:tplc="50D8DF22">
+    <w:lvl w:ilvl="5" w:tplc="2D00ADFA">
       <w:numFmt w:val="decimal"/>
       <w:lvlText w:val=""/>
       <w:lvlJc w:val="left"/>
     </w:lvl>
-    <w:lvl w:ilvl="6" w:tplc="C78E2A20">
+    <w:lvl w:ilvl="6" w:tplc="CA3AB7DA">
       <w:numFmt w:val="decimal"/>
       <w:lvlText w:val=""/>
       <w:lvlJc w:val="left"/>
     </w:lvl>
-    <w:lvl w:ilvl="7" w:tplc="9446D29C">
+    <w:lvl w:ilvl="7" w:tplc="9F1C861E">
       <w:numFmt w:val="decimal"/>
       <w:lvlText w:val=""/>
       <w:lvlJc w:val="left"/>
     </w:lvl>
-    <w:lvl w:ilvl="8" w:tplc="3B162518">
+    <w:lvl w:ilvl="8" w:tplc="9B2C8E4A">
       <w:numFmt w:val="decimal"/>
       <w:lvlText w:val=""/>
       <w:lvlJc w:val="left"/>
     </w:lvl>
   </w:abstractNum>
-  <w:abstractNum w:abstractNumId="3" w15:restartNumberingAfterBreak="0">
-    <w:nsid w:val="42CF4775"/>
+  <w:abstractNum w:abstractNumId="5" w15:restartNumberingAfterBreak="0">
+    <w:nsid w:val="42AD1732"/>
     <w:multiLevelType w:val="hybridMultilevel"/>
-    <w:tmpl w:val="4DC4D22C"/>
-    <w:lvl w:ilvl="0" w:tplc="937EAE16">
+    <w:tmpl w:val="26944BD2"/>
+    <w:lvl w:ilvl="0" w:tplc="1C4869C0">
       <w:start w:val="1"/>
       <w:numFmt w:val="decimal"/>
       <w:lvlText w:val="%1."/>
@@ -7297,7 +7423,7 @@
         <w:ind w:left="360" w:hanging="300"/>
       </w:pPr>
     </w:lvl>
-    <w:lvl w:ilvl="1" w:tplc="F99681A2" w:tentative="1">
+    <w:lvl w:ilvl="1" w:tplc="41E415C0" w:tentative="1">
       <w:start w:val="1"/>
       <w:numFmt w:val="lowerLetter"/>
       <w:lvlText w:val="%2."/>
@@ -7306,47 +7432,47 @@
         <w:ind w:left="720" w:hanging="300"/>
       </w:pPr>
     </w:lvl>
-    <w:lvl w:ilvl="2" w:tplc="C53E716C">
+    <w:lvl w:ilvl="2" w:tplc="AD8EB100">
       <w:numFmt w:val="decimal"/>
       <w:lvlText w:val=""/>
       <w:lvlJc w:val="left"/>
     </w:lvl>
-    <w:lvl w:ilvl="3" w:tplc="B4A0E800">
+    <w:lvl w:ilvl="3" w:tplc="F854688E">
       <w:numFmt w:val="decimal"/>
       <w:lvlText w:val=""/>
       <w:lvlJc w:val="left"/>
     </w:lvl>
-    <w:lvl w:ilvl="4" w:tplc="C3C271E6">
+    <w:lvl w:ilvl="4" w:tplc="8F5673B6">
       <w:numFmt w:val="decimal"/>
       <w:lvlText w:val=""/>
       <w:lvlJc w:val="left"/>
     </w:lvl>
-    <w:lvl w:ilvl="5" w:tplc="F7066C46">
+    <w:lvl w:ilvl="5" w:tplc="82DEE788">
       <w:numFmt w:val="decimal"/>
       <w:lvlText w:val=""/>
       <w:lvlJc w:val="left"/>
     </w:lvl>
-    <w:lvl w:ilvl="6" w:tplc="1F205E7C">
+    <w:lvl w:ilvl="6" w:tplc="D206EAF4">
       <w:numFmt w:val="decimal"/>
       <w:lvlText w:val=""/>
       <w:lvlJc w:val="left"/>
     </w:lvl>
-    <w:lvl w:ilvl="7" w:tplc="3F644514">
+    <w:lvl w:ilvl="7" w:tplc="37D8C9F4">
       <w:numFmt w:val="decimal"/>
       <w:lvlText w:val=""/>
       <w:lvlJc w:val="left"/>
     </w:lvl>
-    <w:lvl w:ilvl="8" w:tplc="A2423364">
+    <w:lvl w:ilvl="8" w:tplc="1BF604A0">
       <w:numFmt w:val="decimal"/>
       <w:lvlText w:val=""/>
       <w:lvlJc w:val="left"/>
     </w:lvl>
   </w:abstractNum>
-  <w:abstractNum w:abstractNumId="4" w15:restartNumberingAfterBreak="0">
-    <w:nsid w:val="4B3E5073"/>
+  <w:abstractNum w:abstractNumId="6" w15:restartNumberingAfterBreak="0">
+    <w:nsid w:val="4771710B"/>
     <w:multiLevelType w:val="hybridMultilevel"/>
-    <w:tmpl w:val="36723652"/>
-    <w:lvl w:ilvl="0" w:tplc="39804826">
+    <w:tmpl w:val="1986691E"/>
+    <w:lvl w:ilvl="0" w:tplc="2A6CB9B0">
       <w:start w:val="1"/>
       <w:numFmt w:val="decimal"/>
       <w:lvlText w:val="%1."/>
@@ -7355,7 +7481,7 @@
         <w:ind w:left="360" w:hanging="300"/>
       </w:pPr>
     </w:lvl>
-    <w:lvl w:ilvl="1" w:tplc="54D0424E" w:tentative="1">
+    <w:lvl w:ilvl="1" w:tplc="38AECA3A" w:tentative="1">
       <w:start w:val="1"/>
       <w:numFmt w:val="lowerLetter"/>
       <w:lvlText w:val="%2."/>
@@ -7364,47 +7490,105 @@
         <w:ind w:left="720" w:hanging="300"/>
       </w:pPr>
     </w:lvl>
-    <w:lvl w:ilvl="2" w:tplc="2D2AF9C2">
+    <w:lvl w:ilvl="2" w:tplc="B8566A24">
       <w:numFmt w:val="decimal"/>
       <w:lvlText w:val=""/>
       <w:lvlJc w:val="left"/>
     </w:lvl>
-    <w:lvl w:ilvl="3" w:tplc="297A8C7E">
+    <w:lvl w:ilvl="3" w:tplc="5D169E60">
       <w:numFmt w:val="decimal"/>
       <w:lvlText w:val=""/>
       <w:lvlJc w:val="left"/>
     </w:lvl>
-    <w:lvl w:ilvl="4" w:tplc="514E896C">
+    <w:lvl w:ilvl="4" w:tplc="4998C18C">
       <w:numFmt w:val="decimal"/>
       <w:lvlText w:val=""/>
       <w:lvlJc w:val="left"/>
     </w:lvl>
-    <w:lvl w:ilvl="5" w:tplc="5804EAA8">
+    <w:lvl w:ilvl="5" w:tplc="8DF46E74">
       <w:numFmt w:val="decimal"/>
       <w:lvlText w:val=""/>
       <w:lvlJc w:val="left"/>
     </w:lvl>
-    <w:lvl w:ilvl="6" w:tplc="B5F4DFCA">
+    <w:lvl w:ilvl="6" w:tplc="D0F4CC4E">
       <w:numFmt w:val="decimal"/>
       <w:lvlText w:val=""/>
       <w:lvlJc w:val="left"/>
     </w:lvl>
-    <w:lvl w:ilvl="7" w:tplc="D1C2BD8A">
+    <w:lvl w:ilvl="7" w:tplc="4148D0C6">
       <w:numFmt w:val="decimal"/>
       <w:lvlText w:val=""/>
       <w:lvlJc w:val="left"/>
     </w:lvl>
-    <w:lvl w:ilvl="8" w:tplc="CA48C19C">
+    <w:lvl w:ilvl="8" w:tplc="DF2ACCD4">
       <w:numFmt w:val="decimal"/>
       <w:lvlText w:val=""/>
       <w:lvlJc w:val="left"/>
     </w:lvl>
   </w:abstractNum>
-  <w:abstractNum w:abstractNumId="5" w15:restartNumberingAfterBreak="0">
-    <w:nsid w:val="4DA741EA"/>
+  <w:abstractNum w:abstractNumId="7" w15:restartNumberingAfterBreak="0">
+    <w:nsid w:val="611C330C"/>
     <w:multiLevelType w:val="hybridMultilevel"/>
-    <w:tmpl w:val="E02458D2"/>
-    <w:lvl w:ilvl="0" w:tplc="D5A6EC04">
+    <w:tmpl w:val="10E8D8E2"/>
+    <w:lvl w:ilvl="0" w:tplc="F1E80DD6" w:tentative="1">
+      <w:start w:val="1"/>
+      <w:numFmt w:val="bullet"/>
+      <w:lvlText w:val="•"/>
+      <w:lvlJc w:val="left"/>
+      <w:pPr>
+        <w:ind w:left="360" w:hanging="260"/>
+      </w:pPr>
+    </w:lvl>
+    <w:lvl w:ilvl="1" w:tplc="2D742942" w:tentative="1">
+      <w:start w:val="1"/>
+      <w:numFmt w:val="bullet"/>
+      <w:lvlText w:val="–"/>
+      <w:lvlJc w:val="left"/>
+      <w:pPr>
+        <w:ind w:left="720" w:hanging="260"/>
+      </w:pPr>
+    </w:lvl>
+    <w:lvl w:ilvl="2" w:tplc="459C08CC">
+      <w:numFmt w:val="decimal"/>
+      <w:lvlText w:val=""/>
+      <w:lvlJc w:val="left"/>
+    </w:lvl>
+    <w:lvl w:ilvl="3" w:tplc="F4D4037E">
+      <w:numFmt w:val="decimal"/>
+      <w:lvlText w:val=""/>
+      <w:lvlJc w:val="left"/>
+    </w:lvl>
+    <w:lvl w:ilvl="4" w:tplc="507AACB2">
+      <w:numFmt w:val="decimal"/>
+      <w:lvlText w:val=""/>
+      <w:lvlJc w:val="left"/>
+    </w:lvl>
+    <w:lvl w:ilvl="5" w:tplc="CC26815A">
+      <w:numFmt w:val="decimal"/>
+      <w:lvlText w:val=""/>
+      <w:lvlJc w:val="left"/>
+    </w:lvl>
+    <w:lvl w:ilvl="6" w:tplc="B6927CC6">
+      <w:numFmt w:val="decimal"/>
+      <w:lvlText w:val=""/>
+      <w:lvlJc w:val="left"/>
+    </w:lvl>
+    <w:lvl w:ilvl="7" w:tplc="3BA45C6C">
+      <w:numFmt w:val="decimal"/>
+      <w:lvlText w:val=""/>
+      <w:lvlJc w:val="left"/>
+    </w:lvl>
+    <w:lvl w:ilvl="8" w:tplc="02EC531C">
+      <w:numFmt w:val="decimal"/>
+      <w:lvlText w:val=""/>
+      <w:lvlJc w:val="left"/>
+    </w:lvl>
+  </w:abstractNum>
+  <w:abstractNum w:abstractNumId="8" w15:restartNumberingAfterBreak="0">
+    <w:nsid w:val="663C634C"/>
+    <w:multiLevelType w:val="hybridMultilevel"/>
+    <w:tmpl w:val="72326EE8"/>
+    <w:lvl w:ilvl="0" w:tplc="440C03B8">
       <w:start w:val="1"/>
       <w:numFmt w:val="decimal"/>
       <w:lvlText w:val="%1."/>
@@ -7413,7 +7597,7 @@
         <w:ind w:left="360" w:hanging="300"/>
       </w:pPr>
     </w:lvl>
-    <w:lvl w:ilvl="1" w:tplc="0D8285D2" w:tentative="1">
+    <w:lvl w:ilvl="1" w:tplc="1E8C43FC" w:tentative="1">
       <w:start w:val="1"/>
       <w:numFmt w:val="lowerLetter"/>
       <w:lvlText w:val="%2."/>
@@ -7422,47 +7606,47 @@
         <w:ind w:left="720" w:hanging="300"/>
       </w:pPr>
     </w:lvl>
-    <w:lvl w:ilvl="2" w:tplc="3BE2CDF4">
+    <w:lvl w:ilvl="2" w:tplc="7CB838B2">
       <w:numFmt w:val="decimal"/>
       <w:lvlText w:val=""/>
       <w:lvlJc w:val="left"/>
     </w:lvl>
-    <w:lvl w:ilvl="3" w:tplc="C032F2D6">
+    <w:lvl w:ilvl="3" w:tplc="768C6604">
       <w:numFmt w:val="decimal"/>
       <w:lvlText w:val=""/>
       <w:lvlJc w:val="left"/>
     </w:lvl>
-    <w:lvl w:ilvl="4" w:tplc="BDE238E6">
+    <w:lvl w:ilvl="4" w:tplc="1DDE2C0C">
       <w:numFmt w:val="decimal"/>
       <w:lvlText w:val=""/>
       <w:lvlJc w:val="left"/>
     </w:lvl>
-    <w:lvl w:ilvl="5" w:tplc="519654E6">
+    <w:lvl w:ilvl="5" w:tplc="29A4EE8C">
       <w:numFmt w:val="decimal"/>
       <w:lvlText w:val=""/>
       <w:lvlJc w:val="left"/>
     </w:lvl>
-    <w:lvl w:ilvl="6" w:tplc="5B7C0842">
+    <w:lvl w:ilvl="6" w:tplc="21B4502A">
       <w:numFmt w:val="decimal"/>
       <w:lvlText w:val=""/>
       <w:lvlJc w:val="left"/>
     </w:lvl>
-    <w:lvl w:ilvl="7" w:tplc="264232D8">
+    <w:lvl w:ilvl="7" w:tplc="B3BE11C8">
       <w:numFmt w:val="decimal"/>
       <w:lvlText w:val=""/>
       <w:lvlJc w:val="left"/>
     </w:lvl>
-    <w:lvl w:ilvl="8" w:tplc="E2BE5136">
+    <w:lvl w:ilvl="8" w:tplc="745A0B28">
       <w:numFmt w:val="decimal"/>
       <w:lvlText w:val=""/>
       <w:lvlJc w:val="left"/>
     </w:lvl>
   </w:abstractNum>
-  <w:abstractNum w:abstractNumId="6" w15:restartNumberingAfterBreak="0">
-    <w:nsid w:val="58027FDB"/>
+  <w:abstractNum w:abstractNumId="9" w15:restartNumberingAfterBreak="0">
+    <w:nsid w:val="78774AA7"/>
     <w:multiLevelType w:val="hybridMultilevel"/>
-    <w:tmpl w:val="6D442E7E"/>
-    <w:lvl w:ilvl="0" w:tplc="FD681470">
+    <w:tmpl w:val="6AC81008"/>
+    <w:lvl w:ilvl="0" w:tplc="5C8A8410">
       <w:start w:val="1"/>
       <w:numFmt w:val="decimal"/>
       <w:lvlText w:val="%1."/>
@@ -7471,7 +7655,7 @@
         <w:ind w:left="360" w:hanging="300"/>
       </w:pPr>
     </w:lvl>
-    <w:lvl w:ilvl="1" w:tplc="60262BF0" w:tentative="1">
+    <w:lvl w:ilvl="1" w:tplc="E5D83C9E" w:tentative="1">
       <w:start w:val="1"/>
       <w:numFmt w:val="lowerLetter"/>
       <w:lvlText w:val="%2."/>
@@ -7480,47 +7664,47 @@
         <w:ind w:left="720" w:hanging="300"/>
       </w:pPr>
     </w:lvl>
-    <w:lvl w:ilvl="2" w:tplc="F82E87B0">
+    <w:lvl w:ilvl="2" w:tplc="F9524A16">
       <w:numFmt w:val="decimal"/>
       <w:lvlText w:val=""/>
       <w:lvlJc w:val="left"/>
     </w:lvl>
-    <w:lvl w:ilvl="3" w:tplc="05AC1B24">
+    <w:lvl w:ilvl="3" w:tplc="9EE65B82">
       <w:numFmt w:val="decimal"/>
       <w:lvlText w:val=""/>
       <w:lvlJc w:val="left"/>
     </w:lvl>
-    <w:lvl w:ilvl="4" w:tplc="82EC0582">
+    <w:lvl w:ilvl="4" w:tplc="07A8F9F8">
       <w:numFmt w:val="decimal"/>
       <w:lvlText w:val=""/>
       <w:lvlJc w:val="left"/>
     </w:lvl>
-    <w:lvl w:ilvl="5" w:tplc="CCFA3B4C">
+    <w:lvl w:ilvl="5" w:tplc="35CE770C">
       <w:numFmt w:val="decimal"/>
       <w:lvlText w:val=""/>
       <w:lvlJc w:val="left"/>
     </w:lvl>
-    <w:lvl w:ilvl="6" w:tplc="448627E2">
+    <w:lvl w:ilvl="6" w:tplc="9A4CEC14">
       <w:numFmt w:val="decimal"/>
       <w:lvlText w:val=""/>
       <w:lvlJc w:val="left"/>
     </w:lvl>
-    <w:lvl w:ilvl="7" w:tplc="631CA996">
+    <w:lvl w:ilvl="7" w:tplc="69A0A258">
       <w:numFmt w:val="decimal"/>
       <w:lvlText w:val=""/>
       <w:lvlJc w:val="left"/>
     </w:lvl>
-    <w:lvl w:ilvl="8" w:tplc="6396D300">
+    <w:lvl w:ilvl="8" w:tplc="B3B0D3AC">
       <w:numFmt w:val="decimal"/>
       <w:lvlText w:val=""/>
       <w:lvlJc w:val="left"/>
     </w:lvl>
   </w:abstractNum>
-  <w:abstractNum w:abstractNumId="7" w15:restartNumberingAfterBreak="0">
-    <w:nsid w:val="587E266F"/>
+  <w:abstractNum w:abstractNumId="10" w15:restartNumberingAfterBreak="0">
+    <w:nsid w:val="799D5F7F"/>
     <w:multiLevelType w:val="hybridMultilevel"/>
-    <w:tmpl w:val="5FB6488E"/>
-    <w:lvl w:ilvl="0" w:tplc="FD5A165E">
+    <w:tmpl w:val="86BC556E"/>
+    <w:lvl w:ilvl="0" w:tplc="AFD29D28">
       <w:start w:val="1"/>
       <w:numFmt w:val="decimal"/>
       <w:lvlText w:val="%1."/>
@@ -7529,7 +7713,7 @@
         <w:ind w:left="360" w:hanging="300"/>
       </w:pPr>
     </w:lvl>
-    <w:lvl w:ilvl="1" w:tplc="6DB2DF88" w:tentative="1">
+    <w:lvl w:ilvl="1" w:tplc="A9C6BB30" w:tentative="1">
       <w:start w:val="1"/>
       <w:numFmt w:val="lowerLetter"/>
       <w:lvlText w:val="%2."/>
@@ -7538,272 +7722,98 @@
         <w:ind w:left="720" w:hanging="300"/>
       </w:pPr>
     </w:lvl>
-    <w:lvl w:ilvl="2" w:tplc="E95AA4D0">
+    <w:lvl w:ilvl="2" w:tplc="91D04C80">
       <w:numFmt w:val="decimal"/>
       <w:lvlText w:val=""/>
       <w:lvlJc w:val="left"/>
     </w:lvl>
-    <w:lvl w:ilvl="3" w:tplc="5FFA850E">
+    <w:lvl w:ilvl="3" w:tplc="41744A6A">
       <w:numFmt w:val="decimal"/>
       <w:lvlText w:val=""/>
       <w:lvlJc w:val="left"/>
     </w:lvl>
-    <w:lvl w:ilvl="4" w:tplc="CE7AB646">
+    <w:lvl w:ilvl="4" w:tplc="52C85D06">
       <w:numFmt w:val="decimal"/>
       <w:lvlText w:val=""/>
       <w:lvlJc w:val="left"/>
     </w:lvl>
-    <w:lvl w:ilvl="5" w:tplc="15C21882">
+    <w:lvl w:ilvl="5" w:tplc="33DA7F0A">
       <w:numFmt w:val="decimal"/>
       <w:lvlText w:val=""/>
       <w:lvlJc w:val="left"/>
     </w:lvl>
-    <w:lvl w:ilvl="6" w:tplc="77E863DE">
+    <w:lvl w:ilvl="6" w:tplc="13865B6E">
       <w:numFmt w:val="decimal"/>
       <w:lvlText w:val=""/>
       <w:lvlJc w:val="left"/>
     </w:lvl>
-    <w:lvl w:ilvl="7" w:tplc="DA1051CC">
+    <w:lvl w:ilvl="7" w:tplc="25A6A978">
       <w:numFmt w:val="decimal"/>
       <w:lvlText w:val=""/>
       <w:lvlJc w:val="left"/>
     </w:lvl>
-    <w:lvl w:ilvl="8" w:tplc="546663C2">
+    <w:lvl w:ilvl="8" w:tplc="EF703D56">
       <w:numFmt w:val="decimal"/>
       <w:lvlText w:val=""/>
       <w:lvlJc w:val="left"/>
     </w:lvl>
   </w:abstractNum>
-  <w:abstractNum w:abstractNumId="8" w15:restartNumberingAfterBreak="0">
-    <w:nsid w:val="5CD061DA"/>
-    <w:multiLevelType w:val="hybridMultilevel"/>
-    <w:tmpl w:val="4356B96A"/>
-    <w:lvl w:ilvl="0" w:tplc="9D96F93A">
-      <w:start w:val="1"/>
-      <w:numFmt w:val="decimal"/>
-      <w:lvlText w:val="%1."/>
-      <w:lvlJc w:val="left"/>
-      <w:pPr>
-        <w:ind w:left="360" w:hanging="300"/>
-      </w:pPr>
-    </w:lvl>
-    <w:lvl w:ilvl="1" w:tplc="AC20F71C" w:tentative="1">
-      <w:start w:val="1"/>
-      <w:numFmt w:val="lowerLetter"/>
-      <w:lvlText w:val="%2."/>
-      <w:lvlJc w:val="left"/>
-      <w:pPr>
-        <w:ind w:left="720" w:hanging="300"/>
-      </w:pPr>
-    </w:lvl>
-    <w:lvl w:ilvl="2" w:tplc="A384A36C">
-      <w:numFmt w:val="decimal"/>
-      <w:lvlText w:val=""/>
-      <w:lvlJc w:val="left"/>
-    </w:lvl>
-    <w:lvl w:ilvl="3" w:tplc="EC4E232A">
-      <w:numFmt w:val="decimal"/>
-      <w:lvlText w:val=""/>
-      <w:lvlJc w:val="left"/>
-    </w:lvl>
-    <w:lvl w:ilvl="4" w:tplc="893677F0">
-      <w:numFmt w:val="decimal"/>
-      <w:lvlText w:val=""/>
-      <w:lvlJc w:val="left"/>
-    </w:lvl>
-    <w:lvl w:ilvl="5" w:tplc="C8F86D46">
-      <w:numFmt w:val="decimal"/>
-      <w:lvlText w:val=""/>
-      <w:lvlJc w:val="left"/>
-    </w:lvl>
-    <w:lvl w:ilvl="6" w:tplc="A484F82A">
-      <w:numFmt w:val="decimal"/>
-      <w:lvlText w:val=""/>
-      <w:lvlJc w:val="left"/>
-    </w:lvl>
-    <w:lvl w:ilvl="7" w:tplc="2B9ECA86">
-      <w:numFmt w:val="decimal"/>
-      <w:lvlText w:val=""/>
-      <w:lvlJc w:val="left"/>
-    </w:lvl>
-    <w:lvl w:ilvl="8" w:tplc="03D2FB64">
-      <w:numFmt w:val="decimal"/>
-      <w:lvlText w:val=""/>
-      <w:lvlJc w:val="left"/>
-    </w:lvl>
-  </w:abstractNum>
-  <w:abstractNum w:abstractNumId="9" w15:restartNumberingAfterBreak="0">
-    <w:nsid w:val="5CE44EF1"/>
-    <w:multiLevelType w:val="hybridMultilevel"/>
-    <w:tmpl w:val="7432250A"/>
-    <w:lvl w:ilvl="0" w:tplc="3DF8E7DE" w:tentative="1">
-      <w:start w:val="1"/>
-      <w:numFmt w:val="bullet"/>
-      <w:lvlText w:val="•"/>
-      <w:lvlJc w:val="left"/>
-      <w:pPr>
-        <w:ind w:left="360" w:hanging="260"/>
-      </w:pPr>
-    </w:lvl>
-    <w:lvl w:ilvl="1" w:tplc="D8AAA7B4" w:tentative="1">
-      <w:start w:val="1"/>
-      <w:numFmt w:val="bullet"/>
-      <w:lvlText w:val="–"/>
-      <w:lvlJc w:val="left"/>
-      <w:pPr>
-        <w:ind w:left="720" w:hanging="260"/>
-      </w:pPr>
-    </w:lvl>
-    <w:lvl w:ilvl="2" w:tplc="2320F578">
-      <w:numFmt w:val="decimal"/>
-      <w:lvlText w:val=""/>
-      <w:lvlJc w:val="left"/>
-    </w:lvl>
-    <w:lvl w:ilvl="3" w:tplc="8C4A7E0A">
-      <w:numFmt w:val="decimal"/>
-      <w:lvlText w:val=""/>
-      <w:lvlJc w:val="left"/>
-    </w:lvl>
-    <w:lvl w:ilvl="4" w:tplc="DA824894">
-      <w:numFmt w:val="decimal"/>
-      <w:lvlText w:val=""/>
-      <w:lvlJc w:val="left"/>
-    </w:lvl>
-    <w:lvl w:ilvl="5" w:tplc="BE926F78">
-      <w:numFmt w:val="decimal"/>
-      <w:lvlText w:val=""/>
-      <w:lvlJc w:val="left"/>
-    </w:lvl>
-    <w:lvl w:ilvl="6" w:tplc="D556BE3E">
-      <w:numFmt w:val="decimal"/>
-      <w:lvlText w:val=""/>
-      <w:lvlJc w:val="left"/>
-    </w:lvl>
-    <w:lvl w:ilvl="7" w:tplc="DBE8F828">
-      <w:numFmt w:val="decimal"/>
-      <w:lvlText w:val=""/>
-      <w:lvlJc w:val="left"/>
-    </w:lvl>
-    <w:lvl w:ilvl="8" w:tplc="CBAC07C4">
-      <w:numFmt w:val="decimal"/>
-      <w:lvlText w:val=""/>
-      <w:lvlJc w:val="left"/>
-    </w:lvl>
-  </w:abstractNum>
-  <w:abstractNum w:abstractNumId="10" w15:restartNumberingAfterBreak="0">
-    <w:nsid w:val="68DB66F4"/>
-    <w:multiLevelType w:val="hybridMultilevel"/>
-    <w:tmpl w:val="E09C7596"/>
-    <w:lvl w:ilvl="0" w:tplc="744E3ADC">
-      <w:start w:val="1"/>
-      <w:numFmt w:val="decimal"/>
-      <w:lvlText w:val="%1."/>
-      <w:lvlJc w:val="left"/>
-      <w:pPr>
-        <w:ind w:left="360" w:hanging="300"/>
-      </w:pPr>
-    </w:lvl>
-    <w:lvl w:ilvl="1" w:tplc="532AFBD6" w:tentative="1">
-      <w:start w:val="1"/>
-      <w:numFmt w:val="lowerLetter"/>
-      <w:lvlText w:val="%2."/>
-      <w:lvlJc w:val="left"/>
-      <w:pPr>
-        <w:ind w:left="720" w:hanging="300"/>
-      </w:pPr>
-    </w:lvl>
-    <w:lvl w:ilvl="2" w:tplc="00A89348">
-      <w:numFmt w:val="decimal"/>
-      <w:lvlText w:val=""/>
-      <w:lvlJc w:val="left"/>
-    </w:lvl>
-    <w:lvl w:ilvl="3" w:tplc="D83899A8">
-      <w:numFmt w:val="decimal"/>
-      <w:lvlText w:val=""/>
-      <w:lvlJc w:val="left"/>
-    </w:lvl>
-    <w:lvl w:ilvl="4" w:tplc="4B740C02">
-      <w:numFmt w:val="decimal"/>
-      <w:lvlText w:val=""/>
-      <w:lvlJc w:val="left"/>
-    </w:lvl>
-    <w:lvl w:ilvl="5" w:tplc="269ED7E4">
-      <w:numFmt w:val="decimal"/>
-      <w:lvlText w:val=""/>
-      <w:lvlJc w:val="left"/>
-    </w:lvl>
-    <w:lvl w:ilvl="6" w:tplc="F50081C4">
-      <w:numFmt w:val="decimal"/>
-      <w:lvlText w:val=""/>
-      <w:lvlJc w:val="left"/>
-    </w:lvl>
-    <w:lvl w:ilvl="7" w:tplc="B9F68E94">
-      <w:numFmt w:val="decimal"/>
-      <w:lvlText w:val=""/>
-      <w:lvlJc w:val="left"/>
-    </w:lvl>
-    <w:lvl w:ilvl="8" w:tplc="434084A2">
-      <w:numFmt w:val="decimal"/>
-      <w:lvlText w:val=""/>
-      <w:lvlJc w:val="left"/>
-    </w:lvl>
-  </w:abstractNum>
-  <w:num w:numId="1" w16cid:durableId="220487423">
+  <w:num w:numId="1" w16cid:durableId="41365266">
+    <w:abstractNumId w:val="2"/>
+    <w:lvlOverride w:ilvl="0">
+      <w:startOverride w:val="1"/>
+    </w:lvlOverride>
+  </w:num>
+  <w:num w:numId="2" w16cid:durableId="493376005">
     <w:abstractNumId w:val="0"/>
     <w:lvlOverride w:ilvl="0">
       <w:startOverride w:val="1"/>
     </w:lvlOverride>
   </w:num>
-  <w:num w:numId="2" w16cid:durableId="1051616737">
-    <w:abstractNumId w:val="1"/>
+  <w:num w:numId="3" w16cid:durableId="1529029057">
+    <w:abstractNumId w:val="5"/>
     <w:lvlOverride w:ilvl="0">
       <w:startOverride w:val="1"/>
     </w:lvlOverride>
   </w:num>
-  <w:num w:numId="3" w16cid:durableId="477958000">
+  <w:num w:numId="4" w16cid:durableId="1423262129">
+    <w:abstractNumId w:val="10"/>
+    <w:lvlOverride w:ilvl="0">
+      <w:startOverride w:val="1"/>
+    </w:lvlOverride>
+  </w:num>
+  <w:num w:numId="5" w16cid:durableId="1463882711">
+    <w:abstractNumId w:val="6"/>
+    <w:lvlOverride w:ilvl="0">
+      <w:startOverride w:val="1"/>
+    </w:lvlOverride>
+  </w:num>
+  <w:num w:numId="6" w16cid:durableId="838009392">
+    <w:abstractNumId w:val="3"/>
+    <w:lvlOverride w:ilvl="0">
+      <w:startOverride w:val="1"/>
+    </w:lvlOverride>
+  </w:num>
+  <w:num w:numId="7" w16cid:durableId="660081216">
+    <w:abstractNumId w:val="4"/>
+    <w:lvlOverride w:ilvl="0">
+      <w:startOverride w:val="1"/>
+    </w:lvlOverride>
+  </w:num>
+  <w:num w:numId="8" w16cid:durableId="1180122694">
     <w:abstractNumId w:val="8"/>
     <w:lvlOverride w:ilvl="0">
       <w:startOverride w:val="1"/>
     </w:lvlOverride>
   </w:num>
-  <w:num w:numId="4" w16cid:durableId="136345450">
-    <w:abstractNumId w:val="7"/>
+  <w:num w:numId="9" w16cid:durableId="684745837">
+    <w:abstractNumId w:val="9"/>
     <w:lvlOverride w:ilvl="0">
       <w:startOverride w:val="1"/>
     </w:lvlOverride>
   </w:num>
-  <w:num w:numId="5" w16cid:durableId="880094945">
-    <w:abstractNumId w:val="4"/>
-    <w:lvlOverride w:ilvl="0">
-      <w:startOverride w:val="1"/>
-    </w:lvlOverride>
-  </w:num>
-  <w:num w:numId="6" w16cid:durableId="1706246000">
-    <w:abstractNumId w:val="3"/>
-    <w:lvlOverride w:ilvl="0">
-      <w:startOverride w:val="1"/>
-    </w:lvlOverride>
-  </w:num>
-  <w:num w:numId="7" w16cid:durableId="380440032">
-    <w:abstractNumId w:val="2"/>
-    <w:lvlOverride w:ilvl="0">
-      <w:startOverride w:val="1"/>
-    </w:lvlOverride>
-  </w:num>
-  <w:num w:numId="8" w16cid:durableId="871922971">
-    <w:abstractNumId w:val="5"/>
-    <w:lvlOverride w:ilvl="0">
-      <w:startOverride w:val="1"/>
-    </w:lvlOverride>
-  </w:num>
-  <w:num w:numId="9" w16cid:durableId="673923463">
-    <w:abstractNumId w:val="10"/>
-    <w:lvlOverride w:ilvl="0">
-      <w:startOverride w:val="1"/>
-    </w:lvlOverride>
-  </w:num>
-  <w:num w:numId="10" w16cid:durableId="1143233856">
-    <w:abstractNumId w:val="6"/>
+  <w:num w:numId="10" w16cid:durableId="1261987407">
+    <w:abstractNumId w:val="1"/>
     <w:lvlOverride w:ilvl="0">
       <w:startOverride w:val="1"/>
     </w:lvlOverride>
@@ -8484,7 +8494,7 @@
     <w:autoRedefine/>
     <w:uiPriority w:val="39"/>
     <w:unhideWhenUsed/>
-    <w:rsid w:val="00770B5C"/>
+    <w:rsid w:val="002701AC"/>
     <w:pPr>
       <w:spacing w:after="100"/>
     </w:pPr>

--- a/discoverer-neo/docs/user-guide/manual/Discoverer-Neo-ADMIN-Guide-Quick-fr-FR.docx
+++ b/discoverer-neo/docs/user-guide/manual/Discoverer-Neo-ADMIN-Guide-Quick-fr-FR.docx
@@ -54,7 +54,7 @@
           <w:sz w:val="22"/>
           <w:szCs w:val="22"/>
         </w:rPr>
-        <w:t>Version 2.0.1</w:t>
+        <w:t>Version 2.1.0</w:t>
       </w:r>
     </w:p>
     <w:p>
@@ -74,7 +74,7 @@
     <w:sdt>
       <w:sdtPr>
         <w:alias w:val="Sommaire"/>
-        <w:id w:val="1281845211"/>
+        <w:id w:val="1324078258"/>
       </w:sdtPr>
       <w:sdtEndPr/>
       <w:sdtContent>
@@ -102,7 +102,7 @@
           <w:r>
             <w:fldChar w:fldCharType="separate"/>
           </w:r>
-          <w:hyperlink w:anchor="_Toc241692486" w:history="1">
+          <w:hyperlink w:anchor="_Toc241696374" w:history="1">
             <w:r>
               <w:rPr>
                 <w:rStyle w:val="Hiperligao"/>
@@ -126,7 +126,7 @@
               <w:rPr>
                 <w:noProof/>
               </w:rPr>
-              <w:instrText xml:space="preserve"> PAGEREF _Toc241692486 \h </w:instrText>
+              <w:instrText xml:space="preserve"> PAGEREF _Toc241696374 \h </w:instrText>
             </w:r>
             <w:r>
               <w:rPr>
@@ -168,7 +168,7 @@
               <w14:ligatures w14:val="standardContextual"/>
             </w:rPr>
           </w:pPr>
-          <w:hyperlink w:anchor="_Toc241692487" w:history="1">
+          <w:hyperlink w:anchor="_Toc241696375" w:history="1">
             <w:r>
               <w:rPr>
                 <w:rStyle w:val="Hiperligao"/>
@@ -192,7 +192,7 @@
               <w:rPr>
                 <w:noProof/>
               </w:rPr>
-              <w:instrText xml:space="preserve"> PAGEREF _Toc241692487 \h </w:instrText>
+              <w:instrText xml:space="preserve"> PAGEREF _Toc241696375 \h </w:instrText>
             </w:r>
             <w:r>
               <w:rPr>
@@ -234,7 +234,7 @@
               <w14:ligatures w14:val="standardContextual"/>
             </w:rPr>
           </w:pPr>
-          <w:hyperlink w:anchor="_Toc241692488" w:history="1">
+          <w:hyperlink w:anchor="_Toc241696376" w:history="1">
             <w:r>
               <w:rPr>
                 <w:rStyle w:val="Hiperligao"/>
@@ -258,7 +258,7 @@
               <w:rPr>
                 <w:noProof/>
               </w:rPr>
-              <w:instrText xml:space="preserve"> PAGEREF _Toc241692488 \h </w:instrText>
+              <w:instrText xml:space="preserve"> PAGEREF _Toc241696376 \h </w:instrText>
             </w:r>
             <w:r>
               <w:rPr>
@@ -300,7 +300,7 @@
               <w14:ligatures w14:val="standardContextual"/>
             </w:rPr>
           </w:pPr>
-          <w:hyperlink w:anchor="_Toc241692489" w:history="1">
+          <w:hyperlink w:anchor="_Toc241696377" w:history="1">
             <w:r>
               <w:rPr>
                 <w:rStyle w:val="Hiperligao"/>
@@ -324,7 +324,7 @@
               <w:rPr>
                 <w:noProof/>
               </w:rPr>
-              <w:instrText xml:space="preserve"> PAGEREF _Toc241692489 \h </w:instrText>
+              <w:instrText xml:space="preserve"> PAGEREF _Toc241696377 \h </w:instrText>
             </w:r>
             <w:r>
               <w:rPr>
@@ -366,7 +366,7 @@
               <w14:ligatures w14:val="standardContextual"/>
             </w:rPr>
           </w:pPr>
-          <w:hyperlink w:anchor="_Toc241692490" w:history="1">
+          <w:hyperlink w:anchor="_Toc241696378" w:history="1">
             <w:r>
               <w:rPr>
                 <w:rStyle w:val="Hiperligao"/>
@@ -390,7 +390,7 @@
               <w:rPr>
                 <w:noProof/>
               </w:rPr>
-              <w:instrText xml:space="preserve"> PAGEREF _Toc241692490 \h </w:instrText>
+              <w:instrText xml:space="preserve"> PAGEREF _Toc241696378 \h </w:instrText>
             </w:r>
             <w:r>
               <w:rPr>
@@ -432,7 +432,7 @@
               <w14:ligatures w14:val="standardContextual"/>
             </w:rPr>
           </w:pPr>
-          <w:hyperlink w:anchor="_Toc241692491" w:history="1">
+          <w:hyperlink w:anchor="_Toc241696379" w:history="1">
             <w:r>
               <w:rPr>
                 <w:rStyle w:val="Hiperligao"/>
@@ -456,7 +456,7 @@
               <w:rPr>
                 <w:noProof/>
               </w:rPr>
-              <w:instrText xml:space="preserve"> PAGEREF _Toc241692491 \h </w:instrText>
+              <w:instrText xml:space="preserve"> PAGEREF _Toc241696379 \h </w:instrText>
             </w:r>
             <w:r>
               <w:rPr>
@@ -498,7 +498,7 @@
               <w14:ligatures w14:val="standardContextual"/>
             </w:rPr>
           </w:pPr>
-          <w:hyperlink w:anchor="_Toc241692492" w:history="1">
+          <w:hyperlink w:anchor="_Toc241696380" w:history="1">
             <w:r>
               <w:rPr>
                 <w:rStyle w:val="Hiperligao"/>
@@ -522,7 +522,7 @@
               <w:rPr>
                 <w:noProof/>
               </w:rPr>
-              <w:instrText xml:space="preserve"> PAGEREF _Toc241692492 \h </w:instrText>
+              <w:instrText xml:space="preserve"> PAGEREF _Toc241696380 \h </w:instrText>
             </w:r>
             <w:r>
               <w:rPr>
@@ -564,7 +564,7 @@
               <w14:ligatures w14:val="standardContextual"/>
             </w:rPr>
           </w:pPr>
-          <w:hyperlink w:anchor="_Toc241692493" w:history="1">
+          <w:hyperlink w:anchor="_Toc241696381" w:history="1">
             <w:r>
               <w:rPr>
                 <w:rStyle w:val="Hiperligao"/>
@@ -588,7 +588,7 @@
               <w:rPr>
                 <w:noProof/>
               </w:rPr>
-              <w:instrText xml:space="preserve"> PAGEREF _Toc241692493 \h </w:instrText>
+              <w:instrText xml:space="preserve"> PAGEREF _Toc241696381 \h </w:instrText>
             </w:r>
             <w:r>
               <w:rPr>
@@ -630,7 +630,7 @@
               <w14:ligatures w14:val="standardContextual"/>
             </w:rPr>
           </w:pPr>
-          <w:hyperlink w:anchor="_Toc241692494" w:history="1">
+          <w:hyperlink w:anchor="_Toc241696382" w:history="1">
             <w:r>
               <w:rPr>
                 <w:rStyle w:val="Hiperligao"/>
@@ -654,7 +654,7 @@
               <w:rPr>
                 <w:noProof/>
               </w:rPr>
-              <w:instrText xml:space="preserve"> PAGEREF _Toc241692494 \h </w:instrText>
+              <w:instrText xml:space="preserve"> PAGEREF _Toc241696382 \h </w:instrText>
             </w:r>
             <w:r>
               <w:rPr>
@@ -696,7 +696,7 @@
               <w14:ligatures w14:val="standardContextual"/>
             </w:rPr>
           </w:pPr>
-          <w:hyperlink w:anchor="_Toc241692495" w:history="1">
+          <w:hyperlink w:anchor="_Toc241696383" w:history="1">
             <w:r>
               <w:rPr>
                 <w:rStyle w:val="Hiperligao"/>
@@ -720,7 +720,7 @@
               <w:rPr>
                 <w:noProof/>
               </w:rPr>
-              <w:instrText xml:space="preserve"> PAGEREF _Toc241692495 \h </w:instrText>
+              <w:instrText xml:space="preserve"> PAGEREF _Toc241696383 \h </w:instrText>
             </w:r>
             <w:r>
               <w:rPr>
@@ -768,7 +768,7 @@
       <w:pPr>
         <w:pStyle w:val="Ttulo1"/>
       </w:pPr>
-      <w:bookmarkStart w:id="0" w:name="_Toc241692486"/>
+      <w:bookmarkStart w:id="0" w:name="_Toc241696374"/>
       <w:r>
         <w:lastRenderedPageBreak/>
         <w:t>Votre rôle en une page</w:t>
@@ -1415,7 +1415,7 @@
           <w:noProof/>
         </w:rPr>
         <w:drawing>
-          <wp:inline distT="0" distB="0" distL="0" distR="0" wp14:anchorId="0884DCE2" wp14:editId="6C1A72B6">
+          <wp:inline distT="0" distB="0" distL="0" distR="0" wp14:anchorId="5B3B4CD8" wp14:editId="0CFFF19C">
             <wp:extent cx="5715000" cy="3571875"/>
             <wp:effectExtent l="0" t="0" r="0" b="0"/>
             <wp:docPr id="187" name="01-login.png" descr="La page de connexion avec E-mail, Mot de passe, Rester connecté et le bouton Se connecter." title="La page de connexion avec E-mail, Mot de passe, Rester connecté et le bouton Se connecter."/>
@@ -1468,7 +1468,7 @@
         <w:pStyle w:val="Ttulo1"/>
         <w:pageBreakBefore/>
       </w:pPr>
-      <w:bookmarkStart w:id="1" w:name="_Toc241692487"/>
+      <w:bookmarkStart w:id="1" w:name="_Toc241696375"/>
       <w:r>
         <w:lastRenderedPageBreak/>
         <w:t>Tableau de bord et cartes</w:t>
@@ -1511,7 +1511,7 @@
           <w:noProof/>
         </w:rPr>
         <w:drawing>
-          <wp:inline distT="0" distB="0" distL="0" distR="0" wp14:anchorId="4DAF9B30" wp14:editId="64E17001">
+          <wp:inline distT="0" distB="0" distL="0" distR="0" wp14:anchorId="51E499CE" wp14:editId="49ED4D26">
             <wp:extent cx="5715000" cy="3429000"/>
             <wp:effectExtent l="0" t="0" r="0" b="0"/>
             <wp:docPr id="188" name="02-maps-all.png" descr="La liste Cartes, onglet Tous, avec toutes les icônes de ligne et la section Classeurs au-dessus." title="La liste Cartes, onglet Tous, avec toutes les icônes de ligne et la section Classeurs au-dessus."/>
@@ -2040,7 +2040,7 @@
         <w:pStyle w:val="Ttulo1"/>
         <w:pageBreakBefore/>
       </w:pPr>
-      <w:bookmarkStart w:id="2" w:name="_Toc241692488"/>
+      <w:bookmarkStart w:id="2" w:name="_Toc241696376"/>
       <w:r>
         <w:lastRenderedPageBreak/>
         <w:t>Créateur de cartes et visionneuse</w:t>
@@ -2063,7 +2063,7 @@
           <w:noProof/>
         </w:rPr>
         <w:drawing>
-          <wp:inline distT="0" distB="0" distL="0" distR="0" wp14:anchorId="3792C1F6" wp14:editId="1427CDEA">
+          <wp:inline distT="0" distB="0" distL="0" distR="0" wp14:anchorId="2FB5986D" wp14:editId="64A55D78">
             <wp:extent cx="5715000" cy="3571875"/>
             <wp:effectExtent l="0" t="0" r="0" b="0"/>
             <wp:docPr id="189" name="03-viewer-results.png" descr="Les résultats d'exécution avec les boutons SQL et Plan à côté des boutons Excel, CSV et PDF." title="Les résultats d'exécution avec les boutons SQL et Plan à côté des boutons Excel, CSV et PDF."/>
@@ -2695,7 +2695,7 @@
         <w:pStyle w:val="Ttulo1"/>
         <w:pageBreakBefore/>
       </w:pPr>
-      <w:bookmarkStart w:id="3" w:name="_Toc241692489"/>
+      <w:bookmarkStart w:id="3" w:name="_Toc241696377"/>
       <w:r>
         <w:lastRenderedPageBreak/>
         <w:t>Exécutions, exportations et planifications</w:t>
@@ -2748,7 +2748,7 @@
           <w:noProof/>
         </w:rPr>
         <w:drawing>
-          <wp:inline distT="0" distB="0" distL="0" distR="0" wp14:anchorId="561351CA" wp14:editId="3E358CAC">
+          <wp:inline distT="0" distB="0" distL="0" distR="0" wp14:anchorId="36FFB690" wp14:editId="0B0B705B">
             <wp:extent cx="5715000" cy="3571875"/>
             <wp:effectExtent l="0" t="0" r="0" b="0"/>
             <wp:docPr id="190" name="04-runs-every-user.png" descr="La page Exécutions avec les exécutions de tous les utilisateurs affichées." title="La page Exécutions avec les exécutions de tous les utilisateurs affichées."/>
@@ -3358,7 +3358,7 @@
         <w:pStyle w:val="Ttulo1"/>
         <w:pageBreakBefore/>
       </w:pPr>
-      <w:bookmarkStart w:id="4" w:name="_Toc241692490"/>
+      <w:bookmarkStart w:id="4" w:name="_Toc241696378"/>
       <w:r>
         <w:lastRenderedPageBreak/>
         <w:t>Domaines d'activité et accès</w:t>
@@ -3391,7 +3391,7 @@
           <w:noProof/>
         </w:rPr>
         <w:drawing>
-          <wp:inline distT="0" distB="0" distL="0" distR="0" wp14:anchorId="2762779B" wp14:editId="079335FA">
+          <wp:inline distT="0" distB="0" distL="0" distR="0" wp14:anchorId="50E215D2" wp14:editId="0C6BED10">
             <wp:extent cx="5715000" cy="3571875"/>
             <wp:effectExtent l="0" t="0" r="0" b="0"/>
             <wp:docPr id="191" name="09-business-areas-grants-permission.png" descr="La boîte de dialogue Gérer les accès avec la liste Autorisation ouverte." title="La boîte de dialogue Gérer les accès avec la liste Autorisation ouverte."/>
@@ -3996,7 +3996,7 @@
         <w:pStyle w:val="Ttulo1"/>
         <w:pageBreakBefore/>
       </w:pPr>
-      <w:bookmarkStart w:id="5" w:name="_Toc241692491"/>
+      <w:bookmarkStart w:id="5" w:name="_Toc241696379"/>
       <w:r>
         <w:lastRenderedPageBreak/>
         <w:t>Dossiers, éléments, jointures, hiérarchies</w:t>
@@ -4059,7 +4059,7 @@
           <w:noProof/>
         </w:rPr>
         <w:drawing>
-          <wp:inline distT="0" distB="0" distL="0" distR="0" wp14:anchorId="358A61EE" wp14:editId="18DBC473">
+          <wp:inline distT="0" distB="0" distL="0" distR="0" wp14:anchorId="23723523" wp14:editId="6F6D4DA3">
             <wp:extent cx="2495550" cy="5905500"/>
             <wp:effectExtent l="0" t="0" r="0" b="0"/>
             <wp:docPr id="192" name="14-folders-discovered.png" descr="La boîte de dialogue Nouveau dossier après Découvrir les tables, listant les tables trouvées." title="La boîte de dialogue Nouveau dossier après Découvrir les tables, listant les tables trouvées."/>
@@ -4628,7 +4628,7 @@
         <w:pStyle w:val="Ttulo1"/>
         <w:pageBreakBefore/>
       </w:pPr>
-      <w:bookmarkStart w:id="6" w:name="_Toc241692492"/>
+      <w:bookmarkStart w:id="6" w:name="_Toc241696380"/>
       <w:r>
         <w:lastRenderedPageBreak/>
         <w:t>Fonctions personnalisées et sources de données</w:t>
@@ -4671,7 +4671,7 @@
           <w:noProof/>
         </w:rPr>
         <w:drawing>
-          <wp:inline distT="0" distB="0" distL="0" distR="0" wp14:anchorId="420C3337" wp14:editId="69158ABD">
+          <wp:inline distT="0" distB="0" distL="0" distR="0" wp14:anchorId="4F4862D2" wp14:editId="2703EED4">
             <wp:extent cx="5715000" cy="3571875"/>
             <wp:effectExtent l="0" t="0" r="0" b="0"/>
             <wp:docPr id="193" name="30-data-sources.png" descr="La page Sources de données avec un tableau de connexions et cinq icônes de ligne." title="La page Sources de données avec un tableau de connexions et cinq icônes de ligne."/>
@@ -5231,7 +5231,7 @@
         <w:pStyle w:val="Ttulo1"/>
         <w:pageBreakBefore/>
       </w:pPr>
-      <w:bookmarkStart w:id="7" w:name="_Toc241692493"/>
+      <w:bookmarkStart w:id="7" w:name="_Toc241696381"/>
       <w:r>
         <w:lastRenderedPageBreak/>
         <w:t>Utilisateurs</w:t>
@@ -5254,7 +5254,7 @@
           <w:noProof/>
         </w:rPr>
         <w:drawing>
-          <wp:inline distT="0" distB="0" distL="0" distR="0" wp14:anchorId="7A78529E" wp14:editId="75066F0E">
+          <wp:inline distT="0" distB="0" distL="0" distR="0" wp14:anchorId="5CEDFB01" wp14:editId="30C333D9">
             <wp:extent cx="5715000" cy="3571875"/>
             <wp:effectExtent l="0" t="0" r="0" b="0"/>
             <wp:docPr id="194" name="35-users.png" descr="La page Utilisateurs avec les boutons Fichier d'identifiants et Nouvel utilisateur et les icônes de ligne." title="La page Utilisateurs avec les boutons Fichier d'identifiants et Nouvel utilisateur et les icônes de ligne."/>
@@ -5683,7 +5683,7 @@
               <w:spacing w:after="0"/>
             </w:pPr>
             <w:r>
-              <w:t>Voit, exécute, exporte, planifie et partage toutes les cartes. Ne modifie jamais le modèle de données.</w:t>
+              <w:t>Voit, exécute, exporte, planifie et partage toutes les cartes. Modifie les comptes MANAGER, USER et VIEWER. Ne modifie jamais le modèle de données, les fonctions personnalisées ni les sources de données.</w:t>
             </w:r>
           </w:p>
         </w:tc>
@@ -5950,7 +5950,7 @@
         <w:pStyle w:val="Ttulo1"/>
         <w:pageBreakBefore/>
       </w:pPr>
-      <w:bookmarkStart w:id="8" w:name="_Toc241692494"/>
+      <w:bookmarkStart w:id="8" w:name="_Toc241696382"/>
       <w:r>
         <w:lastRenderedPageBreak/>
         <w:t>Stratégies de sécurité et journal d'audit</w:t>
@@ -5993,7 +5993,7 @@
           <w:noProof/>
         </w:rPr>
         <w:drawing>
-          <wp:inline distT="0" distB="0" distL="0" distR="0" wp14:anchorId="12DF6F70" wp14:editId="20C2DF33">
+          <wp:inline distT="0" distB="0" distL="0" distR="0" wp14:anchorId="4BA8E78B" wp14:editId="29C7A5ED">
             <wp:extent cx="3324225" cy="4676775"/>
             <wp:effectExtent l="0" t="0" r="0" b="0"/>
             <wp:docPr id="195" name="44-security-new-dialog.png" descr="La boîte de dialogue Nouvelle stratégie avec un nom, une description et une règle." title="La boîte de dialogue Nouvelle stratégie avec un nom, une description et une règle."/>
@@ -6357,7 +6357,7 @@
         <w:pStyle w:val="Ttulo1"/>
         <w:pageBreakBefore/>
       </w:pPr>
-      <w:bookmarkStart w:id="9" w:name="_Toc241692495"/>
+      <w:bookmarkStart w:id="9" w:name="_Toc241696383"/>
       <w:r>
         <w:lastRenderedPageBreak/>
         <w:t>Migration</w:t>
@@ -6390,7 +6390,7 @@
           <w:noProof/>
         </w:rPr>
         <w:drawing>
-          <wp:inline distT="0" distB="0" distL="0" distR="0" wp14:anchorId="6EF97440" wp14:editId="72EDBB73">
+          <wp:inline distT="0" distB="0" distL="0" distR="0" wp14:anchorId="6B35342F" wp14:editId="731FED07">
             <wp:extent cx="5715000" cy="3571875"/>
             <wp:effectExtent l="0" t="0" r="0" b="0"/>
             <wp:docPr id="196" name="50-migration.png" descr="La page Migration avec la carte Source, ses boutons et son texte d'aide." title="La page Migration avec la carte Source, ses boutons et son texte d'aide."/>
@@ -7084,7 +7084,7 @@
         <w:sz w:val="16"/>
         <w:szCs w:val="16"/>
       </w:rPr>
-      <w:t>Discoverer Neo 2.0.1 · Guide rapide · ADMIN</w:t>
+      <w:t>Discoverer Neo 2.1.0 · Guide rapide · ADMIN</w:t>
     </w:r>
   </w:p>
 </w:hdr>
@@ -7093,10 +7093,10 @@
 <file path=word/numbering.xml><?xml version="1.0" encoding="utf-8"?>
 <w:numbering xmlns:wpc="http://schemas.microsoft.com/office/word/2010/wordprocessingCanvas" xmlns:cx="http://schemas.microsoft.com/office/drawing/2014/chartex" xmlns:cx1="http://schemas.microsoft.com/office/drawing/2015/9/8/chartex" xmlns:cx2="http://schemas.microsoft.com/office/drawing/2015/10/21/chartex" xmlns:cx3="http://schemas.microsoft.com/office/drawing/2016/5/9/chartex" xmlns:cx4="http://schemas.microsoft.com/office/drawing/2016/5/10/chartex" xmlns:cx5="http://schemas.microsoft.com/office/drawing/2016/5/11/chartex" xmlns:cx6="http://schemas.microsoft.com/office/drawing/2016/5/12/chartex" xmlns:cx7="http://schemas.microsoft.com/office/drawing/2016/5/13/chartex" xmlns:cx8="http://schemas.microsoft.com/office/drawing/2016/5/14/chartex" xmlns:mc="http://schemas.openxmlformats.org/markup-compatibility/2006" xmlns:aink="http://schemas.microsoft.com/office/drawing/2016/ink" xmlns:am3d="http://schemas.microsoft.com/office/drawing/2017/model3d" xmlns:o="urn:schemas-microsoft-com:office:office" xmlns:oel="http://schemas.microsoft.com/office/2019/extlst" xmlns:r="http://schemas.openxmlformats.org/officeDocument/2006/relationships" xmlns:m="http://schemas.openxmlformats.org/officeDocument/2006/math" xmlns:v="urn:schemas-microsoft-com:vml" xmlns:wp14="http://schemas.microsoft.com/office/word/2010/wordprocessingDrawing" xmlns:wp="http://schemas.openxmlformats.org/drawingml/2006/wordprocessingDrawing" xmlns:w10="urn:schemas-microsoft-com:office:word" xmlns:w="http://schemas.openxmlformats.org/wordprocessingml/2006/main" xmlns:w14="http://schemas.microsoft.com/office/word/2010/wordml" xmlns:w15="http://schemas.microsoft.com/office/word/2012/wordml" xmlns:w16cex="http://schemas.microsoft.com/office/word/2018/wordml/cex" xmlns:w16cid="http://schemas.microsoft.com/office/word/2016/wordml/cid" xmlns:w16="http://schemas.microsoft.com/office/word/2018/wordml" xmlns:w16sdtdh="http://schemas.microsoft.com/office/word/2020/wordml/sdtdatahash" xmlns:w16se="http://schemas.microsoft.com/office/word/2015/wordml/symex" xmlns:wpg="http://schemas.microsoft.com/office/word/2010/wordprocessingGroup" xmlns:wpi="http://schemas.microsoft.com/office/word/2010/wordprocessingInk" xmlns:wne="http://schemas.microsoft.com/office/word/2006/wordml" xmlns:wps="http://schemas.microsoft.com/office/word/2010/wordprocessingShape" mc:Ignorable="w14 w15 w16se w16cid w16 w16cex w16sdtdh wp14">
   <w:abstractNum w:abstractNumId="0" w15:restartNumberingAfterBreak="0">
-    <w:nsid w:val="112E33D4"/>
+    <w:nsid w:val="184414F8"/>
     <w:multiLevelType w:val="hybridMultilevel"/>
-    <w:tmpl w:val="34CAB418"/>
-    <w:lvl w:ilvl="0" w:tplc="9CC26D6E">
+    <w:tmpl w:val="677C64F0"/>
+    <w:lvl w:ilvl="0" w:tplc="D43EC892">
       <w:start w:val="1"/>
       <w:numFmt w:val="decimal"/>
       <w:lvlText w:val="%1."/>
@@ -7105,7 +7105,7 @@
         <w:ind w:left="360" w:hanging="300"/>
       </w:pPr>
     </w:lvl>
-    <w:lvl w:ilvl="1" w:tplc="B64889FC" w:tentative="1">
+    <w:lvl w:ilvl="1" w:tplc="42CA9F4C" w:tentative="1">
       <w:start w:val="1"/>
       <w:numFmt w:val="lowerLetter"/>
       <w:lvlText w:val="%2."/>
@@ -7114,47 +7114,47 @@
         <w:ind w:left="720" w:hanging="300"/>
       </w:pPr>
     </w:lvl>
-    <w:lvl w:ilvl="2" w:tplc="287EE1A4">
+    <w:lvl w:ilvl="2" w:tplc="A3AED5CC">
       <w:numFmt w:val="decimal"/>
       <w:lvlText w:val=""/>
       <w:lvlJc w:val="left"/>
     </w:lvl>
-    <w:lvl w:ilvl="3" w:tplc="14844B26">
+    <w:lvl w:ilvl="3" w:tplc="9C260BB2">
       <w:numFmt w:val="decimal"/>
       <w:lvlText w:val=""/>
       <w:lvlJc w:val="left"/>
     </w:lvl>
-    <w:lvl w:ilvl="4" w:tplc="840086EE">
+    <w:lvl w:ilvl="4" w:tplc="0DE6AE4A">
       <w:numFmt w:val="decimal"/>
       <w:lvlText w:val=""/>
       <w:lvlJc w:val="left"/>
     </w:lvl>
-    <w:lvl w:ilvl="5" w:tplc="D6A04B76">
+    <w:lvl w:ilvl="5" w:tplc="F46EAF08">
       <w:numFmt w:val="decimal"/>
       <w:lvlText w:val=""/>
       <w:lvlJc w:val="left"/>
     </w:lvl>
-    <w:lvl w:ilvl="6" w:tplc="7542E846">
+    <w:lvl w:ilvl="6" w:tplc="3A068164">
       <w:numFmt w:val="decimal"/>
       <w:lvlText w:val=""/>
       <w:lvlJc w:val="left"/>
     </w:lvl>
-    <w:lvl w:ilvl="7" w:tplc="79BA37E0">
+    <w:lvl w:ilvl="7" w:tplc="4C386E9C">
       <w:numFmt w:val="decimal"/>
       <w:lvlText w:val=""/>
       <w:lvlJc w:val="left"/>
     </w:lvl>
-    <w:lvl w:ilvl="8" w:tplc="1666860E">
+    <w:lvl w:ilvl="8" w:tplc="E3700452">
       <w:numFmt w:val="decimal"/>
       <w:lvlText w:val=""/>
       <w:lvlJc w:val="left"/>
     </w:lvl>
   </w:abstractNum>
   <w:abstractNum w:abstractNumId="1" w15:restartNumberingAfterBreak="0">
-    <w:nsid w:val="1B646F85"/>
+    <w:nsid w:val="19674706"/>
     <w:multiLevelType w:val="hybridMultilevel"/>
-    <w:tmpl w:val="2068BE78"/>
-    <w:lvl w:ilvl="0" w:tplc="AE683744">
+    <w:tmpl w:val="F5AEC412"/>
+    <w:lvl w:ilvl="0" w:tplc="89C82EE6">
       <w:start w:val="1"/>
       <w:numFmt w:val="decimal"/>
       <w:lvlText w:val="%1."/>
@@ -7163,7 +7163,7 @@
         <w:ind w:left="360" w:hanging="300"/>
       </w:pPr>
     </w:lvl>
-    <w:lvl w:ilvl="1" w:tplc="9E42F534" w:tentative="1">
+    <w:lvl w:ilvl="1" w:tplc="A70015E8" w:tentative="1">
       <w:start w:val="1"/>
       <w:numFmt w:val="lowerLetter"/>
       <w:lvlText w:val="%2."/>
@@ -7172,47 +7172,337 @@
         <w:ind w:left="720" w:hanging="300"/>
       </w:pPr>
     </w:lvl>
-    <w:lvl w:ilvl="2" w:tplc="90022318">
+    <w:lvl w:ilvl="2" w:tplc="DC3A351E">
       <w:numFmt w:val="decimal"/>
       <w:lvlText w:val=""/>
       <w:lvlJc w:val="left"/>
     </w:lvl>
-    <w:lvl w:ilvl="3" w:tplc="D58C00B2">
+    <w:lvl w:ilvl="3" w:tplc="3AEAB01E">
       <w:numFmt w:val="decimal"/>
       <w:lvlText w:val=""/>
       <w:lvlJc w:val="left"/>
     </w:lvl>
-    <w:lvl w:ilvl="4" w:tplc="0668378A">
+    <w:lvl w:ilvl="4" w:tplc="23A4CBCA">
       <w:numFmt w:val="decimal"/>
       <w:lvlText w:val=""/>
       <w:lvlJc w:val="left"/>
     </w:lvl>
-    <w:lvl w:ilvl="5" w:tplc="2AD0E02C">
+    <w:lvl w:ilvl="5" w:tplc="9D60F214">
       <w:numFmt w:val="decimal"/>
       <w:lvlText w:val=""/>
       <w:lvlJc w:val="left"/>
     </w:lvl>
-    <w:lvl w:ilvl="6" w:tplc="7C9E5EBC">
+    <w:lvl w:ilvl="6" w:tplc="9EE08C90">
       <w:numFmt w:val="decimal"/>
       <w:lvlText w:val=""/>
       <w:lvlJc w:val="left"/>
     </w:lvl>
-    <w:lvl w:ilvl="7" w:tplc="BF84DFC0">
+    <w:lvl w:ilvl="7" w:tplc="E04C4442">
       <w:numFmt w:val="decimal"/>
       <w:lvlText w:val=""/>
       <w:lvlJc w:val="left"/>
     </w:lvl>
-    <w:lvl w:ilvl="8" w:tplc="7136C04C">
+    <w:lvl w:ilvl="8" w:tplc="EDA678B6">
       <w:numFmt w:val="decimal"/>
       <w:lvlText w:val=""/>
       <w:lvlJc w:val="left"/>
     </w:lvl>
   </w:abstractNum>
   <w:abstractNum w:abstractNumId="2" w15:restartNumberingAfterBreak="0">
-    <w:nsid w:val="20FB6E83"/>
+    <w:nsid w:val="1C7B632C"/>
     <w:multiLevelType w:val="hybridMultilevel"/>
-    <w:tmpl w:val="DE9A659A"/>
-    <w:lvl w:ilvl="0" w:tplc="2A0C9180" w:tentative="1">
+    <w:tmpl w:val="B4B4EC96"/>
+    <w:lvl w:ilvl="0" w:tplc="FE28E140" w:tentative="1">
+      <w:start w:val="1"/>
+      <w:numFmt w:val="bullet"/>
+      <w:lvlText w:val="•"/>
+      <w:lvlJc w:val="left"/>
+      <w:pPr>
+        <w:ind w:left="360" w:hanging="260"/>
+      </w:pPr>
+    </w:lvl>
+    <w:lvl w:ilvl="1" w:tplc="F8683F16" w:tentative="1">
+      <w:start w:val="1"/>
+      <w:numFmt w:val="bullet"/>
+      <w:lvlText w:val="–"/>
+      <w:lvlJc w:val="left"/>
+      <w:pPr>
+        <w:ind w:left="720" w:hanging="260"/>
+      </w:pPr>
+    </w:lvl>
+    <w:lvl w:ilvl="2" w:tplc="AF26FB9E">
+      <w:numFmt w:val="decimal"/>
+      <w:lvlText w:val=""/>
+      <w:lvlJc w:val="left"/>
+    </w:lvl>
+    <w:lvl w:ilvl="3" w:tplc="862A97EC">
+      <w:numFmt w:val="decimal"/>
+      <w:lvlText w:val=""/>
+      <w:lvlJc w:val="left"/>
+    </w:lvl>
+    <w:lvl w:ilvl="4" w:tplc="C712B2BA">
+      <w:numFmt w:val="decimal"/>
+      <w:lvlText w:val=""/>
+      <w:lvlJc w:val="left"/>
+    </w:lvl>
+    <w:lvl w:ilvl="5" w:tplc="F8461DE6">
+      <w:numFmt w:val="decimal"/>
+      <w:lvlText w:val=""/>
+      <w:lvlJc w:val="left"/>
+    </w:lvl>
+    <w:lvl w:ilvl="6" w:tplc="871E03DA">
+      <w:numFmt w:val="decimal"/>
+      <w:lvlText w:val=""/>
+      <w:lvlJc w:val="left"/>
+    </w:lvl>
+    <w:lvl w:ilvl="7" w:tplc="367ECE60">
+      <w:numFmt w:val="decimal"/>
+      <w:lvlText w:val=""/>
+      <w:lvlJc w:val="left"/>
+    </w:lvl>
+    <w:lvl w:ilvl="8" w:tplc="B502B946">
+      <w:numFmt w:val="decimal"/>
+      <w:lvlText w:val=""/>
+      <w:lvlJc w:val="left"/>
+    </w:lvl>
+  </w:abstractNum>
+  <w:abstractNum w:abstractNumId="3" w15:restartNumberingAfterBreak="0">
+    <w:nsid w:val="1D272318"/>
+    <w:multiLevelType w:val="hybridMultilevel"/>
+    <w:tmpl w:val="0D90C650"/>
+    <w:lvl w:ilvl="0" w:tplc="A710A8F0">
+      <w:start w:val="1"/>
+      <w:numFmt w:val="decimal"/>
+      <w:lvlText w:val="%1."/>
+      <w:lvlJc w:val="left"/>
+      <w:pPr>
+        <w:ind w:left="360" w:hanging="300"/>
+      </w:pPr>
+    </w:lvl>
+    <w:lvl w:ilvl="1" w:tplc="87AE934E" w:tentative="1">
+      <w:start w:val="1"/>
+      <w:numFmt w:val="lowerLetter"/>
+      <w:lvlText w:val="%2."/>
+      <w:lvlJc w:val="left"/>
+      <w:pPr>
+        <w:ind w:left="720" w:hanging="300"/>
+      </w:pPr>
+    </w:lvl>
+    <w:lvl w:ilvl="2" w:tplc="A1C209EA">
+      <w:numFmt w:val="decimal"/>
+      <w:lvlText w:val=""/>
+      <w:lvlJc w:val="left"/>
+    </w:lvl>
+    <w:lvl w:ilvl="3" w:tplc="AB6A97B2">
+      <w:numFmt w:val="decimal"/>
+      <w:lvlText w:val=""/>
+      <w:lvlJc w:val="left"/>
+    </w:lvl>
+    <w:lvl w:ilvl="4" w:tplc="1512D6EC">
+      <w:numFmt w:val="decimal"/>
+      <w:lvlText w:val=""/>
+      <w:lvlJc w:val="left"/>
+    </w:lvl>
+    <w:lvl w:ilvl="5" w:tplc="BB727924">
+      <w:numFmt w:val="decimal"/>
+      <w:lvlText w:val=""/>
+      <w:lvlJc w:val="left"/>
+    </w:lvl>
+    <w:lvl w:ilvl="6" w:tplc="FF62EB1C">
+      <w:numFmt w:val="decimal"/>
+      <w:lvlText w:val=""/>
+      <w:lvlJc w:val="left"/>
+    </w:lvl>
+    <w:lvl w:ilvl="7" w:tplc="10AC0BE0">
+      <w:numFmt w:val="decimal"/>
+      <w:lvlText w:val=""/>
+      <w:lvlJc w:val="left"/>
+    </w:lvl>
+    <w:lvl w:ilvl="8" w:tplc="EA066CEC">
+      <w:numFmt w:val="decimal"/>
+      <w:lvlText w:val=""/>
+      <w:lvlJc w:val="left"/>
+    </w:lvl>
+  </w:abstractNum>
+  <w:abstractNum w:abstractNumId="4" w15:restartNumberingAfterBreak="0">
+    <w:nsid w:val="1F693F82"/>
+    <w:multiLevelType w:val="hybridMultilevel"/>
+    <w:tmpl w:val="1A00CB0E"/>
+    <w:lvl w:ilvl="0" w:tplc="88129524">
+      <w:start w:val="1"/>
+      <w:numFmt w:val="decimal"/>
+      <w:lvlText w:val="%1."/>
+      <w:lvlJc w:val="left"/>
+      <w:pPr>
+        <w:ind w:left="360" w:hanging="300"/>
+      </w:pPr>
+    </w:lvl>
+    <w:lvl w:ilvl="1" w:tplc="0E308672" w:tentative="1">
+      <w:start w:val="1"/>
+      <w:numFmt w:val="lowerLetter"/>
+      <w:lvlText w:val="%2."/>
+      <w:lvlJc w:val="left"/>
+      <w:pPr>
+        <w:ind w:left="720" w:hanging="300"/>
+      </w:pPr>
+    </w:lvl>
+    <w:lvl w:ilvl="2" w:tplc="2A9618E6">
+      <w:numFmt w:val="decimal"/>
+      <w:lvlText w:val=""/>
+      <w:lvlJc w:val="left"/>
+    </w:lvl>
+    <w:lvl w:ilvl="3" w:tplc="8DE40F20">
+      <w:numFmt w:val="decimal"/>
+      <w:lvlText w:val=""/>
+      <w:lvlJc w:val="left"/>
+    </w:lvl>
+    <w:lvl w:ilvl="4" w:tplc="A2CCF26C">
+      <w:numFmt w:val="decimal"/>
+      <w:lvlText w:val=""/>
+      <w:lvlJc w:val="left"/>
+    </w:lvl>
+    <w:lvl w:ilvl="5" w:tplc="DE54E3F0">
+      <w:numFmt w:val="decimal"/>
+      <w:lvlText w:val=""/>
+      <w:lvlJc w:val="left"/>
+    </w:lvl>
+    <w:lvl w:ilvl="6" w:tplc="FE2A3CAC">
+      <w:numFmt w:val="decimal"/>
+      <w:lvlText w:val=""/>
+      <w:lvlJc w:val="left"/>
+    </w:lvl>
+    <w:lvl w:ilvl="7" w:tplc="1ED077D2">
+      <w:numFmt w:val="decimal"/>
+      <w:lvlText w:val=""/>
+      <w:lvlJc w:val="left"/>
+    </w:lvl>
+    <w:lvl w:ilvl="8" w:tplc="2090B42E">
+      <w:numFmt w:val="decimal"/>
+      <w:lvlText w:val=""/>
+      <w:lvlJc w:val="left"/>
+    </w:lvl>
+  </w:abstractNum>
+  <w:abstractNum w:abstractNumId="5" w15:restartNumberingAfterBreak="0">
+    <w:nsid w:val="285A2D70"/>
+    <w:multiLevelType w:val="hybridMultilevel"/>
+    <w:tmpl w:val="B0009AEA"/>
+    <w:lvl w:ilvl="0" w:tplc="6A1C3182">
+      <w:start w:val="1"/>
+      <w:numFmt w:val="decimal"/>
+      <w:lvlText w:val="%1."/>
+      <w:lvlJc w:val="left"/>
+      <w:pPr>
+        <w:ind w:left="360" w:hanging="300"/>
+      </w:pPr>
+    </w:lvl>
+    <w:lvl w:ilvl="1" w:tplc="B37888A2" w:tentative="1">
+      <w:start w:val="1"/>
+      <w:numFmt w:val="lowerLetter"/>
+      <w:lvlText w:val="%2."/>
+      <w:lvlJc w:val="left"/>
+      <w:pPr>
+        <w:ind w:left="720" w:hanging="300"/>
+      </w:pPr>
+    </w:lvl>
+    <w:lvl w:ilvl="2" w:tplc="55AE5F78">
+      <w:numFmt w:val="decimal"/>
+      <w:lvlText w:val=""/>
+      <w:lvlJc w:val="left"/>
+    </w:lvl>
+    <w:lvl w:ilvl="3" w:tplc="E6FCFF46">
+      <w:numFmt w:val="decimal"/>
+      <w:lvlText w:val=""/>
+      <w:lvlJc w:val="left"/>
+    </w:lvl>
+    <w:lvl w:ilvl="4" w:tplc="A83A2F3C">
+      <w:numFmt w:val="decimal"/>
+      <w:lvlText w:val=""/>
+      <w:lvlJc w:val="left"/>
+    </w:lvl>
+    <w:lvl w:ilvl="5" w:tplc="68923AB8">
+      <w:numFmt w:val="decimal"/>
+      <w:lvlText w:val=""/>
+      <w:lvlJc w:val="left"/>
+    </w:lvl>
+    <w:lvl w:ilvl="6" w:tplc="0BE244AC">
+      <w:numFmt w:val="decimal"/>
+      <w:lvlText w:val=""/>
+      <w:lvlJc w:val="left"/>
+    </w:lvl>
+    <w:lvl w:ilvl="7" w:tplc="E960A43C">
+      <w:numFmt w:val="decimal"/>
+      <w:lvlText w:val=""/>
+      <w:lvlJc w:val="left"/>
+    </w:lvl>
+    <w:lvl w:ilvl="8" w:tplc="FBDE27AA">
+      <w:numFmt w:val="decimal"/>
+      <w:lvlText w:val=""/>
+      <w:lvlJc w:val="left"/>
+    </w:lvl>
+  </w:abstractNum>
+  <w:abstractNum w:abstractNumId="6" w15:restartNumberingAfterBreak="0">
+    <w:nsid w:val="41B33FC2"/>
+    <w:multiLevelType w:val="hybridMultilevel"/>
+    <w:tmpl w:val="5276FA08"/>
+    <w:lvl w:ilvl="0" w:tplc="B61E4492">
+      <w:start w:val="1"/>
+      <w:numFmt w:val="decimal"/>
+      <w:lvlText w:val="%1."/>
+      <w:lvlJc w:val="left"/>
+      <w:pPr>
+        <w:ind w:left="360" w:hanging="300"/>
+      </w:pPr>
+    </w:lvl>
+    <w:lvl w:ilvl="1" w:tplc="ED9C262E" w:tentative="1">
+      <w:start w:val="1"/>
+      <w:numFmt w:val="lowerLetter"/>
+      <w:lvlText w:val="%2."/>
+      <w:lvlJc w:val="left"/>
+      <w:pPr>
+        <w:ind w:left="720" w:hanging="300"/>
+      </w:pPr>
+    </w:lvl>
+    <w:lvl w:ilvl="2" w:tplc="34367D0C">
+      <w:numFmt w:val="decimal"/>
+      <w:lvlText w:val=""/>
+      <w:lvlJc w:val="left"/>
+    </w:lvl>
+    <w:lvl w:ilvl="3" w:tplc="BEE26BDA">
+      <w:numFmt w:val="decimal"/>
+      <w:lvlText w:val=""/>
+      <w:lvlJc w:val="left"/>
+    </w:lvl>
+    <w:lvl w:ilvl="4" w:tplc="148A4BF6">
+      <w:numFmt w:val="decimal"/>
+      <w:lvlText w:val=""/>
+      <w:lvlJc w:val="left"/>
+    </w:lvl>
+    <w:lvl w:ilvl="5" w:tplc="8474F6A0">
+      <w:numFmt w:val="decimal"/>
+      <w:lvlText w:val=""/>
+      <w:lvlJc w:val="left"/>
+    </w:lvl>
+    <w:lvl w:ilvl="6" w:tplc="F21474C8">
+      <w:numFmt w:val="decimal"/>
+      <w:lvlText w:val=""/>
+      <w:lvlJc w:val="left"/>
+    </w:lvl>
+    <w:lvl w:ilvl="7" w:tplc="78C6AFD0">
+      <w:numFmt w:val="decimal"/>
+      <w:lvlText w:val=""/>
+      <w:lvlJc w:val="left"/>
+    </w:lvl>
+    <w:lvl w:ilvl="8" w:tplc="64A6A166">
+      <w:numFmt w:val="decimal"/>
+      <w:lvlText w:val=""/>
+      <w:lvlJc w:val="left"/>
+    </w:lvl>
+  </w:abstractNum>
+  <w:abstractNum w:abstractNumId="7" w15:restartNumberingAfterBreak="0">
+    <w:nsid w:val="42B72766"/>
+    <w:multiLevelType w:val="hybridMultilevel"/>
+    <w:tmpl w:val="4EF47A28"/>
+    <w:lvl w:ilvl="0" w:tplc="DEFAAB1A" w:tentative="1">
       <w:start w:val="1"/>
       <w:numFmt w:val="bullet"/>
       <w:lvlText w:val="●"/>
@@ -7221,7 +7511,7 @@
         <w:ind w:left="720" w:hanging="360"/>
       </w:pPr>
     </w:lvl>
-    <w:lvl w:ilvl="1" w:tplc="74B6EA82" w:tentative="1">
+    <w:lvl w:ilvl="1" w:tplc="835CC99C" w:tentative="1">
       <w:start w:val="1"/>
       <w:numFmt w:val="bullet"/>
       <w:lvlText w:val="○"/>
@@ -7230,7 +7520,7 @@
         <w:ind w:left="1440" w:hanging="360"/>
       </w:pPr>
     </w:lvl>
-    <w:lvl w:ilvl="2" w:tplc="36E674FA" w:tentative="1">
+    <w:lvl w:ilvl="2" w:tplc="1D36005A" w:tentative="1">
       <w:start w:val="1"/>
       <w:numFmt w:val="bullet"/>
       <w:lvlText w:val="■"/>
@@ -7239,7 +7529,7 @@
         <w:ind w:left="2160" w:hanging="360"/>
       </w:pPr>
     </w:lvl>
-    <w:lvl w:ilvl="3" w:tplc="065A107E" w:tentative="1">
+    <w:lvl w:ilvl="3" w:tplc="E39205F0" w:tentative="1">
       <w:start w:val="1"/>
       <w:numFmt w:val="bullet"/>
       <w:lvlText w:val="●"/>
@@ -7248,7 +7538,7 @@
         <w:ind w:left="2880" w:hanging="360"/>
       </w:pPr>
     </w:lvl>
-    <w:lvl w:ilvl="4" w:tplc="EE3CF804" w:tentative="1">
+    <w:lvl w:ilvl="4" w:tplc="26E22C84" w:tentative="1">
       <w:start w:val="1"/>
       <w:numFmt w:val="bullet"/>
       <w:lvlText w:val="○"/>
@@ -7257,7 +7547,7 @@
         <w:ind w:left="3600" w:hanging="360"/>
       </w:pPr>
     </w:lvl>
-    <w:lvl w:ilvl="5" w:tplc="4FE69E5E" w:tentative="1">
+    <w:lvl w:ilvl="5" w:tplc="1A3CDA8C" w:tentative="1">
       <w:start w:val="1"/>
       <w:numFmt w:val="bullet"/>
       <w:lvlText w:val="■"/>
@@ -7266,7 +7556,7 @@
         <w:ind w:left="4320" w:hanging="360"/>
       </w:pPr>
     </w:lvl>
-    <w:lvl w:ilvl="6" w:tplc="18641E74" w:tentative="1">
+    <w:lvl w:ilvl="6" w:tplc="BD62F5FA" w:tentative="1">
       <w:start w:val="1"/>
       <w:numFmt w:val="bullet"/>
       <w:lvlText w:val="●"/>
@@ -7275,7 +7565,7 @@
         <w:ind w:left="5040" w:hanging="360"/>
       </w:pPr>
     </w:lvl>
-    <w:lvl w:ilvl="7" w:tplc="9D4AB6C2" w:tentative="1">
+    <w:lvl w:ilvl="7" w:tplc="2098F1CA" w:tentative="1">
       <w:start w:val="1"/>
       <w:numFmt w:val="bullet"/>
       <w:lvlText w:val="●"/>
@@ -7284,7 +7574,7 @@
         <w:ind w:left="5760" w:hanging="360"/>
       </w:pPr>
     </w:lvl>
-    <w:lvl w:ilvl="8" w:tplc="E968D1FC" w:tentative="1">
+    <w:lvl w:ilvl="8" w:tplc="62EEA9E2" w:tentative="1">
       <w:start w:val="1"/>
       <w:numFmt w:val="bullet"/>
       <w:lvlText w:val="●"/>
@@ -7294,11 +7584,11 @@
       </w:pPr>
     </w:lvl>
   </w:abstractNum>
-  <w:abstractNum w:abstractNumId="3" w15:restartNumberingAfterBreak="0">
-    <w:nsid w:val="3E0F7CF9"/>
+  <w:abstractNum w:abstractNumId="8" w15:restartNumberingAfterBreak="0">
+    <w:nsid w:val="4D7E25FE"/>
     <w:multiLevelType w:val="hybridMultilevel"/>
-    <w:tmpl w:val="5B4AAA68"/>
-    <w:lvl w:ilvl="0" w:tplc="DCE276B4">
+    <w:tmpl w:val="5EC03F32"/>
+    <w:lvl w:ilvl="0" w:tplc="AC40907E">
       <w:start w:val="1"/>
       <w:numFmt w:val="decimal"/>
       <w:lvlText w:val="%1."/>
@@ -7307,7 +7597,7 @@
         <w:ind w:left="360" w:hanging="300"/>
       </w:pPr>
     </w:lvl>
-    <w:lvl w:ilvl="1" w:tplc="3842ABEE" w:tentative="1">
+    <w:lvl w:ilvl="1" w:tplc="A0927470" w:tentative="1">
       <w:start w:val="1"/>
       <w:numFmt w:val="lowerLetter"/>
       <w:lvlText w:val="%2."/>
@@ -7316,47 +7606,47 @@
         <w:ind w:left="720" w:hanging="300"/>
       </w:pPr>
     </w:lvl>
-    <w:lvl w:ilvl="2" w:tplc="36442C14">
+    <w:lvl w:ilvl="2" w:tplc="7DC4271E">
       <w:numFmt w:val="decimal"/>
       <w:lvlText w:val=""/>
       <w:lvlJc w:val="left"/>
     </w:lvl>
-    <w:lvl w:ilvl="3" w:tplc="5C56CDAA">
+    <w:lvl w:ilvl="3" w:tplc="17F20554">
       <w:numFmt w:val="decimal"/>
       <w:lvlText w:val=""/>
       <w:lvlJc w:val="left"/>
     </w:lvl>
-    <w:lvl w:ilvl="4" w:tplc="767858D4">
+    <w:lvl w:ilvl="4" w:tplc="D14861E8">
       <w:numFmt w:val="decimal"/>
       <w:lvlText w:val=""/>
       <w:lvlJc w:val="left"/>
     </w:lvl>
-    <w:lvl w:ilvl="5" w:tplc="274CFFEA">
+    <w:lvl w:ilvl="5" w:tplc="6F849C26">
       <w:numFmt w:val="decimal"/>
       <w:lvlText w:val=""/>
       <w:lvlJc w:val="left"/>
     </w:lvl>
-    <w:lvl w:ilvl="6" w:tplc="78AA8FDA">
+    <w:lvl w:ilvl="6" w:tplc="CF242F18">
       <w:numFmt w:val="decimal"/>
       <w:lvlText w:val=""/>
       <w:lvlJc w:val="left"/>
     </w:lvl>
-    <w:lvl w:ilvl="7" w:tplc="218EA706">
+    <w:lvl w:ilvl="7" w:tplc="200E01AC">
       <w:numFmt w:val="decimal"/>
       <w:lvlText w:val=""/>
       <w:lvlJc w:val="left"/>
     </w:lvl>
-    <w:lvl w:ilvl="8" w:tplc="43C64F32">
+    <w:lvl w:ilvl="8" w:tplc="83443510">
       <w:numFmt w:val="decimal"/>
       <w:lvlText w:val=""/>
       <w:lvlJc w:val="left"/>
     </w:lvl>
   </w:abstractNum>
-  <w:abstractNum w:abstractNumId="4" w15:restartNumberingAfterBreak="0">
-    <w:nsid w:val="428A798B"/>
+  <w:abstractNum w:abstractNumId="9" w15:restartNumberingAfterBreak="0">
+    <w:nsid w:val="4D9E789E"/>
     <w:multiLevelType w:val="hybridMultilevel"/>
-    <w:tmpl w:val="1C5E8E66"/>
-    <w:lvl w:ilvl="0" w:tplc="56D48122">
+    <w:tmpl w:val="1726817C"/>
+    <w:lvl w:ilvl="0" w:tplc="DF289012">
       <w:start w:val="1"/>
       <w:numFmt w:val="decimal"/>
       <w:lvlText w:val="%1."/>
@@ -7365,7 +7655,7 @@
         <w:ind w:left="360" w:hanging="300"/>
       </w:pPr>
     </w:lvl>
-    <w:lvl w:ilvl="1" w:tplc="70968D4E" w:tentative="1">
+    <w:lvl w:ilvl="1" w:tplc="ACE201D6" w:tentative="1">
       <w:start w:val="1"/>
       <w:numFmt w:val="lowerLetter"/>
       <w:lvlText w:val="%2."/>
@@ -7374,47 +7664,47 @@
         <w:ind w:left="720" w:hanging="300"/>
       </w:pPr>
     </w:lvl>
-    <w:lvl w:ilvl="2" w:tplc="5142DD10">
+    <w:lvl w:ilvl="2" w:tplc="B5E49530">
       <w:numFmt w:val="decimal"/>
       <w:lvlText w:val=""/>
       <w:lvlJc w:val="left"/>
     </w:lvl>
-    <w:lvl w:ilvl="3" w:tplc="3BB619B2">
+    <w:lvl w:ilvl="3" w:tplc="CD721AB6">
       <w:numFmt w:val="decimal"/>
       <w:lvlText w:val=""/>
       <w:lvlJc w:val="left"/>
     </w:lvl>
-    <w:lvl w:ilvl="4" w:tplc="286E65F0">
+    <w:lvl w:ilvl="4" w:tplc="3C7A7FD0">
       <w:numFmt w:val="decimal"/>
       <w:lvlText w:val=""/>
       <w:lvlJc w:val="left"/>
     </w:lvl>
-    <w:lvl w:ilvl="5" w:tplc="2D00ADFA">
+    <w:lvl w:ilvl="5" w:tplc="F718DD2E">
       <w:numFmt w:val="decimal"/>
       <w:lvlText w:val=""/>
       <w:lvlJc w:val="left"/>
     </w:lvl>
-    <w:lvl w:ilvl="6" w:tplc="CA3AB7DA">
+    <w:lvl w:ilvl="6" w:tplc="C0924308">
       <w:numFmt w:val="decimal"/>
       <w:lvlText w:val=""/>
       <w:lvlJc w:val="left"/>
     </w:lvl>
-    <w:lvl w:ilvl="7" w:tplc="9F1C861E">
+    <w:lvl w:ilvl="7" w:tplc="1B9470D2">
       <w:numFmt w:val="decimal"/>
       <w:lvlText w:val=""/>
       <w:lvlJc w:val="left"/>
     </w:lvl>
-    <w:lvl w:ilvl="8" w:tplc="9B2C8E4A">
+    <w:lvl w:ilvl="8" w:tplc="9452A44C">
       <w:numFmt w:val="decimal"/>
       <w:lvlText w:val=""/>
       <w:lvlJc w:val="left"/>
     </w:lvl>
   </w:abstractNum>
-  <w:abstractNum w:abstractNumId="5" w15:restartNumberingAfterBreak="0">
-    <w:nsid w:val="42AD1732"/>
+  <w:abstractNum w:abstractNumId="10" w15:restartNumberingAfterBreak="0">
+    <w:nsid w:val="7B2B7A19"/>
     <w:multiLevelType w:val="hybridMultilevel"/>
-    <w:tmpl w:val="26944BD2"/>
-    <w:lvl w:ilvl="0" w:tplc="1C4869C0">
+    <w:tmpl w:val="EA8EC7E2"/>
+    <w:lvl w:ilvl="0" w:tplc="AA224A5C">
       <w:start w:val="1"/>
       <w:numFmt w:val="decimal"/>
       <w:lvlText w:val="%1."/>
@@ -7423,7 +7713,7 @@
         <w:ind w:left="360" w:hanging="300"/>
       </w:pPr>
     </w:lvl>
-    <w:lvl w:ilvl="1" w:tplc="41E415C0" w:tentative="1">
+    <w:lvl w:ilvl="1" w:tplc="0AE2DB08" w:tentative="1">
       <w:start w:val="1"/>
       <w:numFmt w:val="lowerLetter"/>
       <w:lvlText w:val="%2."/>
@@ -7432,388 +7722,98 @@
         <w:ind w:left="720" w:hanging="300"/>
       </w:pPr>
     </w:lvl>
-    <w:lvl w:ilvl="2" w:tplc="AD8EB100">
+    <w:lvl w:ilvl="2" w:tplc="60BC6BD4">
       <w:numFmt w:val="decimal"/>
       <w:lvlText w:val=""/>
       <w:lvlJc w:val="left"/>
     </w:lvl>
-    <w:lvl w:ilvl="3" w:tplc="F854688E">
+    <w:lvl w:ilvl="3" w:tplc="FDB46D94">
       <w:numFmt w:val="decimal"/>
       <w:lvlText w:val=""/>
       <w:lvlJc w:val="left"/>
     </w:lvl>
-    <w:lvl w:ilvl="4" w:tplc="8F5673B6">
+    <w:lvl w:ilvl="4" w:tplc="2FE4A5D0">
       <w:numFmt w:val="decimal"/>
       <w:lvlText w:val=""/>
       <w:lvlJc w:val="left"/>
     </w:lvl>
-    <w:lvl w:ilvl="5" w:tplc="82DEE788">
+    <w:lvl w:ilvl="5" w:tplc="C6E619B2">
       <w:numFmt w:val="decimal"/>
       <w:lvlText w:val=""/>
       <w:lvlJc w:val="left"/>
     </w:lvl>
-    <w:lvl w:ilvl="6" w:tplc="D206EAF4">
+    <w:lvl w:ilvl="6" w:tplc="2B1AFBCA">
       <w:numFmt w:val="decimal"/>
       <w:lvlText w:val=""/>
       <w:lvlJc w:val="left"/>
     </w:lvl>
-    <w:lvl w:ilvl="7" w:tplc="37D8C9F4">
+    <w:lvl w:ilvl="7" w:tplc="2786A6BC">
       <w:numFmt w:val="decimal"/>
       <w:lvlText w:val=""/>
       <w:lvlJc w:val="left"/>
     </w:lvl>
-    <w:lvl w:ilvl="8" w:tplc="1BF604A0">
+    <w:lvl w:ilvl="8" w:tplc="E69EE8E6">
       <w:numFmt w:val="decimal"/>
       <w:lvlText w:val=""/>
       <w:lvlJc w:val="left"/>
     </w:lvl>
   </w:abstractNum>
-  <w:abstractNum w:abstractNumId="6" w15:restartNumberingAfterBreak="0">
-    <w:nsid w:val="4771710B"/>
-    <w:multiLevelType w:val="hybridMultilevel"/>
-    <w:tmpl w:val="1986691E"/>
-    <w:lvl w:ilvl="0" w:tplc="2A6CB9B0">
-      <w:start w:val="1"/>
-      <w:numFmt w:val="decimal"/>
-      <w:lvlText w:val="%1."/>
-      <w:lvlJc w:val="left"/>
-      <w:pPr>
-        <w:ind w:left="360" w:hanging="300"/>
-      </w:pPr>
-    </w:lvl>
-    <w:lvl w:ilvl="1" w:tplc="38AECA3A" w:tentative="1">
-      <w:start w:val="1"/>
-      <w:numFmt w:val="lowerLetter"/>
-      <w:lvlText w:val="%2."/>
-      <w:lvlJc w:val="left"/>
-      <w:pPr>
-        <w:ind w:left="720" w:hanging="300"/>
-      </w:pPr>
-    </w:lvl>
-    <w:lvl w:ilvl="2" w:tplc="B8566A24">
-      <w:numFmt w:val="decimal"/>
-      <w:lvlText w:val=""/>
-      <w:lvlJc w:val="left"/>
-    </w:lvl>
-    <w:lvl w:ilvl="3" w:tplc="5D169E60">
-      <w:numFmt w:val="decimal"/>
-      <w:lvlText w:val=""/>
-      <w:lvlJc w:val="left"/>
-    </w:lvl>
-    <w:lvl w:ilvl="4" w:tplc="4998C18C">
-      <w:numFmt w:val="decimal"/>
-      <w:lvlText w:val=""/>
-      <w:lvlJc w:val="left"/>
-    </w:lvl>
-    <w:lvl w:ilvl="5" w:tplc="8DF46E74">
-      <w:numFmt w:val="decimal"/>
-      <w:lvlText w:val=""/>
-      <w:lvlJc w:val="left"/>
-    </w:lvl>
-    <w:lvl w:ilvl="6" w:tplc="D0F4CC4E">
-      <w:numFmt w:val="decimal"/>
-      <w:lvlText w:val=""/>
-      <w:lvlJc w:val="left"/>
-    </w:lvl>
-    <w:lvl w:ilvl="7" w:tplc="4148D0C6">
-      <w:numFmt w:val="decimal"/>
-      <w:lvlText w:val=""/>
-      <w:lvlJc w:val="left"/>
-    </w:lvl>
-    <w:lvl w:ilvl="8" w:tplc="DF2ACCD4">
-      <w:numFmt w:val="decimal"/>
-      <w:lvlText w:val=""/>
-      <w:lvlJc w:val="left"/>
-    </w:lvl>
-  </w:abstractNum>
-  <w:abstractNum w:abstractNumId="7" w15:restartNumberingAfterBreak="0">
-    <w:nsid w:val="611C330C"/>
-    <w:multiLevelType w:val="hybridMultilevel"/>
-    <w:tmpl w:val="10E8D8E2"/>
-    <w:lvl w:ilvl="0" w:tplc="F1E80DD6" w:tentative="1">
-      <w:start w:val="1"/>
-      <w:numFmt w:val="bullet"/>
-      <w:lvlText w:val="•"/>
-      <w:lvlJc w:val="left"/>
-      <w:pPr>
-        <w:ind w:left="360" w:hanging="260"/>
-      </w:pPr>
-    </w:lvl>
-    <w:lvl w:ilvl="1" w:tplc="2D742942" w:tentative="1">
-      <w:start w:val="1"/>
-      <w:numFmt w:val="bullet"/>
-      <w:lvlText w:val="–"/>
-      <w:lvlJc w:val="left"/>
-      <w:pPr>
-        <w:ind w:left="720" w:hanging="260"/>
-      </w:pPr>
-    </w:lvl>
-    <w:lvl w:ilvl="2" w:tplc="459C08CC">
-      <w:numFmt w:val="decimal"/>
-      <w:lvlText w:val=""/>
-      <w:lvlJc w:val="left"/>
-    </w:lvl>
-    <w:lvl w:ilvl="3" w:tplc="F4D4037E">
-      <w:numFmt w:val="decimal"/>
-      <w:lvlText w:val=""/>
-      <w:lvlJc w:val="left"/>
-    </w:lvl>
-    <w:lvl w:ilvl="4" w:tplc="507AACB2">
-      <w:numFmt w:val="decimal"/>
-      <w:lvlText w:val=""/>
-      <w:lvlJc w:val="left"/>
-    </w:lvl>
-    <w:lvl w:ilvl="5" w:tplc="CC26815A">
-      <w:numFmt w:val="decimal"/>
-      <w:lvlText w:val=""/>
-      <w:lvlJc w:val="left"/>
-    </w:lvl>
-    <w:lvl w:ilvl="6" w:tplc="B6927CC6">
-      <w:numFmt w:val="decimal"/>
-      <w:lvlText w:val=""/>
-      <w:lvlJc w:val="left"/>
-    </w:lvl>
-    <w:lvl w:ilvl="7" w:tplc="3BA45C6C">
-      <w:numFmt w:val="decimal"/>
-      <w:lvlText w:val=""/>
-      <w:lvlJc w:val="left"/>
-    </w:lvl>
-    <w:lvl w:ilvl="8" w:tplc="02EC531C">
-      <w:numFmt w:val="decimal"/>
-      <w:lvlText w:val=""/>
-      <w:lvlJc w:val="left"/>
-    </w:lvl>
-  </w:abstractNum>
-  <w:abstractNum w:abstractNumId="8" w15:restartNumberingAfterBreak="0">
-    <w:nsid w:val="663C634C"/>
-    <w:multiLevelType w:val="hybridMultilevel"/>
-    <w:tmpl w:val="72326EE8"/>
-    <w:lvl w:ilvl="0" w:tplc="440C03B8">
-      <w:start w:val="1"/>
-      <w:numFmt w:val="decimal"/>
-      <w:lvlText w:val="%1."/>
-      <w:lvlJc w:val="left"/>
-      <w:pPr>
-        <w:ind w:left="360" w:hanging="300"/>
-      </w:pPr>
-    </w:lvl>
-    <w:lvl w:ilvl="1" w:tplc="1E8C43FC" w:tentative="1">
-      <w:start w:val="1"/>
-      <w:numFmt w:val="lowerLetter"/>
-      <w:lvlText w:val="%2."/>
-      <w:lvlJc w:val="left"/>
-      <w:pPr>
-        <w:ind w:left="720" w:hanging="300"/>
-      </w:pPr>
-    </w:lvl>
-    <w:lvl w:ilvl="2" w:tplc="7CB838B2">
-      <w:numFmt w:val="decimal"/>
-      <w:lvlText w:val=""/>
-      <w:lvlJc w:val="left"/>
-    </w:lvl>
-    <w:lvl w:ilvl="3" w:tplc="768C6604">
-      <w:numFmt w:val="decimal"/>
-      <w:lvlText w:val=""/>
-      <w:lvlJc w:val="left"/>
-    </w:lvl>
-    <w:lvl w:ilvl="4" w:tplc="1DDE2C0C">
-      <w:numFmt w:val="decimal"/>
-      <w:lvlText w:val=""/>
-      <w:lvlJc w:val="left"/>
-    </w:lvl>
-    <w:lvl w:ilvl="5" w:tplc="29A4EE8C">
-      <w:numFmt w:val="decimal"/>
-      <w:lvlText w:val=""/>
-      <w:lvlJc w:val="left"/>
-    </w:lvl>
-    <w:lvl w:ilvl="6" w:tplc="21B4502A">
-      <w:numFmt w:val="decimal"/>
-      <w:lvlText w:val=""/>
-      <w:lvlJc w:val="left"/>
-    </w:lvl>
-    <w:lvl w:ilvl="7" w:tplc="B3BE11C8">
-      <w:numFmt w:val="decimal"/>
-      <w:lvlText w:val=""/>
-      <w:lvlJc w:val="left"/>
-    </w:lvl>
-    <w:lvl w:ilvl="8" w:tplc="745A0B28">
-      <w:numFmt w:val="decimal"/>
-      <w:lvlText w:val=""/>
-      <w:lvlJc w:val="left"/>
-    </w:lvl>
-  </w:abstractNum>
-  <w:abstractNum w:abstractNumId="9" w15:restartNumberingAfterBreak="0">
-    <w:nsid w:val="78774AA7"/>
-    <w:multiLevelType w:val="hybridMultilevel"/>
-    <w:tmpl w:val="6AC81008"/>
-    <w:lvl w:ilvl="0" w:tplc="5C8A8410">
-      <w:start w:val="1"/>
-      <w:numFmt w:val="decimal"/>
-      <w:lvlText w:val="%1."/>
-      <w:lvlJc w:val="left"/>
-      <w:pPr>
-        <w:ind w:left="360" w:hanging="300"/>
-      </w:pPr>
-    </w:lvl>
-    <w:lvl w:ilvl="1" w:tplc="E5D83C9E" w:tentative="1">
-      <w:start w:val="1"/>
-      <w:numFmt w:val="lowerLetter"/>
-      <w:lvlText w:val="%2."/>
-      <w:lvlJc w:val="left"/>
-      <w:pPr>
-        <w:ind w:left="720" w:hanging="300"/>
-      </w:pPr>
-    </w:lvl>
-    <w:lvl w:ilvl="2" w:tplc="F9524A16">
-      <w:numFmt w:val="decimal"/>
-      <w:lvlText w:val=""/>
-      <w:lvlJc w:val="left"/>
-    </w:lvl>
-    <w:lvl w:ilvl="3" w:tplc="9EE65B82">
-      <w:numFmt w:val="decimal"/>
-      <w:lvlText w:val=""/>
-      <w:lvlJc w:val="left"/>
-    </w:lvl>
-    <w:lvl w:ilvl="4" w:tplc="07A8F9F8">
-      <w:numFmt w:val="decimal"/>
-      <w:lvlText w:val=""/>
-      <w:lvlJc w:val="left"/>
-    </w:lvl>
-    <w:lvl w:ilvl="5" w:tplc="35CE770C">
-      <w:numFmt w:val="decimal"/>
-      <w:lvlText w:val=""/>
-      <w:lvlJc w:val="left"/>
-    </w:lvl>
-    <w:lvl w:ilvl="6" w:tplc="9A4CEC14">
-      <w:numFmt w:val="decimal"/>
-      <w:lvlText w:val=""/>
-      <w:lvlJc w:val="left"/>
-    </w:lvl>
-    <w:lvl w:ilvl="7" w:tplc="69A0A258">
-      <w:numFmt w:val="decimal"/>
-      <w:lvlText w:val=""/>
-      <w:lvlJc w:val="left"/>
-    </w:lvl>
-    <w:lvl w:ilvl="8" w:tplc="B3B0D3AC">
-      <w:numFmt w:val="decimal"/>
-      <w:lvlText w:val=""/>
-      <w:lvlJc w:val="left"/>
-    </w:lvl>
-  </w:abstractNum>
-  <w:abstractNum w:abstractNumId="10" w15:restartNumberingAfterBreak="0">
-    <w:nsid w:val="799D5F7F"/>
-    <w:multiLevelType w:val="hybridMultilevel"/>
-    <w:tmpl w:val="86BC556E"/>
-    <w:lvl w:ilvl="0" w:tplc="AFD29D28">
-      <w:start w:val="1"/>
-      <w:numFmt w:val="decimal"/>
-      <w:lvlText w:val="%1."/>
-      <w:lvlJc w:val="left"/>
-      <w:pPr>
-        <w:ind w:left="360" w:hanging="300"/>
-      </w:pPr>
-    </w:lvl>
-    <w:lvl w:ilvl="1" w:tplc="A9C6BB30" w:tentative="1">
-      <w:start w:val="1"/>
-      <w:numFmt w:val="lowerLetter"/>
-      <w:lvlText w:val="%2."/>
-      <w:lvlJc w:val="left"/>
-      <w:pPr>
-        <w:ind w:left="720" w:hanging="300"/>
-      </w:pPr>
-    </w:lvl>
-    <w:lvl w:ilvl="2" w:tplc="91D04C80">
-      <w:numFmt w:val="decimal"/>
-      <w:lvlText w:val=""/>
-      <w:lvlJc w:val="left"/>
-    </w:lvl>
-    <w:lvl w:ilvl="3" w:tplc="41744A6A">
-      <w:numFmt w:val="decimal"/>
-      <w:lvlText w:val=""/>
-      <w:lvlJc w:val="left"/>
-    </w:lvl>
-    <w:lvl w:ilvl="4" w:tplc="52C85D06">
-      <w:numFmt w:val="decimal"/>
-      <w:lvlText w:val=""/>
-      <w:lvlJc w:val="left"/>
-    </w:lvl>
-    <w:lvl w:ilvl="5" w:tplc="33DA7F0A">
-      <w:numFmt w:val="decimal"/>
-      <w:lvlText w:val=""/>
-      <w:lvlJc w:val="left"/>
-    </w:lvl>
-    <w:lvl w:ilvl="6" w:tplc="13865B6E">
-      <w:numFmt w:val="decimal"/>
-      <w:lvlText w:val=""/>
-      <w:lvlJc w:val="left"/>
-    </w:lvl>
-    <w:lvl w:ilvl="7" w:tplc="25A6A978">
-      <w:numFmt w:val="decimal"/>
-      <w:lvlText w:val=""/>
-      <w:lvlJc w:val="left"/>
-    </w:lvl>
-    <w:lvl w:ilvl="8" w:tplc="EF703D56">
-      <w:numFmt w:val="decimal"/>
-      <w:lvlText w:val=""/>
-      <w:lvlJc w:val="left"/>
-    </w:lvl>
-  </w:abstractNum>
-  <w:num w:numId="1" w16cid:durableId="41365266">
-    <w:abstractNumId w:val="2"/>
+  <w:num w:numId="1" w16cid:durableId="598561495">
+    <w:abstractNumId w:val="7"/>
     <w:lvlOverride w:ilvl="0">
       <w:startOverride w:val="1"/>
     </w:lvlOverride>
   </w:num>
-  <w:num w:numId="2" w16cid:durableId="493376005">
+  <w:num w:numId="2" w16cid:durableId="469056262">
+    <w:abstractNumId w:val="1"/>
+    <w:lvlOverride w:ilvl="0">
+      <w:startOverride w:val="1"/>
+    </w:lvlOverride>
+  </w:num>
+  <w:num w:numId="3" w16cid:durableId="64763969">
+    <w:abstractNumId w:val="10"/>
+    <w:lvlOverride w:ilvl="0">
+      <w:startOverride w:val="1"/>
+    </w:lvlOverride>
+  </w:num>
+  <w:num w:numId="4" w16cid:durableId="549727247">
+    <w:abstractNumId w:val="5"/>
+    <w:lvlOverride w:ilvl="0">
+      <w:startOverride w:val="1"/>
+    </w:lvlOverride>
+  </w:num>
+  <w:num w:numId="5" w16cid:durableId="1856379256">
     <w:abstractNumId w:val="0"/>
     <w:lvlOverride w:ilvl="0">
       <w:startOverride w:val="1"/>
     </w:lvlOverride>
   </w:num>
-  <w:num w:numId="3" w16cid:durableId="1529029057">
-    <w:abstractNumId w:val="5"/>
+  <w:num w:numId="6" w16cid:durableId="838077312">
+    <w:abstractNumId w:val="4"/>
     <w:lvlOverride w:ilvl="0">
       <w:startOverride w:val="1"/>
     </w:lvlOverride>
   </w:num>
-  <w:num w:numId="4" w16cid:durableId="1423262129">
-    <w:abstractNumId w:val="10"/>
+  <w:num w:numId="7" w16cid:durableId="358241097">
+    <w:abstractNumId w:val="8"/>
     <w:lvlOverride w:ilvl="0">
       <w:startOverride w:val="1"/>
     </w:lvlOverride>
   </w:num>
-  <w:num w:numId="5" w16cid:durableId="1463882711">
+  <w:num w:numId="8" w16cid:durableId="293563550">
+    <w:abstractNumId w:val="9"/>
+    <w:lvlOverride w:ilvl="0">
+      <w:startOverride w:val="1"/>
+    </w:lvlOverride>
+  </w:num>
+  <w:num w:numId="9" w16cid:durableId="254438017">
     <w:abstractNumId w:val="6"/>
     <w:lvlOverride w:ilvl="0">
       <w:startOverride w:val="1"/>
     </w:lvlOverride>
   </w:num>
-  <w:num w:numId="6" w16cid:durableId="838009392">
+  <w:num w:numId="10" w16cid:durableId="1666786281">
     <w:abstractNumId w:val="3"/>
-    <w:lvlOverride w:ilvl="0">
-      <w:startOverride w:val="1"/>
-    </w:lvlOverride>
-  </w:num>
-  <w:num w:numId="7" w16cid:durableId="660081216">
-    <w:abstractNumId w:val="4"/>
-    <w:lvlOverride w:ilvl="0">
-      <w:startOverride w:val="1"/>
-    </w:lvlOverride>
-  </w:num>
-  <w:num w:numId="8" w16cid:durableId="1180122694">
-    <w:abstractNumId w:val="8"/>
-    <w:lvlOverride w:ilvl="0">
-      <w:startOverride w:val="1"/>
-    </w:lvlOverride>
-  </w:num>
-  <w:num w:numId="9" w16cid:durableId="684745837">
-    <w:abstractNumId w:val="9"/>
-    <w:lvlOverride w:ilvl="0">
-      <w:startOverride w:val="1"/>
-    </w:lvlOverride>
-  </w:num>
-  <w:num w:numId="10" w16cid:durableId="1261987407">
-    <w:abstractNumId w:val="1"/>
     <w:lvlOverride w:ilvl="0">
       <w:startOverride w:val="1"/>
     </w:lvlOverride>
@@ -8494,7 +8494,7 @@
     <w:autoRedefine/>
     <w:uiPriority w:val="39"/>
     <w:unhideWhenUsed/>
-    <w:rsid w:val="002701AC"/>
+    <w:rsid w:val="00013E56"/>
     <w:pPr>
       <w:spacing w:after="100"/>
     </w:pPr>

--- a/discoverer-neo/docs/user-guide/manual/Discoverer-Neo-ADMIN-Guide-Quick-fr-FR.docx
+++ b/discoverer-neo/docs/user-guide/manual/Discoverer-Neo-ADMIN-Guide-Quick-fr-FR.docx
@@ -74,7 +74,7 @@
     <w:sdt>
       <w:sdtPr>
         <w:alias w:val="Sommaire"/>
-        <w:id w:val="1324078258"/>
+        <w:id w:val="373422186"/>
       </w:sdtPr>
       <w:sdtEndPr/>
       <w:sdtContent>
@@ -102,7 +102,7 @@
           <w:r>
             <w:fldChar w:fldCharType="separate"/>
           </w:r>
-          <w:hyperlink w:anchor="_Toc241696374" w:history="1">
+          <w:hyperlink w:anchor="_Toc241745246" w:history="1">
             <w:r>
               <w:rPr>
                 <w:rStyle w:val="Hiperligao"/>
@@ -126,7 +126,7 @@
               <w:rPr>
                 <w:noProof/>
               </w:rPr>
-              <w:instrText xml:space="preserve"> PAGEREF _Toc241696374 \h </w:instrText>
+              <w:instrText xml:space="preserve"> PAGEREF _Toc241745246 \h </w:instrText>
             </w:r>
             <w:r>
               <w:rPr>
@@ -168,7 +168,7 @@
               <w14:ligatures w14:val="standardContextual"/>
             </w:rPr>
           </w:pPr>
-          <w:hyperlink w:anchor="_Toc241696375" w:history="1">
+          <w:hyperlink w:anchor="_Toc241745247" w:history="1">
             <w:r>
               <w:rPr>
                 <w:rStyle w:val="Hiperligao"/>
@@ -192,7 +192,7 @@
               <w:rPr>
                 <w:noProof/>
               </w:rPr>
-              <w:instrText xml:space="preserve"> PAGEREF _Toc241696375 \h </w:instrText>
+              <w:instrText xml:space="preserve"> PAGEREF _Toc241745247 \h </w:instrText>
             </w:r>
             <w:r>
               <w:rPr>
@@ -234,7 +234,7 @@
               <w14:ligatures w14:val="standardContextual"/>
             </w:rPr>
           </w:pPr>
-          <w:hyperlink w:anchor="_Toc241696376" w:history="1">
+          <w:hyperlink w:anchor="_Toc241745248" w:history="1">
             <w:r>
               <w:rPr>
                 <w:rStyle w:val="Hiperligao"/>
@@ -258,7 +258,7 @@
               <w:rPr>
                 <w:noProof/>
               </w:rPr>
-              <w:instrText xml:space="preserve"> PAGEREF _Toc241696376 \h </w:instrText>
+              <w:instrText xml:space="preserve"> PAGEREF _Toc241745248 \h </w:instrText>
             </w:r>
             <w:r>
               <w:rPr>
@@ -300,7 +300,7 @@
               <w14:ligatures w14:val="standardContextual"/>
             </w:rPr>
           </w:pPr>
-          <w:hyperlink w:anchor="_Toc241696377" w:history="1">
+          <w:hyperlink w:anchor="_Toc241745249" w:history="1">
             <w:r>
               <w:rPr>
                 <w:rStyle w:val="Hiperligao"/>
@@ -324,7 +324,7 @@
               <w:rPr>
                 <w:noProof/>
               </w:rPr>
-              <w:instrText xml:space="preserve"> PAGEREF _Toc241696377 \h </w:instrText>
+              <w:instrText xml:space="preserve"> PAGEREF _Toc241745249 \h </w:instrText>
             </w:r>
             <w:r>
               <w:rPr>
@@ -366,7 +366,7 @@
               <w14:ligatures w14:val="standardContextual"/>
             </w:rPr>
           </w:pPr>
-          <w:hyperlink w:anchor="_Toc241696378" w:history="1">
+          <w:hyperlink w:anchor="_Toc241745250" w:history="1">
             <w:r>
               <w:rPr>
                 <w:rStyle w:val="Hiperligao"/>
@@ -390,7 +390,7 @@
               <w:rPr>
                 <w:noProof/>
               </w:rPr>
-              <w:instrText xml:space="preserve"> PAGEREF _Toc241696378 \h </w:instrText>
+              <w:instrText xml:space="preserve"> PAGEREF _Toc241745250 \h </w:instrText>
             </w:r>
             <w:r>
               <w:rPr>
@@ -432,7 +432,7 @@
               <w14:ligatures w14:val="standardContextual"/>
             </w:rPr>
           </w:pPr>
-          <w:hyperlink w:anchor="_Toc241696379" w:history="1">
+          <w:hyperlink w:anchor="_Toc241745251" w:history="1">
             <w:r>
               <w:rPr>
                 <w:rStyle w:val="Hiperligao"/>
@@ -456,7 +456,7 @@
               <w:rPr>
                 <w:noProof/>
               </w:rPr>
-              <w:instrText xml:space="preserve"> PAGEREF _Toc241696379 \h </w:instrText>
+              <w:instrText xml:space="preserve"> PAGEREF _Toc241745251 \h </w:instrText>
             </w:r>
             <w:r>
               <w:rPr>
@@ -498,7 +498,7 @@
               <w14:ligatures w14:val="standardContextual"/>
             </w:rPr>
           </w:pPr>
-          <w:hyperlink w:anchor="_Toc241696380" w:history="1">
+          <w:hyperlink w:anchor="_Toc241745252" w:history="1">
             <w:r>
               <w:rPr>
                 <w:rStyle w:val="Hiperligao"/>
@@ -522,7 +522,7 @@
               <w:rPr>
                 <w:noProof/>
               </w:rPr>
-              <w:instrText xml:space="preserve"> PAGEREF _Toc241696380 \h </w:instrText>
+              <w:instrText xml:space="preserve"> PAGEREF _Toc241745252 \h </w:instrText>
             </w:r>
             <w:r>
               <w:rPr>
@@ -564,7 +564,7 @@
               <w14:ligatures w14:val="standardContextual"/>
             </w:rPr>
           </w:pPr>
-          <w:hyperlink w:anchor="_Toc241696381" w:history="1">
+          <w:hyperlink w:anchor="_Toc241745253" w:history="1">
             <w:r>
               <w:rPr>
                 <w:rStyle w:val="Hiperligao"/>
@@ -588,7 +588,7 @@
               <w:rPr>
                 <w:noProof/>
               </w:rPr>
-              <w:instrText xml:space="preserve"> PAGEREF _Toc241696381 \h </w:instrText>
+              <w:instrText xml:space="preserve"> PAGEREF _Toc241745253 \h </w:instrText>
             </w:r>
             <w:r>
               <w:rPr>
@@ -630,7 +630,7 @@
               <w14:ligatures w14:val="standardContextual"/>
             </w:rPr>
           </w:pPr>
-          <w:hyperlink w:anchor="_Toc241696382" w:history="1">
+          <w:hyperlink w:anchor="_Toc241745254" w:history="1">
             <w:r>
               <w:rPr>
                 <w:rStyle w:val="Hiperligao"/>
@@ -654,7 +654,7 @@
               <w:rPr>
                 <w:noProof/>
               </w:rPr>
-              <w:instrText xml:space="preserve"> PAGEREF _Toc241696382 \h </w:instrText>
+              <w:instrText xml:space="preserve"> PAGEREF _Toc241745254 \h </w:instrText>
             </w:r>
             <w:r>
               <w:rPr>
@@ -696,7 +696,7 @@
               <w14:ligatures w14:val="standardContextual"/>
             </w:rPr>
           </w:pPr>
-          <w:hyperlink w:anchor="_Toc241696383" w:history="1">
+          <w:hyperlink w:anchor="_Toc241745255" w:history="1">
             <w:r>
               <w:rPr>
                 <w:rStyle w:val="Hiperligao"/>
@@ -720,7 +720,7 @@
               <w:rPr>
                 <w:noProof/>
               </w:rPr>
-              <w:instrText xml:space="preserve"> PAGEREF _Toc241696383 \h </w:instrText>
+              <w:instrText xml:space="preserve"> PAGEREF _Toc241745255 \h </w:instrText>
             </w:r>
             <w:r>
               <w:rPr>
@@ -768,7 +768,7 @@
       <w:pPr>
         <w:pStyle w:val="Ttulo1"/>
       </w:pPr>
-      <w:bookmarkStart w:id="0" w:name="_Toc241696374"/>
+      <w:bookmarkStart w:id="0" w:name="_Toc241745246"/>
       <w:r>
         <w:lastRenderedPageBreak/>
         <w:t>Votre rôle en une page</w:t>
@@ -1415,7 +1415,7 @@
           <w:noProof/>
         </w:rPr>
         <w:drawing>
-          <wp:inline distT="0" distB="0" distL="0" distR="0" wp14:anchorId="5B3B4CD8" wp14:editId="0CFFF19C">
+          <wp:inline distT="0" distB="0" distL="0" distR="0" wp14:anchorId="68458152" wp14:editId="4D7F06EC">
             <wp:extent cx="5715000" cy="3571875"/>
             <wp:effectExtent l="0" t="0" r="0" b="0"/>
             <wp:docPr id="187" name="01-login.png" descr="La page de connexion avec E-mail, Mot de passe, Rester connecté et le bouton Se connecter." title="La page de connexion avec E-mail, Mot de passe, Rester connecté et le bouton Se connecter."/>
@@ -1468,7 +1468,7 @@
         <w:pStyle w:val="Ttulo1"/>
         <w:pageBreakBefore/>
       </w:pPr>
-      <w:bookmarkStart w:id="1" w:name="_Toc241696375"/>
+      <w:bookmarkStart w:id="1" w:name="_Toc241745247"/>
       <w:r>
         <w:lastRenderedPageBreak/>
         <w:t>Tableau de bord et cartes</w:t>
@@ -1511,7 +1511,7 @@
           <w:noProof/>
         </w:rPr>
         <w:drawing>
-          <wp:inline distT="0" distB="0" distL="0" distR="0" wp14:anchorId="51E499CE" wp14:editId="49ED4D26">
+          <wp:inline distT="0" distB="0" distL="0" distR="0" wp14:anchorId="1D39674D" wp14:editId="3E3CA71A">
             <wp:extent cx="5715000" cy="3429000"/>
             <wp:effectExtent l="0" t="0" r="0" b="0"/>
             <wp:docPr id="188" name="02-maps-all.png" descr="La liste Cartes, onglet Tous, avec toutes les icônes de ligne et la section Classeurs au-dessus." title="La liste Cartes, onglet Tous, avec toutes les icônes de ligne et la section Classeurs au-dessus."/>
@@ -2040,7 +2040,7 @@
         <w:pStyle w:val="Ttulo1"/>
         <w:pageBreakBefore/>
       </w:pPr>
-      <w:bookmarkStart w:id="2" w:name="_Toc241696376"/>
+      <w:bookmarkStart w:id="2" w:name="_Toc241745248"/>
       <w:r>
         <w:lastRenderedPageBreak/>
         <w:t>Créateur de cartes et visionneuse</w:t>
@@ -2063,7 +2063,7 @@
           <w:noProof/>
         </w:rPr>
         <w:drawing>
-          <wp:inline distT="0" distB="0" distL="0" distR="0" wp14:anchorId="2FB5986D" wp14:editId="64A55D78">
+          <wp:inline distT="0" distB="0" distL="0" distR="0" wp14:anchorId="37E357C7" wp14:editId="27AB4423">
             <wp:extent cx="5715000" cy="3571875"/>
             <wp:effectExtent l="0" t="0" r="0" b="0"/>
             <wp:docPr id="189" name="03-viewer-results.png" descr="Les résultats d'exécution avec les boutons SQL et Plan à côté des boutons Excel, CSV et PDF." title="Les résultats d'exécution avec les boutons SQL et Plan à côté des boutons Excel, CSV et PDF."/>
@@ -2695,7 +2695,7 @@
         <w:pStyle w:val="Ttulo1"/>
         <w:pageBreakBefore/>
       </w:pPr>
-      <w:bookmarkStart w:id="3" w:name="_Toc241696377"/>
+      <w:bookmarkStart w:id="3" w:name="_Toc241745249"/>
       <w:r>
         <w:lastRenderedPageBreak/>
         <w:t>Exécutions, exportations et planifications</w:t>
@@ -2748,7 +2748,7 @@
           <w:noProof/>
         </w:rPr>
         <w:drawing>
-          <wp:inline distT="0" distB="0" distL="0" distR="0" wp14:anchorId="36FFB690" wp14:editId="0B0B705B">
+          <wp:inline distT="0" distB="0" distL="0" distR="0" wp14:anchorId="7061BA32" wp14:editId="7030F4F1">
             <wp:extent cx="5715000" cy="3571875"/>
             <wp:effectExtent l="0" t="0" r="0" b="0"/>
             <wp:docPr id="190" name="04-runs-every-user.png" descr="La page Exécutions avec les exécutions de tous les utilisateurs affichées." title="La page Exécutions avec les exécutions de tous les utilisateurs affichées."/>
@@ -3358,7 +3358,7 @@
         <w:pStyle w:val="Ttulo1"/>
         <w:pageBreakBefore/>
       </w:pPr>
-      <w:bookmarkStart w:id="4" w:name="_Toc241696378"/>
+      <w:bookmarkStart w:id="4" w:name="_Toc241745250"/>
       <w:r>
         <w:lastRenderedPageBreak/>
         <w:t>Domaines d'activité et accès</w:t>
@@ -3391,7 +3391,7 @@
           <w:noProof/>
         </w:rPr>
         <w:drawing>
-          <wp:inline distT="0" distB="0" distL="0" distR="0" wp14:anchorId="50E215D2" wp14:editId="0C6BED10">
+          <wp:inline distT="0" distB="0" distL="0" distR="0" wp14:anchorId="2131A73B" wp14:editId="08E948A5">
             <wp:extent cx="5715000" cy="3571875"/>
             <wp:effectExtent l="0" t="0" r="0" b="0"/>
             <wp:docPr id="191" name="09-business-areas-grants-permission.png" descr="La boîte de dialogue Gérer les accès avec la liste Autorisation ouverte." title="La boîte de dialogue Gérer les accès avec la liste Autorisation ouverte."/>
@@ -3996,7 +3996,7 @@
         <w:pStyle w:val="Ttulo1"/>
         <w:pageBreakBefore/>
       </w:pPr>
-      <w:bookmarkStart w:id="5" w:name="_Toc241696379"/>
+      <w:bookmarkStart w:id="5" w:name="_Toc241745251"/>
       <w:r>
         <w:lastRenderedPageBreak/>
         <w:t>Dossiers, éléments, jointures, hiérarchies</w:t>
@@ -4059,7 +4059,7 @@
           <w:noProof/>
         </w:rPr>
         <w:drawing>
-          <wp:inline distT="0" distB="0" distL="0" distR="0" wp14:anchorId="23723523" wp14:editId="6F6D4DA3">
+          <wp:inline distT="0" distB="0" distL="0" distR="0" wp14:anchorId="78949CFB" wp14:editId="78574E7A">
             <wp:extent cx="2495550" cy="5905500"/>
             <wp:effectExtent l="0" t="0" r="0" b="0"/>
             <wp:docPr id="192" name="14-folders-discovered.png" descr="La boîte de dialogue Nouveau dossier après Découvrir les tables, listant les tables trouvées." title="La boîte de dialogue Nouveau dossier après Découvrir les tables, listant les tables trouvées."/>
@@ -4628,7 +4628,7 @@
         <w:pStyle w:val="Ttulo1"/>
         <w:pageBreakBefore/>
       </w:pPr>
-      <w:bookmarkStart w:id="6" w:name="_Toc241696380"/>
+      <w:bookmarkStart w:id="6" w:name="_Toc241745252"/>
       <w:r>
         <w:lastRenderedPageBreak/>
         <w:t>Fonctions personnalisées et sources de données</w:t>
@@ -4671,7 +4671,7 @@
           <w:noProof/>
         </w:rPr>
         <w:drawing>
-          <wp:inline distT="0" distB="0" distL="0" distR="0" wp14:anchorId="4F4862D2" wp14:editId="2703EED4">
+          <wp:inline distT="0" distB="0" distL="0" distR="0" wp14:anchorId="486AA3EB" wp14:editId="3E1F431E">
             <wp:extent cx="5715000" cy="3571875"/>
             <wp:effectExtent l="0" t="0" r="0" b="0"/>
             <wp:docPr id="193" name="30-data-sources.png" descr="La page Sources de données avec un tableau de connexions et cinq icônes de ligne." title="La page Sources de données avec un tableau de connexions et cinq icônes de ligne."/>
@@ -5231,7 +5231,7 @@
         <w:pStyle w:val="Ttulo1"/>
         <w:pageBreakBefore/>
       </w:pPr>
-      <w:bookmarkStart w:id="7" w:name="_Toc241696381"/>
+      <w:bookmarkStart w:id="7" w:name="_Toc241745253"/>
       <w:r>
         <w:lastRenderedPageBreak/>
         <w:t>Utilisateurs</w:t>
@@ -5254,7 +5254,7 @@
           <w:noProof/>
         </w:rPr>
         <w:drawing>
-          <wp:inline distT="0" distB="0" distL="0" distR="0" wp14:anchorId="5CEDFB01" wp14:editId="30C333D9">
+          <wp:inline distT="0" distB="0" distL="0" distR="0" wp14:anchorId="505E9A15" wp14:editId="5849FCB5">
             <wp:extent cx="5715000" cy="3571875"/>
             <wp:effectExtent l="0" t="0" r="0" b="0"/>
             <wp:docPr id="194" name="35-users.png" descr="La page Utilisateurs avec les boutons Fichier d'identifiants et Nouvel utilisateur et les icônes de ligne." title="La page Utilisateurs avec les boutons Fichier d'identifiants et Nouvel utilisateur et les icônes de ligne."/>
@@ -5950,7 +5950,7 @@
         <w:pStyle w:val="Ttulo1"/>
         <w:pageBreakBefore/>
       </w:pPr>
-      <w:bookmarkStart w:id="8" w:name="_Toc241696382"/>
+      <w:bookmarkStart w:id="8" w:name="_Toc241745254"/>
       <w:r>
         <w:lastRenderedPageBreak/>
         <w:t>Stratégies de sécurité et journal d'audit</w:t>
@@ -5993,7 +5993,7 @@
           <w:noProof/>
         </w:rPr>
         <w:drawing>
-          <wp:inline distT="0" distB="0" distL="0" distR="0" wp14:anchorId="4BA8E78B" wp14:editId="29C7A5ED">
+          <wp:inline distT="0" distB="0" distL="0" distR="0" wp14:anchorId="297086DE" wp14:editId="5CF2C7B1">
             <wp:extent cx="3324225" cy="4676775"/>
             <wp:effectExtent l="0" t="0" r="0" b="0"/>
             <wp:docPr id="195" name="44-security-new-dialog.png" descr="La boîte de dialogue Nouvelle stratégie avec un nom, une description et une règle." title="La boîte de dialogue Nouvelle stratégie avec un nom, une description et une règle."/>
@@ -6357,7 +6357,7 @@
         <w:pStyle w:val="Ttulo1"/>
         <w:pageBreakBefore/>
       </w:pPr>
-      <w:bookmarkStart w:id="9" w:name="_Toc241696383"/>
+      <w:bookmarkStart w:id="9" w:name="_Toc241745255"/>
       <w:r>
         <w:lastRenderedPageBreak/>
         <w:t>Migration</w:t>
@@ -6390,7 +6390,7 @@
           <w:noProof/>
         </w:rPr>
         <w:drawing>
-          <wp:inline distT="0" distB="0" distL="0" distR="0" wp14:anchorId="6B35342F" wp14:editId="731FED07">
+          <wp:inline distT="0" distB="0" distL="0" distR="0" wp14:anchorId="68E3B15B" wp14:editId="0217EB05">
             <wp:extent cx="5715000" cy="3571875"/>
             <wp:effectExtent l="0" t="0" r="0" b="0"/>
             <wp:docPr id="196" name="50-migration.png" descr="La page Migration avec la carte Source, ses boutons et son texte d'aide." title="La page Migration avec la carte Source, ses boutons et son texte d'aide."/>
@@ -7093,10 +7093,10 @@
 <file path=word/numbering.xml><?xml version="1.0" encoding="utf-8"?>
 <w:numbering xmlns:wpc="http://schemas.microsoft.com/office/word/2010/wordprocessingCanvas" xmlns:cx="http://schemas.microsoft.com/office/drawing/2014/chartex" xmlns:cx1="http://schemas.microsoft.com/office/drawing/2015/9/8/chartex" xmlns:cx2="http://schemas.microsoft.com/office/drawing/2015/10/21/chartex" xmlns:cx3="http://schemas.microsoft.com/office/drawing/2016/5/9/chartex" xmlns:cx4="http://schemas.microsoft.com/office/drawing/2016/5/10/chartex" xmlns:cx5="http://schemas.microsoft.com/office/drawing/2016/5/11/chartex" xmlns:cx6="http://schemas.microsoft.com/office/drawing/2016/5/12/chartex" xmlns:cx7="http://schemas.microsoft.com/office/drawing/2016/5/13/chartex" xmlns:cx8="http://schemas.microsoft.com/office/drawing/2016/5/14/chartex" xmlns:mc="http://schemas.openxmlformats.org/markup-compatibility/2006" xmlns:aink="http://schemas.microsoft.com/office/drawing/2016/ink" xmlns:am3d="http://schemas.microsoft.com/office/drawing/2017/model3d" xmlns:o="urn:schemas-microsoft-com:office:office" xmlns:oel="http://schemas.microsoft.com/office/2019/extlst" xmlns:r="http://schemas.openxmlformats.org/officeDocument/2006/relationships" xmlns:m="http://schemas.openxmlformats.org/officeDocument/2006/math" xmlns:v="urn:schemas-microsoft-com:vml" xmlns:wp14="http://schemas.microsoft.com/office/word/2010/wordprocessingDrawing" xmlns:wp="http://schemas.openxmlformats.org/drawingml/2006/wordprocessingDrawing" xmlns:w10="urn:schemas-microsoft-com:office:word" xmlns:w="http://schemas.openxmlformats.org/wordprocessingml/2006/main" xmlns:w14="http://schemas.microsoft.com/office/word/2010/wordml" xmlns:w15="http://schemas.microsoft.com/office/word/2012/wordml" xmlns:w16cex="http://schemas.microsoft.com/office/word/2018/wordml/cex" xmlns:w16cid="http://schemas.microsoft.com/office/word/2016/wordml/cid" xmlns:w16="http://schemas.microsoft.com/office/word/2018/wordml" xmlns:w16sdtdh="http://schemas.microsoft.com/office/word/2020/wordml/sdtdatahash" xmlns:w16se="http://schemas.microsoft.com/office/word/2015/wordml/symex" xmlns:wpg="http://schemas.microsoft.com/office/word/2010/wordprocessingGroup" xmlns:wpi="http://schemas.microsoft.com/office/word/2010/wordprocessingInk" xmlns:wne="http://schemas.microsoft.com/office/word/2006/wordml" xmlns:wps="http://schemas.microsoft.com/office/word/2010/wordprocessingShape" mc:Ignorable="w14 w15 w16se w16cid w16 w16cex w16sdtdh wp14">
   <w:abstractNum w:abstractNumId="0" w15:restartNumberingAfterBreak="0">
-    <w:nsid w:val="184414F8"/>
+    <w:nsid w:val="027279C9"/>
     <w:multiLevelType w:val="hybridMultilevel"/>
-    <w:tmpl w:val="677C64F0"/>
-    <w:lvl w:ilvl="0" w:tplc="D43EC892">
+    <w:tmpl w:val="B6DCB688"/>
+    <w:lvl w:ilvl="0" w:tplc="0E08AF20">
       <w:start w:val="1"/>
       <w:numFmt w:val="decimal"/>
       <w:lvlText w:val="%1."/>
@@ -7105,7 +7105,7 @@
         <w:ind w:left="360" w:hanging="300"/>
       </w:pPr>
     </w:lvl>
-    <w:lvl w:ilvl="1" w:tplc="42CA9F4C" w:tentative="1">
+    <w:lvl w:ilvl="1" w:tplc="005282C0" w:tentative="1">
       <w:start w:val="1"/>
       <w:numFmt w:val="lowerLetter"/>
       <w:lvlText w:val="%2."/>
@@ -7114,47 +7114,105 @@
         <w:ind w:left="720" w:hanging="300"/>
       </w:pPr>
     </w:lvl>
-    <w:lvl w:ilvl="2" w:tplc="A3AED5CC">
+    <w:lvl w:ilvl="2" w:tplc="83CA6A58">
       <w:numFmt w:val="decimal"/>
       <w:lvlText w:val=""/>
       <w:lvlJc w:val="left"/>
     </w:lvl>
-    <w:lvl w:ilvl="3" w:tplc="9C260BB2">
+    <w:lvl w:ilvl="3" w:tplc="248C682C">
       <w:numFmt w:val="decimal"/>
       <w:lvlText w:val=""/>
       <w:lvlJc w:val="left"/>
     </w:lvl>
-    <w:lvl w:ilvl="4" w:tplc="0DE6AE4A">
+    <w:lvl w:ilvl="4" w:tplc="F732FE84">
       <w:numFmt w:val="decimal"/>
       <w:lvlText w:val=""/>
       <w:lvlJc w:val="left"/>
     </w:lvl>
-    <w:lvl w:ilvl="5" w:tplc="F46EAF08">
+    <w:lvl w:ilvl="5" w:tplc="AEF4781E">
       <w:numFmt w:val="decimal"/>
       <w:lvlText w:val=""/>
       <w:lvlJc w:val="left"/>
     </w:lvl>
-    <w:lvl w:ilvl="6" w:tplc="3A068164">
+    <w:lvl w:ilvl="6" w:tplc="89E69EC0">
       <w:numFmt w:val="decimal"/>
       <w:lvlText w:val=""/>
       <w:lvlJc w:val="left"/>
     </w:lvl>
-    <w:lvl w:ilvl="7" w:tplc="4C386E9C">
+    <w:lvl w:ilvl="7" w:tplc="CA5CE754">
       <w:numFmt w:val="decimal"/>
       <w:lvlText w:val=""/>
       <w:lvlJc w:val="left"/>
     </w:lvl>
-    <w:lvl w:ilvl="8" w:tplc="E3700452">
+    <w:lvl w:ilvl="8" w:tplc="317A71C2">
       <w:numFmt w:val="decimal"/>
       <w:lvlText w:val=""/>
       <w:lvlJc w:val="left"/>
     </w:lvl>
   </w:abstractNum>
   <w:abstractNum w:abstractNumId="1" w15:restartNumberingAfterBreak="0">
-    <w:nsid w:val="19674706"/>
+    <w:nsid w:val="0A7132F2"/>
     <w:multiLevelType w:val="hybridMultilevel"/>
-    <w:tmpl w:val="F5AEC412"/>
-    <w:lvl w:ilvl="0" w:tplc="89C82EE6">
+    <w:tmpl w:val="504E3AC8"/>
+    <w:lvl w:ilvl="0" w:tplc="657CD4B8" w:tentative="1">
+      <w:start w:val="1"/>
+      <w:numFmt w:val="bullet"/>
+      <w:lvlText w:val="•"/>
+      <w:lvlJc w:val="left"/>
+      <w:pPr>
+        <w:ind w:left="360" w:hanging="260"/>
+      </w:pPr>
+    </w:lvl>
+    <w:lvl w:ilvl="1" w:tplc="2A42AB14" w:tentative="1">
+      <w:start w:val="1"/>
+      <w:numFmt w:val="bullet"/>
+      <w:lvlText w:val="–"/>
+      <w:lvlJc w:val="left"/>
+      <w:pPr>
+        <w:ind w:left="720" w:hanging="260"/>
+      </w:pPr>
+    </w:lvl>
+    <w:lvl w:ilvl="2" w:tplc="918E6BA4">
+      <w:numFmt w:val="decimal"/>
+      <w:lvlText w:val=""/>
+      <w:lvlJc w:val="left"/>
+    </w:lvl>
+    <w:lvl w:ilvl="3" w:tplc="0164A7C2">
+      <w:numFmt w:val="decimal"/>
+      <w:lvlText w:val=""/>
+      <w:lvlJc w:val="left"/>
+    </w:lvl>
+    <w:lvl w:ilvl="4" w:tplc="4AEE2440">
+      <w:numFmt w:val="decimal"/>
+      <w:lvlText w:val=""/>
+      <w:lvlJc w:val="left"/>
+    </w:lvl>
+    <w:lvl w:ilvl="5" w:tplc="0FE071C6">
+      <w:numFmt w:val="decimal"/>
+      <w:lvlText w:val=""/>
+      <w:lvlJc w:val="left"/>
+    </w:lvl>
+    <w:lvl w:ilvl="6" w:tplc="241A5B96">
+      <w:numFmt w:val="decimal"/>
+      <w:lvlText w:val=""/>
+      <w:lvlJc w:val="left"/>
+    </w:lvl>
+    <w:lvl w:ilvl="7" w:tplc="242AB52E">
+      <w:numFmt w:val="decimal"/>
+      <w:lvlText w:val=""/>
+      <w:lvlJc w:val="left"/>
+    </w:lvl>
+    <w:lvl w:ilvl="8" w:tplc="3E56D28C">
+      <w:numFmt w:val="decimal"/>
+      <w:lvlText w:val=""/>
+      <w:lvlJc w:val="left"/>
+    </w:lvl>
+  </w:abstractNum>
+  <w:abstractNum w:abstractNumId="2" w15:restartNumberingAfterBreak="0">
+    <w:nsid w:val="0CF55037"/>
+    <w:multiLevelType w:val="hybridMultilevel"/>
+    <w:tmpl w:val="23025D56"/>
+    <w:lvl w:ilvl="0" w:tplc="27820ED4">
       <w:start w:val="1"/>
       <w:numFmt w:val="decimal"/>
       <w:lvlText w:val="%1."/>
@@ -7163,7 +7221,7 @@
         <w:ind w:left="360" w:hanging="300"/>
       </w:pPr>
     </w:lvl>
-    <w:lvl w:ilvl="1" w:tplc="A70015E8" w:tentative="1">
+    <w:lvl w:ilvl="1" w:tplc="19F654FA" w:tentative="1">
       <w:start w:val="1"/>
       <w:numFmt w:val="lowerLetter"/>
       <w:lvlText w:val="%2."/>
@@ -7172,105 +7230,47 @@
         <w:ind w:left="720" w:hanging="300"/>
       </w:pPr>
     </w:lvl>
-    <w:lvl w:ilvl="2" w:tplc="DC3A351E">
+    <w:lvl w:ilvl="2" w:tplc="505E8EE4">
       <w:numFmt w:val="decimal"/>
       <w:lvlText w:val=""/>
       <w:lvlJc w:val="left"/>
     </w:lvl>
-    <w:lvl w:ilvl="3" w:tplc="3AEAB01E">
+    <w:lvl w:ilvl="3" w:tplc="2DF803D8">
       <w:numFmt w:val="decimal"/>
       <w:lvlText w:val=""/>
       <w:lvlJc w:val="left"/>
     </w:lvl>
-    <w:lvl w:ilvl="4" w:tplc="23A4CBCA">
+    <w:lvl w:ilvl="4" w:tplc="CBE8194A">
       <w:numFmt w:val="decimal"/>
       <w:lvlText w:val=""/>
       <w:lvlJc w:val="left"/>
     </w:lvl>
-    <w:lvl w:ilvl="5" w:tplc="9D60F214">
+    <w:lvl w:ilvl="5" w:tplc="836AE01A">
       <w:numFmt w:val="decimal"/>
       <w:lvlText w:val=""/>
       <w:lvlJc w:val="left"/>
     </w:lvl>
-    <w:lvl w:ilvl="6" w:tplc="9EE08C90">
+    <w:lvl w:ilvl="6" w:tplc="DA848454">
       <w:numFmt w:val="decimal"/>
       <w:lvlText w:val=""/>
       <w:lvlJc w:val="left"/>
     </w:lvl>
-    <w:lvl w:ilvl="7" w:tplc="E04C4442">
+    <w:lvl w:ilvl="7" w:tplc="E85E2694">
       <w:numFmt w:val="decimal"/>
       <w:lvlText w:val=""/>
       <w:lvlJc w:val="left"/>
     </w:lvl>
-    <w:lvl w:ilvl="8" w:tplc="EDA678B6">
+    <w:lvl w:ilvl="8" w:tplc="54EC429C">
       <w:numFmt w:val="decimal"/>
       <w:lvlText w:val=""/>
       <w:lvlJc w:val="left"/>
     </w:lvl>
   </w:abstractNum>
-  <w:abstractNum w:abstractNumId="2" w15:restartNumberingAfterBreak="0">
-    <w:nsid w:val="1C7B632C"/>
+  <w:abstractNum w:abstractNumId="3" w15:restartNumberingAfterBreak="0">
+    <w:nsid w:val="0FDE5C64"/>
     <w:multiLevelType w:val="hybridMultilevel"/>
-    <w:tmpl w:val="B4B4EC96"/>
-    <w:lvl w:ilvl="0" w:tplc="FE28E140" w:tentative="1">
-      <w:start w:val="1"/>
-      <w:numFmt w:val="bullet"/>
-      <w:lvlText w:val="•"/>
-      <w:lvlJc w:val="left"/>
-      <w:pPr>
-        <w:ind w:left="360" w:hanging="260"/>
-      </w:pPr>
-    </w:lvl>
-    <w:lvl w:ilvl="1" w:tplc="F8683F16" w:tentative="1">
-      <w:start w:val="1"/>
-      <w:numFmt w:val="bullet"/>
-      <w:lvlText w:val="–"/>
-      <w:lvlJc w:val="left"/>
-      <w:pPr>
-        <w:ind w:left="720" w:hanging="260"/>
-      </w:pPr>
-    </w:lvl>
-    <w:lvl w:ilvl="2" w:tplc="AF26FB9E">
-      <w:numFmt w:val="decimal"/>
-      <w:lvlText w:val=""/>
-      <w:lvlJc w:val="left"/>
-    </w:lvl>
-    <w:lvl w:ilvl="3" w:tplc="862A97EC">
-      <w:numFmt w:val="decimal"/>
-      <w:lvlText w:val=""/>
-      <w:lvlJc w:val="left"/>
-    </w:lvl>
-    <w:lvl w:ilvl="4" w:tplc="C712B2BA">
-      <w:numFmt w:val="decimal"/>
-      <w:lvlText w:val=""/>
-      <w:lvlJc w:val="left"/>
-    </w:lvl>
-    <w:lvl w:ilvl="5" w:tplc="F8461DE6">
-      <w:numFmt w:val="decimal"/>
-      <w:lvlText w:val=""/>
-      <w:lvlJc w:val="left"/>
-    </w:lvl>
-    <w:lvl w:ilvl="6" w:tplc="871E03DA">
-      <w:numFmt w:val="decimal"/>
-      <w:lvlText w:val=""/>
-      <w:lvlJc w:val="left"/>
-    </w:lvl>
-    <w:lvl w:ilvl="7" w:tplc="367ECE60">
-      <w:numFmt w:val="decimal"/>
-      <w:lvlText w:val=""/>
-      <w:lvlJc w:val="left"/>
-    </w:lvl>
-    <w:lvl w:ilvl="8" w:tplc="B502B946">
-      <w:numFmt w:val="decimal"/>
-      <w:lvlText w:val=""/>
-      <w:lvlJc w:val="left"/>
-    </w:lvl>
-  </w:abstractNum>
-  <w:abstractNum w:abstractNumId="3" w15:restartNumberingAfterBreak="0">
-    <w:nsid w:val="1D272318"/>
-    <w:multiLevelType w:val="hybridMultilevel"/>
-    <w:tmpl w:val="0D90C650"/>
-    <w:lvl w:ilvl="0" w:tplc="A710A8F0">
+    <w:tmpl w:val="65B4261E"/>
+    <w:lvl w:ilvl="0" w:tplc="BE7C4A50">
       <w:start w:val="1"/>
       <w:numFmt w:val="decimal"/>
       <w:lvlText w:val="%1."/>
@@ -7279,7 +7279,7 @@
         <w:ind w:left="360" w:hanging="300"/>
       </w:pPr>
     </w:lvl>
-    <w:lvl w:ilvl="1" w:tplc="87AE934E" w:tentative="1">
+    <w:lvl w:ilvl="1" w:tplc="47B451EA" w:tentative="1">
       <w:start w:val="1"/>
       <w:numFmt w:val="lowerLetter"/>
       <w:lvlText w:val="%2."/>
@@ -7288,47 +7288,47 @@
         <w:ind w:left="720" w:hanging="300"/>
       </w:pPr>
     </w:lvl>
-    <w:lvl w:ilvl="2" w:tplc="A1C209EA">
+    <w:lvl w:ilvl="2" w:tplc="D54AEF7A">
       <w:numFmt w:val="decimal"/>
       <w:lvlText w:val=""/>
       <w:lvlJc w:val="left"/>
     </w:lvl>
-    <w:lvl w:ilvl="3" w:tplc="AB6A97B2">
+    <w:lvl w:ilvl="3" w:tplc="DE608F64">
       <w:numFmt w:val="decimal"/>
       <w:lvlText w:val=""/>
       <w:lvlJc w:val="left"/>
     </w:lvl>
-    <w:lvl w:ilvl="4" w:tplc="1512D6EC">
+    <w:lvl w:ilvl="4" w:tplc="7D64F89A">
       <w:numFmt w:val="decimal"/>
       <w:lvlText w:val=""/>
       <w:lvlJc w:val="left"/>
     </w:lvl>
-    <w:lvl w:ilvl="5" w:tplc="BB727924">
+    <w:lvl w:ilvl="5" w:tplc="C4AA5AB4">
       <w:numFmt w:val="decimal"/>
       <w:lvlText w:val=""/>
       <w:lvlJc w:val="left"/>
     </w:lvl>
-    <w:lvl w:ilvl="6" w:tplc="FF62EB1C">
+    <w:lvl w:ilvl="6" w:tplc="3D9CF574">
       <w:numFmt w:val="decimal"/>
       <w:lvlText w:val=""/>
       <w:lvlJc w:val="left"/>
     </w:lvl>
-    <w:lvl w:ilvl="7" w:tplc="10AC0BE0">
+    <w:lvl w:ilvl="7" w:tplc="24D20822">
       <w:numFmt w:val="decimal"/>
       <w:lvlText w:val=""/>
       <w:lvlJc w:val="left"/>
     </w:lvl>
-    <w:lvl w:ilvl="8" w:tplc="EA066CEC">
+    <w:lvl w:ilvl="8" w:tplc="72CC6F36">
       <w:numFmt w:val="decimal"/>
       <w:lvlText w:val=""/>
       <w:lvlJc w:val="left"/>
     </w:lvl>
   </w:abstractNum>
   <w:abstractNum w:abstractNumId="4" w15:restartNumberingAfterBreak="0">
-    <w:nsid w:val="1F693F82"/>
+    <w:nsid w:val="10D74544"/>
     <w:multiLevelType w:val="hybridMultilevel"/>
-    <w:tmpl w:val="1A00CB0E"/>
-    <w:lvl w:ilvl="0" w:tplc="88129524">
+    <w:tmpl w:val="1BF62FB8"/>
+    <w:lvl w:ilvl="0" w:tplc="02D88F7A">
       <w:start w:val="1"/>
       <w:numFmt w:val="decimal"/>
       <w:lvlText w:val="%1."/>
@@ -7337,7 +7337,7 @@
         <w:ind w:left="360" w:hanging="300"/>
       </w:pPr>
     </w:lvl>
-    <w:lvl w:ilvl="1" w:tplc="0E308672" w:tentative="1">
+    <w:lvl w:ilvl="1" w:tplc="AE905A0A" w:tentative="1">
       <w:start w:val="1"/>
       <w:numFmt w:val="lowerLetter"/>
       <w:lvlText w:val="%2."/>
@@ -7346,47 +7346,47 @@
         <w:ind w:left="720" w:hanging="300"/>
       </w:pPr>
     </w:lvl>
-    <w:lvl w:ilvl="2" w:tplc="2A9618E6">
+    <w:lvl w:ilvl="2" w:tplc="BE321460">
       <w:numFmt w:val="decimal"/>
       <w:lvlText w:val=""/>
       <w:lvlJc w:val="left"/>
     </w:lvl>
-    <w:lvl w:ilvl="3" w:tplc="8DE40F20">
+    <w:lvl w:ilvl="3" w:tplc="EFD0A2AE">
       <w:numFmt w:val="decimal"/>
       <w:lvlText w:val=""/>
       <w:lvlJc w:val="left"/>
     </w:lvl>
-    <w:lvl w:ilvl="4" w:tplc="A2CCF26C">
+    <w:lvl w:ilvl="4" w:tplc="5DDE66AA">
       <w:numFmt w:val="decimal"/>
       <w:lvlText w:val=""/>
       <w:lvlJc w:val="left"/>
     </w:lvl>
-    <w:lvl w:ilvl="5" w:tplc="DE54E3F0">
+    <w:lvl w:ilvl="5" w:tplc="0A000272">
       <w:numFmt w:val="decimal"/>
       <w:lvlText w:val=""/>
       <w:lvlJc w:val="left"/>
     </w:lvl>
-    <w:lvl w:ilvl="6" w:tplc="FE2A3CAC">
+    <w:lvl w:ilvl="6" w:tplc="2120494C">
       <w:numFmt w:val="decimal"/>
       <w:lvlText w:val=""/>
       <w:lvlJc w:val="left"/>
     </w:lvl>
-    <w:lvl w:ilvl="7" w:tplc="1ED077D2">
+    <w:lvl w:ilvl="7" w:tplc="7FF8F3EE">
       <w:numFmt w:val="decimal"/>
       <w:lvlText w:val=""/>
       <w:lvlJc w:val="left"/>
     </w:lvl>
-    <w:lvl w:ilvl="8" w:tplc="2090B42E">
+    <w:lvl w:ilvl="8" w:tplc="856E4270">
       <w:numFmt w:val="decimal"/>
       <w:lvlText w:val=""/>
       <w:lvlJc w:val="left"/>
     </w:lvl>
   </w:abstractNum>
   <w:abstractNum w:abstractNumId="5" w15:restartNumberingAfterBreak="0">
-    <w:nsid w:val="285A2D70"/>
+    <w:nsid w:val="2C1D0E1A"/>
     <w:multiLevelType w:val="hybridMultilevel"/>
-    <w:tmpl w:val="B0009AEA"/>
-    <w:lvl w:ilvl="0" w:tplc="6A1C3182">
+    <w:tmpl w:val="5C3AAF36"/>
+    <w:lvl w:ilvl="0" w:tplc="4E022B90">
       <w:start w:val="1"/>
       <w:numFmt w:val="decimal"/>
       <w:lvlText w:val="%1."/>
@@ -7395,7 +7395,7 @@
         <w:ind w:left="360" w:hanging="300"/>
       </w:pPr>
     </w:lvl>
-    <w:lvl w:ilvl="1" w:tplc="B37888A2" w:tentative="1">
+    <w:lvl w:ilvl="1" w:tplc="A7063F12" w:tentative="1">
       <w:start w:val="1"/>
       <w:numFmt w:val="lowerLetter"/>
       <w:lvlText w:val="%2."/>
@@ -7404,47 +7404,133 @@
         <w:ind w:left="720" w:hanging="300"/>
       </w:pPr>
     </w:lvl>
-    <w:lvl w:ilvl="2" w:tplc="55AE5F78">
+    <w:lvl w:ilvl="2" w:tplc="EF9E28FC">
       <w:numFmt w:val="decimal"/>
       <w:lvlText w:val=""/>
       <w:lvlJc w:val="left"/>
     </w:lvl>
-    <w:lvl w:ilvl="3" w:tplc="E6FCFF46">
+    <w:lvl w:ilvl="3" w:tplc="9AE27450">
       <w:numFmt w:val="decimal"/>
       <w:lvlText w:val=""/>
       <w:lvlJc w:val="left"/>
     </w:lvl>
-    <w:lvl w:ilvl="4" w:tplc="A83A2F3C">
+    <w:lvl w:ilvl="4" w:tplc="B0FE8616">
       <w:numFmt w:val="decimal"/>
       <w:lvlText w:val=""/>
       <w:lvlJc w:val="left"/>
     </w:lvl>
-    <w:lvl w:ilvl="5" w:tplc="68923AB8">
+    <w:lvl w:ilvl="5" w:tplc="829AC188">
       <w:numFmt w:val="decimal"/>
       <w:lvlText w:val=""/>
       <w:lvlJc w:val="left"/>
     </w:lvl>
-    <w:lvl w:ilvl="6" w:tplc="0BE244AC">
+    <w:lvl w:ilvl="6" w:tplc="270EA684">
       <w:numFmt w:val="decimal"/>
       <w:lvlText w:val=""/>
       <w:lvlJc w:val="left"/>
     </w:lvl>
-    <w:lvl w:ilvl="7" w:tplc="E960A43C">
+    <w:lvl w:ilvl="7" w:tplc="B17EAA92">
       <w:numFmt w:val="decimal"/>
       <w:lvlText w:val=""/>
       <w:lvlJc w:val="left"/>
     </w:lvl>
-    <w:lvl w:ilvl="8" w:tplc="FBDE27AA">
+    <w:lvl w:ilvl="8" w:tplc="1084EBCE">
       <w:numFmt w:val="decimal"/>
       <w:lvlText w:val=""/>
       <w:lvlJc w:val="left"/>
     </w:lvl>
   </w:abstractNum>
   <w:abstractNum w:abstractNumId="6" w15:restartNumberingAfterBreak="0">
-    <w:nsid w:val="41B33FC2"/>
+    <w:nsid w:val="322315C6"/>
     <w:multiLevelType w:val="hybridMultilevel"/>
-    <w:tmpl w:val="5276FA08"/>
-    <w:lvl w:ilvl="0" w:tplc="B61E4492">
+    <w:tmpl w:val="199E1E48"/>
+    <w:lvl w:ilvl="0" w:tplc="12AE129E" w:tentative="1">
+      <w:start w:val="1"/>
+      <w:numFmt w:val="bullet"/>
+      <w:lvlText w:val="●"/>
+      <w:lvlJc w:val="left"/>
+      <w:pPr>
+        <w:ind w:left="720" w:hanging="360"/>
+      </w:pPr>
+    </w:lvl>
+    <w:lvl w:ilvl="1" w:tplc="8E70E206" w:tentative="1">
+      <w:start w:val="1"/>
+      <w:numFmt w:val="bullet"/>
+      <w:lvlText w:val="○"/>
+      <w:lvlJc w:val="left"/>
+      <w:pPr>
+        <w:ind w:left="1440" w:hanging="360"/>
+      </w:pPr>
+    </w:lvl>
+    <w:lvl w:ilvl="2" w:tplc="8910BBE2" w:tentative="1">
+      <w:start w:val="1"/>
+      <w:numFmt w:val="bullet"/>
+      <w:lvlText w:val="■"/>
+      <w:lvlJc w:val="left"/>
+      <w:pPr>
+        <w:ind w:left="2160" w:hanging="360"/>
+      </w:pPr>
+    </w:lvl>
+    <w:lvl w:ilvl="3" w:tplc="835622B8" w:tentative="1">
+      <w:start w:val="1"/>
+      <w:numFmt w:val="bullet"/>
+      <w:lvlText w:val="●"/>
+      <w:lvlJc w:val="left"/>
+      <w:pPr>
+        <w:ind w:left="2880" w:hanging="360"/>
+      </w:pPr>
+    </w:lvl>
+    <w:lvl w:ilvl="4" w:tplc="655CDA82" w:tentative="1">
+      <w:start w:val="1"/>
+      <w:numFmt w:val="bullet"/>
+      <w:lvlText w:val="○"/>
+      <w:lvlJc w:val="left"/>
+      <w:pPr>
+        <w:ind w:left="3600" w:hanging="360"/>
+      </w:pPr>
+    </w:lvl>
+    <w:lvl w:ilvl="5" w:tplc="5E9E5D28" w:tentative="1">
+      <w:start w:val="1"/>
+      <w:numFmt w:val="bullet"/>
+      <w:lvlText w:val="■"/>
+      <w:lvlJc w:val="left"/>
+      <w:pPr>
+        <w:ind w:left="4320" w:hanging="360"/>
+      </w:pPr>
+    </w:lvl>
+    <w:lvl w:ilvl="6" w:tplc="57AE3AF2" w:tentative="1">
+      <w:start w:val="1"/>
+      <w:numFmt w:val="bullet"/>
+      <w:lvlText w:val="●"/>
+      <w:lvlJc w:val="left"/>
+      <w:pPr>
+        <w:ind w:left="5040" w:hanging="360"/>
+      </w:pPr>
+    </w:lvl>
+    <w:lvl w:ilvl="7" w:tplc="D630A2C0" w:tentative="1">
+      <w:start w:val="1"/>
+      <w:numFmt w:val="bullet"/>
+      <w:lvlText w:val="●"/>
+      <w:lvlJc w:val="left"/>
+      <w:pPr>
+        <w:ind w:left="5760" w:hanging="360"/>
+      </w:pPr>
+    </w:lvl>
+    <w:lvl w:ilvl="8" w:tplc="28103614" w:tentative="1">
+      <w:start w:val="1"/>
+      <w:numFmt w:val="bullet"/>
+      <w:lvlText w:val="●"/>
+      <w:lvlJc w:val="left"/>
+      <w:pPr>
+        <w:ind w:left="6480" w:hanging="360"/>
+      </w:pPr>
+    </w:lvl>
+  </w:abstractNum>
+  <w:abstractNum w:abstractNumId="7" w15:restartNumberingAfterBreak="0">
+    <w:nsid w:val="383D4992"/>
+    <w:multiLevelType w:val="hybridMultilevel"/>
+    <w:tmpl w:val="505EA4EC"/>
+    <w:lvl w:ilvl="0" w:tplc="7202420C">
       <w:start w:val="1"/>
       <w:numFmt w:val="decimal"/>
       <w:lvlText w:val="%1."/>
@@ -7453,7 +7539,7 @@
         <w:ind w:left="360" w:hanging="300"/>
       </w:pPr>
     </w:lvl>
-    <w:lvl w:ilvl="1" w:tplc="ED9C262E" w:tentative="1">
+    <w:lvl w:ilvl="1" w:tplc="2A346D54" w:tentative="1">
       <w:start w:val="1"/>
       <w:numFmt w:val="lowerLetter"/>
       <w:lvlText w:val="%2."/>
@@ -7462,133 +7548,47 @@
         <w:ind w:left="720" w:hanging="300"/>
       </w:pPr>
     </w:lvl>
-    <w:lvl w:ilvl="2" w:tplc="34367D0C">
+    <w:lvl w:ilvl="2" w:tplc="C2468C42">
       <w:numFmt w:val="decimal"/>
       <w:lvlText w:val=""/>
       <w:lvlJc w:val="left"/>
     </w:lvl>
-    <w:lvl w:ilvl="3" w:tplc="BEE26BDA">
+    <w:lvl w:ilvl="3" w:tplc="50680336">
       <w:numFmt w:val="decimal"/>
       <w:lvlText w:val=""/>
       <w:lvlJc w:val="left"/>
     </w:lvl>
-    <w:lvl w:ilvl="4" w:tplc="148A4BF6">
+    <w:lvl w:ilvl="4" w:tplc="8CA079E6">
       <w:numFmt w:val="decimal"/>
       <w:lvlText w:val=""/>
       <w:lvlJc w:val="left"/>
     </w:lvl>
-    <w:lvl w:ilvl="5" w:tplc="8474F6A0">
+    <w:lvl w:ilvl="5" w:tplc="037268E2">
       <w:numFmt w:val="decimal"/>
       <w:lvlText w:val=""/>
       <w:lvlJc w:val="left"/>
     </w:lvl>
-    <w:lvl w:ilvl="6" w:tplc="F21474C8">
+    <w:lvl w:ilvl="6" w:tplc="3B38592A">
       <w:numFmt w:val="decimal"/>
       <w:lvlText w:val=""/>
       <w:lvlJc w:val="left"/>
     </w:lvl>
-    <w:lvl w:ilvl="7" w:tplc="78C6AFD0">
+    <w:lvl w:ilvl="7" w:tplc="34AAE530">
       <w:numFmt w:val="decimal"/>
       <w:lvlText w:val=""/>
       <w:lvlJc w:val="left"/>
     </w:lvl>
-    <w:lvl w:ilvl="8" w:tplc="64A6A166">
+    <w:lvl w:ilvl="8" w:tplc="E89C57A0">
       <w:numFmt w:val="decimal"/>
       <w:lvlText w:val=""/>
       <w:lvlJc w:val="left"/>
     </w:lvl>
   </w:abstractNum>
-  <w:abstractNum w:abstractNumId="7" w15:restartNumberingAfterBreak="0">
-    <w:nsid w:val="42B72766"/>
+  <w:abstractNum w:abstractNumId="8" w15:restartNumberingAfterBreak="0">
+    <w:nsid w:val="3C721D7F"/>
     <w:multiLevelType w:val="hybridMultilevel"/>
-    <w:tmpl w:val="4EF47A28"/>
-    <w:lvl w:ilvl="0" w:tplc="DEFAAB1A" w:tentative="1">
-      <w:start w:val="1"/>
-      <w:numFmt w:val="bullet"/>
-      <w:lvlText w:val="●"/>
-      <w:lvlJc w:val="left"/>
-      <w:pPr>
-        <w:ind w:left="720" w:hanging="360"/>
-      </w:pPr>
-    </w:lvl>
-    <w:lvl w:ilvl="1" w:tplc="835CC99C" w:tentative="1">
-      <w:start w:val="1"/>
-      <w:numFmt w:val="bullet"/>
-      <w:lvlText w:val="○"/>
-      <w:lvlJc w:val="left"/>
-      <w:pPr>
-        <w:ind w:left="1440" w:hanging="360"/>
-      </w:pPr>
-    </w:lvl>
-    <w:lvl w:ilvl="2" w:tplc="1D36005A" w:tentative="1">
-      <w:start w:val="1"/>
-      <w:numFmt w:val="bullet"/>
-      <w:lvlText w:val="■"/>
-      <w:lvlJc w:val="left"/>
-      <w:pPr>
-        <w:ind w:left="2160" w:hanging="360"/>
-      </w:pPr>
-    </w:lvl>
-    <w:lvl w:ilvl="3" w:tplc="E39205F0" w:tentative="1">
-      <w:start w:val="1"/>
-      <w:numFmt w:val="bullet"/>
-      <w:lvlText w:val="●"/>
-      <w:lvlJc w:val="left"/>
-      <w:pPr>
-        <w:ind w:left="2880" w:hanging="360"/>
-      </w:pPr>
-    </w:lvl>
-    <w:lvl w:ilvl="4" w:tplc="26E22C84" w:tentative="1">
-      <w:start w:val="1"/>
-      <w:numFmt w:val="bullet"/>
-      <w:lvlText w:val="○"/>
-      <w:lvlJc w:val="left"/>
-      <w:pPr>
-        <w:ind w:left="3600" w:hanging="360"/>
-      </w:pPr>
-    </w:lvl>
-    <w:lvl w:ilvl="5" w:tplc="1A3CDA8C" w:tentative="1">
-      <w:start w:val="1"/>
-      <w:numFmt w:val="bullet"/>
-      <w:lvlText w:val="■"/>
-      <w:lvlJc w:val="left"/>
-      <w:pPr>
-        <w:ind w:left="4320" w:hanging="360"/>
-      </w:pPr>
-    </w:lvl>
-    <w:lvl w:ilvl="6" w:tplc="BD62F5FA" w:tentative="1">
-      <w:start w:val="1"/>
-      <w:numFmt w:val="bullet"/>
-      <w:lvlText w:val="●"/>
-      <w:lvlJc w:val="left"/>
-      <w:pPr>
-        <w:ind w:left="5040" w:hanging="360"/>
-      </w:pPr>
-    </w:lvl>
-    <w:lvl w:ilvl="7" w:tplc="2098F1CA" w:tentative="1">
-      <w:start w:val="1"/>
-      <w:numFmt w:val="bullet"/>
-      <w:lvlText w:val="●"/>
-      <w:lvlJc w:val="left"/>
-      <w:pPr>
-        <w:ind w:left="5760" w:hanging="360"/>
-      </w:pPr>
-    </w:lvl>
-    <w:lvl w:ilvl="8" w:tplc="62EEA9E2" w:tentative="1">
-      <w:start w:val="1"/>
-      <w:numFmt w:val="bullet"/>
-      <w:lvlText w:val="●"/>
-      <w:lvlJc w:val="left"/>
-      <w:pPr>
-        <w:ind w:left="6480" w:hanging="360"/>
-      </w:pPr>
-    </w:lvl>
-  </w:abstractNum>
-  <w:abstractNum w:abstractNumId="8" w15:restartNumberingAfterBreak="0">
-    <w:nsid w:val="4D7E25FE"/>
-    <w:multiLevelType w:val="hybridMultilevel"/>
-    <w:tmpl w:val="5EC03F32"/>
-    <w:lvl w:ilvl="0" w:tplc="AC40907E">
+    <w:tmpl w:val="6D0E2234"/>
+    <w:lvl w:ilvl="0" w:tplc="75B2BBAA">
       <w:start w:val="1"/>
       <w:numFmt w:val="decimal"/>
       <w:lvlText w:val="%1."/>
@@ -7597,7 +7597,7 @@
         <w:ind w:left="360" w:hanging="300"/>
       </w:pPr>
     </w:lvl>
-    <w:lvl w:ilvl="1" w:tplc="A0927470" w:tentative="1">
+    <w:lvl w:ilvl="1" w:tplc="20025566" w:tentative="1">
       <w:start w:val="1"/>
       <w:numFmt w:val="lowerLetter"/>
       <w:lvlText w:val="%2."/>
@@ -7606,47 +7606,47 @@
         <w:ind w:left="720" w:hanging="300"/>
       </w:pPr>
     </w:lvl>
-    <w:lvl w:ilvl="2" w:tplc="7DC4271E">
+    <w:lvl w:ilvl="2" w:tplc="C3A04AEE">
       <w:numFmt w:val="decimal"/>
       <w:lvlText w:val=""/>
       <w:lvlJc w:val="left"/>
     </w:lvl>
-    <w:lvl w:ilvl="3" w:tplc="17F20554">
+    <w:lvl w:ilvl="3" w:tplc="F998E742">
       <w:numFmt w:val="decimal"/>
       <w:lvlText w:val=""/>
       <w:lvlJc w:val="left"/>
     </w:lvl>
-    <w:lvl w:ilvl="4" w:tplc="D14861E8">
+    <w:lvl w:ilvl="4" w:tplc="90CA237C">
       <w:numFmt w:val="decimal"/>
       <w:lvlText w:val=""/>
       <w:lvlJc w:val="left"/>
     </w:lvl>
-    <w:lvl w:ilvl="5" w:tplc="6F849C26">
+    <w:lvl w:ilvl="5" w:tplc="8E5E1A00">
       <w:numFmt w:val="decimal"/>
       <w:lvlText w:val=""/>
       <w:lvlJc w:val="left"/>
     </w:lvl>
-    <w:lvl w:ilvl="6" w:tplc="CF242F18">
+    <w:lvl w:ilvl="6" w:tplc="D086611A">
       <w:numFmt w:val="decimal"/>
       <w:lvlText w:val=""/>
       <w:lvlJc w:val="left"/>
     </w:lvl>
-    <w:lvl w:ilvl="7" w:tplc="200E01AC">
+    <w:lvl w:ilvl="7" w:tplc="8BACC290">
       <w:numFmt w:val="decimal"/>
       <w:lvlText w:val=""/>
       <w:lvlJc w:val="left"/>
     </w:lvl>
-    <w:lvl w:ilvl="8" w:tplc="83443510">
+    <w:lvl w:ilvl="8" w:tplc="A29A76A2">
       <w:numFmt w:val="decimal"/>
       <w:lvlText w:val=""/>
       <w:lvlJc w:val="left"/>
     </w:lvl>
   </w:abstractNum>
   <w:abstractNum w:abstractNumId="9" w15:restartNumberingAfterBreak="0">
-    <w:nsid w:val="4D9E789E"/>
+    <w:nsid w:val="43196132"/>
     <w:multiLevelType w:val="hybridMultilevel"/>
-    <w:tmpl w:val="1726817C"/>
-    <w:lvl w:ilvl="0" w:tplc="DF289012">
+    <w:tmpl w:val="04021CE8"/>
+    <w:lvl w:ilvl="0" w:tplc="4ABA216A">
       <w:start w:val="1"/>
       <w:numFmt w:val="decimal"/>
       <w:lvlText w:val="%1."/>
@@ -7655,7 +7655,7 @@
         <w:ind w:left="360" w:hanging="300"/>
       </w:pPr>
     </w:lvl>
-    <w:lvl w:ilvl="1" w:tplc="ACE201D6" w:tentative="1">
+    <w:lvl w:ilvl="1" w:tplc="2D464330" w:tentative="1">
       <w:start w:val="1"/>
       <w:numFmt w:val="lowerLetter"/>
       <w:lvlText w:val="%2."/>
@@ -7664,47 +7664,47 @@
         <w:ind w:left="720" w:hanging="300"/>
       </w:pPr>
     </w:lvl>
-    <w:lvl w:ilvl="2" w:tplc="B5E49530">
+    <w:lvl w:ilvl="2" w:tplc="126C3EF0">
       <w:numFmt w:val="decimal"/>
       <w:lvlText w:val=""/>
       <w:lvlJc w:val="left"/>
     </w:lvl>
-    <w:lvl w:ilvl="3" w:tplc="CD721AB6">
+    <w:lvl w:ilvl="3" w:tplc="CB1A2A04">
       <w:numFmt w:val="decimal"/>
       <w:lvlText w:val=""/>
       <w:lvlJc w:val="left"/>
     </w:lvl>
-    <w:lvl w:ilvl="4" w:tplc="3C7A7FD0">
+    <w:lvl w:ilvl="4" w:tplc="24145C4C">
       <w:numFmt w:val="decimal"/>
       <w:lvlText w:val=""/>
       <w:lvlJc w:val="left"/>
     </w:lvl>
-    <w:lvl w:ilvl="5" w:tplc="F718DD2E">
+    <w:lvl w:ilvl="5" w:tplc="47143496">
       <w:numFmt w:val="decimal"/>
       <w:lvlText w:val=""/>
       <w:lvlJc w:val="left"/>
     </w:lvl>
-    <w:lvl w:ilvl="6" w:tplc="C0924308">
+    <w:lvl w:ilvl="6" w:tplc="D0D62AB0">
       <w:numFmt w:val="decimal"/>
       <w:lvlText w:val=""/>
       <w:lvlJc w:val="left"/>
     </w:lvl>
-    <w:lvl w:ilvl="7" w:tplc="1B9470D2">
+    <w:lvl w:ilvl="7" w:tplc="2C60B29C">
       <w:numFmt w:val="decimal"/>
       <w:lvlText w:val=""/>
       <w:lvlJc w:val="left"/>
     </w:lvl>
-    <w:lvl w:ilvl="8" w:tplc="9452A44C">
+    <w:lvl w:ilvl="8" w:tplc="93604746">
       <w:numFmt w:val="decimal"/>
       <w:lvlText w:val=""/>
       <w:lvlJc w:val="left"/>
     </w:lvl>
   </w:abstractNum>
   <w:abstractNum w:abstractNumId="10" w15:restartNumberingAfterBreak="0">
-    <w:nsid w:val="7B2B7A19"/>
+    <w:nsid w:val="6EA279A7"/>
     <w:multiLevelType w:val="hybridMultilevel"/>
-    <w:tmpl w:val="EA8EC7E2"/>
-    <w:lvl w:ilvl="0" w:tplc="AA224A5C">
+    <w:tmpl w:val="BFA46DE2"/>
+    <w:lvl w:ilvl="0" w:tplc="EFF06FE2">
       <w:start w:val="1"/>
       <w:numFmt w:val="decimal"/>
       <w:lvlText w:val="%1."/>
@@ -7713,7 +7713,7 @@
         <w:ind w:left="360" w:hanging="300"/>
       </w:pPr>
     </w:lvl>
-    <w:lvl w:ilvl="1" w:tplc="0AE2DB08" w:tentative="1">
+    <w:lvl w:ilvl="1" w:tplc="A2B0DC0A" w:tentative="1">
       <w:start w:val="1"/>
       <w:numFmt w:val="lowerLetter"/>
       <w:lvlText w:val="%2."/>
@@ -7722,98 +7722,98 @@
         <w:ind w:left="720" w:hanging="300"/>
       </w:pPr>
     </w:lvl>
-    <w:lvl w:ilvl="2" w:tplc="60BC6BD4">
+    <w:lvl w:ilvl="2" w:tplc="FE2A4D8E">
       <w:numFmt w:val="decimal"/>
       <w:lvlText w:val=""/>
       <w:lvlJc w:val="left"/>
     </w:lvl>
-    <w:lvl w:ilvl="3" w:tplc="FDB46D94">
+    <w:lvl w:ilvl="3" w:tplc="B76ACC08">
       <w:numFmt w:val="decimal"/>
       <w:lvlText w:val=""/>
       <w:lvlJc w:val="left"/>
     </w:lvl>
-    <w:lvl w:ilvl="4" w:tplc="2FE4A5D0">
+    <w:lvl w:ilvl="4" w:tplc="CF9AC3BE">
       <w:numFmt w:val="decimal"/>
       <w:lvlText w:val=""/>
       <w:lvlJc w:val="left"/>
     </w:lvl>
-    <w:lvl w:ilvl="5" w:tplc="C6E619B2">
+    <w:lvl w:ilvl="5" w:tplc="F6D4C61E">
       <w:numFmt w:val="decimal"/>
       <w:lvlText w:val=""/>
       <w:lvlJc w:val="left"/>
     </w:lvl>
-    <w:lvl w:ilvl="6" w:tplc="2B1AFBCA">
+    <w:lvl w:ilvl="6" w:tplc="EC0E7EE6">
       <w:numFmt w:val="decimal"/>
       <w:lvlText w:val=""/>
       <w:lvlJc w:val="left"/>
     </w:lvl>
-    <w:lvl w:ilvl="7" w:tplc="2786A6BC">
+    <w:lvl w:ilvl="7" w:tplc="AB7AD830">
       <w:numFmt w:val="decimal"/>
       <w:lvlText w:val=""/>
       <w:lvlJc w:val="left"/>
     </w:lvl>
-    <w:lvl w:ilvl="8" w:tplc="E69EE8E6">
+    <w:lvl w:ilvl="8" w:tplc="306CFA46">
       <w:numFmt w:val="decimal"/>
       <w:lvlText w:val=""/>
       <w:lvlJc w:val="left"/>
     </w:lvl>
   </w:abstractNum>
-  <w:num w:numId="1" w16cid:durableId="598561495">
+  <w:num w:numId="1" w16cid:durableId="905527026">
+    <w:abstractNumId w:val="6"/>
+    <w:lvlOverride w:ilvl="0">
+      <w:startOverride w:val="1"/>
+    </w:lvlOverride>
+  </w:num>
+  <w:num w:numId="2" w16cid:durableId="966468086">
+    <w:abstractNumId w:val="5"/>
+    <w:lvlOverride w:ilvl="0">
+      <w:startOverride w:val="1"/>
+    </w:lvlOverride>
+  </w:num>
+  <w:num w:numId="3" w16cid:durableId="1255481621">
+    <w:abstractNumId w:val="3"/>
+    <w:lvlOverride w:ilvl="0">
+      <w:startOverride w:val="1"/>
+    </w:lvlOverride>
+  </w:num>
+  <w:num w:numId="4" w16cid:durableId="371345798">
+    <w:abstractNumId w:val="10"/>
+    <w:lvlOverride w:ilvl="0">
+      <w:startOverride w:val="1"/>
+    </w:lvlOverride>
+  </w:num>
+  <w:num w:numId="5" w16cid:durableId="489831074">
+    <w:abstractNumId w:val="4"/>
+    <w:lvlOverride w:ilvl="0">
+      <w:startOverride w:val="1"/>
+    </w:lvlOverride>
+  </w:num>
+  <w:num w:numId="6" w16cid:durableId="1663896609">
+    <w:abstractNumId w:val="2"/>
+    <w:lvlOverride w:ilvl="0">
+      <w:startOverride w:val="1"/>
+    </w:lvlOverride>
+  </w:num>
+  <w:num w:numId="7" w16cid:durableId="1860970741">
     <w:abstractNumId w:val="7"/>
     <w:lvlOverride w:ilvl="0">
       <w:startOverride w:val="1"/>
     </w:lvlOverride>
   </w:num>
-  <w:num w:numId="2" w16cid:durableId="469056262">
-    <w:abstractNumId w:val="1"/>
-    <w:lvlOverride w:ilvl="0">
-      <w:startOverride w:val="1"/>
-    </w:lvlOverride>
-  </w:num>
-  <w:num w:numId="3" w16cid:durableId="64763969">
-    <w:abstractNumId w:val="10"/>
-    <w:lvlOverride w:ilvl="0">
-      <w:startOverride w:val="1"/>
-    </w:lvlOverride>
-  </w:num>
-  <w:num w:numId="4" w16cid:durableId="549727247">
-    <w:abstractNumId w:val="5"/>
-    <w:lvlOverride w:ilvl="0">
-      <w:startOverride w:val="1"/>
-    </w:lvlOverride>
-  </w:num>
-  <w:num w:numId="5" w16cid:durableId="1856379256">
-    <w:abstractNumId w:val="0"/>
-    <w:lvlOverride w:ilvl="0">
-      <w:startOverride w:val="1"/>
-    </w:lvlOverride>
-  </w:num>
-  <w:num w:numId="6" w16cid:durableId="838077312">
-    <w:abstractNumId w:val="4"/>
-    <w:lvlOverride w:ilvl="0">
-      <w:startOverride w:val="1"/>
-    </w:lvlOverride>
-  </w:num>
-  <w:num w:numId="7" w16cid:durableId="358241097">
+  <w:num w:numId="8" w16cid:durableId="730928159">
     <w:abstractNumId w:val="8"/>
     <w:lvlOverride w:ilvl="0">
       <w:startOverride w:val="1"/>
     </w:lvlOverride>
   </w:num>
-  <w:num w:numId="8" w16cid:durableId="293563550">
+  <w:num w:numId="9" w16cid:durableId="1322346321">
     <w:abstractNumId w:val="9"/>
     <w:lvlOverride w:ilvl="0">
       <w:startOverride w:val="1"/>
     </w:lvlOverride>
   </w:num>
-  <w:num w:numId="9" w16cid:durableId="254438017">
-    <w:abstractNumId w:val="6"/>
-    <w:lvlOverride w:ilvl="0">
-      <w:startOverride w:val="1"/>
-    </w:lvlOverride>
-  </w:num>
-  <w:num w:numId="10" w16cid:durableId="1666786281">
-    <w:abstractNumId w:val="3"/>
+  <w:num w:numId="10" w16cid:durableId="2140681474">
+    <w:abstractNumId w:val="0"/>
     <w:lvlOverride w:ilvl="0">
       <w:startOverride w:val="1"/>
     </w:lvlOverride>
@@ -8494,7 +8494,7 @@
     <w:autoRedefine/>
     <w:uiPriority w:val="39"/>
     <w:unhideWhenUsed/>
-    <w:rsid w:val="00013E56"/>
+    <w:rsid w:val="006B49C8"/>
     <w:pPr>
       <w:spacing w:after="100"/>
     </w:pPr>

--- a/discoverer-neo/docs/user-guide/manual/Discoverer-Neo-ADMIN-Guide-Quick-fr-FR.docx
+++ b/discoverer-neo/docs/user-guide/manual/Discoverer-Neo-ADMIN-Guide-Quick-fr-FR.docx
@@ -54,7 +54,7 @@
           <w:sz w:val="22"/>
           <w:szCs w:val="22"/>
         </w:rPr>
-        <w:t>Version 2.1.0</w:t>
+        <w:t>Version 2.1.1</w:t>
       </w:r>
     </w:p>
     <w:p>
@@ -74,7 +74,7 @@
     <w:sdt>
       <w:sdtPr>
         <w:alias w:val="Sommaire"/>
-        <w:id w:val="373422186"/>
+        <w:id w:val="-2031397976"/>
       </w:sdtPr>
       <w:sdtEndPr/>
       <w:sdtContent>
@@ -102,7 +102,7 @@
           <w:r>
             <w:fldChar w:fldCharType="separate"/>
           </w:r>
-          <w:hyperlink w:anchor="_Toc241745246" w:history="1">
+          <w:hyperlink w:anchor="_Toc241748086" w:history="1">
             <w:r>
               <w:rPr>
                 <w:rStyle w:val="Hiperligao"/>
@@ -126,7 +126,7 @@
               <w:rPr>
                 <w:noProof/>
               </w:rPr>
-              <w:instrText xml:space="preserve"> PAGEREF _Toc241745246 \h </w:instrText>
+              <w:instrText xml:space="preserve"> PAGEREF _Toc241748086 \h </w:instrText>
             </w:r>
             <w:r>
               <w:rPr>
@@ -168,7 +168,7 @@
               <w14:ligatures w14:val="standardContextual"/>
             </w:rPr>
           </w:pPr>
-          <w:hyperlink w:anchor="_Toc241745247" w:history="1">
+          <w:hyperlink w:anchor="_Toc241748087" w:history="1">
             <w:r>
               <w:rPr>
                 <w:rStyle w:val="Hiperligao"/>
@@ -192,7 +192,7 @@
               <w:rPr>
                 <w:noProof/>
               </w:rPr>
-              <w:instrText xml:space="preserve"> PAGEREF _Toc241745247 \h </w:instrText>
+              <w:instrText xml:space="preserve"> PAGEREF _Toc241748087 \h </w:instrText>
             </w:r>
             <w:r>
               <w:rPr>
@@ -234,7 +234,7 @@
               <w14:ligatures w14:val="standardContextual"/>
             </w:rPr>
           </w:pPr>
-          <w:hyperlink w:anchor="_Toc241745248" w:history="1">
+          <w:hyperlink w:anchor="_Toc241748088" w:history="1">
             <w:r>
               <w:rPr>
                 <w:rStyle w:val="Hiperligao"/>
@@ -258,7 +258,7 @@
               <w:rPr>
                 <w:noProof/>
               </w:rPr>
-              <w:instrText xml:space="preserve"> PAGEREF _Toc241745248 \h </w:instrText>
+              <w:instrText xml:space="preserve"> PAGEREF _Toc241748088 \h </w:instrText>
             </w:r>
             <w:r>
               <w:rPr>
@@ -300,7 +300,7 @@
               <w14:ligatures w14:val="standardContextual"/>
             </w:rPr>
           </w:pPr>
-          <w:hyperlink w:anchor="_Toc241745249" w:history="1">
+          <w:hyperlink w:anchor="_Toc241748089" w:history="1">
             <w:r>
               <w:rPr>
                 <w:rStyle w:val="Hiperligao"/>
@@ -324,7 +324,7 @@
               <w:rPr>
                 <w:noProof/>
               </w:rPr>
-              <w:instrText xml:space="preserve"> PAGEREF _Toc241745249 \h </w:instrText>
+              <w:instrText xml:space="preserve"> PAGEREF _Toc241748089 \h </w:instrText>
             </w:r>
             <w:r>
               <w:rPr>
@@ -366,7 +366,7 @@
               <w14:ligatures w14:val="standardContextual"/>
             </w:rPr>
           </w:pPr>
-          <w:hyperlink w:anchor="_Toc241745250" w:history="1">
+          <w:hyperlink w:anchor="_Toc241748090" w:history="1">
             <w:r>
               <w:rPr>
                 <w:rStyle w:val="Hiperligao"/>
@@ -390,7 +390,7 @@
               <w:rPr>
                 <w:noProof/>
               </w:rPr>
-              <w:instrText xml:space="preserve"> PAGEREF _Toc241745250 \h </w:instrText>
+              <w:instrText xml:space="preserve"> PAGEREF _Toc241748090 \h </w:instrText>
             </w:r>
             <w:r>
               <w:rPr>
@@ -432,7 +432,7 @@
               <w14:ligatures w14:val="standardContextual"/>
             </w:rPr>
           </w:pPr>
-          <w:hyperlink w:anchor="_Toc241745251" w:history="1">
+          <w:hyperlink w:anchor="_Toc241748091" w:history="1">
             <w:r>
               <w:rPr>
                 <w:rStyle w:val="Hiperligao"/>
@@ -456,7 +456,7 @@
               <w:rPr>
                 <w:noProof/>
               </w:rPr>
-              <w:instrText xml:space="preserve"> PAGEREF _Toc241745251 \h </w:instrText>
+              <w:instrText xml:space="preserve"> PAGEREF _Toc241748091 \h </w:instrText>
             </w:r>
             <w:r>
               <w:rPr>
@@ -498,7 +498,7 @@
               <w14:ligatures w14:val="standardContextual"/>
             </w:rPr>
           </w:pPr>
-          <w:hyperlink w:anchor="_Toc241745252" w:history="1">
+          <w:hyperlink w:anchor="_Toc241748092" w:history="1">
             <w:r>
               <w:rPr>
                 <w:rStyle w:val="Hiperligao"/>
@@ -522,7 +522,7 @@
               <w:rPr>
                 <w:noProof/>
               </w:rPr>
-              <w:instrText xml:space="preserve"> PAGEREF _Toc241745252 \h </w:instrText>
+              <w:instrText xml:space="preserve"> PAGEREF _Toc241748092 \h </w:instrText>
             </w:r>
             <w:r>
               <w:rPr>
@@ -564,7 +564,7 @@
               <w14:ligatures w14:val="standardContextual"/>
             </w:rPr>
           </w:pPr>
-          <w:hyperlink w:anchor="_Toc241745253" w:history="1">
+          <w:hyperlink w:anchor="_Toc241748093" w:history="1">
             <w:r>
               <w:rPr>
                 <w:rStyle w:val="Hiperligao"/>
@@ -588,7 +588,7 @@
               <w:rPr>
                 <w:noProof/>
               </w:rPr>
-              <w:instrText xml:space="preserve"> PAGEREF _Toc241745253 \h </w:instrText>
+              <w:instrText xml:space="preserve"> PAGEREF _Toc241748093 \h </w:instrText>
             </w:r>
             <w:r>
               <w:rPr>
@@ -630,7 +630,7 @@
               <w14:ligatures w14:val="standardContextual"/>
             </w:rPr>
           </w:pPr>
-          <w:hyperlink w:anchor="_Toc241745254" w:history="1">
+          <w:hyperlink w:anchor="_Toc241748094" w:history="1">
             <w:r>
               <w:rPr>
                 <w:rStyle w:val="Hiperligao"/>
@@ -654,7 +654,7 @@
               <w:rPr>
                 <w:noProof/>
               </w:rPr>
-              <w:instrText xml:space="preserve"> PAGEREF _Toc241745254 \h </w:instrText>
+              <w:instrText xml:space="preserve"> PAGEREF _Toc241748094 \h </w:instrText>
             </w:r>
             <w:r>
               <w:rPr>
@@ -696,7 +696,7 @@
               <w14:ligatures w14:val="standardContextual"/>
             </w:rPr>
           </w:pPr>
-          <w:hyperlink w:anchor="_Toc241745255" w:history="1">
+          <w:hyperlink w:anchor="_Toc241748095" w:history="1">
             <w:r>
               <w:rPr>
                 <w:rStyle w:val="Hiperligao"/>
@@ -720,7 +720,7 @@
               <w:rPr>
                 <w:noProof/>
               </w:rPr>
-              <w:instrText xml:space="preserve"> PAGEREF _Toc241745255 \h </w:instrText>
+              <w:instrText xml:space="preserve"> PAGEREF _Toc241748095 \h </w:instrText>
             </w:r>
             <w:r>
               <w:rPr>
@@ -768,7 +768,7 @@
       <w:pPr>
         <w:pStyle w:val="Ttulo1"/>
       </w:pPr>
-      <w:bookmarkStart w:id="0" w:name="_Toc241745246"/>
+      <w:bookmarkStart w:id="0" w:name="_Toc241748086"/>
       <w:r>
         <w:lastRenderedPageBreak/>
         <w:t>Votre rôle en une page</w:t>
@@ -825,7 +825,7 @@
           <w:left w:w="10" w:type="dxa"/>
           <w:right w:w="10" w:type="dxa"/>
         </w:tblCellMar>
-        <w:tblLook w:val="0000" w:firstRow="0" w:lastRow="0" w:firstColumn="0" w:lastColumn="0" w:noHBand="0" w:noVBand="0"/>
+        <w:tblLook w:val="04A0" w:firstRow="1" w:lastRow="0" w:firstColumn="1" w:lastColumn="0" w:noHBand="0" w:noVBand="1"/>
       </w:tblPr>
       <w:tblGrid>
         <w:gridCol w:w="5225"/>
@@ -1415,7 +1415,7 @@
           <w:noProof/>
         </w:rPr>
         <w:drawing>
-          <wp:inline distT="0" distB="0" distL="0" distR="0" wp14:anchorId="68458152" wp14:editId="4D7F06EC">
+          <wp:inline distT="0" distB="0" distL="0" distR="0" wp14:anchorId="7138FE61" wp14:editId="3283D1FD">
             <wp:extent cx="5715000" cy="3571875"/>
             <wp:effectExtent l="0" t="0" r="0" b="0"/>
             <wp:docPr id="187" name="01-login.png" descr="La page de connexion avec E-mail, Mot de passe, Rester connecté et le bouton Se connecter." title="La page de connexion avec E-mail, Mot de passe, Rester connecté et le bouton Se connecter."/>
@@ -1468,7 +1468,7 @@
         <w:pStyle w:val="Ttulo1"/>
         <w:pageBreakBefore/>
       </w:pPr>
-      <w:bookmarkStart w:id="1" w:name="_Toc241745247"/>
+      <w:bookmarkStart w:id="1" w:name="_Toc241748087"/>
       <w:r>
         <w:lastRenderedPageBreak/>
         <w:t>Tableau de bord et cartes</w:t>
@@ -1511,7 +1511,7 @@
           <w:noProof/>
         </w:rPr>
         <w:drawing>
-          <wp:inline distT="0" distB="0" distL="0" distR="0" wp14:anchorId="1D39674D" wp14:editId="3E3CA71A">
+          <wp:inline distT="0" distB="0" distL="0" distR="0" wp14:anchorId="061BAF68" wp14:editId="6F24C9BF">
             <wp:extent cx="5715000" cy="3429000"/>
             <wp:effectExtent l="0" t="0" r="0" b="0"/>
             <wp:docPr id="188" name="02-maps-all.png" descr="La liste Cartes, onglet Tous, avec toutes les icônes de ligne et la section Classeurs au-dessus." title="La liste Cartes, onglet Tous, avec toutes les icônes de ligne et la section Classeurs au-dessus."/>
@@ -1694,7 +1694,7 @@
           <w:left w:w="10" w:type="dxa"/>
           <w:right w:w="10" w:type="dxa"/>
         </w:tblCellMar>
-        <w:tblLook w:val="0000" w:firstRow="0" w:lastRow="0" w:firstColumn="0" w:lastColumn="0" w:noHBand="0" w:noVBand="0"/>
+        <w:tblLook w:val="04A0" w:firstRow="1" w:lastRow="0" w:firstColumn="1" w:lastColumn="0" w:noHBand="0" w:noVBand="1"/>
       </w:tblPr>
       <w:tblGrid>
         <w:gridCol w:w="3438"/>
@@ -2040,7 +2040,7 @@
         <w:pStyle w:val="Ttulo1"/>
         <w:pageBreakBefore/>
       </w:pPr>
-      <w:bookmarkStart w:id="2" w:name="_Toc241745248"/>
+      <w:bookmarkStart w:id="2" w:name="_Toc241748088"/>
       <w:r>
         <w:lastRenderedPageBreak/>
         <w:t>Créateur de cartes et visionneuse</w:t>
@@ -2063,7 +2063,7 @@
           <w:noProof/>
         </w:rPr>
         <w:drawing>
-          <wp:inline distT="0" distB="0" distL="0" distR="0" wp14:anchorId="37E357C7" wp14:editId="27AB4423">
+          <wp:inline distT="0" distB="0" distL="0" distR="0" wp14:anchorId="715CA197" wp14:editId="09B00BC7">
             <wp:extent cx="5715000" cy="3571875"/>
             <wp:effectExtent l="0" t="0" r="0" b="0"/>
             <wp:docPr id="189" name="03-viewer-results.png" descr="Les résultats d'exécution avec les boutons SQL et Plan à côté des boutons Excel, CSV et PDF." title="Les résultats d'exécution avec les boutons SQL et Plan à côté des boutons Excel, CSV et PDF."/>
@@ -2339,7 +2339,7 @@
           <w:left w:w="10" w:type="dxa"/>
           <w:right w:w="10" w:type="dxa"/>
         </w:tblCellMar>
-        <w:tblLook w:val="0000" w:firstRow="0" w:lastRow="0" w:firstColumn="0" w:lastColumn="0" w:noHBand="0" w:noVBand="0"/>
+        <w:tblLook w:val="04A0" w:firstRow="1" w:lastRow="0" w:firstColumn="1" w:lastColumn="0" w:noHBand="0" w:noVBand="1"/>
       </w:tblPr>
       <w:tblGrid>
         <w:gridCol w:w="3438"/>
@@ -2695,7 +2695,7 @@
         <w:pStyle w:val="Ttulo1"/>
         <w:pageBreakBefore/>
       </w:pPr>
-      <w:bookmarkStart w:id="3" w:name="_Toc241745249"/>
+      <w:bookmarkStart w:id="3" w:name="_Toc241748089"/>
       <w:r>
         <w:lastRenderedPageBreak/>
         <w:t>Exécutions, exportations et planifications</w:t>
@@ -2748,7 +2748,7 @@
           <w:noProof/>
         </w:rPr>
         <w:drawing>
-          <wp:inline distT="0" distB="0" distL="0" distR="0" wp14:anchorId="7061BA32" wp14:editId="7030F4F1">
+          <wp:inline distT="0" distB="0" distL="0" distR="0" wp14:anchorId="41C096C0" wp14:editId="14642C34">
             <wp:extent cx="5715000" cy="3571875"/>
             <wp:effectExtent l="0" t="0" r="0" b="0"/>
             <wp:docPr id="190" name="04-runs-every-user.png" descr="La page Exécutions avec les exécutions de tous les utilisateurs affichées." title="La page Exécutions avec les exécutions de tous les utilisateurs affichées."/>
@@ -3021,7 +3021,7 @@
           <w:left w:w="10" w:type="dxa"/>
           <w:right w:w="10" w:type="dxa"/>
         </w:tblCellMar>
-        <w:tblLook w:val="0000" w:firstRow="0" w:lastRow="0" w:firstColumn="0" w:lastColumn="0" w:noHBand="0" w:noVBand="0"/>
+        <w:tblLook w:val="04A0" w:firstRow="1" w:lastRow="0" w:firstColumn="1" w:lastColumn="0" w:noHBand="0" w:noVBand="1"/>
       </w:tblPr>
       <w:tblGrid>
         <w:gridCol w:w="3438"/>
@@ -3358,7 +3358,7 @@
         <w:pStyle w:val="Ttulo1"/>
         <w:pageBreakBefore/>
       </w:pPr>
-      <w:bookmarkStart w:id="4" w:name="_Toc241745250"/>
+      <w:bookmarkStart w:id="4" w:name="_Toc241748090"/>
       <w:r>
         <w:lastRenderedPageBreak/>
         <w:t>Domaines d'activité et accès</w:t>
@@ -3391,7 +3391,7 @@
           <w:noProof/>
         </w:rPr>
         <w:drawing>
-          <wp:inline distT="0" distB="0" distL="0" distR="0" wp14:anchorId="2131A73B" wp14:editId="08E948A5">
+          <wp:inline distT="0" distB="0" distL="0" distR="0" wp14:anchorId="6200824F" wp14:editId="4893EC1D">
             <wp:extent cx="5715000" cy="3571875"/>
             <wp:effectExtent l="0" t="0" r="0" b="0"/>
             <wp:docPr id="191" name="09-business-areas-grants-permission.png" descr="La boîte de dialogue Gérer les accès avec la liste Autorisation ouverte." title="La boîte de dialogue Gérer les accès avec la liste Autorisation ouverte."/>
@@ -3591,7 +3591,7 @@
           <w:left w:w="10" w:type="dxa"/>
           <w:right w:w="10" w:type="dxa"/>
         </w:tblCellMar>
-        <w:tblLook w:val="0000" w:firstRow="0" w:lastRow="0" w:firstColumn="0" w:lastColumn="0" w:noHBand="0" w:noVBand="0"/>
+        <w:tblLook w:val="04A0" w:firstRow="1" w:lastRow="0" w:firstColumn="1" w:lastColumn="0" w:noHBand="0" w:noVBand="1"/>
       </w:tblPr>
       <w:tblGrid>
         <w:gridCol w:w="3438"/>
@@ -3996,7 +3996,7 @@
         <w:pStyle w:val="Ttulo1"/>
         <w:pageBreakBefore/>
       </w:pPr>
-      <w:bookmarkStart w:id="5" w:name="_Toc241745251"/>
+      <w:bookmarkStart w:id="5" w:name="_Toc241748091"/>
       <w:r>
         <w:lastRenderedPageBreak/>
         <w:t>Dossiers, éléments, jointures, hiérarchies</w:t>
@@ -4059,7 +4059,7 @@
           <w:noProof/>
         </w:rPr>
         <w:drawing>
-          <wp:inline distT="0" distB="0" distL="0" distR="0" wp14:anchorId="78949CFB" wp14:editId="78574E7A">
+          <wp:inline distT="0" distB="0" distL="0" distR="0" wp14:anchorId="6DD5DF16" wp14:editId="40DC44EE">
             <wp:extent cx="2495550" cy="5905500"/>
             <wp:effectExtent l="0" t="0" r="0" b="0"/>
             <wp:docPr id="192" name="14-folders-discovered.png" descr="La boîte de dialogue Nouveau dossier après Découvrir les tables, listant les tables trouvées." title="La boîte de dialogue Nouveau dossier après Découvrir les tables, listant les tables trouvées."/>
@@ -4345,7 +4345,7 @@
           <w:left w:w="10" w:type="dxa"/>
           <w:right w:w="10" w:type="dxa"/>
         </w:tblCellMar>
-        <w:tblLook w:val="0000" w:firstRow="0" w:lastRow="0" w:firstColumn="0" w:lastColumn="0" w:noHBand="0" w:noVBand="0"/>
+        <w:tblLook w:val="04A0" w:firstRow="1" w:lastRow="0" w:firstColumn="1" w:lastColumn="0" w:noHBand="0" w:noVBand="1"/>
       </w:tblPr>
       <w:tblGrid>
         <w:gridCol w:w="3438"/>
@@ -4628,7 +4628,7 @@
         <w:pStyle w:val="Ttulo1"/>
         <w:pageBreakBefore/>
       </w:pPr>
-      <w:bookmarkStart w:id="6" w:name="_Toc241745252"/>
+      <w:bookmarkStart w:id="6" w:name="_Toc241748092"/>
       <w:r>
         <w:lastRenderedPageBreak/>
         <w:t>Fonctions personnalisées et sources de données</w:t>
@@ -4671,7 +4671,7 @@
           <w:noProof/>
         </w:rPr>
         <w:drawing>
-          <wp:inline distT="0" distB="0" distL="0" distR="0" wp14:anchorId="486AA3EB" wp14:editId="3E1F431E">
+          <wp:inline distT="0" distB="0" distL="0" distR="0" wp14:anchorId="5D4D34B4" wp14:editId="75EBB9D9">
             <wp:extent cx="5715000" cy="3571875"/>
             <wp:effectExtent l="0" t="0" r="0" b="0"/>
             <wp:docPr id="193" name="30-data-sources.png" descr="La page Sources de données avec un tableau de connexions et cinq icônes de ligne." title="La page Sources de données avec un tableau de connexions et cinq icônes de ligne."/>
@@ -4931,7 +4931,7 @@
           <w:left w:w="10" w:type="dxa"/>
           <w:right w:w="10" w:type="dxa"/>
         </w:tblCellMar>
-        <w:tblLook w:val="0000" w:firstRow="0" w:lastRow="0" w:firstColumn="0" w:lastColumn="0" w:noHBand="0" w:noVBand="0"/>
+        <w:tblLook w:val="04A0" w:firstRow="1" w:lastRow="0" w:firstColumn="1" w:lastColumn="0" w:noHBand="0" w:noVBand="1"/>
       </w:tblPr>
       <w:tblGrid>
         <w:gridCol w:w="3438"/>
@@ -5231,7 +5231,7 @@
         <w:pStyle w:val="Ttulo1"/>
         <w:pageBreakBefore/>
       </w:pPr>
-      <w:bookmarkStart w:id="7" w:name="_Toc241745253"/>
+      <w:bookmarkStart w:id="7" w:name="_Toc241748093"/>
       <w:r>
         <w:lastRenderedPageBreak/>
         <w:t>Utilisateurs</w:t>
@@ -5254,7 +5254,7 @@
           <w:noProof/>
         </w:rPr>
         <w:drawing>
-          <wp:inline distT="0" distB="0" distL="0" distR="0" wp14:anchorId="505E9A15" wp14:editId="5849FCB5">
+          <wp:inline distT="0" distB="0" distL="0" distR="0" wp14:anchorId="6F45BF94" wp14:editId="61D37372">
             <wp:extent cx="5715000" cy="3571875"/>
             <wp:effectExtent l="0" t="0" r="0" b="0"/>
             <wp:docPr id="194" name="35-users.png" descr="La page Utilisateurs avec les boutons Fichier d'identifiants et Nouvel utilisateur et les icônes de ligne." title="La page Utilisateurs avec les boutons Fichier d'identifiants et Nouvel utilisateur et les icônes de ligne."/>
@@ -5484,7 +5484,7 @@
           <w:left w:w="10" w:type="dxa"/>
           <w:right w:w="10" w:type="dxa"/>
         </w:tblCellMar>
-        <w:tblLook w:val="0000" w:firstRow="0" w:lastRow="0" w:firstColumn="0" w:lastColumn="0" w:noHBand="0" w:noVBand="0"/>
+        <w:tblLook w:val="04A0" w:firstRow="1" w:lastRow="0" w:firstColumn="1" w:lastColumn="0" w:noHBand="0" w:noVBand="1"/>
       </w:tblPr>
       <w:tblGrid>
         <w:gridCol w:w="3438"/>
@@ -5950,7 +5950,7 @@
         <w:pStyle w:val="Ttulo1"/>
         <w:pageBreakBefore/>
       </w:pPr>
-      <w:bookmarkStart w:id="8" w:name="_Toc241745254"/>
+      <w:bookmarkStart w:id="8" w:name="_Toc241748094"/>
       <w:r>
         <w:lastRenderedPageBreak/>
         <w:t>Stratégies de sécurité et journal d'audit</w:t>
@@ -5993,7 +5993,7 @@
           <w:noProof/>
         </w:rPr>
         <w:drawing>
-          <wp:inline distT="0" distB="0" distL="0" distR="0" wp14:anchorId="297086DE" wp14:editId="5CF2C7B1">
+          <wp:inline distT="0" distB="0" distL="0" distR="0" wp14:anchorId="0800BECC" wp14:editId="1FA45E8B">
             <wp:extent cx="3324225" cy="4676775"/>
             <wp:effectExtent l="0" t="0" r="0" b="0"/>
             <wp:docPr id="195" name="44-security-new-dialog.png" descr="La boîte de dialogue Nouvelle stratégie avec un nom, une description et une règle." title="La boîte de dialogue Nouvelle stratégie avec un nom, une description et une règle."/>
@@ -6357,7 +6357,7 @@
         <w:pStyle w:val="Ttulo1"/>
         <w:pageBreakBefore/>
       </w:pPr>
-      <w:bookmarkStart w:id="9" w:name="_Toc241745255"/>
+      <w:bookmarkStart w:id="9" w:name="_Toc241748095"/>
       <w:r>
         <w:lastRenderedPageBreak/>
         <w:t>Migration</w:t>
@@ -6390,7 +6390,7 @@
           <w:noProof/>
         </w:rPr>
         <w:drawing>
-          <wp:inline distT="0" distB="0" distL="0" distR="0" wp14:anchorId="68E3B15B" wp14:editId="0217EB05">
+          <wp:inline distT="0" distB="0" distL="0" distR="0" wp14:anchorId="7FCBCA71" wp14:editId="482249FC">
             <wp:extent cx="5715000" cy="3571875"/>
             <wp:effectExtent l="0" t="0" r="0" b="0"/>
             <wp:docPr id="196" name="50-migration.png" descr="La page Migration avec la carte Source, ses boutons et son texte d'aide." title="La page Migration avec la carte Source, ses boutons et son texte d'aide."/>
@@ -6646,7 +6646,7 @@
           <w:left w:w="10" w:type="dxa"/>
           <w:right w:w="10" w:type="dxa"/>
         </w:tblCellMar>
-        <w:tblLook w:val="0000" w:firstRow="0" w:lastRow="0" w:firstColumn="0" w:lastColumn="0" w:noHBand="0" w:noVBand="0"/>
+        <w:tblLook w:val="04A0" w:firstRow="1" w:lastRow="0" w:firstColumn="1" w:lastColumn="0" w:noHBand="0" w:noVBand="1"/>
       </w:tblPr>
       <w:tblGrid>
         <w:gridCol w:w="3438"/>
@@ -7084,7 +7084,7 @@
         <w:sz w:val="16"/>
         <w:szCs w:val="16"/>
       </w:rPr>
-      <w:t>Discoverer Neo 2.1.0 · Guide rapide · ADMIN</w:t>
+      <w:t>Discoverer Neo 2.1.1 · Guide rapide · ADMIN</w:t>
     </w:r>
   </w:p>
 </w:hdr>
@@ -7093,10 +7093,10 @@
 <file path=word/numbering.xml><?xml version="1.0" encoding="utf-8"?>
 <w:numbering xmlns:wpc="http://schemas.microsoft.com/office/word/2010/wordprocessingCanvas" xmlns:cx="http://schemas.microsoft.com/office/drawing/2014/chartex" xmlns:cx1="http://schemas.microsoft.com/office/drawing/2015/9/8/chartex" xmlns:cx2="http://schemas.microsoft.com/office/drawing/2015/10/21/chartex" xmlns:cx3="http://schemas.microsoft.com/office/drawing/2016/5/9/chartex" xmlns:cx4="http://schemas.microsoft.com/office/drawing/2016/5/10/chartex" xmlns:cx5="http://schemas.microsoft.com/office/drawing/2016/5/11/chartex" xmlns:cx6="http://schemas.microsoft.com/office/drawing/2016/5/12/chartex" xmlns:cx7="http://schemas.microsoft.com/office/drawing/2016/5/13/chartex" xmlns:cx8="http://schemas.microsoft.com/office/drawing/2016/5/14/chartex" xmlns:mc="http://schemas.openxmlformats.org/markup-compatibility/2006" xmlns:aink="http://schemas.microsoft.com/office/drawing/2016/ink" xmlns:am3d="http://schemas.microsoft.com/office/drawing/2017/model3d" xmlns:o="urn:schemas-microsoft-com:office:office" xmlns:oel="http://schemas.microsoft.com/office/2019/extlst" xmlns:r="http://schemas.openxmlformats.org/officeDocument/2006/relationships" xmlns:m="http://schemas.openxmlformats.org/officeDocument/2006/math" xmlns:v="urn:schemas-microsoft-com:vml" xmlns:wp14="http://schemas.microsoft.com/office/word/2010/wordprocessingDrawing" xmlns:wp="http://schemas.openxmlformats.org/drawingml/2006/wordprocessingDrawing" xmlns:w10="urn:schemas-microsoft-com:office:word" xmlns:w="http://schemas.openxmlformats.org/wordprocessingml/2006/main" xmlns:w14="http://schemas.microsoft.com/office/word/2010/wordml" xmlns:w15="http://schemas.microsoft.com/office/word/2012/wordml" xmlns:w16cex="http://schemas.microsoft.com/office/word/2018/wordml/cex" xmlns:w16cid="http://schemas.microsoft.com/office/word/2016/wordml/cid" xmlns:w16="http://schemas.microsoft.com/office/word/2018/wordml" xmlns:w16sdtdh="http://schemas.microsoft.com/office/word/2020/wordml/sdtdatahash" xmlns:w16se="http://schemas.microsoft.com/office/word/2015/wordml/symex" xmlns:wpg="http://schemas.microsoft.com/office/word/2010/wordprocessingGroup" xmlns:wpi="http://schemas.microsoft.com/office/word/2010/wordprocessingInk" xmlns:wne="http://schemas.microsoft.com/office/word/2006/wordml" xmlns:wps="http://schemas.microsoft.com/office/word/2010/wordprocessingShape" mc:Ignorable="w14 w15 w16se w16cid w16 w16cex w16sdtdh wp14">
   <w:abstractNum w:abstractNumId="0" w15:restartNumberingAfterBreak="0">
-    <w:nsid w:val="027279C9"/>
+    <w:nsid w:val="1AC35BE5"/>
     <w:multiLevelType w:val="hybridMultilevel"/>
-    <w:tmpl w:val="B6DCB688"/>
-    <w:lvl w:ilvl="0" w:tplc="0E08AF20">
+    <w:tmpl w:val="470E3864"/>
+    <w:lvl w:ilvl="0" w:tplc="D6A8739C">
       <w:start w:val="1"/>
       <w:numFmt w:val="decimal"/>
       <w:lvlText w:val="%1."/>
@@ -7105,7 +7105,7 @@
         <w:ind w:left="360" w:hanging="300"/>
       </w:pPr>
     </w:lvl>
-    <w:lvl w:ilvl="1" w:tplc="005282C0" w:tentative="1">
+    <w:lvl w:ilvl="1" w:tplc="BB74C47E" w:tentative="1">
       <w:start w:val="1"/>
       <w:numFmt w:val="lowerLetter"/>
       <w:lvlText w:val="%2."/>
@@ -7114,47 +7114,539 @@
         <w:ind w:left="720" w:hanging="300"/>
       </w:pPr>
     </w:lvl>
-    <w:lvl w:ilvl="2" w:tplc="83CA6A58">
+    <w:lvl w:ilvl="2" w:tplc="B1861634">
       <w:numFmt w:val="decimal"/>
       <w:lvlText w:val=""/>
       <w:lvlJc w:val="left"/>
     </w:lvl>
-    <w:lvl w:ilvl="3" w:tplc="248C682C">
+    <w:lvl w:ilvl="3" w:tplc="0632F6F0">
       <w:numFmt w:val="decimal"/>
       <w:lvlText w:val=""/>
       <w:lvlJc w:val="left"/>
     </w:lvl>
-    <w:lvl w:ilvl="4" w:tplc="F732FE84">
+    <w:lvl w:ilvl="4" w:tplc="13DAD644">
       <w:numFmt w:val="decimal"/>
       <w:lvlText w:val=""/>
       <w:lvlJc w:val="left"/>
     </w:lvl>
-    <w:lvl w:ilvl="5" w:tplc="AEF4781E">
+    <w:lvl w:ilvl="5" w:tplc="AA4E1DD0">
       <w:numFmt w:val="decimal"/>
       <w:lvlText w:val=""/>
       <w:lvlJc w:val="left"/>
     </w:lvl>
-    <w:lvl w:ilvl="6" w:tplc="89E69EC0">
+    <w:lvl w:ilvl="6" w:tplc="2746FCE2">
       <w:numFmt w:val="decimal"/>
       <w:lvlText w:val=""/>
       <w:lvlJc w:val="left"/>
     </w:lvl>
-    <w:lvl w:ilvl="7" w:tplc="CA5CE754">
+    <w:lvl w:ilvl="7" w:tplc="2904CB0E">
       <w:numFmt w:val="decimal"/>
       <w:lvlText w:val=""/>
       <w:lvlJc w:val="left"/>
     </w:lvl>
-    <w:lvl w:ilvl="8" w:tplc="317A71C2">
+    <w:lvl w:ilvl="8" w:tplc="75E0B4EE">
       <w:numFmt w:val="decimal"/>
       <w:lvlText w:val=""/>
       <w:lvlJc w:val="left"/>
     </w:lvl>
   </w:abstractNum>
   <w:abstractNum w:abstractNumId="1" w15:restartNumberingAfterBreak="0">
-    <w:nsid w:val="0A7132F2"/>
+    <w:nsid w:val="217F2FC6"/>
     <w:multiLevelType w:val="hybridMultilevel"/>
-    <w:tmpl w:val="504E3AC8"/>
-    <w:lvl w:ilvl="0" w:tplc="657CD4B8" w:tentative="1">
+    <w:tmpl w:val="14E4AB86"/>
+    <w:lvl w:ilvl="0" w:tplc="DFF67D34">
+      <w:start w:val="1"/>
+      <w:numFmt w:val="decimal"/>
+      <w:lvlText w:val="%1."/>
+      <w:lvlJc w:val="left"/>
+      <w:pPr>
+        <w:ind w:left="360" w:hanging="300"/>
+      </w:pPr>
+    </w:lvl>
+    <w:lvl w:ilvl="1" w:tplc="D6F87A18" w:tentative="1">
+      <w:start w:val="1"/>
+      <w:numFmt w:val="lowerLetter"/>
+      <w:lvlText w:val="%2."/>
+      <w:lvlJc w:val="left"/>
+      <w:pPr>
+        <w:ind w:left="720" w:hanging="300"/>
+      </w:pPr>
+    </w:lvl>
+    <w:lvl w:ilvl="2" w:tplc="51ACC9FA">
+      <w:numFmt w:val="decimal"/>
+      <w:lvlText w:val=""/>
+      <w:lvlJc w:val="left"/>
+    </w:lvl>
+    <w:lvl w:ilvl="3" w:tplc="15547AC4">
+      <w:numFmt w:val="decimal"/>
+      <w:lvlText w:val=""/>
+      <w:lvlJc w:val="left"/>
+    </w:lvl>
+    <w:lvl w:ilvl="4" w:tplc="3438C40E">
+      <w:numFmt w:val="decimal"/>
+      <w:lvlText w:val=""/>
+      <w:lvlJc w:val="left"/>
+    </w:lvl>
+    <w:lvl w:ilvl="5" w:tplc="FFB0C490">
+      <w:numFmt w:val="decimal"/>
+      <w:lvlText w:val=""/>
+      <w:lvlJc w:val="left"/>
+    </w:lvl>
+    <w:lvl w:ilvl="6" w:tplc="85A485BA">
+      <w:numFmt w:val="decimal"/>
+      <w:lvlText w:val=""/>
+      <w:lvlJc w:val="left"/>
+    </w:lvl>
+    <w:lvl w:ilvl="7" w:tplc="D60AF1E8">
+      <w:numFmt w:val="decimal"/>
+      <w:lvlText w:val=""/>
+      <w:lvlJc w:val="left"/>
+    </w:lvl>
+    <w:lvl w:ilvl="8" w:tplc="D1203BCA">
+      <w:numFmt w:val="decimal"/>
+      <w:lvlText w:val=""/>
+      <w:lvlJc w:val="left"/>
+    </w:lvl>
+  </w:abstractNum>
+  <w:abstractNum w:abstractNumId="2" w15:restartNumberingAfterBreak="0">
+    <w:nsid w:val="26500ED3"/>
+    <w:multiLevelType w:val="hybridMultilevel"/>
+    <w:tmpl w:val="AB404E06"/>
+    <w:lvl w:ilvl="0" w:tplc="A69401E0">
+      <w:start w:val="1"/>
+      <w:numFmt w:val="decimal"/>
+      <w:lvlText w:val="%1."/>
+      <w:lvlJc w:val="left"/>
+      <w:pPr>
+        <w:ind w:left="360" w:hanging="300"/>
+      </w:pPr>
+    </w:lvl>
+    <w:lvl w:ilvl="1" w:tplc="54743848" w:tentative="1">
+      <w:start w:val="1"/>
+      <w:numFmt w:val="lowerLetter"/>
+      <w:lvlText w:val="%2."/>
+      <w:lvlJc w:val="left"/>
+      <w:pPr>
+        <w:ind w:left="720" w:hanging="300"/>
+      </w:pPr>
+    </w:lvl>
+    <w:lvl w:ilvl="2" w:tplc="A67EA34A">
+      <w:numFmt w:val="decimal"/>
+      <w:lvlText w:val=""/>
+      <w:lvlJc w:val="left"/>
+    </w:lvl>
+    <w:lvl w:ilvl="3" w:tplc="FB045A82">
+      <w:numFmt w:val="decimal"/>
+      <w:lvlText w:val=""/>
+      <w:lvlJc w:val="left"/>
+    </w:lvl>
+    <w:lvl w:ilvl="4" w:tplc="825EE24E">
+      <w:numFmt w:val="decimal"/>
+      <w:lvlText w:val=""/>
+      <w:lvlJc w:val="left"/>
+    </w:lvl>
+    <w:lvl w:ilvl="5" w:tplc="46720702">
+      <w:numFmt w:val="decimal"/>
+      <w:lvlText w:val=""/>
+      <w:lvlJc w:val="left"/>
+    </w:lvl>
+    <w:lvl w:ilvl="6" w:tplc="45821F5C">
+      <w:numFmt w:val="decimal"/>
+      <w:lvlText w:val=""/>
+      <w:lvlJc w:val="left"/>
+    </w:lvl>
+    <w:lvl w:ilvl="7" w:tplc="8D6C1362">
+      <w:numFmt w:val="decimal"/>
+      <w:lvlText w:val=""/>
+      <w:lvlJc w:val="left"/>
+    </w:lvl>
+    <w:lvl w:ilvl="8" w:tplc="DEEE13CA">
+      <w:numFmt w:val="decimal"/>
+      <w:lvlText w:val=""/>
+      <w:lvlJc w:val="left"/>
+    </w:lvl>
+  </w:abstractNum>
+  <w:abstractNum w:abstractNumId="3" w15:restartNumberingAfterBreak="0">
+    <w:nsid w:val="428D57D9"/>
+    <w:multiLevelType w:val="hybridMultilevel"/>
+    <w:tmpl w:val="BC048354"/>
+    <w:lvl w:ilvl="0" w:tplc="B0985F46">
+      <w:start w:val="1"/>
+      <w:numFmt w:val="decimal"/>
+      <w:lvlText w:val="%1."/>
+      <w:lvlJc w:val="left"/>
+      <w:pPr>
+        <w:ind w:left="360" w:hanging="300"/>
+      </w:pPr>
+    </w:lvl>
+    <w:lvl w:ilvl="1" w:tplc="587AD4E4" w:tentative="1">
+      <w:start w:val="1"/>
+      <w:numFmt w:val="lowerLetter"/>
+      <w:lvlText w:val="%2."/>
+      <w:lvlJc w:val="left"/>
+      <w:pPr>
+        <w:ind w:left="720" w:hanging="300"/>
+      </w:pPr>
+    </w:lvl>
+    <w:lvl w:ilvl="2" w:tplc="D15401A6">
+      <w:numFmt w:val="decimal"/>
+      <w:lvlText w:val=""/>
+      <w:lvlJc w:val="left"/>
+    </w:lvl>
+    <w:lvl w:ilvl="3" w:tplc="BAEEEB8A">
+      <w:numFmt w:val="decimal"/>
+      <w:lvlText w:val=""/>
+      <w:lvlJc w:val="left"/>
+    </w:lvl>
+    <w:lvl w:ilvl="4" w:tplc="A55EA99C">
+      <w:numFmt w:val="decimal"/>
+      <w:lvlText w:val=""/>
+      <w:lvlJc w:val="left"/>
+    </w:lvl>
+    <w:lvl w:ilvl="5" w:tplc="6AE2C108">
+      <w:numFmt w:val="decimal"/>
+      <w:lvlText w:val=""/>
+      <w:lvlJc w:val="left"/>
+    </w:lvl>
+    <w:lvl w:ilvl="6" w:tplc="DFAEBAB8">
+      <w:numFmt w:val="decimal"/>
+      <w:lvlText w:val=""/>
+      <w:lvlJc w:val="left"/>
+    </w:lvl>
+    <w:lvl w:ilvl="7" w:tplc="D04EF966">
+      <w:numFmt w:val="decimal"/>
+      <w:lvlText w:val=""/>
+      <w:lvlJc w:val="left"/>
+    </w:lvl>
+    <w:lvl w:ilvl="8" w:tplc="7B90DF9E">
+      <w:numFmt w:val="decimal"/>
+      <w:lvlText w:val=""/>
+      <w:lvlJc w:val="left"/>
+    </w:lvl>
+  </w:abstractNum>
+  <w:abstractNum w:abstractNumId="4" w15:restartNumberingAfterBreak="0">
+    <w:nsid w:val="43DC06A2"/>
+    <w:multiLevelType w:val="hybridMultilevel"/>
+    <w:tmpl w:val="43AEFAB0"/>
+    <w:lvl w:ilvl="0" w:tplc="D610D2A8">
+      <w:start w:val="1"/>
+      <w:numFmt w:val="decimal"/>
+      <w:lvlText w:val="%1."/>
+      <w:lvlJc w:val="left"/>
+      <w:pPr>
+        <w:ind w:left="360" w:hanging="300"/>
+      </w:pPr>
+    </w:lvl>
+    <w:lvl w:ilvl="1" w:tplc="FFF2B5DE" w:tentative="1">
+      <w:start w:val="1"/>
+      <w:numFmt w:val="lowerLetter"/>
+      <w:lvlText w:val="%2."/>
+      <w:lvlJc w:val="left"/>
+      <w:pPr>
+        <w:ind w:left="720" w:hanging="300"/>
+      </w:pPr>
+    </w:lvl>
+    <w:lvl w:ilvl="2" w:tplc="B8540B3C">
+      <w:numFmt w:val="decimal"/>
+      <w:lvlText w:val=""/>
+      <w:lvlJc w:val="left"/>
+    </w:lvl>
+    <w:lvl w:ilvl="3" w:tplc="39469A14">
+      <w:numFmt w:val="decimal"/>
+      <w:lvlText w:val=""/>
+      <w:lvlJc w:val="left"/>
+    </w:lvl>
+    <w:lvl w:ilvl="4" w:tplc="8DDCAD98">
+      <w:numFmt w:val="decimal"/>
+      <w:lvlText w:val=""/>
+      <w:lvlJc w:val="left"/>
+    </w:lvl>
+    <w:lvl w:ilvl="5" w:tplc="0B783A66">
+      <w:numFmt w:val="decimal"/>
+      <w:lvlText w:val=""/>
+      <w:lvlJc w:val="left"/>
+    </w:lvl>
+    <w:lvl w:ilvl="6" w:tplc="ED16F9BA">
+      <w:numFmt w:val="decimal"/>
+      <w:lvlText w:val=""/>
+      <w:lvlJc w:val="left"/>
+    </w:lvl>
+    <w:lvl w:ilvl="7" w:tplc="E680745A">
+      <w:numFmt w:val="decimal"/>
+      <w:lvlText w:val=""/>
+      <w:lvlJc w:val="left"/>
+    </w:lvl>
+    <w:lvl w:ilvl="8" w:tplc="3E022C34">
+      <w:numFmt w:val="decimal"/>
+      <w:lvlText w:val=""/>
+      <w:lvlJc w:val="left"/>
+    </w:lvl>
+  </w:abstractNum>
+  <w:abstractNum w:abstractNumId="5" w15:restartNumberingAfterBreak="0">
+    <w:nsid w:val="47E01799"/>
+    <w:multiLevelType w:val="hybridMultilevel"/>
+    <w:tmpl w:val="F37A3456"/>
+    <w:lvl w:ilvl="0" w:tplc="470290F8">
+      <w:start w:val="1"/>
+      <w:numFmt w:val="decimal"/>
+      <w:lvlText w:val="%1."/>
+      <w:lvlJc w:val="left"/>
+      <w:pPr>
+        <w:ind w:left="360" w:hanging="300"/>
+      </w:pPr>
+    </w:lvl>
+    <w:lvl w:ilvl="1" w:tplc="E5523DF8" w:tentative="1">
+      <w:start w:val="1"/>
+      <w:numFmt w:val="lowerLetter"/>
+      <w:lvlText w:val="%2."/>
+      <w:lvlJc w:val="left"/>
+      <w:pPr>
+        <w:ind w:left="720" w:hanging="300"/>
+      </w:pPr>
+    </w:lvl>
+    <w:lvl w:ilvl="2" w:tplc="A97EDBD4">
+      <w:numFmt w:val="decimal"/>
+      <w:lvlText w:val=""/>
+      <w:lvlJc w:val="left"/>
+    </w:lvl>
+    <w:lvl w:ilvl="3" w:tplc="0D76ED72">
+      <w:numFmt w:val="decimal"/>
+      <w:lvlText w:val=""/>
+      <w:lvlJc w:val="left"/>
+    </w:lvl>
+    <w:lvl w:ilvl="4" w:tplc="E27AE384">
+      <w:numFmt w:val="decimal"/>
+      <w:lvlText w:val=""/>
+      <w:lvlJc w:val="left"/>
+    </w:lvl>
+    <w:lvl w:ilvl="5" w:tplc="C79AE0EE">
+      <w:numFmt w:val="decimal"/>
+      <w:lvlText w:val=""/>
+      <w:lvlJc w:val="left"/>
+    </w:lvl>
+    <w:lvl w:ilvl="6" w:tplc="9050BAE0">
+      <w:numFmt w:val="decimal"/>
+      <w:lvlText w:val=""/>
+      <w:lvlJc w:val="left"/>
+    </w:lvl>
+    <w:lvl w:ilvl="7" w:tplc="CE7600AC">
+      <w:numFmt w:val="decimal"/>
+      <w:lvlText w:val=""/>
+      <w:lvlJc w:val="left"/>
+    </w:lvl>
+    <w:lvl w:ilvl="8" w:tplc="2BD6313C">
+      <w:numFmt w:val="decimal"/>
+      <w:lvlText w:val=""/>
+      <w:lvlJc w:val="left"/>
+    </w:lvl>
+  </w:abstractNum>
+  <w:abstractNum w:abstractNumId="6" w15:restartNumberingAfterBreak="0">
+    <w:nsid w:val="4F8D0754"/>
+    <w:multiLevelType w:val="hybridMultilevel"/>
+    <w:tmpl w:val="C1B85352"/>
+    <w:lvl w:ilvl="0" w:tplc="01685090">
+      <w:start w:val="1"/>
+      <w:numFmt w:val="decimal"/>
+      <w:lvlText w:val="%1."/>
+      <w:lvlJc w:val="left"/>
+      <w:pPr>
+        <w:ind w:left="360" w:hanging="300"/>
+      </w:pPr>
+    </w:lvl>
+    <w:lvl w:ilvl="1" w:tplc="F460A284" w:tentative="1">
+      <w:start w:val="1"/>
+      <w:numFmt w:val="lowerLetter"/>
+      <w:lvlText w:val="%2."/>
+      <w:lvlJc w:val="left"/>
+      <w:pPr>
+        <w:ind w:left="720" w:hanging="300"/>
+      </w:pPr>
+    </w:lvl>
+    <w:lvl w:ilvl="2" w:tplc="093EE6D4">
+      <w:numFmt w:val="decimal"/>
+      <w:lvlText w:val=""/>
+      <w:lvlJc w:val="left"/>
+    </w:lvl>
+    <w:lvl w:ilvl="3" w:tplc="D5C8DF02">
+      <w:numFmt w:val="decimal"/>
+      <w:lvlText w:val=""/>
+      <w:lvlJc w:val="left"/>
+    </w:lvl>
+    <w:lvl w:ilvl="4" w:tplc="F0544718">
+      <w:numFmt w:val="decimal"/>
+      <w:lvlText w:val=""/>
+      <w:lvlJc w:val="left"/>
+    </w:lvl>
+    <w:lvl w:ilvl="5" w:tplc="E05CC814">
+      <w:numFmt w:val="decimal"/>
+      <w:lvlText w:val=""/>
+      <w:lvlJc w:val="left"/>
+    </w:lvl>
+    <w:lvl w:ilvl="6" w:tplc="2A042622">
+      <w:numFmt w:val="decimal"/>
+      <w:lvlText w:val=""/>
+      <w:lvlJc w:val="left"/>
+    </w:lvl>
+    <w:lvl w:ilvl="7" w:tplc="6240AC16">
+      <w:numFmt w:val="decimal"/>
+      <w:lvlText w:val=""/>
+      <w:lvlJc w:val="left"/>
+    </w:lvl>
+    <w:lvl w:ilvl="8" w:tplc="5FDCFC54">
+      <w:numFmt w:val="decimal"/>
+      <w:lvlText w:val=""/>
+      <w:lvlJc w:val="left"/>
+    </w:lvl>
+  </w:abstractNum>
+  <w:abstractNum w:abstractNumId="7" w15:restartNumberingAfterBreak="0">
+    <w:nsid w:val="55514F19"/>
+    <w:multiLevelType w:val="hybridMultilevel"/>
+    <w:tmpl w:val="65C800C2"/>
+    <w:lvl w:ilvl="0" w:tplc="7A6CF1D0">
+      <w:start w:val="1"/>
+      <w:numFmt w:val="decimal"/>
+      <w:lvlText w:val="%1."/>
+      <w:lvlJc w:val="left"/>
+      <w:pPr>
+        <w:ind w:left="360" w:hanging="300"/>
+      </w:pPr>
+    </w:lvl>
+    <w:lvl w:ilvl="1" w:tplc="5DB09664" w:tentative="1">
+      <w:start w:val="1"/>
+      <w:numFmt w:val="lowerLetter"/>
+      <w:lvlText w:val="%2."/>
+      <w:lvlJc w:val="left"/>
+      <w:pPr>
+        <w:ind w:left="720" w:hanging="300"/>
+      </w:pPr>
+    </w:lvl>
+    <w:lvl w:ilvl="2" w:tplc="FD067582">
+      <w:numFmt w:val="decimal"/>
+      <w:lvlText w:val=""/>
+      <w:lvlJc w:val="left"/>
+    </w:lvl>
+    <w:lvl w:ilvl="3" w:tplc="967237D8">
+      <w:numFmt w:val="decimal"/>
+      <w:lvlText w:val=""/>
+      <w:lvlJc w:val="left"/>
+    </w:lvl>
+    <w:lvl w:ilvl="4" w:tplc="DC5A123C">
+      <w:numFmt w:val="decimal"/>
+      <w:lvlText w:val=""/>
+      <w:lvlJc w:val="left"/>
+    </w:lvl>
+    <w:lvl w:ilvl="5" w:tplc="CC042DCC">
+      <w:numFmt w:val="decimal"/>
+      <w:lvlText w:val=""/>
+      <w:lvlJc w:val="left"/>
+    </w:lvl>
+    <w:lvl w:ilvl="6" w:tplc="3452B7C8">
+      <w:numFmt w:val="decimal"/>
+      <w:lvlText w:val=""/>
+      <w:lvlJc w:val="left"/>
+    </w:lvl>
+    <w:lvl w:ilvl="7" w:tplc="2B7ED050">
+      <w:numFmt w:val="decimal"/>
+      <w:lvlText w:val=""/>
+      <w:lvlJc w:val="left"/>
+    </w:lvl>
+    <w:lvl w:ilvl="8" w:tplc="42B0DEEC">
+      <w:numFmt w:val="decimal"/>
+      <w:lvlText w:val=""/>
+      <w:lvlJc w:val="left"/>
+    </w:lvl>
+  </w:abstractNum>
+  <w:abstractNum w:abstractNumId="8" w15:restartNumberingAfterBreak="0">
+    <w:nsid w:val="5EC50147"/>
+    <w:multiLevelType w:val="hybridMultilevel"/>
+    <w:tmpl w:val="56C42154"/>
+    <w:lvl w:ilvl="0" w:tplc="E4542078" w:tentative="1">
+      <w:start w:val="1"/>
+      <w:numFmt w:val="bullet"/>
+      <w:lvlText w:val="●"/>
+      <w:lvlJc w:val="left"/>
+      <w:pPr>
+        <w:ind w:left="720" w:hanging="360"/>
+      </w:pPr>
+    </w:lvl>
+    <w:lvl w:ilvl="1" w:tplc="27B6DD14" w:tentative="1">
+      <w:start w:val="1"/>
+      <w:numFmt w:val="bullet"/>
+      <w:lvlText w:val="○"/>
+      <w:lvlJc w:val="left"/>
+      <w:pPr>
+        <w:ind w:left="1440" w:hanging="360"/>
+      </w:pPr>
+    </w:lvl>
+    <w:lvl w:ilvl="2" w:tplc="ED0C6720" w:tentative="1">
+      <w:start w:val="1"/>
+      <w:numFmt w:val="bullet"/>
+      <w:lvlText w:val="■"/>
+      <w:lvlJc w:val="left"/>
+      <w:pPr>
+        <w:ind w:left="2160" w:hanging="360"/>
+      </w:pPr>
+    </w:lvl>
+    <w:lvl w:ilvl="3" w:tplc="A522B8A0" w:tentative="1">
+      <w:start w:val="1"/>
+      <w:numFmt w:val="bullet"/>
+      <w:lvlText w:val="●"/>
+      <w:lvlJc w:val="left"/>
+      <w:pPr>
+        <w:ind w:left="2880" w:hanging="360"/>
+      </w:pPr>
+    </w:lvl>
+    <w:lvl w:ilvl="4" w:tplc="6458051E" w:tentative="1">
+      <w:start w:val="1"/>
+      <w:numFmt w:val="bullet"/>
+      <w:lvlText w:val="○"/>
+      <w:lvlJc w:val="left"/>
+      <w:pPr>
+        <w:ind w:left="3600" w:hanging="360"/>
+      </w:pPr>
+    </w:lvl>
+    <w:lvl w:ilvl="5" w:tplc="A9942ACA" w:tentative="1">
+      <w:start w:val="1"/>
+      <w:numFmt w:val="bullet"/>
+      <w:lvlText w:val="■"/>
+      <w:lvlJc w:val="left"/>
+      <w:pPr>
+        <w:ind w:left="4320" w:hanging="360"/>
+      </w:pPr>
+    </w:lvl>
+    <w:lvl w:ilvl="6" w:tplc="F54649EC" w:tentative="1">
+      <w:start w:val="1"/>
+      <w:numFmt w:val="bullet"/>
+      <w:lvlText w:val="●"/>
+      <w:lvlJc w:val="left"/>
+      <w:pPr>
+        <w:ind w:left="5040" w:hanging="360"/>
+      </w:pPr>
+    </w:lvl>
+    <w:lvl w:ilvl="7" w:tplc="55CCE374" w:tentative="1">
+      <w:start w:val="1"/>
+      <w:numFmt w:val="bullet"/>
+      <w:lvlText w:val="●"/>
+      <w:lvlJc w:val="left"/>
+      <w:pPr>
+        <w:ind w:left="5760" w:hanging="360"/>
+      </w:pPr>
+    </w:lvl>
+    <w:lvl w:ilvl="8" w:tplc="9E0493FC" w:tentative="1">
+      <w:start w:val="1"/>
+      <w:numFmt w:val="bullet"/>
+      <w:lvlText w:val="●"/>
+      <w:lvlJc w:val="left"/>
+      <w:pPr>
+        <w:ind w:left="6480" w:hanging="360"/>
+      </w:pPr>
+    </w:lvl>
+  </w:abstractNum>
+  <w:abstractNum w:abstractNumId="9" w15:restartNumberingAfterBreak="0">
+    <w:nsid w:val="6DED6915"/>
+    <w:multiLevelType w:val="hybridMultilevel"/>
+    <w:tmpl w:val="14D6BF00"/>
+    <w:lvl w:ilvl="0" w:tplc="F728408A" w:tentative="1">
       <w:start w:val="1"/>
       <w:numFmt w:val="bullet"/>
       <w:lvlText w:val="•"/>
@@ -7163,7 +7655,7 @@
         <w:ind w:left="360" w:hanging="260"/>
       </w:pPr>
     </w:lvl>
-    <w:lvl w:ilvl="1" w:tplc="2A42AB14" w:tentative="1">
+    <w:lvl w:ilvl="1" w:tplc="73A6072C" w:tentative="1">
       <w:start w:val="1"/>
       <w:numFmt w:val="bullet"/>
       <w:lvlText w:val="–"/>
@@ -7172,47 +7664,47 @@
         <w:ind w:left="720" w:hanging="260"/>
       </w:pPr>
     </w:lvl>
-    <w:lvl w:ilvl="2" w:tplc="918E6BA4">
+    <w:lvl w:ilvl="2" w:tplc="A07EA7EA">
       <w:numFmt w:val="decimal"/>
       <w:lvlText w:val=""/>
       <w:lvlJc w:val="left"/>
     </w:lvl>
-    <w:lvl w:ilvl="3" w:tplc="0164A7C2">
+    <w:lvl w:ilvl="3" w:tplc="51A450C2">
       <w:numFmt w:val="decimal"/>
       <w:lvlText w:val=""/>
       <w:lvlJc w:val="left"/>
     </w:lvl>
-    <w:lvl w:ilvl="4" w:tplc="4AEE2440">
+    <w:lvl w:ilvl="4" w:tplc="A98ABFB0">
       <w:numFmt w:val="decimal"/>
       <w:lvlText w:val=""/>
       <w:lvlJc w:val="left"/>
     </w:lvl>
-    <w:lvl w:ilvl="5" w:tplc="0FE071C6">
+    <w:lvl w:ilvl="5" w:tplc="7C1E0D94">
       <w:numFmt w:val="decimal"/>
       <w:lvlText w:val=""/>
       <w:lvlJc w:val="left"/>
     </w:lvl>
-    <w:lvl w:ilvl="6" w:tplc="241A5B96">
+    <w:lvl w:ilvl="6" w:tplc="27AA1760">
       <w:numFmt w:val="decimal"/>
       <w:lvlText w:val=""/>
       <w:lvlJc w:val="left"/>
     </w:lvl>
-    <w:lvl w:ilvl="7" w:tplc="242AB52E">
+    <w:lvl w:ilvl="7" w:tplc="27D686E6">
       <w:numFmt w:val="decimal"/>
       <w:lvlText w:val=""/>
       <w:lvlJc w:val="left"/>
     </w:lvl>
-    <w:lvl w:ilvl="8" w:tplc="3E56D28C">
+    <w:lvl w:ilvl="8" w:tplc="CF162906">
       <w:numFmt w:val="decimal"/>
       <w:lvlText w:val=""/>
       <w:lvlJc w:val="left"/>
     </w:lvl>
   </w:abstractNum>
-  <w:abstractNum w:abstractNumId="2" w15:restartNumberingAfterBreak="0">
-    <w:nsid w:val="0CF55037"/>
+  <w:abstractNum w:abstractNumId="10" w15:restartNumberingAfterBreak="0">
+    <w:nsid w:val="7D3360EE"/>
     <w:multiLevelType w:val="hybridMultilevel"/>
-    <w:tmpl w:val="23025D56"/>
-    <w:lvl w:ilvl="0" w:tplc="27820ED4">
+    <w:tmpl w:val="ABDA4B34"/>
+    <w:lvl w:ilvl="0" w:tplc="9B6AE170">
       <w:start w:val="1"/>
       <w:numFmt w:val="decimal"/>
       <w:lvlText w:val="%1."/>
@@ -7221,7 +7713,7 @@
         <w:ind w:left="360" w:hanging="300"/>
       </w:pPr>
     </w:lvl>
-    <w:lvl w:ilvl="1" w:tplc="19F654FA" w:tentative="1">
+    <w:lvl w:ilvl="1" w:tplc="1D9A1586" w:tentative="1">
       <w:start w:val="1"/>
       <w:numFmt w:val="lowerLetter"/>
       <w:lvlText w:val="%2."/>
@@ -7230,590 +7722,98 @@
         <w:ind w:left="720" w:hanging="300"/>
       </w:pPr>
     </w:lvl>
-    <w:lvl w:ilvl="2" w:tplc="505E8EE4">
+    <w:lvl w:ilvl="2" w:tplc="0AF49BF2">
       <w:numFmt w:val="decimal"/>
       <w:lvlText w:val=""/>
       <w:lvlJc w:val="left"/>
     </w:lvl>
-    <w:lvl w:ilvl="3" w:tplc="2DF803D8">
+    <w:lvl w:ilvl="3" w:tplc="F82A0324">
       <w:numFmt w:val="decimal"/>
       <w:lvlText w:val=""/>
       <w:lvlJc w:val="left"/>
     </w:lvl>
-    <w:lvl w:ilvl="4" w:tplc="CBE8194A">
+    <w:lvl w:ilvl="4" w:tplc="D6BA4BAE">
       <w:numFmt w:val="decimal"/>
       <w:lvlText w:val=""/>
       <w:lvlJc w:val="left"/>
     </w:lvl>
-    <w:lvl w:ilvl="5" w:tplc="836AE01A">
+    <w:lvl w:ilvl="5" w:tplc="D1BC91EC">
       <w:numFmt w:val="decimal"/>
       <w:lvlText w:val=""/>
       <w:lvlJc w:val="left"/>
     </w:lvl>
-    <w:lvl w:ilvl="6" w:tplc="DA848454">
+    <w:lvl w:ilvl="6" w:tplc="8AA8F670">
       <w:numFmt w:val="decimal"/>
       <w:lvlText w:val=""/>
       <w:lvlJc w:val="left"/>
     </w:lvl>
-    <w:lvl w:ilvl="7" w:tplc="E85E2694">
+    <w:lvl w:ilvl="7" w:tplc="DA26A494">
       <w:numFmt w:val="decimal"/>
       <w:lvlText w:val=""/>
       <w:lvlJc w:val="left"/>
     </w:lvl>
-    <w:lvl w:ilvl="8" w:tplc="54EC429C">
+    <w:lvl w:ilvl="8" w:tplc="6504A636">
       <w:numFmt w:val="decimal"/>
       <w:lvlText w:val=""/>
       <w:lvlJc w:val="left"/>
     </w:lvl>
   </w:abstractNum>
-  <w:abstractNum w:abstractNumId="3" w15:restartNumberingAfterBreak="0">
-    <w:nsid w:val="0FDE5C64"/>
-    <w:multiLevelType w:val="hybridMultilevel"/>
-    <w:tmpl w:val="65B4261E"/>
-    <w:lvl w:ilvl="0" w:tplc="BE7C4A50">
-      <w:start w:val="1"/>
-      <w:numFmt w:val="decimal"/>
-      <w:lvlText w:val="%1."/>
-      <w:lvlJc w:val="left"/>
-      <w:pPr>
-        <w:ind w:left="360" w:hanging="300"/>
-      </w:pPr>
-    </w:lvl>
-    <w:lvl w:ilvl="1" w:tplc="47B451EA" w:tentative="1">
-      <w:start w:val="1"/>
-      <w:numFmt w:val="lowerLetter"/>
-      <w:lvlText w:val="%2."/>
-      <w:lvlJc w:val="left"/>
-      <w:pPr>
-        <w:ind w:left="720" w:hanging="300"/>
-      </w:pPr>
-    </w:lvl>
-    <w:lvl w:ilvl="2" w:tplc="D54AEF7A">
-      <w:numFmt w:val="decimal"/>
-      <w:lvlText w:val=""/>
-      <w:lvlJc w:val="left"/>
-    </w:lvl>
-    <w:lvl w:ilvl="3" w:tplc="DE608F64">
-      <w:numFmt w:val="decimal"/>
-      <w:lvlText w:val=""/>
-      <w:lvlJc w:val="left"/>
-    </w:lvl>
-    <w:lvl w:ilvl="4" w:tplc="7D64F89A">
-      <w:numFmt w:val="decimal"/>
-      <w:lvlText w:val=""/>
-      <w:lvlJc w:val="left"/>
-    </w:lvl>
-    <w:lvl w:ilvl="5" w:tplc="C4AA5AB4">
-      <w:numFmt w:val="decimal"/>
-      <w:lvlText w:val=""/>
-      <w:lvlJc w:val="left"/>
-    </w:lvl>
-    <w:lvl w:ilvl="6" w:tplc="3D9CF574">
-      <w:numFmt w:val="decimal"/>
-      <w:lvlText w:val=""/>
-      <w:lvlJc w:val="left"/>
-    </w:lvl>
-    <w:lvl w:ilvl="7" w:tplc="24D20822">
-      <w:numFmt w:val="decimal"/>
-      <w:lvlText w:val=""/>
-      <w:lvlJc w:val="left"/>
-    </w:lvl>
-    <w:lvl w:ilvl="8" w:tplc="72CC6F36">
-      <w:numFmt w:val="decimal"/>
-      <w:lvlText w:val=""/>
-      <w:lvlJc w:val="left"/>
-    </w:lvl>
-  </w:abstractNum>
-  <w:abstractNum w:abstractNumId="4" w15:restartNumberingAfterBreak="0">
-    <w:nsid w:val="10D74544"/>
-    <w:multiLevelType w:val="hybridMultilevel"/>
-    <w:tmpl w:val="1BF62FB8"/>
-    <w:lvl w:ilvl="0" w:tplc="02D88F7A">
-      <w:start w:val="1"/>
-      <w:numFmt w:val="decimal"/>
-      <w:lvlText w:val="%1."/>
-      <w:lvlJc w:val="left"/>
-      <w:pPr>
-        <w:ind w:left="360" w:hanging="300"/>
-      </w:pPr>
-    </w:lvl>
-    <w:lvl w:ilvl="1" w:tplc="AE905A0A" w:tentative="1">
-      <w:start w:val="1"/>
-      <w:numFmt w:val="lowerLetter"/>
-      <w:lvlText w:val="%2."/>
-      <w:lvlJc w:val="left"/>
-      <w:pPr>
-        <w:ind w:left="720" w:hanging="300"/>
-      </w:pPr>
-    </w:lvl>
-    <w:lvl w:ilvl="2" w:tplc="BE321460">
-      <w:numFmt w:val="decimal"/>
-      <w:lvlText w:val=""/>
-      <w:lvlJc w:val="left"/>
-    </w:lvl>
-    <w:lvl w:ilvl="3" w:tplc="EFD0A2AE">
-      <w:numFmt w:val="decimal"/>
-      <w:lvlText w:val=""/>
-      <w:lvlJc w:val="left"/>
-    </w:lvl>
-    <w:lvl w:ilvl="4" w:tplc="5DDE66AA">
-      <w:numFmt w:val="decimal"/>
-      <w:lvlText w:val=""/>
-      <w:lvlJc w:val="left"/>
-    </w:lvl>
-    <w:lvl w:ilvl="5" w:tplc="0A000272">
-      <w:numFmt w:val="decimal"/>
-      <w:lvlText w:val=""/>
-      <w:lvlJc w:val="left"/>
-    </w:lvl>
-    <w:lvl w:ilvl="6" w:tplc="2120494C">
-      <w:numFmt w:val="decimal"/>
-      <w:lvlText w:val=""/>
-      <w:lvlJc w:val="left"/>
-    </w:lvl>
-    <w:lvl w:ilvl="7" w:tplc="7FF8F3EE">
-      <w:numFmt w:val="decimal"/>
-      <w:lvlText w:val=""/>
-      <w:lvlJc w:val="left"/>
-    </w:lvl>
-    <w:lvl w:ilvl="8" w:tplc="856E4270">
-      <w:numFmt w:val="decimal"/>
-      <w:lvlText w:val=""/>
-      <w:lvlJc w:val="left"/>
-    </w:lvl>
-  </w:abstractNum>
-  <w:abstractNum w:abstractNumId="5" w15:restartNumberingAfterBreak="0">
-    <w:nsid w:val="2C1D0E1A"/>
-    <w:multiLevelType w:val="hybridMultilevel"/>
-    <w:tmpl w:val="5C3AAF36"/>
-    <w:lvl w:ilvl="0" w:tplc="4E022B90">
-      <w:start w:val="1"/>
-      <w:numFmt w:val="decimal"/>
-      <w:lvlText w:val="%1."/>
-      <w:lvlJc w:val="left"/>
-      <w:pPr>
-        <w:ind w:left="360" w:hanging="300"/>
-      </w:pPr>
-    </w:lvl>
-    <w:lvl w:ilvl="1" w:tplc="A7063F12" w:tentative="1">
-      <w:start w:val="1"/>
-      <w:numFmt w:val="lowerLetter"/>
-      <w:lvlText w:val="%2."/>
-      <w:lvlJc w:val="left"/>
-      <w:pPr>
-        <w:ind w:left="720" w:hanging="300"/>
-      </w:pPr>
-    </w:lvl>
-    <w:lvl w:ilvl="2" w:tplc="EF9E28FC">
-      <w:numFmt w:val="decimal"/>
-      <w:lvlText w:val=""/>
-      <w:lvlJc w:val="left"/>
-    </w:lvl>
-    <w:lvl w:ilvl="3" w:tplc="9AE27450">
-      <w:numFmt w:val="decimal"/>
-      <w:lvlText w:val=""/>
-      <w:lvlJc w:val="left"/>
-    </w:lvl>
-    <w:lvl w:ilvl="4" w:tplc="B0FE8616">
-      <w:numFmt w:val="decimal"/>
-      <w:lvlText w:val=""/>
-      <w:lvlJc w:val="left"/>
-    </w:lvl>
-    <w:lvl w:ilvl="5" w:tplc="829AC188">
-      <w:numFmt w:val="decimal"/>
-      <w:lvlText w:val=""/>
-      <w:lvlJc w:val="left"/>
-    </w:lvl>
-    <w:lvl w:ilvl="6" w:tplc="270EA684">
-      <w:numFmt w:val="decimal"/>
-      <w:lvlText w:val=""/>
-      <w:lvlJc w:val="left"/>
-    </w:lvl>
-    <w:lvl w:ilvl="7" w:tplc="B17EAA92">
-      <w:numFmt w:val="decimal"/>
-      <w:lvlText w:val=""/>
-      <w:lvlJc w:val="left"/>
-    </w:lvl>
-    <w:lvl w:ilvl="8" w:tplc="1084EBCE">
-      <w:numFmt w:val="decimal"/>
-      <w:lvlText w:val=""/>
-      <w:lvlJc w:val="left"/>
-    </w:lvl>
-  </w:abstractNum>
-  <w:abstractNum w:abstractNumId="6" w15:restartNumberingAfterBreak="0">
-    <w:nsid w:val="322315C6"/>
-    <w:multiLevelType w:val="hybridMultilevel"/>
-    <w:tmpl w:val="199E1E48"/>
-    <w:lvl w:ilvl="0" w:tplc="12AE129E" w:tentative="1">
-      <w:start w:val="1"/>
-      <w:numFmt w:val="bullet"/>
-      <w:lvlText w:val="●"/>
-      <w:lvlJc w:val="left"/>
-      <w:pPr>
-        <w:ind w:left="720" w:hanging="360"/>
-      </w:pPr>
-    </w:lvl>
-    <w:lvl w:ilvl="1" w:tplc="8E70E206" w:tentative="1">
-      <w:start w:val="1"/>
-      <w:numFmt w:val="bullet"/>
-      <w:lvlText w:val="○"/>
-      <w:lvlJc w:val="left"/>
-      <w:pPr>
-        <w:ind w:left="1440" w:hanging="360"/>
-      </w:pPr>
-    </w:lvl>
-    <w:lvl w:ilvl="2" w:tplc="8910BBE2" w:tentative="1">
-      <w:start w:val="1"/>
-      <w:numFmt w:val="bullet"/>
-      <w:lvlText w:val="■"/>
-      <w:lvlJc w:val="left"/>
-      <w:pPr>
-        <w:ind w:left="2160" w:hanging="360"/>
-      </w:pPr>
-    </w:lvl>
-    <w:lvl w:ilvl="3" w:tplc="835622B8" w:tentative="1">
-      <w:start w:val="1"/>
-      <w:numFmt w:val="bullet"/>
-      <w:lvlText w:val="●"/>
-      <w:lvlJc w:val="left"/>
-      <w:pPr>
-        <w:ind w:left="2880" w:hanging="360"/>
-      </w:pPr>
-    </w:lvl>
-    <w:lvl w:ilvl="4" w:tplc="655CDA82" w:tentative="1">
-      <w:start w:val="1"/>
-      <w:numFmt w:val="bullet"/>
-      <w:lvlText w:val="○"/>
-      <w:lvlJc w:val="left"/>
-      <w:pPr>
-        <w:ind w:left="3600" w:hanging="360"/>
-      </w:pPr>
-    </w:lvl>
-    <w:lvl w:ilvl="5" w:tplc="5E9E5D28" w:tentative="1">
-      <w:start w:val="1"/>
-      <w:numFmt w:val="bullet"/>
-      <w:lvlText w:val="■"/>
-      <w:lvlJc w:val="left"/>
-      <w:pPr>
-        <w:ind w:left="4320" w:hanging="360"/>
-      </w:pPr>
-    </w:lvl>
-    <w:lvl w:ilvl="6" w:tplc="57AE3AF2" w:tentative="1">
-      <w:start w:val="1"/>
-      <w:numFmt w:val="bullet"/>
-      <w:lvlText w:val="●"/>
-      <w:lvlJc w:val="left"/>
-      <w:pPr>
-        <w:ind w:left="5040" w:hanging="360"/>
-      </w:pPr>
-    </w:lvl>
-    <w:lvl w:ilvl="7" w:tplc="D630A2C0" w:tentative="1">
-      <w:start w:val="1"/>
-      <w:numFmt w:val="bullet"/>
-      <w:lvlText w:val="●"/>
-      <w:lvlJc w:val="left"/>
-      <w:pPr>
-        <w:ind w:left="5760" w:hanging="360"/>
-      </w:pPr>
-    </w:lvl>
-    <w:lvl w:ilvl="8" w:tplc="28103614" w:tentative="1">
-      <w:start w:val="1"/>
-      <w:numFmt w:val="bullet"/>
-      <w:lvlText w:val="●"/>
-      <w:lvlJc w:val="left"/>
-      <w:pPr>
-        <w:ind w:left="6480" w:hanging="360"/>
-      </w:pPr>
-    </w:lvl>
-  </w:abstractNum>
-  <w:abstractNum w:abstractNumId="7" w15:restartNumberingAfterBreak="0">
-    <w:nsid w:val="383D4992"/>
-    <w:multiLevelType w:val="hybridMultilevel"/>
-    <w:tmpl w:val="505EA4EC"/>
-    <w:lvl w:ilvl="0" w:tplc="7202420C">
-      <w:start w:val="1"/>
-      <w:numFmt w:val="decimal"/>
-      <w:lvlText w:val="%1."/>
-      <w:lvlJc w:val="left"/>
-      <w:pPr>
-        <w:ind w:left="360" w:hanging="300"/>
-      </w:pPr>
-    </w:lvl>
-    <w:lvl w:ilvl="1" w:tplc="2A346D54" w:tentative="1">
-      <w:start w:val="1"/>
-      <w:numFmt w:val="lowerLetter"/>
-      <w:lvlText w:val="%2."/>
-      <w:lvlJc w:val="left"/>
-      <w:pPr>
-        <w:ind w:left="720" w:hanging="300"/>
-      </w:pPr>
-    </w:lvl>
-    <w:lvl w:ilvl="2" w:tplc="C2468C42">
-      <w:numFmt w:val="decimal"/>
-      <w:lvlText w:val=""/>
-      <w:lvlJc w:val="left"/>
-    </w:lvl>
-    <w:lvl w:ilvl="3" w:tplc="50680336">
-      <w:numFmt w:val="decimal"/>
-      <w:lvlText w:val=""/>
-      <w:lvlJc w:val="left"/>
-    </w:lvl>
-    <w:lvl w:ilvl="4" w:tplc="8CA079E6">
-      <w:numFmt w:val="decimal"/>
-      <w:lvlText w:val=""/>
-      <w:lvlJc w:val="left"/>
-    </w:lvl>
-    <w:lvl w:ilvl="5" w:tplc="037268E2">
-      <w:numFmt w:val="decimal"/>
-      <w:lvlText w:val=""/>
-      <w:lvlJc w:val="left"/>
-    </w:lvl>
-    <w:lvl w:ilvl="6" w:tplc="3B38592A">
-      <w:numFmt w:val="decimal"/>
-      <w:lvlText w:val=""/>
-      <w:lvlJc w:val="left"/>
-    </w:lvl>
-    <w:lvl w:ilvl="7" w:tplc="34AAE530">
-      <w:numFmt w:val="decimal"/>
-      <w:lvlText w:val=""/>
-      <w:lvlJc w:val="left"/>
-    </w:lvl>
-    <w:lvl w:ilvl="8" w:tplc="E89C57A0">
-      <w:numFmt w:val="decimal"/>
-      <w:lvlText w:val=""/>
-      <w:lvlJc w:val="left"/>
-    </w:lvl>
-  </w:abstractNum>
-  <w:abstractNum w:abstractNumId="8" w15:restartNumberingAfterBreak="0">
-    <w:nsid w:val="3C721D7F"/>
-    <w:multiLevelType w:val="hybridMultilevel"/>
-    <w:tmpl w:val="6D0E2234"/>
-    <w:lvl w:ilvl="0" w:tplc="75B2BBAA">
-      <w:start w:val="1"/>
-      <w:numFmt w:val="decimal"/>
-      <w:lvlText w:val="%1."/>
-      <w:lvlJc w:val="left"/>
-      <w:pPr>
-        <w:ind w:left="360" w:hanging="300"/>
-      </w:pPr>
-    </w:lvl>
-    <w:lvl w:ilvl="1" w:tplc="20025566" w:tentative="1">
-      <w:start w:val="1"/>
-      <w:numFmt w:val="lowerLetter"/>
-      <w:lvlText w:val="%2."/>
-      <w:lvlJc w:val="left"/>
-      <w:pPr>
-        <w:ind w:left="720" w:hanging="300"/>
-      </w:pPr>
-    </w:lvl>
-    <w:lvl w:ilvl="2" w:tplc="C3A04AEE">
-      <w:numFmt w:val="decimal"/>
-      <w:lvlText w:val=""/>
-      <w:lvlJc w:val="left"/>
-    </w:lvl>
-    <w:lvl w:ilvl="3" w:tplc="F998E742">
-      <w:numFmt w:val="decimal"/>
-      <w:lvlText w:val=""/>
-      <w:lvlJc w:val="left"/>
-    </w:lvl>
-    <w:lvl w:ilvl="4" w:tplc="90CA237C">
-      <w:numFmt w:val="decimal"/>
-      <w:lvlText w:val=""/>
-      <w:lvlJc w:val="left"/>
-    </w:lvl>
-    <w:lvl w:ilvl="5" w:tplc="8E5E1A00">
-      <w:numFmt w:val="decimal"/>
-      <w:lvlText w:val=""/>
-      <w:lvlJc w:val="left"/>
-    </w:lvl>
-    <w:lvl w:ilvl="6" w:tplc="D086611A">
-      <w:numFmt w:val="decimal"/>
-      <w:lvlText w:val=""/>
-      <w:lvlJc w:val="left"/>
-    </w:lvl>
-    <w:lvl w:ilvl="7" w:tplc="8BACC290">
-      <w:numFmt w:val="decimal"/>
-      <w:lvlText w:val=""/>
-      <w:lvlJc w:val="left"/>
-    </w:lvl>
-    <w:lvl w:ilvl="8" w:tplc="A29A76A2">
-      <w:numFmt w:val="decimal"/>
-      <w:lvlText w:val=""/>
-      <w:lvlJc w:val="left"/>
-    </w:lvl>
-  </w:abstractNum>
-  <w:abstractNum w:abstractNumId="9" w15:restartNumberingAfterBreak="0">
-    <w:nsid w:val="43196132"/>
-    <w:multiLevelType w:val="hybridMultilevel"/>
-    <w:tmpl w:val="04021CE8"/>
-    <w:lvl w:ilvl="0" w:tplc="4ABA216A">
-      <w:start w:val="1"/>
-      <w:numFmt w:val="decimal"/>
-      <w:lvlText w:val="%1."/>
-      <w:lvlJc w:val="left"/>
-      <w:pPr>
-        <w:ind w:left="360" w:hanging="300"/>
-      </w:pPr>
-    </w:lvl>
-    <w:lvl w:ilvl="1" w:tplc="2D464330" w:tentative="1">
-      <w:start w:val="1"/>
-      <w:numFmt w:val="lowerLetter"/>
-      <w:lvlText w:val="%2."/>
-      <w:lvlJc w:val="left"/>
-      <w:pPr>
-        <w:ind w:left="720" w:hanging="300"/>
-      </w:pPr>
-    </w:lvl>
-    <w:lvl w:ilvl="2" w:tplc="126C3EF0">
-      <w:numFmt w:val="decimal"/>
-      <w:lvlText w:val=""/>
-      <w:lvlJc w:val="left"/>
-    </w:lvl>
-    <w:lvl w:ilvl="3" w:tplc="CB1A2A04">
-      <w:numFmt w:val="decimal"/>
-      <w:lvlText w:val=""/>
-      <w:lvlJc w:val="left"/>
-    </w:lvl>
-    <w:lvl w:ilvl="4" w:tplc="24145C4C">
-      <w:numFmt w:val="decimal"/>
-      <w:lvlText w:val=""/>
-      <w:lvlJc w:val="left"/>
-    </w:lvl>
-    <w:lvl w:ilvl="5" w:tplc="47143496">
-      <w:numFmt w:val="decimal"/>
-      <w:lvlText w:val=""/>
-      <w:lvlJc w:val="left"/>
-    </w:lvl>
-    <w:lvl w:ilvl="6" w:tplc="D0D62AB0">
-      <w:numFmt w:val="decimal"/>
-      <w:lvlText w:val=""/>
-      <w:lvlJc w:val="left"/>
-    </w:lvl>
-    <w:lvl w:ilvl="7" w:tplc="2C60B29C">
-      <w:numFmt w:val="decimal"/>
-      <w:lvlText w:val=""/>
-      <w:lvlJc w:val="left"/>
-    </w:lvl>
-    <w:lvl w:ilvl="8" w:tplc="93604746">
-      <w:numFmt w:val="decimal"/>
-      <w:lvlText w:val=""/>
-      <w:lvlJc w:val="left"/>
-    </w:lvl>
-  </w:abstractNum>
-  <w:abstractNum w:abstractNumId="10" w15:restartNumberingAfterBreak="0">
-    <w:nsid w:val="6EA279A7"/>
-    <w:multiLevelType w:val="hybridMultilevel"/>
-    <w:tmpl w:val="BFA46DE2"/>
-    <w:lvl w:ilvl="0" w:tplc="EFF06FE2">
-      <w:start w:val="1"/>
-      <w:numFmt w:val="decimal"/>
-      <w:lvlText w:val="%1."/>
-      <w:lvlJc w:val="left"/>
-      <w:pPr>
-        <w:ind w:left="360" w:hanging="300"/>
-      </w:pPr>
-    </w:lvl>
-    <w:lvl w:ilvl="1" w:tplc="A2B0DC0A" w:tentative="1">
-      <w:start w:val="1"/>
-      <w:numFmt w:val="lowerLetter"/>
-      <w:lvlText w:val="%2."/>
-      <w:lvlJc w:val="left"/>
-      <w:pPr>
-        <w:ind w:left="720" w:hanging="300"/>
-      </w:pPr>
-    </w:lvl>
-    <w:lvl w:ilvl="2" w:tplc="FE2A4D8E">
-      <w:numFmt w:val="decimal"/>
-      <w:lvlText w:val=""/>
-      <w:lvlJc w:val="left"/>
-    </w:lvl>
-    <w:lvl w:ilvl="3" w:tplc="B76ACC08">
-      <w:numFmt w:val="decimal"/>
-      <w:lvlText w:val=""/>
-      <w:lvlJc w:val="left"/>
-    </w:lvl>
-    <w:lvl w:ilvl="4" w:tplc="CF9AC3BE">
-      <w:numFmt w:val="decimal"/>
-      <w:lvlText w:val=""/>
-      <w:lvlJc w:val="left"/>
-    </w:lvl>
-    <w:lvl w:ilvl="5" w:tplc="F6D4C61E">
-      <w:numFmt w:val="decimal"/>
-      <w:lvlText w:val=""/>
-      <w:lvlJc w:val="left"/>
-    </w:lvl>
-    <w:lvl w:ilvl="6" w:tplc="EC0E7EE6">
-      <w:numFmt w:val="decimal"/>
-      <w:lvlText w:val=""/>
-      <w:lvlJc w:val="left"/>
-    </w:lvl>
-    <w:lvl w:ilvl="7" w:tplc="AB7AD830">
-      <w:numFmt w:val="decimal"/>
-      <w:lvlText w:val=""/>
-      <w:lvlJc w:val="left"/>
-    </w:lvl>
-    <w:lvl w:ilvl="8" w:tplc="306CFA46">
-      <w:numFmt w:val="decimal"/>
-      <w:lvlText w:val=""/>
-      <w:lvlJc w:val="left"/>
-    </w:lvl>
-  </w:abstractNum>
-  <w:num w:numId="1" w16cid:durableId="905527026">
+  <w:num w:numId="1" w16cid:durableId="442918761">
+    <w:abstractNumId w:val="8"/>
+    <w:lvlOverride w:ilvl="0">
+      <w:startOverride w:val="1"/>
+    </w:lvlOverride>
+  </w:num>
+  <w:num w:numId="2" w16cid:durableId="1357462230">
+    <w:abstractNumId w:val="1"/>
+    <w:lvlOverride w:ilvl="0">
+      <w:startOverride w:val="1"/>
+    </w:lvlOverride>
+  </w:num>
+  <w:num w:numId="3" w16cid:durableId="1333025764">
+    <w:abstractNumId w:val="4"/>
+    <w:lvlOverride w:ilvl="0">
+      <w:startOverride w:val="1"/>
+    </w:lvlOverride>
+  </w:num>
+  <w:num w:numId="4" w16cid:durableId="506864699">
+    <w:abstractNumId w:val="0"/>
+    <w:lvlOverride w:ilvl="0">
+      <w:startOverride w:val="1"/>
+    </w:lvlOverride>
+  </w:num>
+  <w:num w:numId="5" w16cid:durableId="1129738383">
+    <w:abstractNumId w:val="3"/>
+    <w:lvlOverride w:ilvl="0">
+      <w:startOverride w:val="1"/>
+    </w:lvlOverride>
+  </w:num>
+  <w:num w:numId="6" w16cid:durableId="1232353839">
+    <w:abstractNumId w:val="10"/>
+    <w:lvlOverride w:ilvl="0">
+      <w:startOverride w:val="1"/>
+    </w:lvlOverride>
+  </w:num>
+  <w:num w:numId="7" w16cid:durableId="816847253">
+    <w:abstractNumId w:val="5"/>
+    <w:lvlOverride w:ilvl="0">
+      <w:startOverride w:val="1"/>
+    </w:lvlOverride>
+  </w:num>
+  <w:num w:numId="8" w16cid:durableId="1778595364">
     <w:abstractNumId w:val="6"/>
     <w:lvlOverride w:ilvl="0">
       <w:startOverride w:val="1"/>
     </w:lvlOverride>
   </w:num>
-  <w:num w:numId="2" w16cid:durableId="966468086">
-    <w:abstractNumId w:val="5"/>
-    <w:lvlOverride w:ilvl="0">
-      <w:startOverride w:val="1"/>
-    </w:lvlOverride>
-  </w:num>
-  <w:num w:numId="3" w16cid:durableId="1255481621">
-    <w:abstractNumId w:val="3"/>
-    <w:lvlOverride w:ilvl="0">
-      <w:startOverride w:val="1"/>
-    </w:lvlOverride>
-  </w:num>
-  <w:num w:numId="4" w16cid:durableId="371345798">
-    <w:abstractNumId w:val="10"/>
-    <w:lvlOverride w:ilvl="0">
-      <w:startOverride w:val="1"/>
-    </w:lvlOverride>
-  </w:num>
-  <w:num w:numId="5" w16cid:durableId="489831074">
-    <w:abstractNumId w:val="4"/>
-    <w:lvlOverride w:ilvl="0">
-      <w:startOverride w:val="1"/>
-    </w:lvlOverride>
-  </w:num>
-  <w:num w:numId="6" w16cid:durableId="1663896609">
+  <w:num w:numId="9" w16cid:durableId="401608096">
     <w:abstractNumId w:val="2"/>
     <w:lvlOverride w:ilvl="0">
       <w:startOverride w:val="1"/>
     </w:lvlOverride>
   </w:num>
-  <w:num w:numId="7" w16cid:durableId="1860970741">
+  <w:num w:numId="10" w16cid:durableId="1670131812">
     <w:abstractNumId w:val="7"/>
-    <w:lvlOverride w:ilvl="0">
-      <w:startOverride w:val="1"/>
-    </w:lvlOverride>
-  </w:num>
-  <w:num w:numId="8" w16cid:durableId="730928159">
-    <w:abstractNumId w:val="8"/>
-    <w:lvlOverride w:ilvl="0">
-      <w:startOverride w:val="1"/>
-    </w:lvlOverride>
-  </w:num>
-  <w:num w:numId="9" w16cid:durableId="1322346321">
-    <w:abstractNumId w:val="9"/>
-    <w:lvlOverride w:ilvl="0">
-      <w:startOverride w:val="1"/>
-    </w:lvlOverride>
-  </w:num>
-  <w:num w:numId="10" w16cid:durableId="2140681474">
-    <w:abstractNumId w:val="0"/>
     <w:lvlOverride w:ilvl="0">
       <w:startOverride w:val="1"/>
     </w:lvlOverride>
@@ -8494,7 +8494,7 @@
     <w:autoRedefine/>
     <w:uiPriority w:val="39"/>
     <w:unhideWhenUsed/>
-    <w:rsid w:val="006B49C8"/>
+    <w:rsid w:val="003569BC"/>
     <w:pPr>
       <w:spacing w:after="100"/>
     </w:pPr>

--- a/discoverer-neo/docs/user-guide/manual/Discoverer-Neo-ADMIN-Guide-Quick-fr-FR.docx
+++ b/discoverer-neo/docs/user-guide/manual/Discoverer-Neo-ADMIN-Guide-Quick-fr-FR.docx
@@ -54,7 +54,7 @@
           <w:sz w:val="22"/>
           <w:szCs w:val="22"/>
         </w:rPr>
-        <w:t>Version 2.1.1</w:t>
+        <w:t>Version 2.2.0</w:t>
       </w:r>
     </w:p>
     <w:p>
@@ -74,7 +74,7 @@
     <w:sdt>
       <w:sdtPr>
         <w:alias w:val="Sommaire"/>
-        <w:id w:val="-2031397976"/>
+        <w:id w:val="1843508595"/>
       </w:sdtPr>
       <w:sdtEndPr/>
       <w:sdtContent>
@@ -102,7 +102,7 @@
           <w:r>
             <w:fldChar w:fldCharType="separate"/>
           </w:r>
-          <w:hyperlink w:anchor="_Toc241748086" w:history="1">
+          <w:hyperlink w:anchor="_Toc241848318" w:history="1">
             <w:r>
               <w:rPr>
                 <w:rStyle w:val="Hiperligao"/>
@@ -126,7 +126,7 @@
               <w:rPr>
                 <w:noProof/>
               </w:rPr>
-              <w:instrText xml:space="preserve"> PAGEREF _Toc241748086 \h </w:instrText>
+              <w:instrText xml:space="preserve"> PAGEREF _Toc241848318 \h </w:instrText>
             </w:r>
             <w:r>
               <w:rPr>
@@ -168,7 +168,7 @@
               <w14:ligatures w14:val="standardContextual"/>
             </w:rPr>
           </w:pPr>
-          <w:hyperlink w:anchor="_Toc241748087" w:history="1">
+          <w:hyperlink w:anchor="_Toc241848319" w:history="1">
             <w:r>
               <w:rPr>
                 <w:rStyle w:val="Hiperligao"/>
@@ -192,7 +192,7 @@
               <w:rPr>
                 <w:noProof/>
               </w:rPr>
-              <w:instrText xml:space="preserve"> PAGEREF _Toc241748087 \h </w:instrText>
+              <w:instrText xml:space="preserve"> PAGEREF _Toc241848319 \h </w:instrText>
             </w:r>
             <w:r>
               <w:rPr>
@@ -234,7 +234,7 @@
               <w14:ligatures w14:val="standardContextual"/>
             </w:rPr>
           </w:pPr>
-          <w:hyperlink w:anchor="_Toc241748088" w:history="1">
+          <w:hyperlink w:anchor="_Toc241848320" w:history="1">
             <w:r>
               <w:rPr>
                 <w:rStyle w:val="Hiperligao"/>
@@ -258,7 +258,7 @@
               <w:rPr>
                 <w:noProof/>
               </w:rPr>
-              <w:instrText xml:space="preserve"> PAGEREF _Toc241748088 \h </w:instrText>
+              <w:instrText xml:space="preserve"> PAGEREF _Toc241848320 \h </w:instrText>
             </w:r>
             <w:r>
               <w:rPr>
@@ -300,7 +300,7 @@
               <w14:ligatures w14:val="standardContextual"/>
             </w:rPr>
           </w:pPr>
-          <w:hyperlink w:anchor="_Toc241748089" w:history="1">
+          <w:hyperlink w:anchor="_Toc241848321" w:history="1">
             <w:r>
               <w:rPr>
                 <w:rStyle w:val="Hiperligao"/>
@@ -324,7 +324,7 @@
               <w:rPr>
                 <w:noProof/>
               </w:rPr>
-              <w:instrText xml:space="preserve"> PAGEREF _Toc241748089 \h </w:instrText>
+              <w:instrText xml:space="preserve"> PAGEREF _Toc241848321 \h </w:instrText>
             </w:r>
             <w:r>
               <w:rPr>
@@ -366,7 +366,7 @@
               <w14:ligatures w14:val="standardContextual"/>
             </w:rPr>
           </w:pPr>
-          <w:hyperlink w:anchor="_Toc241748090" w:history="1">
+          <w:hyperlink w:anchor="_Toc241848322" w:history="1">
             <w:r>
               <w:rPr>
                 <w:rStyle w:val="Hiperligao"/>
@@ -390,7 +390,7 @@
               <w:rPr>
                 <w:noProof/>
               </w:rPr>
-              <w:instrText xml:space="preserve"> PAGEREF _Toc241748090 \h </w:instrText>
+              <w:instrText xml:space="preserve"> PAGEREF _Toc241848322 \h </w:instrText>
             </w:r>
             <w:r>
               <w:rPr>
@@ -432,7 +432,7 @@
               <w14:ligatures w14:val="standardContextual"/>
             </w:rPr>
           </w:pPr>
-          <w:hyperlink w:anchor="_Toc241748091" w:history="1">
+          <w:hyperlink w:anchor="_Toc241848323" w:history="1">
             <w:r>
               <w:rPr>
                 <w:rStyle w:val="Hiperligao"/>
@@ -456,7 +456,7 @@
               <w:rPr>
                 <w:noProof/>
               </w:rPr>
-              <w:instrText xml:space="preserve"> PAGEREF _Toc241748091 \h </w:instrText>
+              <w:instrText xml:space="preserve"> PAGEREF _Toc241848323 \h </w:instrText>
             </w:r>
             <w:r>
               <w:rPr>
@@ -498,7 +498,7 @@
               <w14:ligatures w14:val="standardContextual"/>
             </w:rPr>
           </w:pPr>
-          <w:hyperlink w:anchor="_Toc241748092" w:history="1">
+          <w:hyperlink w:anchor="_Toc241848324" w:history="1">
             <w:r>
               <w:rPr>
                 <w:rStyle w:val="Hiperligao"/>
@@ -522,7 +522,7 @@
               <w:rPr>
                 <w:noProof/>
               </w:rPr>
-              <w:instrText xml:space="preserve"> PAGEREF _Toc241748092 \h </w:instrText>
+              <w:instrText xml:space="preserve"> PAGEREF _Toc241848324 \h </w:instrText>
             </w:r>
             <w:r>
               <w:rPr>
@@ -564,7 +564,7 @@
               <w14:ligatures w14:val="standardContextual"/>
             </w:rPr>
           </w:pPr>
-          <w:hyperlink w:anchor="_Toc241748093" w:history="1">
+          <w:hyperlink w:anchor="_Toc241848325" w:history="1">
             <w:r>
               <w:rPr>
                 <w:rStyle w:val="Hiperligao"/>
@@ -588,7 +588,7 @@
               <w:rPr>
                 <w:noProof/>
               </w:rPr>
-              <w:instrText xml:space="preserve"> PAGEREF _Toc241748093 \h </w:instrText>
+              <w:instrText xml:space="preserve"> PAGEREF _Toc241848325 \h </w:instrText>
             </w:r>
             <w:r>
               <w:rPr>
@@ -630,7 +630,7 @@
               <w14:ligatures w14:val="standardContextual"/>
             </w:rPr>
           </w:pPr>
-          <w:hyperlink w:anchor="_Toc241748094" w:history="1">
+          <w:hyperlink w:anchor="_Toc241848326" w:history="1">
             <w:r>
               <w:rPr>
                 <w:rStyle w:val="Hiperligao"/>
@@ -654,7 +654,7 @@
               <w:rPr>
                 <w:noProof/>
               </w:rPr>
-              <w:instrText xml:space="preserve"> PAGEREF _Toc241748094 \h </w:instrText>
+              <w:instrText xml:space="preserve"> PAGEREF _Toc241848326 \h </w:instrText>
             </w:r>
             <w:r>
               <w:rPr>
@@ -696,7 +696,7 @@
               <w14:ligatures w14:val="standardContextual"/>
             </w:rPr>
           </w:pPr>
-          <w:hyperlink w:anchor="_Toc241748095" w:history="1">
+          <w:hyperlink w:anchor="_Toc241848327" w:history="1">
             <w:r>
               <w:rPr>
                 <w:rStyle w:val="Hiperligao"/>
@@ -720,7 +720,7 @@
               <w:rPr>
                 <w:noProof/>
               </w:rPr>
-              <w:instrText xml:space="preserve"> PAGEREF _Toc241748095 \h </w:instrText>
+              <w:instrText xml:space="preserve"> PAGEREF _Toc241848327 \h </w:instrText>
             </w:r>
             <w:r>
               <w:rPr>
@@ -768,7 +768,7 @@
       <w:pPr>
         <w:pStyle w:val="Ttulo1"/>
       </w:pPr>
-      <w:bookmarkStart w:id="0" w:name="_Toc241748086"/>
+      <w:bookmarkStart w:id="0" w:name="_Toc241848318"/>
       <w:r>
         <w:lastRenderedPageBreak/>
         <w:t>Votre rôle en une page</w:t>
@@ -825,7 +825,7 @@
           <w:left w:w="10" w:type="dxa"/>
           <w:right w:w="10" w:type="dxa"/>
         </w:tblCellMar>
-        <w:tblLook w:val="04A0" w:firstRow="1" w:lastRow="0" w:firstColumn="1" w:lastColumn="0" w:noHBand="0" w:noVBand="1"/>
+        <w:tblLook w:val="0000" w:firstRow="0" w:lastRow="0" w:firstColumn="0" w:lastColumn="0" w:noHBand="0" w:noVBand="0"/>
       </w:tblPr>
       <w:tblGrid>
         <w:gridCol w:w="5225"/>
@@ -1415,10 +1415,10 @@
           <w:noProof/>
         </w:rPr>
         <w:drawing>
-          <wp:inline distT="0" distB="0" distL="0" distR="0" wp14:anchorId="7138FE61" wp14:editId="3283D1FD">
+          <wp:inline distT="0" distB="0" distL="0" distR="0" wp14:anchorId="7BB8B68F" wp14:editId="784073A6">
             <wp:extent cx="5715000" cy="3571875"/>
             <wp:effectExtent l="0" t="0" r="0" b="0"/>
-            <wp:docPr id="187" name="01-login.png" descr="La page de connexion avec E-mail, Mot de passe, Rester connecté et le bouton Se connecter." title="La page de connexion avec E-mail, Mot de passe, Rester connecté et le bouton Se connecter."/>
+            <wp:docPr id="191" name="01-login.png" descr="La page de connexion avec E-mail, Mot de passe, Rester connecté et le bouton Se connecter." title="La page de connexion avec E-mail, Mot de passe, Rester connecté et le bouton Se connecter."/>
             <wp:cNvGraphicFramePr>
               <a:graphicFrameLocks xmlns:a="http://schemas.openxmlformats.org/drawingml/2006/main" noChangeAspect="1"/>
             </wp:cNvGraphicFramePr>
@@ -1468,7 +1468,7 @@
         <w:pStyle w:val="Ttulo1"/>
         <w:pageBreakBefore/>
       </w:pPr>
-      <w:bookmarkStart w:id="1" w:name="_Toc241748087"/>
+      <w:bookmarkStart w:id="1" w:name="_Toc241848319"/>
       <w:r>
         <w:lastRenderedPageBreak/>
         <w:t>Tableau de bord et cartes</w:t>
@@ -1511,10 +1511,10 @@
           <w:noProof/>
         </w:rPr>
         <w:drawing>
-          <wp:inline distT="0" distB="0" distL="0" distR="0" wp14:anchorId="061BAF68" wp14:editId="6F24C9BF">
+          <wp:inline distT="0" distB="0" distL="0" distR="0" wp14:anchorId="5BA19021" wp14:editId="60232052">
             <wp:extent cx="5715000" cy="3429000"/>
             <wp:effectExtent l="0" t="0" r="0" b="0"/>
-            <wp:docPr id="188" name="02-maps-all.png" descr="La liste Cartes, onglet Tous, avec toutes les icônes de ligne et la section Classeurs au-dessus." title="La liste Cartes, onglet Tous, avec toutes les icônes de ligne et la section Classeurs au-dessus."/>
+            <wp:docPr id="192" name="02-maps-all.png" descr="La liste Cartes, onglet Tous, avec toutes les icônes de ligne et la section Classeurs au-dessus." title="La liste Cartes, onglet Tous, avec toutes les icônes de ligne et la section Classeurs au-dessus."/>
             <wp:cNvGraphicFramePr>
               <a:graphicFrameLocks xmlns:a="http://schemas.openxmlformats.org/drawingml/2006/main" noChangeAspect="1"/>
             </wp:cNvGraphicFramePr>
@@ -1694,7 +1694,7 @@
           <w:left w:w="10" w:type="dxa"/>
           <w:right w:w="10" w:type="dxa"/>
         </w:tblCellMar>
-        <w:tblLook w:val="04A0" w:firstRow="1" w:lastRow="0" w:firstColumn="1" w:lastColumn="0" w:noHBand="0" w:noVBand="1"/>
+        <w:tblLook w:val="0000" w:firstRow="0" w:lastRow="0" w:firstColumn="0" w:lastColumn="0" w:noHBand="0" w:noVBand="0"/>
       </w:tblPr>
       <w:tblGrid>
         <w:gridCol w:w="3438"/>
@@ -2040,7 +2040,7 @@
         <w:pStyle w:val="Ttulo1"/>
         <w:pageBreakBefore/>
       </w:pPr>
-      <w:bookmarkStart w:id="2" w:name="_Toc241748088"/>
+      <w:bookmarkStart w:id="2" w:name="_Toc241848320"/>
       <w:r>
         <w:lastRenderedPageBreak/>
         <w:t>Créateur de cartes et visionneuse</w:t>
@@ -2063,10 +2063,10 @@
           <w:noProof/>
         </w:rPr>
         <w:drawing>
-          <wp:inline distT="0" distB="0" distL="0" distR="0" wp14:anchorId="715CA197" wp14:editId="09B00BC7">
+          <wp:inline distT="0" distB="0" distL="0" distR="0" wp14:anchorId="3E9BDDEE" wp14:editId="7C9DBBC3">
             <wp:extent cx="5715000" cy="3571875"/>
             <wp:effectExtent l="0" t="0" r="0" b="0"/>
-            <wp:docPr id="189" name="03-viewer-results.png" descr="Les résultats d'exécution avec les boutons SQL et Plan à côté des boutons Excel, CSV et PDF." title="Les résultats d'exécution avec les boutons SQL et Plan à côté des boutons Excel, CSV et PDF."/>
+            <wp:docPr id="193" name="03-viewer-results.png" descr="Les résultats d'exécution avec les boutons SQL et Plan à côté des boutons Excel, CSV et PDF." title="Les résultats d'exécution avec les boutons SQL et Plan à côté des boutons Excel, CSV et PDF."/>
             <wp:cNvGraphicFramePr>
               <a:graphicFrameLocks xmlns:a="http://schemas.openxmlformats.org/drawingml/2006/main" noChangeAspect="1"/>
             </wp:cNvGraphicFramePr>
@@ -2339,7 +2339,7 @@
           <w:left w:w="10" w:type="dxa"/>
           <w:right w:w="10" w:type="dxa"/>
         </w:tblCellMar>
-        <w:tblLook w:val="04A0" w:firstRow="1" w:lastRow="0" w:firstColumn="1" w:lastColumn="0" w:noHBand="0" w:noVBand="1"/>
+        <w:tblLook w:val="0000" w:firstRow="0" w:lastRow="0" w:firstColumn="0" w:lastColumn="0" w:noHBand="0" w:noVBand="0"/>
       </w:tblPr>
       <w:tblGrid>
         <w:gridCol w:w="3438"/>
@@ -2695,7 +2695,7 @@
         <w:pStyle w:val="Ttulo1"/>
         <w:pageBreakBefore/>
       </w:pPr>
-      <w:bookmarkStart w:id="3" w:name="_Toc241748089"/>
+      <w:bookmarkStart w:id="3" w:name="_Toc241848321"/>
       <w:r>
         <w:lastRenderedPageBreak/>
         <w:t>Exécutions, exportations et planifications</w:t>
@@ -2748,10 +2748,10 @@
           <w:noProof/>
         </w:rPr>
         <w:drawing>
-          <wp:inline distT="0" distB="0" distL="0" distR="0" wp14:anchorId="41C096C0" wp14:editId="14642C34">
+          <wp:inline distT="0" distB="0" distL="0" distR="0" wp14:anchorId="4A3932E8" wp14:editId="0F62CCEB">
             <wp:extent cx="5715000" cy="3571875"/>
             <wp:effectExtent l="0" t="0" r="0" b="0"/>
-            <wp:docPr id="190" name="04-runs-every-user.png" descr="La page Exécutions avec les exécutions de tous les utilisateurs affichées." title="La page Exécutions avec les exécutions de tous les utilisateurs affichées."/>
+            <wp:docPr id="194" name="04-runs-every-user.png" descr="La page Exécutions avec les exécutions de tous les utilisateurs affichées." title="La page Exécutions avec les exécutions de tous les utilisateurs affichées."/>
             <wp:cNvGraphicFramePr>
               <a:graphicFrameLocks xmlns:a="http://schemas.openxmlformats.org/drawingml/2006/main" noChangeAspect="1"/>
             </wp:cNvGraphicFramePr>
@@ -3021,7 +3021,7 @@
           <w:left w:w="10" w:type="dxa"/>
           <w:right w:w="10" w:type="dxa"/>
         </w:tblCellMar>
-        <w:tblLook w:val="04A0" w:firstRow="1" w:lastRow="0" w:firstColumn="1" w:lastColumn="0" w:noHBand="0" w:noVBand="1"/>
+        <w:tblLook w:val="0000" w:firstRow="0" w:lastRow="0" w:firstColumn="0" w:lastColumn="0" w:noHBand="0" w:noVBand="0"/>
       </w:tblPr>
       <w:tblGrid>
         <w:gridCol w:w="3438"/>
@@ -3165,7 +3165,7 @@
                 <w:b/>
                 <w:bCs/>
               </w:rPr>
-              <w:t>Tous les jours (minuit)</w:t>
+              <w:t>Quotidien</w:t>
             </w:r>
             <w:r>
               <w:t xml:space="preserve">, </w:t>
@@ -3175,7 +3175,7 @@
                 <w:b/>
                 <w:bCs/>
               </w:rPr>
-              <w:t>Toutes les semaines (dimanche, minuit)</w:t>
+              <w:t>Hebdomadaire</w:t>
             </w:r>
             <w:r>
               <w:t xml:space="preserve">, </w:t>
@@ -3185,7 +3185,7 @@
                 <w:b/>
                 <w:bCs/>
               </w:rPr>
-              <w:t>Tous les mois (le 1er, minuit)</w:t>
+              <w:t>Bimensuel (le 1er et le 16)</w:t>
             </w:r>
             <w:r>
               <w:t xml:space="preserve">, </w:t>
@@ -3195,10 +3195,40 @@
                 <w:b/>
                 <w:bCs/>
               </w:rPr>
-              <w:t>Personnalisé</w:t>
-            </w:r>
-            <w:r>
-              <w:t xml:space="preserve"> (cron).</w:t>
+              <w:t>Mensuel</w:t>
+            </w:r>
+            <w:r>
+              <w:t xml:space="preserve">, tous les 2, 3, 4 ou 6 mois, </w:t>
+            </w:r>
+            <w:r>
+              <w:rPr>
+                <w:b/>
+                <w:bCs/>
+              </w:rPr>
+              <w:t>Annuel</w:t>
+            </w:r>
+            <w:r>
+              <w:t xml:space="preserve">, </w:t>
+            </w:r>
+            <w:r>
+              <w:rPr>
+                <w:b/>
+                <w:bCs/>
+              </w:rPr>
+              <w:t>Personnalisé (cron)</w:t>
+            </w:r>
+            <w:r>
+              <w:t xml:space="preserve">. Puis une </w:t>
+            </w:r>
+            <w:r>
+              <w:rPr>
+                <w:b/>
+                <w:bCs/>
+              </w:rPr>
+              <w:t>Heure</w:t>
+            </w:r>
+            <w:r>
+              <w:t xml:space="preserve"> et un jour.</w:t>
             </w:r>
           </w:p>
         </w:tc>
@@ -3239,7 +3269,7 @@
                 <w:b/>
                 <w:bCs/>
               </w:rPr>
-              <w:t>Format de sortie</w:t>
+              <w:t>Préréglages de paramètres</w:t>
             </w:r>
           </w:p>
         </w:tc>
@@ -3269,20 +3299,40 @@
                 <w:b/>
                 <w:bCs/>
               </w:rPr>
-              <w:t>Excel (.xlsx)</w:t>
-            </w:r>
-            <w:r>
-              <w:t xml:space="preserve"> ou </w:t>
+              <w:t>Valeur fixe</w:t>
+            </w:r>
+            <w:r>
+              <w:t xml:space="preserve">, ou </w:t>
             </w:r>
             <w:r>
               <w:rPr>
                 <w:b/>
                 <w:bCs/>
               </w:rPr>
-              <w:t>CSV</w:t>
-            </w:r>
-            <w:r>
-              <w:t>.</w:t>
+              <w:t>Relatif à la date d’exécution</w:t>
+            </w:r>
+            <w:r>
+              <w:t xml:space="preserve"> (par exemple -1 </w:t>
+            </w:r>
+            <w:r>
+              <w:rPr>
+                <w:b/>
+                <w:bCs/>
+              </w:rPr>
+              <w:t>mois</w:t>
+            </w:r>
+            <w:r>
+              <w:t xml:space="preserve">, </w:t>
+            </w:r>
+            <w:r>
+              <w:rPr>
+                <w:b/>
+                <w:bCs/>
+              </w:rPr>
+              <w:t>dernier jour de ce mois</w:t>
+            </w:r>
+            <w:r>
+              <w:t>).</w:t>
             </w:r>
           </w:p>
         </w:tc>
@@ -3322,6 +3372,89 @@
                 <w:b/>
                 <w:bCs/>
               </w:rPr>
+              <w:t>Format de sortie</w:t>
+            </w:r>
+          </w:p>
+        </w:tc>
+        <w:tc>
+          <w:tcPr>
+            <w:tcW w:w="5588" w:type="dxa"/>
+            <w:tcBorders>
+              <w:top w:val="single" w:sz="4" w:space="0" w:color="BFC7D1"/>
+              <w:left w:val="single" w:sz="4" w:space="0" w:color="BFC7D1"/>
+              <w:bottom w:val="single" w:sz="4" w:space="0" w:color="BFC7D1"/>
+              <w:right w:val="single" w:sz="4" w:space="0" w:color="BFC7D1"/>
+            </w:tcBorders>
+            <w:tcMar>
+              <w:top w:w="60" w:type="dxa"/>
+              <w:left w:w="100" w:type="dxa"/>
+              <w:bottom w:w="60" w:type="dxa"/>
+              <w:right w:w="100" w:type="dxa"/>
+            </w:tcMar>
+          </w:tcPr>
+          <w:p>
+            <w:pPr>
+              <w:spacing w:after="0"/>
+            </w:pPr>
+            <w:r>
+              <w:rPr>
+                <w:b/>
+                <w:bCs/>
+              </w:rPr>
+              <w:t>Excel (.xlsx)</w:t>
+            </w:r>
+            <w:r>
+              <w:t xml:space="preserve"> ou </w:t>
+            </w:r>
+            <w:r>
+              <w:rPr>
+                <w:b/>
+                <w:bCs/>
+              </w:rPr>
+              <w:t>CSV</w:t>
+            </w:r>
+            <w:r>
+              <w:t>.</w:t>
+            </w:r>
+          </w:p>
+        </w:tc>
+      </w:tr>
+      <w:tr>
+        <w:tblPrEx>
+          <w:tblCellMar>
+            <w:top w:w="0" w:type="dxa"/>
+            <w:bottom w:w="0" w:type="dxa"/>
+          </w:tblCellMar>
+        </w:tblPrEx>
+        <w:trPr>
+          <w:cantSplit/>
+        </w:trPr>
+        <w:tc>
+          <w:tcPr>
+            <w:tcW w:w="3438" w:type="dxa"/>
+            <w:tcBorders>
+              <w:top w:val="single" w:sz="4" w:space="0" w:color="BFC7D1"/>
+              <w:left w:val="single" w:sz="4" w:space="0" w:color="BFC7D1"/>
+              <w:bottom w:val="single" w:sz="4" w:space="0" w:color="BFC7D1"/>
+              <w:right w:val="single" w:sz="4" w:space="0" w:color="BFC7D1"/>
+            </w:tcBorders>
+            <w:shd w:val="clear" w:color="auto" w:fill="F3F6F9"/>
+            <w:tcMar>
+              <w:top w:w="60" w:type="dxa"/>
+              <w:left w:w="100" w:type="dxa"/>
+              <w:bottom w:w="60" w:type="dxa"/>
+              <w:right w:w="100" w:type="dxa"/>
+            </w:tcMar>
+          </w:tcPr>
+          <w:p>
+            <w:pPr>
+              <w:spacing w:after="0"/>
+            </w:pPr>
+            <w:r>
+              <w:rPr>
+                <w:b/>
+                <w:bCs/>
+              </w:rPr>
               <w:t>Exécuter maintenant</w:t>
             </w:r>
           </w:p>
@@ -3335,6 +3468,7 @@
               <w:bottom w:val="single" w:sz="4" w:space="0" w:color="BFC7D1"/>
               <w:right w:val="single" w:sz="4" w:space="0" w:color="BFC7D1"/>
             </w:tcBorders>
+            <w:shd w:val="clear" w:color="auto" w:fill="F3F6F9"/>
             <w:tcMar>
               <w:top w:w="60" w:type="dxa"/>
               <w:left w:w="100" w:type="dxa"/>
@@ -3358,7 +3492,7 @@
         <w:pStyle w:val="Ttulo1"/>
         <w:pageBreakBefore/>
       </w:pPr>
-      <w:bookmarkStart w:id="4" w:name="_Toc241748090"/>
+      <w:bookmarkStart w:id="4" w:name="_Toc241848322"/>
       <w:r>
         <w:lastRenderedPageBreak/>
         <w:t>Domaines d'activité et accès</w:t>
@@ -3391,10 +3525,10 @@
           <w:noProof/>
         </w:rPr>
         <w:drawing>
-          <wp:inline distT="0" distB="0" distL="0" distR="0" wp14:anchorId="6200824F" wp14:editId="4893EC1D">
+          <wp:inline distT="0" distB="0" distL="0" distR="0" wp14:anchorId="5C5C16A8" wp14:editId="53DE0937">
             <wp:extent cx="5715000" cy="3571875"/>
             <wp:effectExtent l="0" t="0" r="0" b="0"/>
-            <wp:docPr id="191" name="09-business-areas-grants-permission.png" descr="La boîte de dialogue Gérer les accès avec la liste Autorisation ouverte." title="La boîte de dialogue Gérer les accès avec la liste Autorisation ouverte."/>
+            <wp:docPr id="195" name="09-business-areas-grants-permission.png" descr="La boîte de dialogue Gérer les accès avec la liste Autorisation ouverte." title="La boîte de dialogue Gérer les accès avec la liste Autorisation ouverte."/>
             <wp:cNvGraphicFramePr>
               <a:graphicFrameLocks xmlns:a="http://schemas.openxmlformats.org/drawingml/2006/main" noChangeAspect="1"/>
             </wp:cNvGraphicFramePr>
@@ -3591,7 +3725,7 @@
           <w:left w:w="10" w:type="dxa"/>
           <w:right w:w="10" w:type="dxa"/>
         </w:tblCellMar>
-        <w:tblLook w:val="04A0" w:firstRow="1" w:lastRow="0" w:firstColumn="1" w:lastColumn="0" w:noHBand="0" w:noVBand="1"/>
+        <w:tblLook w:val="0000" w:firstRow="0" w:lastRow="0" w:firstColumn="0" w:lastColumn="0" w:noHBand="0" w:noVBand="0"/>
       </w:tblPr>
       <w:tblGrid>
         <w:gridCol w:w="3438"/>
@@ -3996,7 +4130,7 @@
         <w:pStyle w:val="Ttulo1"/>
         <w:pageBreakBefore/>
       </w:pPr>
-      <w:bookmarkStart w:id="5" w:name="_Toc241748091"/>
+      <w:bookmarkStart w:id="5" w:name="_Toc241848323"/>
       <w:r>
         <w:lastRenderedPageBreak/>
         <w:t>Dossiers, éléments, jointures, hiérarchies</w:t>
@@ -4059,10 +4193,10 @@
           <w:noProof/>
         </w:rPr>
         <w:drawing>
-          <wp:inline distT="0" distB="0" distL="0" distR="0" wp14:anchorId="6DD5DF16" wp14:editId="40DC44EE">
+          <wp:inline distT="0" distB="0" distL="0" distR="0" wp14:anchorId="08146930" wp14:editId="121400A0">
             <wp:extent cx="2495550" cy="5905500"/>
             <wp:effectExtent l="0" t="0" r="0" b="0"/>
-            <wp:docPr id="192" name="14-folders-discovered.png" descr="La boîte de dialogue Nouveau dossier après Découvrir les tables, listant les tables trouvées." title="La boîte de dialogue Nouveau dossier après Découvrir les tables, listant les tables trouvées."/>
+            <wp:docPr id="196" name="14-folders-discovered.png" descr="La boîte de dialogue Nouveau dossier après Découvrir les tables, listant les tables trouvées." title="La boîte de dialogue Nouveau dossier après Découvrir les tables, listant les tables trouvées."/>
             <wp:cNvGraphicFramePr>
               <a:graphicFrameLocks xmlns:a="http://schemas.openxmlformats.org/drawingml/2006/main" noChangeAspect="1"/>
             </wp:cNvGraphicFramePr>
@@ -4345,7 +4479,7 @@
           <w:left w:w="10" w:type="dxa"/>
           <w:right w:w="10" w:type="dxa"/>
         </w:tblCellMar>
-        <w:tblLook w:val="04A0" w:firstRow="1" w:lastRow="0" w:firstColumn="1" w:lastColumn="0" w:noHBand="0" w:noVBand="1"/>
+        <w:tblLook w:val="0000" w:firstRow="0" w:lastRow="0" w:firstColumn="0" w:lastColumn="0" w:noHBand="0" w:noVBand="0"/>
       </w:tblPr>
       <w:tblGrid>
         <w:gridCol w:w="3438"/>
@@ -4628,7 +4762,7 @@
         <w:pStyle w:val="Ttulo1"/>
         <w:pageBreakBefore/>
       </w:pPr>
-      <w:bookmarkStart w:id="6" w:name="_Toc241748092"/>
+      <w:bookmarkStart w:id="6" w:name="_Toc241848324"/>
       <w:r>
         <w:lastRenderedPageBreak/>
         <w:t>Fonctions personnalisées et sources de données</w:t>
@@ -4671,10 +4805,10 @@
           <w:noProof/>
         </w:rPr>
         <w:drawing>
-          <wp:inline distT="0" distB="0" distL="0" distR="0" wp14:anchorId="5D4D34B4" wp14:editId="75EBB9D9">
+          <wp:inline distT="0" distB="0" distL="0" distR="0" wp14:anchorId="2468B7B8" wp14:editId="605CCD28">
             <wp:extent cx="5715000" cy="3571875"/>
             <wp:effectExtent l="0" t="0" r="0" b="0"/>
-            <wp:docPr id="193" name="30-data-sources.png" descr="La page Sources de données avec un tableau de connexions et cinq icônes de ligne." title="La page Sources de données avec un tableau de connexions et cinq icônes de ligne."/>
+            <wp:docPr id="197" name="30-data-sources.png" descr="La page Sources de données avec un tableau de connexions et cinq icônes de ligne." title="La page Sources de données avec un tableau de connexions et cinq icônes de ligne."/>
             <wp:cNvGraphicFramePr>
               <a:graphicFrameLocks xmlns:a="http://schemas.openxmlformats.org/drawingml/2006/main" noChangeAspect="1"/>
             </wp:cNvGraphicFramePr>
@@ -4931,7 +5065,7 @@
           <w:left w:w="10" w:type="dxa"/>
           <w:right w:w="10" w:type="dxa"/>
         </w:tblCellMar>
-        <w:tblLook w:val="04A0" w:firstRow="1" w:lastRow="0" w:firstColumn="1" w:lastColumn="0" w:noHBand="0" w:noVBand="1"/>
+        <w:tblLook w:val="0000" w:firstRow="0" w:lastRow="0" w:firstColumn="0" w:lastColumn="0" w:noHBand="0" w:noVBand="0"/>
       </w:tblPr>
       <w:tblGrid>
         <w:gridCol w:w="3438"/>
@@ -5231,7 +5365,7 @@
         <w:pStyle w:val="Ttulo1"/>
         <w:pageBreakBefore/>
       </w:pPr>
-      <w:bookmarkStart w:id="7" w:name="_Toc241748093"/>
+      <w:bookmarkStart w:id="7" w:name="_Toc241848325"/>
       <w:r>
         <w:lastRenderedPageBreak/>
         <w:t>Utilisateurs</w:t>
@@ -5254,10 +5388,10 @@
           <w:noProof/>
         </w:rPr>
         <w:drawing>
-          <wp:inline distT="0" distB="0" distL="0" distR="0" wp14:anchorId="6F45BF94" wp14:editId="61D37372">
+          <wp:inline distT="0" distB="0" distL="0" distR="0" wp14:anchorId="63376407" wp14:editId="5F053AFB">
             <wp:extent cx="5715000" cy="3571875"/>
             <wp:effectExtent l="0" t="0" r="0" b="0"/>
-            <wp:docPr id="194" name="35-users.png" descr="La page Utilisateurs avec les boutons Fichier d'identifiants et Nouvel utilisateur et les icônes de ligne." title="La page Utilisateurs avec les boutons Fichier d'identifiants et Nouvel utilisateur et les icônes de ligne."/>
+            <wp:docPr id="198" name="35-users.png" descr="La page Utilisateurs avec les boutons Fichier d'identifiants et Nouvel utilisateur et les icônes de ligne." title="La page Utilisateurs avec les boutons Fichier d'identifiants et Nouvel utilisateur et les icônes de ligne."/>
             <wp:cNvGraphicFramePr>
               <a:graphicFrameLocks xmlns:a="http://schemas.openxmlformats.org/drawingml/2006/main" noChangeAspect="1"/>
             </wp:cNvGraphicFramePr>
@@ -5484,7 +5618,7 @@
           <w:left w:w="10" w:type="dxa"/>
           <w:right w:w="10" w:type="dxa"/>
         </w:tblCellMar>
-        <w:tblLook w:val="04A0" w:firstRow="1" w:lastRow="0" w:firstColumn="1" w:lastColumn="0" w:noHBand="0" w:noVBand="1"/>
+        <w:tblLook w:val="0000" w:firstRow="0" w:lastRow="0" w:firstColumn="0" w:lastColumn="0" w:noHBand="0" w:noVBand="0"/>
       </w:tblPr>
       <w:tblGrid>
         <w:gridCol w:w="3438"/>
@@ -5950,7 +6084,7 @@
         <w:pStyle w:val="Ttulo1"/>
         <w:pageBreakBefore/>
       </w:pPr>
-      <w:bookmarkStart w:id="8" w:name="_Toc241748094"/>
+      <w:bookmarkStart w:id="8" w:name="_Toc241848326"/>
       <w:r>
         <w:lastRenderedPageBreak/>
         <w:t>Stratégies de sécurité et journal d'audit</w:t>
@@ -5993,10 +6127,10 @@
           <w:noProof/>
         </w:rPr>
         <w:drawing>
-          <wp:inline distT="0" distB="0" distL="0" distR="0" wp14:anchorId="0800BECC" wp14:editId="1FA45E8B">
+          <wp:inline distT="0" distB="0" distL="0" distR="0" wp14:anchorId="66B4923D" wp14:editId="385B0CF2">
             <wp:extent cx="3324225" cy="4676775"/>
             <wp:effectExtent l="0" t="0" r="0" b="0"/>
-            <wp:docPr id="195" name="44-security-new-dialog.png" descr="La boîte de dialogue Nouvelle stratégie avec un nom, une description et une règle." title="La boîte de dialogue Nouvelle stratégie avec un nom, une description et une règle."/>
+            <wp:docPr id="199" name="44-security-new-dialog.png" descr="La boîte de dialogue Nouvelle stratégie avec un nom, une description et une règle." title="La boîte de dialogue Nouvelle stratégie avec un nom, une description et une règle."/>
             <wp:cNvGraphicFramePr>
               <a:graphicFrameLocks xmlns:a="http://schemas.openxmlformats.org/drawingml/2006/main" noChangeAspect="1"/>
             </wp:cNvGraphicFramePr>
@@ -6357,7 +6491,7 @@
         <w:pStyle w:val="Ttulo1"/>
         <w:pageBreakBefore/>
       </w:pPr>
-      <w:bookmarkStart w:id="9" w:name="_Toc241748095"/>
+      <w:bookmarkStart w:id="9" w:name="_Toc241848327"/>
       <w:r>
         <w:lastRenderedPageBreak/>
         <w:t>Migration</w:t>
@@ -6390,10 +6524,10 @@
           <w:noProof/>
         </w:rPr>
         <w:drawing>
-          <wp:inline distT="0" distB="0" distL="0" distR="0" wp14:anchorId="7FCBCA71" wp14:editId="482249FC">
+          <wp:inline distT="0" distB="0" distL="0" distR="0" wp14:anchorId="180C7124" wp14:editId="305D21A9">
             <wp:extent cx="5715000" cy="3571875"/>
             <wp:effectExtent l="0" t="0" r="0" b="0"/>
-            <wp:docPr id="196" name="50-migration.png" descr="La page Migration avec la carte Source, ses boutons et son texte d'aide." title="La page Migration avec la carte Source, ses boutons et son texte d'aide."/>
+            <wp:docPr id="200" name="50-migration.png" descr="La page Migration avec la carte Source, ses boutons et son texte d'aide." title="La page Migration avec la carte Source, ses boutons et son texte d'aide."/>
             <wp:cNvGraphicFramePr>
               <a:graphicFrameLocks xmlns:a="http://schemas.openxmlformats.org/drawingml/2006/main" noChangeAspect="1"/>
             </wp:cNvGraphicFramePr>
@@ -6646,7 +6780,7 @@
           <w:left w:w="10" w:type="dxa"/>
           <w:right w:w="10" w:type="dxa"/>
         </w:tblCellMar>
-        <w:tblLook w:val="04A0" w:firstRow="1" w:lastRow="0" w:firstColumn="1" w:lastColumn="0" w:noHBand="0" w:noVBand="1"/>
+        <w:tblLook w:val="0000" w:firstRow="0" w:lastRow="0" w:firstColumn="0" w:lastColumn="0" w:noHBand="0" w:noVBand="0"/>
       </w:tblPr>
       <w:tblGrid>
         <w:gridCol w:w="3438"/>
@@ -7084,7 +7218,7 @@
         <w:sz w:val="16"/>
         <w:szCs w:val="16"/>
       </w:rPr>
-      <w:t>Discoverer Neo 2.1.1 · Guide rapide · ADMIN</w:t>
+      <w:t>Discoverer Neo 2.2.0 · Guide rapide · ADMIN</w:t>
     </w:r>
   </w:p>
 </w:hdr>
@@ -7093,10 +7227,10 @@
 <file path=word/numbering.xml><?xml version="1.0" encoding="utf-8"?>
 <w:numbering xmlns:wpc="http://schemas.microsoft.com/office/word/2010/wordprocessingCanvas" xmlns:cx="http://schemas.microsoft.com/office/drawing/2014/chartex" xmlns:cx1="http://schemas.microsoft.com/office/drawing/2015/9/8/chartex" xmlns:cx2="http://schemas.microsoft.com/office/drawing/2015/10/21/chartex" xmlns:cx3="http://schemas.microsoft.com/office/drawing/2016/5/9/chartex" xmlns:cx4="http://schemas.microsoft.com/office/drawing/2016/5/10/chartex" xmlns:cx5="http://schemas.microsoft.com/office/drawing/2016/5/11/chartex" xmlns:cx6="http://schemas.microsoft.com/office/drawing/2016/5/12/chartex" xmlns:cx7="http://schemas.microsoft.com/office/drawing/2016/5/13/chartex" xmlns:cx8="http://schemas.microsoft.com/office/drawing/2016/5/14/chartex" xmlns:mc="http://schemas.openxmlformats.org/markup-compatibility/2006" xmlns:aink="http://schemas.microsoft.com/office/drawing/2016/ink" xmlns:am3d="http://schemas.microsoft.com/office/drawing/2017/model3d" xmlns:o="urn:schemas-microsoft-com:office:office" xmlns:oel="http://schemas.microsoft.com/office/2019/extlst" xmlns:r="http://schemas.openxmlformats.org/officeDocument/2006/relationships" xmlns:m="http://schemas.openxmlformats.org/officeDocument/2006/math" xmlns:v="urn:schemas-microsoft-com:vml" xmlns:wp14="http://schemas.microsoft.com/office/word/2010/wordprocessingDrawing" xmlns:wp="http://schemas.openxmlformats.org/drawingml/2006/wordprocessingDrawing" xmlns:w10="urn:schemas-microsoft-com:office:word" xmlns:w="http://schemas.openxmlformats.org/wordprocessingml/2006/main" xmlns:w14="http://schemas.microsoft.com/office/word/2010/wordml" xmlns:w15="http://schemas.microsoft.com/office/word/2012/wordml" xmlns:w16cex="http://schemas.microsoft.com/office/word/2018/wordml/cex" xmlns:w16cid="http://schemas.microsoft.com/office/word/2016/wordml/cid" xmlns:w16="http://schemas.microsoft.com/office/word/2018/wordml" xmlns:w16sdtdh="http://schemas.microsoft.com/office/word/2020/wordml/sdtdatahash" xmlns:w16se="http://schemas.microsoft.com/office/word/2015/wordml/symex" xmlns:wpg="http://schemas.microsoft.com/office/word/2010/wordprocessingGroup" xmlns:wpi="http://schemas.microsoft.com/office/word/2010/wordprocessingInk" xmlns:wne="http://schemas.microsoft.com/office/word/2006/wordml" xmlns:wps="http://schemas.microsoft.com/office/word/2010/wordprocessingShape" mc:Ignorable="w14 w15 w16se w16cid w16 w16cex w16sdtdh wp14">
   <w:abstractNum w:abstractNumId="0" w15:restartNumberingAfterBreak="0">
-    <w:nsid w:val="1AC35BE5"/>
+    <w:nsid w:val="205A580F"/>
     <w:multiLevelType w:val="hybridMultilevel"/>
-    <w:tmpl w:val="470E3864"/>
-    <w:lvl w:ilvl="0" w:tplc="D6A8739C">
+    <w:tmpl w:val="13E0FFD0"/>
+    <w:lvl w:ilvl="0" w:tplc="9AD68846">
       <w:start w:val="1"/>
       <w:numFmt w:val="decimal"/>
       <w:lvlText w:val="%1."/>
@@ -7105,7 +7239,7 @@
         <w:ind w:left="360" w:hanging="300"/>
       </w:pPr>
     </w:lvl>
-    <w:lvl w:ilvl="1" w:tplc="BB74C47E" w:tentative="1">
+    <w:lvl w:ilvl="1" w:tplc="69882366" w:tentative="1">
       <w:start w:val="1"/>
       <w:numFmt w:val="lowerLetter"/>
       <w:lvlText w:val="%2."/>
@@ -7114,47 +7248,47 @@
         <w:ind w:left="720" w:hanging="300"/>
       </w:pPr>
     </w:lvl>
-    <w:lvl w:ilvl="2" w:tplc="B1861634">
+    <w:lvl w:ilvl="2" w:tplc="4FEEEDAC">
       <w:numFmt w:val="decimal"/>
       <w:lvlText w:val=""/>
       <w:lvlJc w:val="left"/>
     </w:lvl>
-    <w:lvl w:ilvl="3" w:tplc="0632F6F0">
+    <w:lvl w:ilvl="3" w:tplc="9454FA9C">
       <w:numFmt w:val="decimal"/>
       <w:lvlText w:val=""/>
       <w:lvlJc w:val="left"/>
     </w:lvl>
-    <w:lvl w:ilvl="4" w:tplc="13DAD644">
+    <w:lvl w:ilvl="4" w:tplc="CB143380">
       <w:numFmt w:val="decimal"/>
       <w:lvlText w:val=""/>
       <w:lvlJc w:val="left"/>
     </w:lvl>
-    <w:lvl w:ilvl="5" w:tplc="AA4E1DD0">
+    <w:lvl w:ilvl="5" w:tplc="1B1AFFBA">
       <w:numFmt w:val="decimal"/>
       <w:lvlText w:val=""/>
       <w:lvlJc w:val="left"/>
     </w:lvl>
-    <w:lvl w:ilvl="6" w:tplc="2746FCE2">
+    <w:lvl w:ilvl="6" w:tplc="157C9A4E">
       <w:numFmt w:val="decimal"/>
       <w:lvlText w:val=""/>
       <w:lvlJc w:val="left"/>
     </w:lvl>
-    <w:lvl w:ilvl="7" w:tplc="2904CB0E">
+    <w:lvl w:ilvl="7" w:tplc="08668248">
       <w:numFmt w:val="decimal"/>
       <w:lvlText w:val=""/>
       <w:lvlJc w:val="left"/>
     </w:lvl>
-    <w:lvl w:ilvl="8" w:tplc="75E0B4EE">
+    <w:lvl w:ilvl="8" w:tplc="73343564">
       <w:numFmt w:val="decimal"/>
       <w:lvlText w:val=""/>
       <w:lvlJc w:val="left"/>
     </w:lvl>
   </w:abstractNum>
   <w:abstractNum w:abstractNumId="1" w15:restartNumberingAfterBreak="0">
-    <w:nsid w:val="217F2FC6"/>
+    <w:nsid w:val="30167771"/>
     <w:multiLevelType w:val="hybridMultilevel"/>
-    <w:tmpl w:val="14E4AB86"/>
-    <w:lvl w:ilvl="0" w:tplc="DFF67D34">
+    <w:tmpl w:val="09ECF280"/>
+    <w:lvl w:ilvl="0" w:tplc="A230A82C">
       <w:start w:val="1"/>
       <w:numFmt w:val="decimal"/>
       <w:lvlText w:val="%1."/>
@@ -7163,7 +7297,7 @@
         <w:ind w:left="360" w:hanging="300"/>
       </w:pPr>
     </w:lvl>
-    <w:lvl w:ilvl="1" w:tplc="D6F87A18" w:tentative="1">
+    <w:lvl w:ilvl="1" w:tplc="233E5C32" w:tentative="1">
       <w:start w:val="1"/>
       <w:numFmt w:val="lowerLetter"/>
       <w:lvlText w:val="%2."/>
@@ -7172,47 +7306,47 @@
         <w:ind w:left="720" w:hanging="300"/>
       </w:pPr>
     </w:lvl>
-    <w:lvl w:ilvl="2" w:tplc="51ACC9FA">
+    <w:lvl w:ilvl="2" w:tplc="4580CD24">
       <w:numFmt w:val="decimal"/>
       <w:lvlText w:val=""/>
       <w:lvlJc w:val="left"/>
     </w:lvl>
-    <w:lvl w:ilvl="3" w:tplc="15547AC4">
+    <w:lvl w:ilvl="3" w:tplc="5B229628">
       <w:numFmt w:val="decimal"/>
       <w:lvlText w:val=""/>
       <w:lvlJc w:val="left"/>
     </w:lvl>
-    <w:lvl w:ilvl="4" w:tplc="3438C40E">
+    <w:lvl w:ilvl="4" w:tplc="FD4048E4">
       <w:numFmt w:val="decimal"/>
       <w:lvlText w:val=""/>
       <w:lvlJc w:val="left"/>
     </w:lvl>
-    <w:lvl w:ilvl="5" w:tplc="FFB0C490">
+    <w:lvl w:ilvl="5" w:tplc="E5C2C8A6">
       <w:numFmt w:val="decimal"/>
       <w:lvlText w:val=""/>
       <w:lvlJc w:val="left"/>
     </w:lvl>
-    <w:lvl w:ilvl="6" w:tplc="85A485BA">
+    <w:lvl w:ilvl="6" w:tplc="0F8EF974">
       <w:numFmt w:val="decimal"/>
       <w:lvlText w:val=""/>
       <w:lvlJc w:val="left"/>
     </w:lvl>
-    <w:lvl w:ilvl="7" w:tplc="D60AF1E8">
+    <w:lvl w:ilvl="7" w:tplc="807C9DE4">
       <w:numFmt w:val="decimal"/>
       <w:lvlText w:val=""/>
       <w:lvlJc w:val="left"/>
     </w:lvl>
-    <w:lvl w:ilvl="8" w:tplc="D1203BCA">
+    <w:lvl w:ilvl="8" w:tplc="D11830DC">
       <w:numFmt w:val="decimal"/>
       <w:lvlText w:val=""/>
       <w:lvlJc w:val="left"/>
     </w:lvl>
   </w:abstractNum>
   <w:abstractNum w:abstractNumId="2" w15:restartNumberingAfterBreak="0">
-    <w:nsid w:val="26500ED3"/>
+    <w:nsid w:val="34E26D92"/>
     <w:multiLevelType w:val="hybridMultilevel"/>
-    <w:tmpl w:val="AB404E06"/>
-    <w:lvl w:ilvl="0" w:tplc="A69401E0">
+    <w:tmpl w:val="917CB5F2"/>
+    <w:lvl w:ilvl="0" w:tplc="A5681102">
       <w:start w:val="1"/>
       <w:numFmt w:val="decimal"/>
       <w:lvlText w:val="%1."/>
@@ -7221,7 +7355,7 @@
         <w:ind w:left="360" w:hanging="300"/>
       </w:pPr>
     </w:lvl>
-    <w:lvl w:ilvl="1" w:tplc="54743848" w:tentative="1">
+    <w:lvl w:ilvl="1" w:tplc="C2548DE4" w:tentative="1">
       <w:start w:val="1"/>
       <w:numFmt w:val="lowerLetter"/>
       <w:lvlText w:val="%2."/>
@@ -7230,47 +7364,105 @@
         <w:ind w:left="720" w:hanging="300"/>
       </w:pPr>
     </w:lvl>
-    <w:lvl w:ilvl="2" w:tplc="A67EA34A">
+    <w:lvl w:ilvl="2" w:tplc="D1BEF0A8">
       <w:numFmt w:val="decimal"/>
       <w:lvlText w:val=""/>
       <w:lvlJc w:val="left"/>
     </w:lvl>
-    <w:lvl w:ilvl="3" w:tplc="FB045A82">
+    <w:lvl w:ilvl="3" w:tplc="1F30F2DE">
       <w:numFmt w:val="decimal"/>
       <w:lvlText w:val=""/>
       <w:lvlJc w:val="left"/>
     </w:lvl>
-    <w:lvl w:ilvl="4" w:tplc="825EE24E">
+    <w:lvl w:ilvl="4" w:tplc="D36C748E">
       <w:numFmt w:val="decimal"/>
       <w:lvlText w:val=""/>
       <w:lvlJc w:val="left"/>
     </w:lvl>
-    <w:lvl w:ilvl="5" w:tplc="46720702">
+    <w:lvl w:ilvl="5" w:tplc="EA20603A">
       <w:numFmt w:val="decimal"/>
       <w:lvlText w:val=""/>
       <w:lvlJc w:val="left"/>
     </w:lvl>
-    <w:lvl w:ilvl="6" w:tplc="45821F5C">
+    <w:lvl w:ilvl="6" w:tplc="FF0C0ADA">
       <w:numFmt w:val="decimal"/>
       <w:lvlText w:val=""/>
       <w:lvlJc w:val="left"/>
     </w:lvl>
-    <w:lvl w:ilvl="7" w:tplc="8D6C1362">
+    <w:lvl w:ilvl="7" w:tplc="9782DE18">
       <w:numFmt w:val="decimal"/>
       <w:lvlText w:val=""/>
       <w:lvlJc w:val="left"/>
     </w:lvl>
-    <w:lvl w:ilvl="8" w:tplc="DEEE13CA">
+    <w:lvl w:ilvl="8" w:tplc="F15E32F0">
       <w:numFmt w:val="decimal"/>
       <w:lvlText w:val=""/>
       <w:lvlJc w:val="left"/>
     </w:lvl>
   </w:abstractNum>
   <w:abstractNum w:abstractNumId="3" w15:restartNumberingAfterBreak="0">
-    <w:nsid w:val="428D57D9"/>
+    <w:nsid w:val="35331FFA"/>
     <w:multiLevelType w:val="hybridMultilevel"/>
-    <w:tmpl w:val="BC048354"/>
-    <w:lvl w:ilvl="0" w:tplc="B0985F46">
+    <w:tmpl w:val="EE5CF3A0"/>
+    <w:lvl w:ilvl="0" w:tplc="F2AC538E" w:tentative="1">
+      <w:start w:val="1"/>
+      <w:numFmt w:val="bullet"/>
+      <w:lvlText w:val="•"/>
+      <w:lvlJc w:val="left"/>
+      <w:pPr>
+        <w:ind w:left="360" w:hanging="260"/>
+      </w:pPr>
+    </w:lvl>
+    <w:lvl w:ilvl="1" w:tplc="DB22604C" w:tentative="1">
+      <w:start w:val="1"/>
+      <w:numFmt w:val="bullet"/>
+      <w:lvlText w:val="–"/>
+      <w:lvlJc w:val="left"/>
+      <w:pPr>
+        <w:ind w:left="720" w:hanging="260"/>
+      </w:pPr>
+    </w:lvl>
+    <w:lvl w:ilvl="2" w:tplc="D662FE8A">
+      <w:numFmt w:val="decimal"/>
+      <w:lvlText w:val=""/>
+      <w:lvlJc w:val="left"/>
+    </w:lvl>
+    <w:lvl w:ilvl="3" w:tplc="8EF4C266">
+      <w:numFmt w:val="decimal"/>
+      <w:lvlText w:val=""/>
+      <w:lvlJc w:val="left"/>
+    </w:lvl>
+    <w:lvl w:ilvl="4" w:tplc="361EA6A6">
+      <w:numFmt w:val="decimal"/>
+      <w:lvlText w:val=""/>
+      <w:lvlJc w:val="left"/>
+    </w:lvl>
+    <w:lvl w:ilvl="5" w:tplc="AA9229E4">
+      <w:numFmt w:val="decimal"/>
+      <w:lvlText w:val=""/>
+      <w:lvlJc w:val="left"/>
+    </w:lvl>
+    <w:lvl w:ilvl="6" w:tplc="6CDA5E7A">
+      <w:numFmt w:val="decimal"/>
+      <w:lvlText w:val=""/>
+      <w:lvlJc w:val="left"/>
+    </w:lvl>
+    <w:lvl w:ilvl="7" w:tplc="E69CB624">
+      <w:numFmt w:val="decimal"/>
+      <w:lvlText w:val=""/>
+      <w:lvlJc w:val="left"/>
+    </w:lvl>
+    <w:lvl w:ilvl="8" w:tplc="0C72D900">
+      <w:numFmt w:val="decimal"/>
+      <w:lvlText w:val=""/>
+      <w:lvlJc w:val="left"/>
+    </w:lvl>
+  </w:abstractNum>
+  <w:abstractNum w:abstractNumId="4" w15:restartNumberingAfterBreak="0">
+    <w:nsid w:val="52636345"/>
+    <w:multiLevelType w:val="hybridMultilevel"/>
+    <w:tmpl w:val="33C228BE"/>
+    <w:lvl w:ilvl="0" w:tplc="4AE00A10">
       <w:start w:val="1"/>
       <w:numFmt w:val="decimal"/>
       <w:lvlText w:val="%1."/>
@@ -7279,7 +7471,7 @@
         <w:ind w:left="360" w:hanging="300"/>
       </w:pPr>
     </w:lvl>
-    <w:lvl w:ilvl="1" w:tplc="587AD4E4" w:tentative="1">
+    <w:lvl w:ilvl="1" w:tplc="476C5A0E" w:tentative="1">
       <w:start w:val="1"/>
       <w:numFmt w:val="lowerLetter"/>
       <w:lvlText w:val="%2."/>
@@ -7288,47 +7480,47 @@
         <w:ind w:left="720" w:hanging="300"/>
       </w:pPr>
     </w:lvl>
-    <w:lvl w:ilvl="2" w:tplc="D15401A6">
+    <w:lvl w:ilvl="2" w:tplc="45507548">
       <w:numFmt w:val="decimal"/>
       <w:lvlText w:val=""/>
       <w:lvlJc w:val="left"/>
     </w:lvl>
-    <w:lvl w:ilvl="3" w:tplc="BAEEEB8A">
+    <w:lvl w:ilvl="3" w:tplc="E730A7DE">
       <w:numFmt w:val="decimal"/>
       <w:lvlText w:val=""/>
       <w:lvlJc w:val="left"/>
     </w:lvl>
-    <w:lvl w:ilvl="4" w:tplc="A55EA99C">
+    <w:lvl w:ilvl="4" w:tplc="6972A1EE">
       <w:numFmt w:val="decimal"/>
       <w:lvlText w:val=""/>
       <w:lvlJc w:val="left"/>
     </w:lvl>
-    <w:lvl w:ilvl="5" w:tplc="6AE2C108">
+    <w:lvl w:ilvl="5" w:tplc="973C5D26">
       <w:numFmt w:val="decimal"/>
       <w:lvlText w:val=""/>
       <w:lvlJc w:val="left"/>
     </w:lvl>
-    <w:lvl w:ilvl="6" w:tplc="DFAEBAB8">
+    <w:lvl w:ilvl="6" w:tplc="150816C6">
       <w:numFmt w:val="decimal"/>
       <w:lvlText w:val=""/>
       <w:lvlJc w:val="left"/>
     </w:lvl>
-    <w:lvl w:ilvl="7" w:tplc="D04EF966">
+    <w:lvl w:ilvl="7" w:tplc="041041DA">
       <w:numFmt w:val="decimal"/>
       <w:lvlText w:val=""/>
       <w:lvlJc w:val="left"/>
     </w:lvl>
-    <w:lvl w:ilvl="8" w:tplc="7B90DF9E">
+    <w:lvl w:ilvl="8" w:tplc="A0BE276A">
       <w:numFmt w:val="decimal"/>
       <w:lvlText w:val=""/>
       <w:lvlJc w:val="left"/>
     </w:lvl>
   </w:abstractNum>
-  <w:abstractNum w:abstractNumId="4" w15:restartNumberingAfterBreak="0">
-    <w:nsid w:val="43DC06A2"/>
+  <w:abstractNum w:abstractNumId="5" w15:restartNumberingAfterBreak="0">
+    <w:nsid w:val="62D84D8D"/>
     <w:multiLevelType w:val="hybridMultilevel"/>
-    <w:tmpl w:val="43AEFAB0"/>
-    <w:lvl w:ilvl="0" w:tplc="D610D2A8">
+    <w:tmpl w:val="B1EE66C2"/>
+    <w:lvl w:ilvl="0" w:tplc="AF54D11E">
       <w:start w:val="1"/>
       <w:numFmt w:val="decimal"/>
       <w:lvlText w:val="%1."/>
@@ -7337,7 +7529,7 @@
         <w:ind w:left="360" w:hanging="300"/>
       </w:pPr>
     </w:lvl>
-    <w:lvl w:ilvl="1" w:tplc="FFF2B5DE" w:tentative="1">
+    <w:lvl w:ilvl="1" w:tplc="2876B614" w:tentative="1">
       <w:start w:val="1"/>
       <w:numFmt w:val="lowerLetter"/>
       <w:lvlText w:val="%2."/>
@@ -7346,47 +7538,133 @@
         <w:ind w:left="720" w:hanging="300"/>
       </w:pPr>
     </w:lvl>
-    <w:lvl w:ilvl="2" w:tplc="B8540B3C">
+    <w:lvl w:ilvl="2" w:tplc="CF161BEE">
       <w:numFmt w:val="decimal"/>
       <w:lvlText w:val=""/>
       <w:lvlJc w:val="left"/>
     </w:lvl>
-    <w:lvl w:ilvl="3" w:tplc="39469A14">
+    <w:lvl w:ilvl="3" w:tplc="F77C1394">
       <w:numFmt w:val="decimal"/>
       <w:lvlText w:val=""/>
       <w:lvlJc w:val="left"/>
     </w:lvl>
-    <w:lvl w:ilvl="4" w:tplc="8DDCAD98">
+    <w:lvl w:ilvl="4" w:tplc="57CA3D24">
       <w:numFmt w:val="decimal"/>
       <w:lvlText w:val=""/>
       <w:lvlJc w:val="left"/>
     </w:lvl>
-    <w:lvl w:ilvl="5" w:tplc="0B783A66">
+    <w:lvl w:ilvl="5" w:tplc="0CD4742C">
       <w:numFmt w:val="decimal"/>
       <w:lvlText w:val=""/>
       <w:lvlJc w:val="left"/>
     </w:lvl>
-    <w:lvl w:ilvl="6" w:tplc="ED16F9BA">
+    <w:lvl w:ilvl="6" w:tplc="26284310">
       <w:numFmt w:val="decimal"/>
       <w:lvlText w:val=""/>
       <w:lvlJc w:val="left"/>
     </w:lvl>
-    <w:lvl w:ilvl="7" w:tplc="E680745A">
+    <w:lvl w:ilvl="7" w:tplc="3850CFB0">
       <w:numFmt w:val="decimal"/>
       <w:lvlText w:val=""/>
       <w:lvlJc w:val="left"/>
     </w:lvl>
-    <w:lvl w:ilvl="8" w:tplc="3E022C34">
+    <w:lvl w:ilvl="8" w:tplc="2D2669A2">
       <w:numFmt w:val="decimal"/>
       <w:lvlText w:val=""/>
       <w:lvlJc w:val="left"/>
     </w:lvl>
   </w:abstractNum>
-  <w:abstractNum w:abstractNumId="5" w15:restartNumberingAfterBreak="0">
-    <w:nsid w:val="47E01799"/>
+  <w:abstractNum w:abstractNumId="6" w15:restartNumberingAfterBreak="0">
+    <w:nsid w:val="62DB2931"/>
     <w:multiLevelType w:val="hybridMultilevel"/>
-    <w:tmpl w:val="F37A3456"/>
-    <w:lvl w:ilvl="0" w:tplc="470290F8">
+    <w:tmpl w:val="08D4F604"/>
+    <w:lvl w:ilvl="0" w:tplc="7CCE828C" w:tentative="1">
+      <w:start w:val="1"/>
+      <w:numFmt w:val="bullet"/>
+      <w:lvlText w:val="●"/>
+      <w:lvlJc w:val="left"/>
+      <w:pPr>
+        <w:ind w:left="720" w:hanging="360"/>
+      </w:pPr>
+    </w:lvl>
+    <w:lvl w:ilvl="1" w:tplc="9E6C213C" w:tentative="1">
+      <w:start w:val="1"/>
+      <w:numFmt w:val="bullet"/>
+      <w:lvlText w:val="○"/>
+      <w:lvlJc w:val="left"/>
+      <w:pPr>
+        <w:ind w:left="1440" w:hanging="360"/>
+      </w:pPr>
+    </w:lvl>
+    <w:lvl w:ilvl="2" w:tplc="5174305A" w:tentative="1">
+      <w:start w:val="1"/>
+      <w:numFmt w:val="bullet"/>
+      <w:lvlText w:val="■"/>
+      <w:lvlJc w:val="left"/>
+      <w:pPr>
+        <w:ind w:left="2160" w:hanging="360"/>
+      </w:pPr>
+    </w:lvl>
+    <w:lvl w:ilvl="3" w:tplc="7302716E" w:tentative="1">
+      <w:start w:val="1"/>
+      <w:numFmt w:val="bullet"/>
+      <w:lvlText w:val="●"/>
+      <w:lvlJc w:val="left"/>
+      <w:pPr>
+        <w:ind w:left="2880" w:hanging="360"/>
+      </w:pPr>
+    </w:lvl>
+    <w:lvl w:ilvl="4" w:tplc="23061030" w:tentative="1">
+      <w:start w:val="1"/>
+      <w:numFmt w:val="bullet"/>
+      <w:lvlText w:val="○"/>
+      <w:lvlJc w:val="left"/>
+      <w:pPr>
+        <w:ind w:left="3600" w:hanging="360"/>
+      </w:pPr>
+    </w:lvl>
+    <w:lvl w:ilvl="5" w:tplc="4B4E504C" w:tentative="1">
+      <w:start w:val="1"/>
+      <w:numFmt w:val="bullet"/>
+      <w:lvlText w:val="■"/>
+      <w:lvlJc w:val="left"/>
+      <w:pPr>
+        <w:ind w:left="4320" w:hanging="360"/>
+      </w:pPr>
+    </w:lvl>
+    <w:lvl w:ilvl="6" w:tplc="E3AA99D6" w:tentative="1">
+      <w:start w:val="1"/>
+      <w:numFmt w:val="bullet"/>
+      <w:lvlText w:val="●"/>
+      <w:lvlJc w:val="left"/>
+      <w:pPr>
+        <w:ind w:left="5040" w:hanging="360"/>
+      </w:pPr>
+    </w:lvl>
+    <w:lvl w:ilvl="7" w:tplc="3A4A9B6E" w:tentative="1">
+      <w:start w:val="1"/>
+      <w:numFmt w:val="bullet"/>
+      <w:lvlText w:val="●"/>
+      <w:lvlJc w:val="left"/>
+      <w:pPr>
+        <w:ind w:left="5760" w:hanging="360"/>
+      </w:pPr>
+    </w:lvl>
+    <w:lvl w:ilvl="8" w:tplc="440AB306" w:tentative="1">
+      <w:start w:val="1"/>
+      <w:numFmt w:val="bullet"/>
+      <w:lvlText w:val="●"/>
+      <w:lvlJc w:val="left"/>
+      <w:pPr>
+        <w:ind w:left="6480" w:hanging="360"/>
+      </w:pPr>
+    </w:lvl>
+  </w:abstractNum>
+  <w:abstractNum w:abstractNumId="7" w15:restartNumberingAfterBreak="0">
+    <w:nsid w:val="634C1E78"/>
+    <w:multiLevelType w:val="hybridMultilevel"/>
+    <w:tmpl w:val="2B7241B2"/>
+    <w:lvl w:ilvl="0" w:tplc="CD607A52">
       <w:start w:val="1"/>
       <w:numFmt w:val="decimal"/>
       <w:lvlText w:val="%1."/>
@@ -7395,7 +7673,7 @@
         <w:ind w:left="360" w:hanging="300"/>
       </w:pPr>
     </w:lvl>
-    <w:lvl w:ilvl="1" w:tplc="E5523DF8" w:tentative="1">
+    <w:lvl w:ilvl="1" w:tplc="301AC32A" w:tentative="1">
       <w:start w:val="1"/>
       <w:numFmt w:val="lowerLetter"/>
       <w:lvlText w:val="%2."/>
@@ -7404,47 +7682,47 @@
         <w:ind w:left="720" w:hanging="300"/>
       </w:pPr>
     </w:lvl>
-    <w:lvl w:ilvl="2" w:tplc="A97EDBD4">
+    <w:lvl w:ilvl="2" w:tplc="BEB49B20">
       <w:numFmt w:val="decimal"/>
       <w:lvlText w:val=""/>
       <w:lvlJc w:val="left"/>
     </w:lvl>
-    <w:lvl w:ilvl="3" w:tplc="0D76ED72">
+    <w:lvl w:ilvl="3" w:tplc="B386A1BC">
       <w:numFmt w:val="decimal"/>
       <w:lvlText w:val=""/>
       <w:lvlJc w:val="left"/>
     </w:lvl>
-    <w:lvl w:ilvl="4" w:tplc="E27AE384">
+    <w:lvl w:ilvl="4" w:tplc="35E4D818">
       <w:numFmt w:val="decimal"/>
       <w:lvlText w:val=""/>
       <w:lvlJc w:val="left"/>
     </w:lvl>
-    <w:lvl w:ilvl="5" w:tplc="C79AE0EE">
+    <w:lvl w:ilvl="5" w:tplc="8BE0AEB8">
       <w:numFmt w:val="decimal"/>
       <w:lvlText w:val=""/>
       <w:lvlJc w:val="left"/>
     </w:lvl>
-    <w:lvl w:ilvl="6" w:tplc="9050BAE0">
+    <w:lvl w:ilvl="6" w:tplc="477AAB48">
       <w:numFmt w:val="decimal"/>
       <w:lvlText w:val=""/>
       <w:lvlJc w:val="left"/>
     </w:lvl>
-    <w:lvl w:ilvl="7" w:tplc="CE7600AC">
+    <w:lvl w:ilvl="7" w:tplc="772AFB1A">
       <w:numFmt w:val="decimal"/>
       <w:lvlText w:val=""/>
       <w:lvlJc w:val="left"/>
     </w:lvl>
-    <w:lvl w:ilvl="8" w:tplc="2BD6313C">
+    <w:lvl w:ilvl="8" w:tplc="DE60B756">
       <w:numFmt w:val="decimal"/>
       <w:lvlText w:val=""/>
       <w:lvlJc w:val="left"/>
     </w:lvl>
   </w:abstractNum>
-  <w:abstractNum w:abstractNumId="6" w15:restartNumberingAfterBreak="0">
-    <w:nsid w:val="4F8D0754"/>
+  <w:abstractNum w:abstractNumId="8" w15:restartNumberingAfterBreak="0">
+    <w:nsid w:val="64596B13"/>
     <w:multiLevelType w:val="hybridMultilevel"/>
-    <w:tmpl w:val="C1B85352"/>
-    <w:lvl w:ilvl="0" w:tplc="01685090">
+    <w:tmpl w:val="2A3213A8"/>
+    <w:lvl w:ilvl="0" w:tplc="7DC8D1CC">
       <w:start w:val="1"/>
       <w:numFmt w:val="decimal"/>
       <w:lvlText w:val="%1."/>
@@ -7453,7 +7731,7 @@
         <w:ind w:left="360" w:hanging="300"/>
       </w:pPr>
     </w:lvl>
-    <w:lvl w:ilvl="1" w:tplc="F460A284" w:tentative="1">
+    <w:lvl w:ilvl="1" w:tplc="F87EC3F0" w:tentative="1">
       <w:start w:val="1"/>
       <w:numFmt w:val="lowerLetter"/>
       <w:lvlText w:val="%2."/>
@@ -7462,47 +7740,47 @@
         <w:ind w:left="720" w:hanging="300"/>
       </w:pPr>
     </w:lvl>
-    <w:lvl w:ilvl="2" w:tplc="093EE6D4">
+    <w:lvl w:ilvl="2" w:tplc="4836C41C">
       <w:numFmt w:val="decimal"/>
       <w:lvlText w:val=""/>
       <w:lvlJc w:val="left"/>
     </w:lvl>
-    <w:lvl w:ilvl="3" w:tplc="D5C8DF02">
+    <w:lvl w:ilvl="3" w:tplc="12E2BF64">
       <w:numFmt w:val="decimal"/>
       <w:lvlText w:val=""/>
       <w:lvlJc w:val="left"/>
     </w:lvl>
-    <w:lvl w:ilvl="4" w:tplc="F0544718">
+    <w:lvl w:ilvl="4" w:tplc="E662F168">
       <w:numFmt w:val="decimal"/>
       <w:lvlText w:val=""/>
       <w:lvlJc w:val="left"/>
     </w:lvl>
-    <w:lvl w:ilvl="5" w:tplc="E05CC814">
+    <w:lvl w:ilvl="5" w:tplc="A740D53C">
       <w:numFmt w:val="decimal"/>
       <w:lvlText w:val=""/>
       <w:lvlJc w:val="left"/>
     </w:lvl>
-    <w:lvl w:ilvl="6" w:tplc="2A042622">
+    <w:lvl w:ilvl="6" w:tplc="0CEE6716">
       <w:numFmt w:val="decimal"/>
       <w:lvlText w:val=""/>
       <w:lvlJc w:val="left"/>
     </w:lvl>
-    <w:lvl w:ilvl="7" w:tplc="6240AC16">
+    <w:lvl w:ilvl="7" w:tplc="40A69ABC">
       <w:numFmt w:val="decimal"/>
       <w:lvlText w:val=""/>
       <w:lvlJc w:val="left"/>
     </w:lvl>
-    <w:lvl w:ilvl="8" w:tplc="5FDCFC54">
+    <w:lvl w:ilvl="8" w:tplc="9BCEACEC">
       <w:numFmt w:val="decimal"/>
       <w:lvlText w:val=""/>
       <w:lvlJc w:val="left"/>
     </w:lvl>
   </w:abstractNum>
-  <w:abstractNum w:abstractNumId="7" w15:restartNumberingAfterBreak="0">
-    <w:nsid w:val="55514F19"/>
+  <w:abstractNum w:abstractNumId="9" w15:restartNumberingAfterBreak="0">
+    <w:nsid w:val="770B3568"/>
     <w:multiLevelType w:val="hybridMultilevel"/>
-    <w:tmpl w:val="65C800C2"/>
-    <w:lvl w:ilvl="0" w:tplc="7A6CF1D0">
+    <w:tmpl w:val="1A64D3BE"/>
+    <w:lvl w:ilvl="0" w:tplc="B248E6A2">
       <w:start w:val="1"/>
       <w:numFmt w:val="decimal"/>
       <w:lvlText w:val="%1."/>
@@ -7511,7 +7789,7 @@
         <w:ind w:left="360" w:hanging="300"/>
       </w:pPr>
     </w:lvl>
-    <w:lvl w:ilvl="1" w:tplc="5DB09664" w:tentative="1">
+    <w:lvl w:ilvl="1" w:tplc="776AB7CE" w:tentative="1">
       <w:start w:val="1"/>
       <w:numFmt w:val="lowerLetter"/>
       <w:lvlText w:val="%2."/>
@@ -7520,191 +7798,47 @@
         <w:ind w:left="720" w:hanging="300"/>
       </w:pPr>
     </w:lvl>
-    <w:lvl w:ilvl="2" w:tplc="FD067582">
+    <w:lvl w:ilvl="2" w:tplc="E5904BB6">
       <w:numFmt w:val="decimal"/>
       <w:lvlText w:val=""/>
       <w:lvlJc w:val="left"/>
     </w:lvl>
-    <w:lvl w:ilvl="3" w:tplc="967237D8">
+    <w:lvl w:ilvl="3" w:tplc="F68035A6">
       <w:numFmt w:val="decimal"/>
       <w:lvlText w:val=""/>
       <w:lvlJc w:val="left"/>
     </w:lvl>
-    <w:lvl w:ilvl="4" w:tplc="DC5A123C">
+    <w:lvl w:ilvl="4" w:tplc="8AFC4776">
       <w:numFmt w:val="decimal"/>
       <w:lvlText w:val=""/>
       <w:lvlJc w:val="left"/>
     </w:lvl>
-    <w:lvl w:ilvl="5" w:tplc="CC042DCC">
+    <w:lvl w:ilvl="5" w:tplc="DE7615D6">
       <w:numFmt w:val="decimal"/>
       <w:lvlText w:val=""/>
       <w:lvlJc w:val="left"/>
     </w:lvl>
-    <w:lvl w:ilvl="6" w:tplc="3452B7C8">
+    <w:lvl w:ilvl="6" w:tplc="2958957E">
       <w:numFmt w:val="decimal"/>
       <w:lvlText w:val=""/>
       <w:lvlJc w:val="left"/>
     </w:lvl>
-    <w:lvl w:ilvl="7" w:tplc="2B7ED050">
+    <w:lvl w:ilvl="7" w:tplc="688AEC3A">
       <w:numFmt w:val="decimal"/>
       <w:lvlText w:val=""/>
       <w:lvlJc w:val="left"/>
     </w:lvl>
-    <w:lvl w:ilvl="8" w:tplc="42B0DEEC">
+    <w:lvl w:ilvl="8" w:tplc="F9889F9A">
       <w:numFmt w:val="decimal"/>
       <w:lvlText w:val=""/>
       <w:lvlJc w:val="left"/>
     </w:lvl>
   </w:abstractNum>
-  <w:abstractNum w:abstractNumId="8" w15:restartNumberingAfterBreak="0">
-    <w:nsid w:val="5EC50147"/>
+  <w:abstractNum w:abstractNumId="10" w15:restartNumberingAfterBreak="0">
+    <w:nsid w:val="7C5645B8"/>
     <w:multiLevelType w:val="hybridMultilevel"/>
-    <w:tmpl w:val="56C42154"/>
-    <w:lvl w:ilvl="0" w:tplc="E4542078" w:tentative="1">
-      <w:start w:val="1"/>
-      <w:numFmt w:val="bullet"/>
-      <w:lvlText w:val="●"/>
-      <w:lvlJc w:val="left"/>
-      <w:pPr>
-        <w:ind w:left="720" w:hanging="360"/>
-      </w:pPr>
-    </w:lvl>
-    <w:lvl w:ilvl="1" w:tplc="27B6DD14" w:tentative="1">
-      <w:start w:val="1"/>
-      <w:numFmt w:val="bullet"/>
-      <w:lvlText w:val="○"/>
-      <w:lvlJc w:val="left"/>
-      <w:pPr>
-        <w:ind w:left="1440" w:hanging="360"/>
-      </w:pPr>
-    </w:lvl>
-    <w:lvl w:ilvl="2" w:tplc="ED0C6720" w:tentative="1">
-      <w:start w:val="1"/>
-      <w:numFmt w:val="bullet"/>
-      <w:lvlText w:val="■"/>
-      <w:lvlJc w:val="left"/>
-      <w:pPr>
-        <w:ind w:left="2160" w:hanging="360"/>
-      </w:pPr>
-    </w:lvl>
-    <w:lvl w:ilvl="3" w:tplc="A522B8A0" w:tentative="1">
-      <w:start w:val="1"/>
-      <w:numFmt w:val="bullet"/>
-      <w:lvlText w:val="●"/>
-      <w:lvlJc w:val="left"/>
-      <w:pPr>
-        <w:ind w:left="2880" w:hanging="360"/>
-      </w:pPr>
-    </w:lvl>
-    <w:lvl w:ilvl="4" w:tplc="6458051E" w:tentative="1">
-      <w:start w:val="1"/>
-      <w:numFmt w:val="bullet"/>
-      <w:lvlText w:val="○"/>
-      <w:lvlJc w:val="left"/>
-      <w:pPr>
-        <w:ind w:left="3600" w:hanging="360"/>
-      </w:pPr>
-    </w:lvl>
-    <w:lvl w:ilvl="5" w:tplc="A9942ACA" w:tentative="1">
-      <w:start w:val="1"/>
-      <w:numFmt w:val="bullet"/>
-      <w:lvlText w:val="■"/>
-      <w:lvlJc w:val="left"/>
-      <w:pPr>
-        <w:ind w:left="4320" w:hanging="360"/>
-      </w:pPr>
-    </w:lvl>
-    <w:lvl w:ilvl="6" w:tplc="F54649EC" w:tentative="1">
-      <w:start w:val="1"/>
-      <w:numFmt w:val="bullet"/>
-      <w:lvlText w:val="●"/>
-      <w:lvlJc w:val="left"/>
-      <w:pPr>
-        <w:ind w:left="5040" w:hanging="360"/>
-      </w:pPr>
-    </w:lvl>
-    <w:lvl w:ilvl="7" w:tplc="55CCE374" w:tentative="1">
-      <w:start w:val="1"/>
-      <w:numFmt w:val="bullet"/>
-      <w:lvlText w:val="●"/>
-      <w:lvlJc w:val="left"/>
-      <w:pPr>
-        <w:ind w:left="5760" w:hanging="360"/>
-      </w:pPr>
-    </w:lvl>
-    <w:lvl w:ilvl="8" w:tplc="9E0493FC" w:tentative="1">
-      <w:start w:val="1"/>
-      <w:numFmt w:val="bullet"/>
-      <w:lvlText w:val="●"/>
-      <w:lvlJc w:val="left"/>
-      <w:pPr>
-        <w:ind w:left="6480" w:hanging="360"/>
-      </w:pPr>
-    </w:lvl>
-  </w:abstractNum>
-  <w:abstractNum w:abstractNumId="9" w15:restartNumberingAfterBreak="0">
-    <w:nsid w:val="6DED6915"/>
-    <w:multiLevelType w:val="hybridMultilevel"/>
-    <w:tmpl w:val="14D6BF00"/>
-    <w:lvl w:ilvl="0" w:tplc="F728408A" w:tentative="1">
-      <w:start w:val="1"/>
-      <w:numFmt w:val="bullet"/>
-      <w:lvlText w:val="•"/>
-      <w:lvlJc w:val="left"/>
-      <w:pPr>
-        <w:ind w:left="360" w:hanging="260"/>
-      </w:pPr>
-    </w:lvl>
-    <w:lvl w:ilvl="1" w:tplc="73A6072C" w:tentative="1">
-      <w:start w:val="1"/>
-      <w:numFmt w:val="bullet"/>
-      <w:lvlText w:val="–"/>
-      <w:lvlJc w:val="left"/>
-      <w:pPr>
-        <w:ind w:left="720" w:hanging="260"/>
-      </w:pPr>
-    </w:lvl>
-    <w:lvl w:ilvl="2" w:tplc="A07EA7EA">
-      <w:numFmt w:val="decimal"/>
-      <w:lvlText w:val=""/>
-      <w:lvlJc w:val="left"/>
-    </w:lvl>
-    <w:lvl w:ilvl="3" w:tplc="51A450C2">
-      <w:numFmt w:val="decimal"/>
-      <w:lvlText w:val=""/>
-      <w:lvlJc w:val="left"/>
-    </w:lvl>
-    <w:lvl w:ilvl="4" w:tplc="A98ABFB0">
-      <w:numFmt w:val="decimal"/>
-      <w:lvlText w:val=""/>
-      <w:lvlJc w:val="left"/>
-    </w:lvl>
-    <w:lvl w:ilvl="5" w:tplc="7C1E0D94">
-      <w:numFmt w:val="decimal"/>
-      <w:lvlText w:val=""/>
-      <w:lvlJc w:val="left"/>
-    </w:lvl>
-    <w:lvl w:ilvl="6" w:tplc="27AA1760">
-      <w:numFmt w:val="decimal"/>
-      <w:lvlText w:val=""/>
-      <w:lvlJc w:val="left"/>
-    </w:lvl>
-    <w:lvl w:ilvl="7" w:tplc="27D686E6">
-      <w:numFmt w:val="decimal"/>
-      <w:lvlText w:val=""/>
-      <w:lvlJc w:val="left"/>
-    </w:lvl>
-    <w:lvl w:ilvl="8" w:tplc="CF162906">
-      <w:numFmt w:val="decimal"/>
-      <w:lvlText w:val=""/>
-      <w:lvlJc w:val="left"/>
-    </w:lvl>
-  </w:abstractNum>
-  <w:abstractNum w:abstractNumId="10" w15:restartNumberingAfterBreak="0">
-    <w:nsid w:val="7D3360EE"/>
-    <w:multiLevelType w:val="hybridMultilevel"/>
-    <w:tmpl w:val="ABDA4B34"/>
-    <w:lvl w:ilvl="0" w:tplc="9B6AE170">
+    <w:tmpl w:val="DB0E4D4A"/>
+    <w:lvl w:ilvl="0" w:tplc="A09E426C">
       <w:start w:val="1"/>
       <w:numFmt w:val="decimal"/>
       <w:lvlText w:val="%1."/>
@@ -7713,7 +7847,7 @@
         <w:ind w:left="360" w:hanging="300"/>
       </w:pPr>
     </w:lvl>
-    <w:lvl w:ilvl="1" w:tplc="1D9A1586" w:tentative="1">
+    <w:lvl w:ilvl="1" w:tplc="7FFEA994" w:tentative="1">
       <w:start w:val="1"/>
       <w:numFmt w:val="lowerLetter"/>
       <w:lvlText w:val="%2."/>
@@ -7722,98 +7856,98 @@
         <w:ind w:left="720" w:hanging="300"/>
       </w:pPr>
     </w:lvl>
-    <w:lvl w:ilvl="2" w:tplc="0AF49BF2">
+    <w:lvl w:ilvl="2" w:tplc="03067C2A">
       <w:numFmt w:val="decimal"/>
       <w:lvlText w:val=""/>
       <w:lvlJc w:val="left"/>
     </w:lvl>
-    <w:lvl w:ilvl="3" w:tplc="F82A0324">
+    <w:lvl w:ilvl="3" w:tplc="C04E08BE">
       <w:numFmt w:val="decimal"/>
       <w:lvlText w:val=""/>
       <w:lvlJc w:val="left"/>
     </w:lvl>
-    <w:lvl w:ilvl="4" w:tplc="D6BA4BAE">
+    <w:lvl w:ilvl="4" w:tplc="E25C640A">
       <w:numFmt w:val="decimal"/>
       <w:lvlText w:val=""/>
       <w:lvlJc w:val="left"/>
     </w:lvl>
-    <w:lvl w:ilvl="5" w:tplc="D1BC91EC">
+    <w:lvl w:ilvl="5" w:tplc="2E4EAF64">
       <w:numFmt w:val="decimal"/>
       <w:lvlText w:val=""/>
       <w:lvlJc w:val="left"/>
     </w:lvl>
-    <w:lvl w:ilvl="6" w:tplc="8AA8F670">
+    <w:lvl w:ilvl="6" w:tplc="29585C60">
       <w:numFmt w:val="decimal"/>
       <w:lvlText w:val=""/>
       <w:lvlJc w:val="left"/>
     </w:lvl>
-    <w:lvl w:ilvl="7" w:tplc="DA26A494">
+    <w:lvl w:ilvl="7" w:tplc="3C2AA6DC">
       <w:numFmt w:val="decimal"/>
       <w:lvlText w:val=""/>
       <w:lvlJc w:val="left"/>
     </w:lvl>
-    <w:lvl w:ilvl="8" w:tplc="6504A636">
+    <w:lvl w:ilvl="8" w:tplc="D5AA6E5E">
       <w:numFmt w:val="decimal"/>
       <w:lvlText w:val=""/>
       <w:lvlJc w:val="left"/>
     </w:lvl>
   </w:abstractNum>
-  <w:num w:numId="1" w16cid:durableId="442918761">
+  <w:num w:numId="1" w16cid:durableId="1592662491">
+    <w:abstractNumId w:val="6"/>
+    <w:lvlOverride w:ilvl="0">
+      <w:startOverride w:val="1"/>
+    </w:lvlOverride>
+  </w:num>
+  <w:num w:numId="2" w16cid:durableId="1393430534">
+    <w:abstractNumId w:val="1"/>
+    <w:lvlOverride w:ilvl="0">
+      <w:startOverride w:val="1"/>
+    </w:lvlOverride>
+  </w:num>
+  <w:num w:numId="3" w16cid:durableId="575674674">
     <w:abstractNumId w:val="8"/>
     <w:lvlOverride w:ilvl="0">
       <w:startOverride w:val="1"/>
     </w:lvlOverride>
   </w:num>
-  <w:num w:numId="2" w16cid:durableId="1357462230">
-    <w:abstractNumId w:val="1"/>
+  <w:num w:numId="4" w16cid:durableId="1288311851">
+    <w:abstractNumId w:val="10"/>
     <w:lvlOverride w:ilvl="0">
       <w:startOverride w:val="1"/>
     </w:lvlOverride>
   </w:num>
-  <w:num w:numId="3" w16cid:durableId="1333025764">
+  <w:num w:numId="5" w16cid:durableId="143740769">
+    <w:abstractNumId w:val="2"/>
+    <w:lvlOverride w:ilvl="0">
+      <w:startOverride w:val="1"/>
+    </w:lvlOverride>
+  </w:num>
+  <w:num w:numId="6" w16cid:durableId="1323586575">
+    <w:abstractNumId w:val="7"/>
+    <w:lvlOverride w:ilvl="0">
+      <w:startOverride w:val="1"/>
+    </w:lvlOverride>
+  </w:num>
+  <w:num w:numId="7" w16cid:durableId="1295520573">
+    <w:abstractNumId w:val="5"/>
+    <w:lvlOverride w:ilvl="0">
+      <w:startOverride w:val="1"/>
+    </w:lvlOverride>
+  </w:num>
+  <w:num w:numId="8" w16cid:durableId="402991142">
     <w:abstractNumId w:val="4"/>
     <w:lvlOverride w:ilvl="0">
       <w:startOverride w:val="1"/>
     </w:lvlOverride>
   </w:num>
-  <w:num w:numId="4" w16cid:durableId="506864699">
-    <w:abstractNumId w:val="0"/>
+  <w:num w:numId="9" w16cid:durableId="1494906073">
+    <w:abstractNumId w:val="9"/>
     <w:lvlOverride w:ilvl="0">
       <w:startOverride w:val="1"/>
     </w:lvlOverride>
   </w:num>
-  <w:num w:numId="5" w16cid:durableId="1129738383">
-    <w:abstractNumId w:val="3"/>
-    <w:lvlOverride w:ilvl="0">
-      <w:startOverride w:val="1"/>
-    </w:lvlOverride>
-  </w:num>
-  <w:num w:numId="6" w16cid:durableId="1232353839">
-    <w:abstractNumId w:val="10"/>
-    <w:lvlOverride w:ilvl="0">
-      <w:startOverride w:val="1"/>
-    </w:lvlOverride>
-  </w:num>
-  <w:num w:numId="7" w16cid:durableId="816847253">
-    <w:abstractNumId w:val="5"/>
-    <w:lvlOverride w:ilvl="0">
-      <w:startOverride w:val="1"/>
-    </w:lvlOverride>
-  </w:num>
-  <w:num w:numId="8" w16cid:durableId="1778595364">
-    <w:abstractNumId w:val="6"/>
-    <w:lvlOverride w:ilvl="0">
-      <w:startOverride w:val="1"/>
-    </w:lvlOverride>
-  </w:num>
-  <w:num w:numId="9" w16cid:durableId="401608096">
-    <w:abstractNumId w:val="2"/>
-    <w:lvlOverride w:ilvl="0">
-      <w:startOverride w:val="1"/>
-    </w:lvlOverride>
-  </w:num>
-  <w:num w:numId="10" w16cid:durableId="1670131812">
-    <w:abstractNumId w:val="7"/>
+  <w:num w:numId="10" w16cid:durableId="1985698414">
+    <w:abstractNumId w:val="0"/>
     <w:lvlOverride w:ilvl="0">
       <w:startOverride w:val="1"/>
     </w:lvlOverride>
@@ -8494,7 +8628,7 @@
     <w:autoRedefine/>
     <w:uiPriority w:val="39"/>
     <w:unhideWhenUsed/>
-    <w:rsid w:val="003569BC"/>
+    <w:rsid w:val="0093538A"/>
     <w:pPr>
       <w:spacing w:after="100"/>
     </w:pPr>
